--- a/4.质量管理/2.运行记录类文件/ZGS-04-11-2025年度运维服务质量管理内审计划.docx
+++ b/4.质量管理/2.运行记录类文件/ZGS-04-11-2025年度运维服务质量管理内审计划.docx
@@ -1,10 +1,11 @@
 
 <file path=word/document.xml><?xml version="1.0" encoding="utf-8"?>
-<w:document xmlns:wpc="http://schemas.microsoft.com/office/word/2010/wordprocessingCanvas" xmlns:mc="http://schemas.openxmlformats.org/markup-compatibility/2006" xmlns:o="urn:schemas-microsoft-com:office:office" xmlns:r="http://schemas.openxmlformats.org/officeDocument/2006/relationships" xmlns:m="http://schemas.openxmlformats.org/officeDocument/2006/math" xmlns:v="urn:schemas-microsoft-com:vml" xmlns:wp14="http://schemas.microsoft.com/office/word/2010/wordprocessingDrawing" xmlns:wp="http://schemas.openxmlformats.org/drawingml/2006/wordprocessingDrawing" xmlns:w="http://schemas.openxmlformats.org/wordprocessingml/2006/main" xmlns:w14="http://schemas.microsoft.com/office/word/2010/wordml" xmlns:w10="urn:schemas-microsoft-com:office:word" xmlns:w15="http://schemas.microsoft.com/office/word/2012/wordml" xmlns:wpg="http://schemas.microsoft.com/office/word/2010/wordprocessingGroup" xmlns:wpi="http://schemas.microsoft.com/office/word/2010/wordprocessingInk" xmlns:wne="http://schemas.microsoft.com/office/word/2006/wordml" xmlns:wps="http://schemas.microsoft.com/office/word/2010/wordprocessingShape" xmlns:wpsCustomData="http://www.wps.cn/officeDocument/2013/wpsCustomData" mc:Ignorable="w14 w15 wp14">
+<w:document xmlns:wpc="http://schemas.microsoft.com/office/word/2010/wordprocessingCanvas" xmlns:mc="http://schemas.openxmlformats.org/markup-compatibility/2006" xmlns:o="urn:schemas-microsoft-com:office:office" xmlns:r="http://schemas.openxmlformats.org/officeDocument/2006/relationships" xmlns:m="http://schemas.openxmlformats.org/officeDocument/2006/math" xmlns:v="urn:schemas-microsoft-com:vml" xmlns:wp14="http://schemas.microsoft.com/office/word/2010/wordprocessingDrawing" xmlns:wp="http://schemas.openxmlformats.org/drawingml/2006/wordprocessingDrawing" xmlns:w10="urn:schemas-microsoft-com:office:word" xmlns:w="http://schemas.openxmlformats.org/wordprocessingml/2006/main" xmlns:w14="http://schemas.microsoft.com/office/word/2010/wordml" xmlns:w15="http://schemas.microsoft.com/office/word/2012/wordml" xmlns:wne="http://schemas.microsoft.com/office/word/2006/wordml" xmlns:wpg="http://schemas.microsoft.com/office/word/2010/wordprocessingGroup" xmlns:wpi="http://schemas.microsoft.com/office/word/2010/wordprocessingInk" xmlns:wps="http://schemas.microsoft.com/office/word/2010/wordprocessingShape" mc:Ignorable="w14 w15 wp14">
+  <!-- Generated by Aspose.Words for .NET 13.3.0.1 -->
   <w:body>
     <w:p>
       <w:pPr>
-        <w:pStyle w:val="24"/>
+        <w:pStyle w:val="a"/>
         <w:keepNext w:val="0"/>
         <w:keepLines w:val="0"/>
         <w:pageBreakBefore w:val="0"/>
@@ -24,7 +25,7 @@
       <w:bookmarkStart w:id="0" w:name="_Toc2269"/>
       <w:r>
         <w:drawing>
-          <wp:anchor distT="0" distB="0" distL="114300" distR="114300" simplePos="0" relativeHeight="251660288" behindDoc="1" locked="0" layoutInCell="1" allowOverlap="1">
+          <wp:anchor distT="0" distB="0" distL="114300" distR="114300" simplePos="0" relativeHeight="251659264" behindDoc="1" locked="0" layoutInCell="1" allowOverlap="1">
             <wp:simplePos x="0" y="0"/>
             <wp:positionH relativeFrom="column">
               <wp:posOffset>0</wp:posOffset>
@@ -49,7 +50,7 @@
                     </pic:cNvPicPr>
                   </pic:nvPicPr>
                   <pic:blipFill>
-                    <a:blip r:embed="rId12"/>
+                    <a:blip xmlns:r="http://schemas.openxmlformats.org/officeDocument/2006/relationships" r:embed="rId4"/>
                     <a:stretch>
                       <a:fillRect/>
                     </a:stretch>
@@ -79,7 +80,7 @@
           <w:lang w:val="en-US" w:eastAsia="zh-CN"/>
         </w:rPr>
         <w:drawing>
-          <wp:anchor distT="0" distB="0" distL="114300" distR="114300" simplePos="0" relativeHeight="251659264" behindDoc="1" locked="0" layoutInCell="1" allowOverlap="1">
+          <wp:anchor distT="0" distB="0" distL="114300" distR="114300" simplePos="0" relativeHeight="251658240" behindDoc="1" locked="0" layoutInCell="1" allowOverlap="1">
             <wp:simplePos x="0" y="0"/>
             <wp:positionH relativeFrom="column">
               <wp:posOffset>635</wp:posOffset>
@@ -104,7 +105,7 @@
                     </pic:cNvPicPr>
                   </pic:nvPicPr>
                   <pic:blipFill>
-                    <a:blip r:embed="rId13">
+                    <a:blip xmlns:r="http://schemas.openxmlformats.org/officeDocument/2006/relationships" r:embed="rId5">
                       <a:alphaModFix amt="58000"/>
                       <a:lum contrast="-52000"/>
                     </a:blip>
@@ -138,7 +139,7 @@
     </w:p>
     <w:p>
       <w:pPr>
-        <w:pStyle w:val="25"/>
+        <w:pStyle w:val="a0"/>
         <w:keepNext w:val="0"/>
         <w:keepLines w:val="0"/>
         <w:pageBreakBefore w:val="0"/>
@@ -185,11 +186,11 @@
         <w:adjustRightInd w:val="0"/>
         <w:snapToGrid w:val="0"/>
         <w:spacing w:after="624" w:afterLines="200" w:line="219" w:lineRule="auto"/>
-        <w:ind w:left="0" w:leftChars="0" w:right="0" w:rightChars="0" w:firstLine="0" w:firstLineChars="0"/>
+        <w:ind w:left="0" w:right="0" w:firstLine="0" w:leftChars="0" w:rightChars="0" w:firstLineChars="0"/>
         <w:jc w:val="center"/>
         <w:textAlignment w:val="baseline"/>
         <w:rPr>
-          <w:rFonts w:hint="default" w:ascii="宋体" w:hAnsi="宋体" w:eastAsia="宋体" w:cs="宋体"/>
+          <w:rFonts w:ascii="宋体" w:eastAsia="宋体" w:hAnsi="宋体" w:cs="宋体" w:hint="default"/>
           <w:sz w:val="24"/>
           <w:szCs w:val="24"/>
           <w:lang w:val="en-US" w:eastAsia="zh-CN"/>
@@ -197,7 +198,7 @@
       </w:pPr>
       <w:r>
         <w:rPr>
-          <w:rFonts w:ascii="宋体" w:hAnsi="宋体" w:eastAsia="宋体" w:cs="宋体"/>
+          <w:rFonts w:ascii="宋体" w:eastAsia="宋体" w:hAnsi="宋体" w:cs="宋体"/>
           <w:b/>
           <w:bCs/>
           <w:spacing w:val="-3"/>
@@ -209,18 +210,17 @@
     </w:p>
     <w:tbl>
       <w:tblPr>
-        <w:tblStyle w:val="21"/>
+        <w:tblStyle w:val="TableGrid"/>
         <w:tblW w:w="0" w:type="auto"/>
         <w:jc w:val="center"/>
         <w:tblBorders>
-          <w:top w:val="none" w:color="auto" w:sz="0" w:space="0"/>
-          <w:left w:val="none" w:color="auto" w:sz="0" w:space="0"/>
-          <w:bottom w:val="none" w:color="auto" w:sz="0" w:space="0"/>
-          <w:right w:val="none" w:color="auto" w:sz="0" w:space="0"/>
-          <w:insideH w:val="none" w:color="auto" w:sz="0" w:space="0"/>
-          <w:insideV w:val="none" w:color="auto" w:sz="0" w:space="0"/>
+          <w:top w:val="nil"/>
+          <w:left w:val="nil"/>
+          <w:bottom w:val="nil"/>
+          <w:right w:val="nil"/>
+          <w:insideH w:val="nil"/>
+          <w:insideV w:val="nil"/>
         </w:tblBorders>
-        <w:tblLayout w:type="autofit"/>
         <w:tblCellMar>
           <w:top w:w="0" w:type="dxa"/>
           <w:left w:w="108" w:type="dxa"/>
@@ -234,13 +234,15 @@
       </w:tblGrid>
       <w:tr>
         <w:tblPrEx>
+          <w:tblW w:w="0" w:type="auto"/>
+          <w:jc w:val="center"/>
           <w:tblBorders>
-            <w:top w:val="none" w:color="auto" w:sz="0" w:space="0"/>
-            <w:left w:val="none" w:color="auto" w:sz="0" w:space="0"/>
-            <w:bottom w:val="none" w:color="auto" w:sz="0" w:space="0"/>
-            <w:right w:val="none" w:color="auto" w:sz="0" w:space="0"/>
-            <w:insideH w:val="none" w:color="auto" w:sz="0" w:space="0"/>
-            <w:insideV w:val="none" w:color="auto" w:sz="0" w:space="0"/>
+            <w:top w:val="nil"/>
+            <w:left w:val="nil"/>
+            <w:bottom w:val="nil"/>
+            <w:right w:val="nil"/>
+            <w:insideH w:val="nil"/>
+            <w:insideV w:val="nil"/>
           </w:tblBorders>
           <w:tblCellMar>
             <w:top w:w="0" w:type="dxa"/>
@@ -250,7 +252,7 @@
           </w:tblCellMar>
         </w:tblPrEx>
         <w:trPr>
-          <w:trHeight w:val="810" w:hRule="atLeast"/>
+          <w:trHeight w:val="810"/>
           <w:jc w:val="center"/>
         </w:trPr>
         <w:tc>
@@ -323,7 +325,7 @@
             </w:r>
             <w:r>
               <w:rPr>
-                <w:rFonts w:hint="eastAsia" w:asciiTheme="minorAscii" w:hAnsiTheme="minorAscii" w:eastAsiaTheme="minorEastAsia"/>
+                <w:rFonts w:asciiTheme="minorAscii" w:eastAsiaTheme="minorEastAsia" w:hAnsiTheme="minorAscii" w:hint="eastAsia"/>
                 <w:spacing w:val="227"/>
                 <w:sz w:val="21"/>
                 <w:vertAlign w:val="baseline"/>
@@ -345,14 +347,8 @@
       </w:tr>
       <w:tr>
         <w:tblPrEx>
-          <w:tblBorders>
-            <w:top w:val="none" w:color="auto" w:sz="0" w:space="0"/>
-            <w:left w:val="none" w:color="auto" w:sz="0" w:space="0"/>
-            <w:bottom w:val="none" w:color="auto" w:sz="0" w:space="0"/>
-            <w:right w:val="none" w:color="auto" w:sz="0" w:space="0"/>
-            <w:insideH w:val="none" w:color="auto" w:sz="0" w:space="0"/>
-            <w:insideV w:val="none" w:color="auto" w:sz="0" w:space="0"/>
-          </w:tblBorders>
+          <w:tblW w:w="0" w:type="auto"/>
+          <w:jc w:val="center"/>
           <w:tblCellMar>
             <w:top w:w="0" w:type="dxa"/>
             <w:left w:w="108" w:type="dxa"/>
@@ -361,7 +357,7 @@
           </w:tblCellMar>
         </w:tblPrEx>
         <w:trPr>
-          <w:trHeight w:val="810" w:hRule="atLeast"/>
+          <w:trHeight w:val="810"/>
           <w:jc w:val="center"/>
         </w:trPr>
         <w:tc>
@@ -385,7 +381,7 @@
               <w:snapToGrid w:val="0"/>
               <w:textAlignment w:val="baseline"/>
               <w:rPr>
-                <w:rFonts w:hint="default" w:ascii="Arial" w:hAnsi="Arial" w:eastAsia="Arial" w:cs="Arial"/>
+                <w:rFonts w:ascii="Arial" w:eastAsia="Arial" w:hAnsi="Arial" w:cs="Arial" w:hint="default"/>
                 <w:snapToGrid w:val="0"/>
                 <w:color w:val="000000"/>
                 <w:kern w:val="0"/>
@@ -417,7 +413,7 @@
             </w:r>
             <w:r>
               <w:rPr>
-                <w:rFonts w:hint="default" w:asciiTheme="minorAscii" w:hAnsiTheme="minorAscii" w:eastAsiaTheme="minorEastAsia"/>
+                <w:rFonts w:asciiTheme="minorAscii" w:eastAsiaTheme="minorEastAsia" w:hAnsiTheme="minorAscii" w:hint="default"/>
                 <w:spacing w:val="227"/>
                 <w:sz w:val="21"/>
                 <w:vertAlign w:val="baseline"/>
@@ -470,7 +466,7 @@
               <w:snapToGrid w:val="0"/>
               <w:textAlignment w:val="baseline"/>
               <w:rPr>
-                <w:rFonts w:hint="default" w:ascii="Arial" w:hAnsi="Arial" w:eastAsia="Arial" w:cs="Arial"/>
+                <w:rFonts w:ascii="Arial" w:eastAsia="Arial" w:hAnsi="Arial" w:cs="Arial" w:hint="default"/>
                 <w:snapToGrid w:val="0"/>
                 <w:color w:val="000000"/>
                 <w:kern w:val="0"/>
@@ -490,7 +486,7 @@
             </w:r>
             <w:r>
               <w:rPr>
-                <w:rFonts w:hint="eastAsia" w:asciiTheme="minorAscii" w:hAnsiTheme="minorAscii" w:eastAsiaTheme="minorEastAsia"/>
+                <w:rFonts w:asciiTheme="minorAscii" w:eastAsiaTheme="minorEastAsia" w:hAnsiTheme="minorAscii" w:hint="eastAsia"/>
                 <w:spacing w:val="227"/>
                 <w:sz w:val="21"/>
                 <w:vertAlign w:val="baseline"/>
@@ -512,14 +508,8 @@
       </w:tr>
       <w:tr>
         <w:tblPrEx>
-          <w:tblBorders>
-            <w:top w:val="none" w:color="auto" w:sz="0" w:space="0"/>
-            <w:left w:val="none" w:color="auto" w:sz="0" w:space="0"/>
-            <w:bottom w:val="none" w:color="auto" w:sz="0" w:space="0"/>
-            <w:right w:val="none" w:color="auto" w:sz="0" w:space="0"/>
-            <w:insideH w:val="none" w:color="auto" w:sz="0" w:space="0"/>
-            <w:insideV w:val="none" w:color="auto" w:sz="0" w:space="0"/>
-          </w:tblBorders>
+          <w:tblW w:w="0" w:type="auto"/>
+          <w:jc w:val="center"/>
           <w:tblCellMar>
             <w:top w:w="0" w:type="dxa"/>
             <w:left w:w="108" w:type="dxa"/>
@@ -528,7 +518,7 @@
           </w:tblCellMar>
         </w:tblPrEx>
         <w:trPr>
-          <w:trHeight w:val="635" w:hRule="atLeast"/>
+          <w:trHeight w:val="635"/>
           <w:jc w:val="center"/>
         </w:trPr>
         <w:tc>
@@ -603,7 +593,7 @@
             </w:r>
             <w:r>
               <w:rPr>
-                <w:rFonts w:hint="eastAsia" w:asciiTheme="minorAscii" w:hAnsiTheme="minorAscii" w:eastAsiaTheme="minorEastAsia"/>
+                <w:rFonts w:asciiTheme="minorAscii" w:eastAsiaTheme="minorEastAsia" w:hAnsiTheme="minorAscii" w:hint="eastAsia"/>
                 <w:spacing w:val="227"/>
                 <w:sz w:val="21"/>
                 <w:vertAlign w:val="baseline"/>
@@ -662,14 +652,14 @@
         <w:ind w:left="3634"/>
         <w:textAlignment w:val="baseline"/>
         <w:rPr>
-          <w:rFonts w:ascii="宋体" w:hAnsi="宋体" w:eastAsia="宋体" w:cs="宋体"/>
+          <w:rFonts w:ascii="宋体" w:eastAsia="宋体" w:hAnsi="宋体" w:cs="宋体"/>
           <w:sz w:val="31"/>
           <w:szCs w:val="31"/>
         </w:rPr>
       </w:pPr>
       <w:r>
         <w:rPr>
-          <w:rFonts w:ascii="宋体" w:hAnsi="宋体" w:eastAsia="宋体" w:cs="宋体"/>
+          <w:rFonts w:ascii="宋体" w:eastAsia="宋体" w:hAnsi="宋体" w:cs="宋体"/>
           <w:b/>
           <w:bCs/>
           <w:spacing w:val="4"/>
@@ -681,16 +671,16 @@
     </w:p>
     <w:tbl>
       <w:tblPr>
-        <w:tblStyle w:val="26"/>
+        <w:tblStyle w:val="TableNormal0"/>
         <w:tblW w:w="7137" w:type="dxa"/>
         <w:jc w:val="center"/>
         <w:tblBorders>
-          <w:top w:val="single" w:color="000000" w:sz="2" w:space="0"/>
-          <w:left w:val="single" w:color="000000" w:sz="2" w:space="0"/>
-          <w:bottom w:val="single" w:color="000000" w:sz="2" w:space="0"/>
-          <w:right w:val="single" w:color="000000" w:sz="2" w:space="0"/>
-          <w:insideH w:val="single" w:color="000000" w:sz="2" w:space="0"/>
-          <w:insideV w:val="single" w:color="000000" w:sz="2" w:space="0"/>
+          <w:top w:val="single" w:sz="2" w:space="0" w:color="000000"/>
+          <w:left w:val="single" w:sz="2" w:space="0" w:color="000000"/>
+          <w:bottom w:val="single" w:sz="2" w:space="0" w:color="000000"/>
+          <w:right w:val="single" w:sz="2" w:space="0" w:color="000000"/>
+          <w:insideH w:val="single" w:sz="2" w:space="0" w:color="000000"/>
+          <w:insideV w:val="single" w:sz="2" w:space="0" w:color="000000"/>
         </w:tblBorders>
         <w:tblLayout w:type="fixed"/>
         <w:tblCellMar>
@@ -708,14 +698,17 @@
       </w:tblGrid>
       <w:tr>
         <w:tblPrEx>
+          <w:tblW w:w="7137" w:type="dxa"/>
+          <w:jc w:val="center"/>
           <w:tblBorders>
-            <w:top w:val="single" w:color="000000" w:sz="2" w:space="0"/>
-            <w:left w:val="single" w:color="000000" w:sz="2" w:space="0"/>
-            <w:bottom w:val="single" w:color="000000" w:sz="2" w:space="0"/>
-            <w:right w:val="single" w:color="000000" w:sz="2" w:space="0"/>
-            <w:insideH w:val="single" w:color="000000" w:sz="2" w:space="0"/>
-            <w:insideV w:val="single" w:color="000000" w:sz="2" w:space="0"/>
+            <w:top w:val="single" w:sz="2" w:space="0" w:color="000000"/>
+            <w:left w:val="single" w:sz="2" w:space="0" w:color="000000"/>
+            <w:bottom w:val="single" w:sz="2" w:space="0" w:color="000000"/>
+            <w:right w:val="single" w:sz="2" w:space="0" w:color="000000"/>
+            <w:insideH w:val="single" w:sz="2" w:space="0" w:color="000000"/>
+            <w:insideV w:val="single" w:sz="2" w:space="0" w:color="000000"/>
           </w:tblBorders>
+          <w:tblLayout w:type="fixed"/>
           <w:tblCellMar>
             <w:top w:w="0" w:type="dxa"/>
             <w:left w:w="0" w:type="dxa"/>
@@ -724,7 +717,7 @@
           </w:tblCellMar>
         </w:tblPrEx>
         <w:trPr>
-          <w:trHeight w:val="593" w:hRule="atLeast"/>
+          <w:trHeight w:val="593"/>
           <w:jc w:val="center"/>
         </w:trPr>
         <w:tc>
@@ -746,18 +739,18 @@
               <w:adjustRightInd w:val="0"/>
               <w:snapToGrid w:val="0"/>
               <w:spacing w:before="176" w:line="228" w:lineRule="auto"/>
-              <w:ind w:left="0" w:leftChars="0" w:right="0" w:rightChars="0" w:firstLine="0" w:firstLineChars="0"/>
+              <w:ind w:left="0" w:right="0" w:firstLine="0" w:leftChars="0" w:rightChars="0" w:firstLineChars="0"/>
               <w:jc w:val="center"/>
               <w:textAlignment w:val="baseline"/>
               <w:rPr>
-                <w:rFonts w:ascii="宋体" w:hAnsi="宋体" w:eastAsia="宋体" w:cs="宋体"/>
+                <w:rFonts w:ascii="宋体" w:eastAsia="宋体" w:hAnsi="宋体" w:cs="宋体"/>
                 <w:sz w:val="20"/>
                 <w:szCs w:val="20"/>
               </w:rPr>
             </w:pPr>
             <w:r>
               <w:rPr>
-                <w:rFonts w:ascii="宋体" w:hAnsi="宋体" w:eastAsia="宋体" w:cs="宋体"/>
+                <w:rFonts w:ascii="宋体" w:eastAsia="宋体" w:hAnsi="宋体" w:cs="宋体"/>
                 <w:spacing w:val="-14"/>
                 <w:sz w:val="20"/>
                 <w:szCs w:val="20"/>
@@ -785,18 +778,18 @@
               <w:adjustRightInd w:val="0"/>
               <w:snapToGrid w:val="0"/>
               <w:spacing w:before="175" w:line="227" w:lineRule="auto"/>
-              <w:ind w:left="0" w:leftChars="0" w:right="0" w:rightChars="0" w:firstLine="0" w:firstLineChars="0"/>
+              <w:ind w:left="0" w:right="0" w:firstLine="0" w:leftChars="0" w:rightChars="0" w:firstLineChars="0"/>
               <w:jc w:val="center"/>
               <w:textAlignment w:val="baseline"/>
               <w:rPr>
-                <w:rFonts w:ascii="宋体" w:hAnsi="宋体" w:eastAsia="宋体" w:cs="宋体"/>
+                <w:rFonts w:ascii="宋体" w:eastAsia="宋体" w:hAnsi="宋体" w:cs="宋体"/>
                 <w:sz w:val="20"/>
                 <w:szCs w:val="20"/>
               </w:rPr>
             </w:pPr>
             <w:r>
               <w:rPr>
-                <w:rFonts w:ascii="宋体" w:hAnsi="宋体" w:eastAsia="宋体" w:cs="宋体"/>
+                <w:rFonts w:ascii="宋体" w:eastAsia="宋体" w:hAnsi="宋体" w:cs="宋体"/>
                 <w:spacing w:val="4"/>
                 <w:sz w:val="20"/>
                 <w:szCs w:val="20"/>
@@ -824,18 +817,18 @@
               <w:adjustRightInd w:val="0"/>
               <w:snapToGrid w:val="0"/>
               <w:spacing w:before="175" w:line="228" w:lineRule="auto"/>
-              <w:ind w:left="0" w:leftChars="0" w:right="0" w:rightChars="0" w:firstLine="0" w:firstLineChars="0"/>
+              <w:ind w:left="0" w:right="0" w:firstLine="0" w:leftChars="0" w:rightChars="0" w:firstLineChars="0"/>
               <w:jc w:val="center"/>
               <w:textAlignment w:val="baseline"/>
               <w:rPr>
-                <w:rFonts w:ascii="宋体" w:hAnsi="宋体" w:eastAsia="宋体" w:cs="宋体"/>
+                <w:rFonts w:ascii="宋体" w:eastAsia="宋体" w:hAnsi="宋体" w:cs="宋体"/>
                 <w:sz w:val="20"/>
                 <w:szCs w:val="20"/>
               </w:rPr>
             </w:pPr>
             <w:r>
               <w:rPr>
-                <w:rFonts w:ascii="宋体" w:hAnsi="宋体" w:eastAsia="宋体" w:cs="宋体"/>
+                <w:rFonts w:ascii="宋体" w:eastAsia="宋体" w:hAnsi="宋体" w:cs="宋体"/>
                 <w:spacing w:val="7"/>
                 <w:sz w:val="20"/>
                 <w:szCs w:val="20"/>
@@ -863,18 +856,18 @@
               <w:adjustRightInd w:val="0"/>
               <w:snapToGrid w:val="0"/>
               <w:spacing w:before="176" w:line="229" w:lineRule="auto"/>
-              <w:ind w:left="0" w:leftChars="0" w:right="0" w:rightChars="0" w:firstLine="0" w:firstLineChars="0"/>
+              <w:ind w:left="0" w:right="0" w:firstLine="0" w:leftChars="0" w:rightChars="0" w:firstLineChars="0"/>
               <w:jc w:val="center"/>
               <w:textAlignment w:val="baseline"/>
               <w:rPr>
-                <w:rFonts w:ascii="宋体" w:hAnsi="宋体" w:eastAsia="宋体" w:cs="宋体"/>
+                <w:rFonts w:ascii="宋体" w:eastAsia="宋体" w:hAnsi="宋体" w:cs="宋体"/>
                 <w:sz w:val="20"/>
                 <w:szCs w:val="20"/>
               </w:rPr>
             </w:pPr>
             <w:r>
               <w:rPr>
-                <w:rFonts w:ascii="宋体" w:hAnsi="宋体" w:eastAsia="宋体" w:cs="宋体"/>
+                <w:rFonts w:ascii="宋体" w:eastAsia="宋体" w:hAnsi="宋体" w:cs="宋体"/>
                 <w:spacing w:val="7"/>
                 <w:sz w:val="20"/>
                 <w:szCs w:val="20"/>
@@ -886,14 +879,9 @@
       </w:tr>
       <w:tr>
         <w:tblPrEx>
-          <w:tblBorders>
-            <w:top w:val="single" w:color="000000" w:sz="2" w:space="0"/>
-            <w:left w:val="single" w:color="000000" w:sz="2" w:space="0"/>
-            <w:bottom w:val="single" w:color="000000" w:sz="2" w:space="0"/>
-            <w:right w:val="single" w:color="000000" w:sz="2" w:space="0"/>
-            <w:insideH w:val="single" w:color="000000" w:sz="2" w:space="0"/>
-            <w:insideV w:val="single" w:color="000000" w:sz="2" w:space="0"/>
-          </w:tblBorders>
+          <w:tblW w:w="7137" w:type="dxa"/>
+          <w:jc w:val="center"/>
+          <w:tblLayout w:type="fixed"/>
           <w:tblCellMar>
             <w:top w:w="0" w:type="dxa"/>
             <w:left w:w="0" w:type="dxa"/>
@@ -902,7 +890,7 @@
           </w:tblCellMar>
         </w:tblPrEx>
         <w:trPr>
-          <w:trHeight w:val="516" w:hRule="atLeast"/>
+          <w:trHeight w:val="516"/>
           <w:jc w:val="center"/>
         </w:trPr>
         <w:tc>
@@ -924,11 +912,11 @@
               <w:adjustRightInd w:val="0"/>
               <w:snapToGrid w:val="0"/>
               <w:spacing w:before="173" w:line="267" w:lineRule="exact"/>
-              <w:ind w:left="0" w:leftChars="0" w:right="0" w:rightChars="0" w:firstLine="0" w:firstLineChars="0"/>
+              <w:ind w:left="0" w:right="0" w:firstLine="0" w:leftChars="0" w:rightChars="0" w:firstLineChars="0"/>
               <w:jc w:val="center"/>
               <w:textAlignment w:val="baseline"/>
               <w:rPr>
-                <w:rFonts w:hint="default" w:ascii="宋体" w:hAnsi="宋体" w:eastAsia="宋体" w:cs="宋体"/>
+                <w:rFonts w:ascii="宋体" w:eastAsia="宋体" w:hAnsi="宋体" w:cs="宋体" w:hint="default"/>
                 <w:sz w:val="20"/>
                 <w:szCs w:val="20"/>
                 <w:lang w:val="en-US" w:eastAsia="zh-CN"/>
@@ -936,7 +924,7 @@
             </w:pPr>
             <w:r>
               <w:rPr>
-                <w:rFonts w:ascii="宋体" w:hAnsi="宋体" w:eastAsia="宋体" w:cs="宋体"/>
+                <w:rFonts w:ascii="宋体" w:eastAsia="宋体" w:hAnsi="宋体" w:cs="宋体"/>
                 <w:spacing w:val="3"/>
                 <w:position w:val="1"/>
                 <w:sz w:val="20"/>
@@ -946,7 +934,7 @@
             </w:r>
             <w:r>
               <w:rPr>
-                <w:rFonts w:hint="eastAsia" w:ascii="宋体" w:hAnsi="宋体" w:cs="宋体"/>
+                <w:rFonts w:ascii="宋体" w:hAnsi="宋体" w:cs="宋体" w:hint="eastAsia"/>
                 <w:spacing w:val="3"/>
                 <w:position w:val="1"/>
                 <w:sz w:val="20"/>
@@ -957,7 +945,7 @@
             </w:r>
             <w:r>
               <w:rPr>
-                <w:rFonts w:ascii="宋体" w:hAnsi="宋体" w:eastAsia="宋体" w:cs="宋体"/>
+                <w:rFonts w:ascii="宋体" w:eastAsia="宋体" w:hAnsi="宋体" w:cs="宋体"/>
                 <w:spacing w:val="3"/>
                 <w:position w:val="1"/>
                 <w:sz w:val="20"/>
@@ -967,7 +955,7 @@
             </w:r>
             <w:r>
               <w:rPr>
-                <w:rFonts w:hint="eastAsia" w:ascii="宋体" w:hAnsi="宋体" w:cs="宋体"/>
+                <w:rFonts w:ascii="宋体" w:hAnsi="宋体" w:cs="宋体" w:hint="eastAsia"/>
                 <w:spacing w:val="3"/>
                 <w:position w:val="1"/>
                 <w:sz w:val="20"/>
@@ -997,18 +985,18 @@
               <w:adjustRightInd w:val="0"/>
               <w:snapToGrid w:val="0"/>
               <w:spacing w:before="173" w:line="267" w:lineRule="exact"/>
-              <w:ind w:left="0" w:leftChars="0" w:right="0" w:rightChars="0" w:firstLine="0" w:firstLineChars="0"/>
+              <w:ind w:left="0" w:right="0" w:firstLine="0" w:leftChars="0" w:rightChars="0" w:firstLineChars="0"/>
               <w:jc w:val="center"/>
               <w:textAlignment w:val="baseline"/>
               <w:rPr>
-                <w:rFonts w:ascii="宋体" w:hAnsi="宋体" w:eastAsia="宋体" w:cs="宋体"/>
+                <w:rFonts w:ascii="宋体" w:eastAsia="宋体" w:hAnsi="宋体" w:cs="宋体"/>
                 <w:sz w:val="20"/>
                 <w:szCs w:val="20"/>
               </w:rPr>
             </w:pPr>
             <w:r>
               <w:rPr>
-                <w:rFonts w:ascii="宋体" w:hAnsi="宋体" w:eastAsia="宋体" w:cs="宋体"/>
+                <w:rFonts w:ascii="宋体" w:eastAsia="宋体" w:hAnsi="宋体" w:cs="宋体"/>
                 <w:spacing w:val="4"/>
                 <w:position w:val="1"/>
                 <w:sz w:val="20"/>
@@ -1037,18 +1025,18 @@
               <w:adjustRightInd w:val="0"/>
               <w:snapToGrid w:val="0"/>
               <w:spacing w:before="172" w:line="228" w:lineRule="auto"/>
-              <w:ind w:left="0" w:leftChars="0" w:right="0" w:rightChars="0" w:firstLine="0" w:firstLineChars="0"/>
+              <w:ind w:left="0" w:right="0" w:firstLine="0" w:leftChars="0" w:rightChars="0" w:firstLineChars="0"/>
               <w:jc w:val="center"/>
               <w:textAlignment w:val="baseline"/>
               <w:rPr>
-                <w:rFonts w:ascii="宋体" w:hAnsi="宋体" w:eastAsia="宋体" w:cs="宋体"/>
+                <w:rFonts w:ascii="宋体" w:eastAsia="宋体" w:hAnsi="宋体" w:cs="宋体"/>
                 <w:sz w:val="20"/>
                 <w:szCs w:val="20"/>
               </w:rPr>
             </w:pPr>
             <w:r>
               <w:rPr>
-                <w:rFonts w:ascii="宋体" w:hAnsi="宋体" w:eastAsia="宋体" w:cs="宋体"/>
+                <w:rFonts w:ascii="宋体" w:eastAsia="宋体" w:hAnsi="宋体" w:cs="宋体"/>
                 <w:spacing w:val="7"/>
                 <w:sz w:val="20"/>
                 <w:szCs w:val="20"/>
@@ -1076,11 +1064,11 @@
               <w:adjustRightInd w:val="0"/>
               <w:snapToGrid w:val="0"/>
               <w:spacing w:before="173" w:line="229" w:lineRule="auto"/>
-              <w:ind w:left="0" w:leftChars="0" w:right="0" w:rightChars="0" w:firstLine="0" w:firstLineChars="0"/>
+              <w:ind w:left="0" w:right="0" w:firstLine="0" w:leftChars="0" w:rightChars="0" w:firstLineChars="0"/>
               <w:jc w:val="center"/>
               <w:textAlignment w:val="baseline"/>
               <w:rPr>
-                <w:rFonts w:ascii="宋体" w:hAnsi="宋体" w:eastAsia="宋体" w:cs="宋体"/>
+                <w:rFonts w:ascii="宋体" w:eastAsia="宋体" w:hAnsi="宋体" w:cs="宋体"/>
                 <w:sz w:val="20"/>
                 <w:szCs w:val="20"/>
               </w:rPr>
@@ -1097,14 +1085,9 @@
       </w:tr>
       <w:tr>
         <w:tblPrEx>
-          <w:tblBorders>
-            <w:top w:val="single" w:color="000000" w:sz="2" w:space="0"/>
-            <w:left w:val="single" w:color="000000" w:sz="2" w:space="0"/>
-            <w:bottom w:val="single" w:color="000000" w:sz="2" w:space="0"/>
-            <w:right w:val="single" w:color="000000" w:sz="2" w:space="0"/>
-            <w:insideH w:val="single" w:color="000000" w:sz="2" w:space="0"/>
-            <w:insideV w:val="single" w:color="000000" w:sz="2" w:space="0"/>
-          </w:tblBorders>
+          <w:tblW w:w="7137" w:type="dxa"/>
+          <w:jc w:val="center"/>
+          <w:tblLayout w:type="fixed"/>
           <w:tblCellMar>
             <w:top w:w="0" w:type="dxa"/>
             <w:left w:w="0" w:type="dxa"/>
@@ -1113,7 +1096,7 @@
           </w:tblCellMar>
         </w:tblPrEx>
         <w:trPr>
-          <w:trHeight w:val="556" w:hRule="atLeast"/>
+          <w:trHeight w:val="556"/>
           <w:jc w:val="center"/>
         </w:trPr>
         <w:tc>
@@ -1122,7 +1105,7 @@
           </w:tcPr>
           <w:p>
             <w:pPr>
-              <w:pStyle w:val="27"/>
+              <w:pStyle w:val="TableText"/>
               <w:keepNext w:val="0"/>
               <w:keepLines w:val="0"/>
               <w:pageBreakBefore w:val="0"/>
@@ -1135,7 +1118,7 @@
               <w:bidi w:val="0"/>
               <w:adjustRightInd w:val="0"/>
               <w:snapToGrid w:val="0"/>
-              <w:ind w:left="0" w:leftChars="0" w:right="0" w:rightChars="0" w:firstLine="0" w:firstLineChars="0"/>
+              <w:ind w:left="0" w:right="0" w:firstLine="0" w:leftChars="0" w:rightChars="0" w:firstLineChars="0"/>
               <w:jc w:val="center"/>
               <w:textAlignment w:val="baseline"/>
             </w:pPr>
@@ -1147,7 +1130,7 @@
           </w:tcPr>
           <w:p>
             <w:pPr>
-              <w:pStyle w:val="27"/>
+              <w:pStyle w:val="TableText"/>
               <w:keepNext w:val="0"/>
               <w:keepLines w:val="0"/>
               <w:pageBreakBefore w:val="0"/>
@@ -1160,7 +1143,7 @@
               <w:bidi w:val="0"/>
               <w:adjustRightInd w:val="0"/>
               <w:snapToGrid w:val="0"/>
-              <w:ind w:left="0" w:leftChars="0" w:right="0" w:rightChars="0" w:firstLine="0" w:firstLineChars="0"/>
+              <w:ind w:left="0" w:right="0" w:firstLine="0" w:leftChars="0" w:rightChars="0" w:firstLineChars="0"/>
               <w:jc w:val="center"/>
               <w:textAlignment w:val="baseline"/>
             </w:pPr>
@@ -1172,7 +1155,7 @@
           </w:tcPr>
           <w:p>
             <w:pPr>
-              <w:pStyle w:val="27"/>
+              <w:pStyle w:val="TableText"/>
               <w:keepNext w:val="0"/>
               <w:keepLines w:val="0"/>
               <w:pageBreakBefore w:val="0"/>
@@ -1185,7 +1168,7 @@
               <w:bidi w:val="0"/>
               <w:adjustRightInd w:val="0"/>
               <w:snapToGrid w:val="0"/>
-              <w:ind w:left="0" w:leftChars="0" w:right="0" w:rightChars="0" w:firstLine="0" w:firstLineChars="0"/>
+              <w:ind w:left="0" w:right="0" w:firstLine="0" w:leftChars="0" w:rightChars="0" w:firstLineChars="0"/>
               <w:jc w:val="center"/>
               <w:textAlignment w:val="baseline"/>
             </w:pPr>
@@ -1197,7 +1180,7 @@
           </w:tcPr>
           <w:p>
             <w:pPr>
-              <w:pStyle w:val="27"/>
+              <w:pStyle w:val="TableText"/>
               <w:keepNext w:val="0"/>
               <w:keepLines w:val="0"/>
               <w:pageBreakBefore w:val="0"/>
@@ -1210,7 +1193,7 @@
               <w:bidi w:val="0"/>
               <w:adjustRightInd w:val="0"/>
               <w:snapToGrid w:val="0"/>
-              <w:ind w:left="0" w:leftChars="0" w:right="0" w:rightChars="0" w:firstLine="0" w:firstLineChars="0"/>
+              <w:ind w:left="0" w:right="0" w:firstLine="0" w:leftChars="0" w:rightChars="0" w:firstLineChars="0"/>
               <w:jc w:val="center"/>
               <w:textAlignment w:val="baseline"/>
             </w:pPr>
@@ -1219,14 +1202,9 @@
       </w:tr>
       <w:tr>
         <w:tblPrEx>
-          <w:tblBorders>
-            <w:top w:val="single" w:color="000000" w:sz="2" w:space="0"/>
-            <w:left w:val="single" w:color="000000" w:sz="2" w:space="0"/>
-            <w:bottom w:val="single" w:color="000000" w:sz="2" w:space="0"/>
-            <w:right w:val="single" w:color="000000" w:sz="2" w:space="0"/>
-            <w:insideH w:val="single" w:color="000000" w:sz="2" w:space="0"/>
-            <w:insideV w:val="single" w:color="000000" w:sz="2" w:space="0"/>
-          </w:tblBorders>
+          <w:tblW w:w="7137" w:type="dxa"/>
+          <w:jc w:val="center"/>
+          <w:tblLayout w:type="fixed"/>
           <w:tblCellMar>
             <w:top w:w="0" w:type="dxa"/>
             <w:left w:w="0" w:type="dxa"/>
@@ -1235,7 +1213,7 @@
           </w:tblCellMar>
         </w:tblPrEx>
         <w:trPr>
-          <w:trHeight w:val="556" w:hRule="atLeast"/>
+          <w:trHeight w:val="556"/>
           <w:jc w:val="center"/>
         </w:trPr>
         <w:tc>
@@ -1244,7 +1222,7 @@
           </w:tcPr>
           <w:p>
             <w:pPr>
-              <w:pStyle w:val="27"/>
+              <w:pStyle w:val="TableText"/>
               <w:keepNext w:val="0"/>
               <w:keepLines w:val="0"/>
               <w:pageBreakBefore w:val="0"/>
@@ -1257,7 +1235,7 @@
               <w:bidi w:val="0"/>
               <w:adjustRightInd w:val="0"/>
               <w:snapToGrid w:val="0"/>
-              <w:ind w:left="0" w:leftChars="0" w:right="0" w:rightChars="0" w:firstLine="0" w:firstLineChars="0"/>
+              <w:ind w:left="0" w:right="0" w:firstLine="0" w:leftChars="0" w:rightChars="0" w:firstLineChars="0"/>
               <w:jc w:val="center"/>
               <w:textAlignment w:val="baseline"/>
             </w:pPr>
@@ -1269,7 +1247,7 @@
           </w:tcPr>
           <w:p>
             <w:pPr>
-              <w:pStyle w:val="27"/>
+              <w:pStyle w:val="TableText"/>
               <w:keepNext w:val="0"/>
               <w:keepLines w:val="0"/>
               <w:pageBreakBefore w:val="0"/>
@@ -1282,7 +1260,7 @@
               <w:bidi w:val="0"/>
               <w:adjustRightInd w:val="0"/>
               <w:snapToGrid w:val="0"/>
-              <w:ind w:left="0" w:leftChars="0" w:right="0" w:rightChars="0" w:firstLine="0" w:firstLineChars="0"/>
+              <w:ind w:left="0" w:right="0" w:firstLine="0" w:leftChars="0" w:rightChars="0" w:firstLineChars="0"/>
               <w:jc w:val="center"/>
               <w:textAlignment w:val="baseline"/>
             </w:pPr>
@@ -1294,7 +1272,7 @@
           </w:tcPr>
           <w:p>
             <w:pPr>
-              <w:pStyle w:val="27"/>
+              <w:pStyle w:val="TableText"/>
               <w:keepNext w:val="0"/>
               <w:keepLines w:val="0"/>
               <w:pageBreakBefore w:val="0"/>
@@ -1307,7 +1285,7 @@
               <w:bidi w:val="0"/>
               <w:adjustRightInd w:val="0"/>
               <w:snapToGrid w:val="0"/>
-              <w:ind w:left="0" w:leftChars="0" w:right="0" w:rightChars="0" w:firstLine="0" w:firstLineChars="0"/>
+              <w:ind w:left="0" w:right="0" w:firstLine="0" w:leftChars="0" w:rightChars="0" w:firstLineChars="0"/>
               <w:jc w:val="center"/>
               <w:textAlignment w:val="baseline"/>
             </w:pPr>
@@ -1319,7 +1297,7 @@
           </w:tcPr>
           <w:p>
             <w:pPr>
-              <w:pStyle w:val="27"/>
+              <w:pStyle w:val="TableText"/>
               <w:keepNext w:val="0"/>
               <w:keepLines w:val="0"/>
               <w:pageBreakBefore w:val="0"/>
@@ -1332,7 +1310,7 @@
               <w:bidi w:val="0"/>
               <w:adjustRightInd w:val="0"/>
               <w:snapToGrid w:val="0"/>
-              <w:ind w:left="0" w:leftChars="0" w:right="0" w:rightChars="0" w:firstLine="0" w:firstLineChars="0"/>
+              <w:ind w:left="0" w:right="0" w:firstLine="0" w:leftChars="0" w:rightChars="0" w:firstLineChars="0"/>
               <w:jc w:val="center"/>
               <w:textAlignment w:val="baseline"/>
             </w:pPr>
@@ -1341,14 +1319,9 @@
       </w:tr>
       <w:tr>
         <w:tblPrEx>
-          <w:tblBorders>
-            <w:top w:val="single" w:color="000000" w:sz="2" w:space="0"/>
-            <w:left w:val="single" w:color="000000" w:sz="2" w:space="0"/>
-            <w:bottom w:val="single" w:color="000000" w:sz="2" w:space="0"/>
-            <w:right w:val="single" w:color="000000" w:sz="2" w:space="0"/>
-            <w:insideH w:val="single" w:color="000000" w:sz="2" w:space="0"/>
-            <w:insideV w:val="single" w:color="000000" w:sz="2" w:space="0"/>
-          </w:tblBorders>
+          <w:tblW w:w="7137" w:type="dxa"/>
+          <w:jc w:val="center"/>
+          <w:tblLayout w:type="fixed"/>
           <w:tblCellMar>
             <w:top w:w="0" w:type="dxa"/>
             <w:left w:w="0" w:type="dxa"/>
@@ -1357,7 +1330,7 @@
           </w:tblCellMar>
         </w:tblPrEx>
         <w:trPr>
-          <w:trHeight w:val="557" w:hRule="atLeast"/>
+          <w:trHeight w:val="557"/>
           <w:jc w:val="center"/>
         </w:trPr>
         <w:tc>
@@ -1366,7 +1339,7 @@
           </w:tcPr>
           <w:p>
             <w:pPr>
-              <w:pStyle w:val="27"/>
+              <w:pStyle w:val="TableText"/>
               <w:keepNext w:val="0"/>
               <w:keepLines w:val="0"/>
               <w:pageBreakBefore w:val="0"/>
@@ -1379,7 +1352,7 @@
               <w:bidi w:val="0"/>
               <w:adjustRightInd w:val="0"/>
               <w:snapToGrid w:val="0"/>
-              <w:ind w:left="0" w:leftChars="0" w:right="0" w:rightChars="0" w:firstLine="0" w:firstLineChars="0"/>
+              <w:ind w:left="0" w:right="0" w:firstLine="0" w:leftChars="0" w:rightChars="0" w:firstLineChars="0"/>
               <w:jc w:val="center"/>
               <w:textAlignment w:val="baseline"/>
             </w:pPr>
@@ -1391,7 +1364,7 @@
           </w:tcPr>
           <w:p>
             <w:pPr>
-              <w:pStyle w:val="27"/>
+              <w:pStyle w:val="TableText"/>
               <w:keepNext w:val="0"/>
               <w:keepLines w:val="0"/>
               <w:pageBreakBefore w:val="0"/>
@@ -1404,7 +1377,7 @@
               <w:bidi w:val="0"/>
               <w:adjustRightInd w:val="0"/>
               <w:snapToGrid w:val="0"/>
-              <w:ind w:left="0" w:leftChars="0" w:right="0" w:rightChars="0" w:firstLine="0" w:firstLineChars="0"/>
+              <w:ind w:left="0" w:right="0" w:firstLine="0" w:leftChars="0" w:rightChars="0" w:firstLineChars="0"/>
               <w:jc w:val="center"/>
               <w:textAlignment w:val="baseline"/>
             </w:pPr>
@@ -1416,7 +1389,7 @@
           </w:tcPr>
           <w:p>
             <w:pPr>
-              <w:pStyle w:val="27"/>
+              <w:pStyle w:val="TableText"/>
               <w:keepNext w:val="0"/>
               <w:keepLines w:val="0"/>
               <w:pageBreakBefore w:val="0"/>
@@ -1429,7 +1402,7 @@
               <w:bidi w:val="0"/>
               <w:adjustRightInd w:val="0"/>
               <w:snapToGrid w:val="0"/>
-              <w:ind w:left="0" w:leftChars="0" w:right="0" w:rightChars="0" w:firstLine="0" w:firstLineChars="0"/>
+              <w:ind w:left="0" w:right="0" w:firstLine="0" w:leftChars="0" w:rightChars="0" w:firstLineChars="0"/>
               <w:jc w:val="center"/>
               <w:textAlignment w:val="baseline"/>
             </w:pPr>
@@ -1441,7 +1414,7 @@
           </w:tcPr>
           <w:p>
             <w:pPr>
-              <w:pStyle w:val="27"/>
+              <w:pStyle w:val="TableText"/>
               <w:keepNext w:val="0"/>
               <w:keepLines w:val="0"/>
               <w:pageBreakBefore w:val="0"/>
@@ -1454,7 +1427,7 @@
               <w:bidi w:val="0"/>
               <w:adjustRightInd w:val="0"/>
               <w:snapToGrid w:val="0"/>
-              <w:ind w:left="0" w:leftChars="0" w:right="0" w:rightChars="0" w:firstLine="0" w:firstLineChars="0"/>
+              <w:ind w:left="0" w:right="0" w:firstLine="0" w:leftChars="0" w:rightChars="0" w:firstLineChars="0"/>
               <w:jc w:val="center"/>
               <w:textAlignment w:val="baseline"/>
             </w:pPr>
@@ -1485,7 +1458,7 @@
     <w:sdt>
       <w:sdtPr>
         <w:rPr>
-          <w:rFonts w:ascii="宋体" w:hAnsi="宋体" w:eastAsia="宋体" w:cs="Arial"/>
+          <w:rFonts w:ascii="宋体" w:eastAsia="宋体" w:hAnsi="宋体" w:cs="Arial"/>
           <w:snapToGrid w:val="0"/>
           <w:color w:val="000000"/>
           <w:kern w:val="0"/>
@@ -1501,7 +1474,7 @@
       </w:sdtPr>
       <w:sdtEndPr>
         <w:rPr>
-          <w:rFonts w:hint="eastAsia" w:ascii="宋体" w:hAnsi="宋体" w:eastAsia="宋体" w:cs="宋体"/>
+          <w:rFonts w:ascii="宋体" w:eastAsia="宋体" w:hAnsi="宋体" w:cs="宋体" w:hint="eastAsia"/>
           <w:snapToGrid w:val="0"/>
           <w:color w:val="000000"/>
           <w:kern w:val="0"/>
@@ -1526,18 +1499,18 @@
             <w:adjustRightInd w:val="0"/>
             <w:snapToGrid w:val="0"/>
             <w:spacing w:before="0" w:beforeLines="0" w:after="0" w:afterLines="0" w:line="240" w:lineRule="auto"/>
-            <w:ind w:left="0" w:leftChars="0" w:right="0" w:rightChars="0" w:firstLine="0" w:firstLineChars="0"/>
+            <w:ind w:left="0" w:right="0" w:firstLine="0" w:leftChars="0" w:rightChars="0" w:firstLineChars="0"/>
             <w:jc w:val="center"/>
             <w:textAlignment w:val="baseline"/>
             <w:rPr>
-              <w:rFonts w:hint="eastAsia" w:ascii="宋体" w:hAnsi="宋体" w:eastAsia="宋体" w:cs="宋体"/>
+              <w:rFonts w:ascii="宋体" w:eastAsia="宋体" w:hAnsi="宋体" w:cs="宋体" w:hint="eastAsia"/>
               <w:sz w:val="24"/>
               <w:szCs w:val="24"/>
             </w:rPr>
           </w:pPr>
           <w:r>
             <w:rPr>
-              <w:rFonts w:hint="eastAsia" w:ascii="宋体" w:hAnsi="宋体" w:eastAsia="宋体" w:cs="宋体"/>
+              <w:rFonts w:ascii="宋体" w:eastAsia="宋体" w:hAnsi="宋体" w:cs="宋体" w:hint="eastAsia"/>
               <w:sz w:val="24"/>
               <w:szCs w:val="24"/>
             </w:rPr>
@@ -1546,14 +1519,14 @@
         </w:p>
         <w:p>
           <w:pPr>
-            <w:pStyle w:val="16"/>
+            <w:pStyle w:val="TOC1"/>
             <w:tabs>
               <w:tab w:val="right" w:leader="dot" w:pos="8306"/>
             </w:tabs>
           </w:pPr>
           <w:r>
             <w:rPr>
-              <w:rFonts w:hint="eastAsia" w:ascii="宋体" w:hAnsi="宋体" w:eastAsia="宋体" w:cs="宋体"/>
+              <w:rFonts w:ascii="宋体" w:eastAsia="宋体" w:hAnsi="宋体" w:cs="宋体" w:hint="eastAsia"/>
               <w:sz w:val="24"/>
               <w:szCs w:val="24"/>
             </w:rPr>
@@ -1561,7 +1534,7 @@
           </w:r>
           <w:r>
             <w:rPr>
-              <w:rFonts w:hint="eastAsia" w:ascii="宋体" w:hAnsi="宋体" w:eastAsia="宋体" w:cs="宋体"/>
+              <w:rFonts w:ascii="宋体" w:eastAsia="宋体" w:hAnsi="宋体" w:cs="宋体" w:hint="eastAsia"/>
               <w:sz w:val="24"/>
               <w:szCs w:val="24"/>
             </w:rPr>
@@ -1569,7 +1542,7 @@
           </w:r>
           <w:r>
             <w:rPr>
-              <w:rFonts w:hint="eastAsia" w:ascii="宋体" w:hAnsi="宋体" w:eastAsia="宋体" w:cs="宋体"/>
+              <w:rFonts w:ascii="宋体" w:eastAsia="宋体" w:hAnsi="宋体" w:cs="宋体" w:hint="eastAsia"/>
               <w:sz w:val="24"/>
               <w:szCs w:val="24"/>
             </w:rPr>
@@ -1577,21 +1550,21 @@
           </w:r>
           <w:r>
             <w:rPr>
-              <w:rFonts w:hint="eastAsia" w:ascii="宋体" w:hAnsi="宋体" w:eastAsia="宋体" w:cs="宋体"/>
+              <w:rFonts w:ascii="宋体" w:eastAsia="宋体" w:hAnsi="宋体" w:cs="宋体" w:hint="eastAsia"/>
               <w:szCs w:val="24"/>
             </w:rPr>
             <w:fldChar w:fldCharType="begin"/>
           </w:r>
           <w:r>
             <w:rPr>
-              <w:rFonts w:hint="eastAsia" w:ascii="宋体" w:hAnsi="宋体" w:eastAsia="宋体" w:cs="宋体"/>
+              <w:rFonts w:ascii="宋体" w:eastAsia="宋体" w:hAnsi="宋体" w:cs="宋体" w:hint="eastAsia"/>
               <w:szCs w:val="24"/>
             </w:rPr>
             <w:instrText xml:space="preserve"> HYPERLINK \l _Toc2269 </w:instrText>
           </w:r>
           <w:r>
             <w:rPr>
-              <w:rFonts w:hint="eastAsia" w:ascii="宋体" w:hAnsi="宋体" w:eastAsia="宋体" w:cs="宋体"/>
+              <w:rFonts w:ascii="宋体" w:eastAsia="宋体" w:hAnsi="宋体" w:cs="宋体" w:hint="eastAsia"/>
               <w:szCs w:val="24"/>
             </w:rPr>
             <w:fldChar w:fldCharType="separate"/>
@@ -1623,7 +1596,7 @@
           </w:r>
           <w:r>
             <w:rPr>
-              <w:rFonts w:hint="eastAsia" w:ascii="宋体" w:hAnsi="宋体" w:eastAsia="宋体" w:cs="宋体"/>
+              <w:rFonts w:ascii="宋体" w:eastAsia="宋体" w:hAnsi="宋体" w:cs="宋体" w:hint="eastAsia"/>
               <w:szCs w:val="24"/>
             </w:rPr>
             <w:fldChar w:fldCharType="end"/>
@@ -1631,28 +1604,28 @@
         </w:p>
         <w:p>
           <w:pPr>
-            <w:pStyle w:val="16"/>
+            <w:pStyle w:val="TOC1"/>
             <w:tabs>
               <w:tab w:val="right" w:leader="dot" w:pos="8306"/>
             </w:tabs>
           </w:pPr>
           <w:r>
             <w:rPr>
-              <w:rFonts w:hint="eastAsia" w:ascii="宋体" w:hAnsi="宋体" w:eastAsia="宋体" w:cs="宋体"/>
+              <w:rFonts w:ascii="宋体" w:eastAsia="宋体" w:hAnsi="宋体" w:cs="宋体" w:hint="eastAsia"/>
               <w:szCs w:val="24"/>
             </w:rPr>
             <w:fldChar w:fldCharType="begin"/>
           </w:r>
           <w:r>
             <w:rPr>
-              <w:rFonts w:hint="eastAsia" w:ascii="宋体" w:hAnsi="宋体" w:eastAsia="宋体" w:cs="宋体"/>
+              <w:rFonts w:ascii="宋体" w:eastAsia="宋体" w:hAnsi="宋体" w:cs="宋体" w:hint="eastAsia"/>
               <w:szCs w:val="24"/>
             </w:rPr>
             <w:instrText xml:space="preserve"> HYPERLINK \l _Toc12603 </w:instrText>
           </w:r>
           <w:r>
             <w:rPr>
-              <w:rFonts w:hint="eastAsia" w:ascii="宋体" w:hAnsi="宋体" w:eastAsia="宋体" w:cs="宋体"/>
+              <w:rFonts w:ascii="宋体" w:eastAsia="宋体" w:hAnsi="宋体" w:cs="宋体" w:hint="eastAsia"/>
               <w:szCs w:val="24"/>
             </w:rPr>
             <w:fldChar w:fldCharType="separate"/>
@@ -1684,7 +1657,7 @@
           </w:r>
           <w:r>
             <w:rPr>
-              <w:rFonts w:hint="eastAsia" w:ascii="宋体" w:hAnsi="宋体" w:eastAsia="宋体" w:cs="宋体"/>
+              <w:rFonts w:ascii="宋体" w:eastAsia="宋体" w:hAnsi="宋体" w:cs="宋体" w:hint="eastAsia"/>
               <w:szCs w:val="24"/>
             </w:rPr>
             <w:fldChar w:fldCharType="end"/>
@@ -1692,28 +1665,28 @@
         </w:p>
         <w:p>
           <w:pPr>
-            <w:pStyle w:val="16"/>
+            <w:pStyle w:val="TOC1"/>
             <w:tabs>
               <w:tab w:val="right" w:leader="dot" w:pos="8306"/>
             </w:tabs>
           </w:pPr>
           <w:r>
             <w:rPr>
-              <w:rFonts w:hint="eastAsia" w:ascii="宋体" w:hAnsi="宋体" w:eastAsia="宋体" w:cs="宋体"/>
+              <w:rFonts w:ascii="宋体" w:eastAsia="宋体" w:hAnsi="宋体" w:cs="宋体" w:hint="eastAsia"/>
               <w:szCs w:val="24"/>
             </w:rPr>
             <w:fldChar w:fldCharType="begin"/>
           </w:r>
           <w:r>
             <w:rPr>
-              <w:rFonts w:hint="eastAsia" w:ascii="宋体" w:hAnsi="宋体" w:eastAsia="宋体" w:cs="宋体"/>
+              <w:rFonts w:ascii="宋体" w:eastAsia="宋体" w:hAnsi="宋体" w:cs="宋体" w:hint="eastAsia"/>
               <w:szCs w:val="24"/>
             </w:rPr>
             <w:instrText xml:space="preserve"> HYPERLINK \l _Toc25201 </w:instrText>
           </w:r>
           <w:r>
             <w:rPr>
-              <w:rFonts w:hint="eastAsia" w:ascii="宋体" w:hAnsi="宋体" w:eastAsia="宋体" w:cs="宋体"/>
+              <w:rFonts w:ascii="宋体" w:eastAsia="宋体" w:hAnsi="宋体" w:cs="宋体" w:hint="eastAsia"/>
               <w:szCs w:val="24"/>
             </w:rPr>
             <w:fldChar w:fldCharType="separate"/>
@@ -1751,7 +1724,7 @@
           </w:r>
           <w:r>
             <w:rPr>
-              <w:rFonts w:hint="eastAsia" w:ascii="宋体" w:hAnsi="宋体" w:eastAsia="宋体" w:cs="宋体"/>
+              <w:rFonts w:ascii="宋体" w:eastAsia="宋体" w:hAnsi="宋体" w:cs="宋体" w:hint="eastAsia"/>
               <w:szCs w:val="24"/>
             </w:rPr>
             <w:fldChar w:fldCharType="end"/>
@@ -1759,28 +1732,28 @@
         </w:p>
         <w:p>
           <w:pPr>
-            <w:pStyle w:val="17"/>
+            <w:pStyle w:val="TOC2"/>
             <w:tabs>
               <w:tab w:val="right" w:leader="dot" w:pos="8306"/>
             </w:tabs>
           </w:pPr>
           <w:r>
             <w:rPr>
-              <w:rFonts w:hint="eastAsia" w:ascii="宋体" w:hAnsi="宋体" w:eastAsia="宋体" w:cs="宋体"/>
+              <w:rFonts w:ascii="宋体" w:eastAsia="宋体" w:hAnsi="宋体" w:cs="宋体" w:hint="eastAsia"/>
               <w:szCs w:val="24"/>
             </w:rPr>
             <w:fldChar w:fldCharType="begin"/>
           </w:r>
           <w:r>
             <w:rPr>
-              <w:rFonts w:hint="eastAsia" w:ascii="宋体" w:hAnsi="宋体" w:eastAsia="宋体" w:cs="宋体"/>
+              <w:rFonts w:ascii="宋体" w:eastAsia="宋体" w:hAnsi="宋体" w:cs="宋体" w:hint="eastAsia"/>
               <w:szCs w:val="24"/>
             </w:rPr>
             <w:instrText xml:space="preserve"> HYPERLINK \l _Toc4047 </w:instrText>
           </w:r>
           <w:r>
             <w:rPr>
-              <w:rFonts w:hint="eastAsia" w:ascii="宋体" w:hAnsi="宋体" w:eastAsia="宋体" w:cs="宋体"/>
+              <w:rFonts w:ascii="宋体" w:eastAsia="宋体" w:hAnsi="宋体" w:cs="宋体" w:hint="eastAsia"/>
               <w:szCs w:val="24"/>
             </w:rPr>
             <w:fldChar w:fldCharType="separate"/>
@@ -1819,7 +1792,7 @@
           </w:r>
           <w:r>
             <w:rPr>
-              <w:rFonts w:hint="eastAsia" w:ascii="宋体" w:hAnsi="宋体" w:eastAsia="宋体" w:cs="宋体"/>
+              <w:rFonts w:ascii="宋体" w:eastAsia="宋体" w:hAnsi="宋体" w:cs="宋体" w:hint="eastAsia"/>
               <w:szCs w:val="24"/>
             </w:rPr>
             <w:fldChar w:fldCharType="end"/>
@@ -1827,28 +1800,28 @@
         </w:p>
         <w:p>
           <w:pPr>
-            <w:pStyle w:val="17"/>
+            <w:pStyle w:val="TOC2"/>
             <w:tabs>
               <w:tab w:val="right" w:leader="dot" w:pos="8306"/>
             </w:tabs>
           </w:pPr>
           <w:r>
             <w:rPr>
-              <w:rFonts w:hint="eastAsia" w:ascii="宋体" w:hAnsi="宋体" w:eastAsia="宋体" w:cs="宋体"/>
+              <w:rFonts w:ascii="宋体" w:eastAsia="宋体" w:hAnsi="宋体" w:cs="宋体" w:hint="eastAsia"/>
               <w:szCs w:val="24"/>
             </w:rPr>
             <w:fldChar w:fldCharType="begin"/>
           </w:r>
           <w:r>
             <w:rPr>
-              <w:rFonts w:hint="eastAsia" w:ascii="宋体" w:hAnsi="宋体" w:eastAsia="宋体" w:cs="宋体"/>
+              <w:rFonts w:ascii="宋体" w:eastAsia="宋体" w:hAnsi="宋体" w:cs="宋体" w:hint="eastAsia"/>
               <w:szCs w:val="24"/>
             </w:rPr>
             <w:instrText xml:space="preserve"> HYPERLINK \l _Toc17631 </w:instrText>
           </w:r>
           <w:r>
             <w:rPr>
-              <w:rFonts w:hint="eastAsia" w:ascii="宋体" w:hAnsi="宋体" w:eastAsia="宋体" w:cs="宋体"/>
+              <w:rFonts w:ascii="宋体" w:eastAsia="宋体" w:hAnsi="宋体" w:cs="宋体" w:hint="eastAsia"/>
               <w:szCs w:val="24"/>
             </w:rPr>
             <w:fldChar w:fldCharType="separate"/>
@@ -1887,7 +1860,7 @@
           </w:r>
           <w:r>
             <w:rPr>
-              <w:rFonts w:hint="eastAsia" w:ascii="宋体" w:hAnsi="宋体" w:eastAsia="宋体" w:cs="宋体"/>
+              <w:rFonts w:ascii="宋体" w:eastAsia="宋体" w:hAnsi="宋体" w:cs="宋体" w:hint="eastAsia"/>
               <w:szCs w:val="24"/>
             </w:rPr>
             <w:fldChar w:fldCharType="end"/>
@@ -1895,28 +1868,28 @@
         </w:p>
         <w:p>
           <w:pPr>
-            <w:pStyle w:val="17"/>
+            <w:pStyle w:val="TOC2"/>
             <w:tabs>
               <w:tab w:val="right" w:leader="dot" w:pos="8306"/>
             </w:tabs>
           </w:pPr>
           <w:r>
             <w:rPr>
-              <w:rFonts w:hint="eastAsia" w:ascii="宋体" w:hAnsi="宋体" w:eastAsia="宋体" w:cs="宋体"/>
+              <w:rFonts w:ascii="宋体" w:eastAsia="宋体" w:hAnsi="宋体" w:cs="宋体" w:hint="eastAsia"/>
               <w:szCs w:val="24"/>
             </w:rPr>
             <w:fldChar w:fldCharType="begin"/>
           </w:r>
           <w:r>
             <w:rPr>
-              <w:rFonts w:hint="eastAsia" w:ascii="宋体" w:hAnsi="宋体" w:eastAsia="宋体" w:cs="宋体"/>
+              <w:rFonts w:ascii="宋体" w:eastAsia="宋体" w:hAnsi="宋体" w:cs="宋体" w:hint="eastAsia"/>
               <w:szCs w:val="24"/>
             </w:rPr>
             <w:instrText xml:space="preserve"> HYPERLINK \l _Toc11683 </w:instrText>
           </w:r>
           <w:r>
             <w:rPr>
-              <w:rFonts w:hint="eastAsia" w:ascii="宋体" w:hAnsi="宋体" w:eastAsia="宋体" w:cs="宋体"/>
+              <w:rFonts w:ascii="宋体" w:eastAsia="宋体" w:hAnsi="宋体" w:cs="宋体" w:hint="eastAsia"/>
               <w:szCs w:val="24"/>
             </w:rPr>
             <w:fldChar w:fldCharType="separate"/>
@@ -1955,7 +1928,7 @@
           </w:r>
           <w:r>
             <w:rPr>
-              <w:rFonts w:hint="eastAsia" w:ascii="宋体" w:hAnsi="宋体" w:eastAsia="宋体" w:cs="宋体"/>
+              <w:rFonts w:ascii="宋体" w:eastAsia="宋体" w:hAnsi="宋体" w:cs="宋体" w:hint="eastAsia"/>
               <w:szCs w:val="24"/>
             </w:rPr>
             <w:fldChar w:fldCharType="end"/>
@@ -1963,28 +1936,28 @@
         </w:p>
         <w:p>
           <w:pPr>
-            <w:pStyle w:val="13"/>
+            <w:pStyle w:val="TOC3"/>
             <w:tabs>
               <w:tab w:val="right" w:leader="dot" w:pos="8306"/>
             </w:tabs>
           </w:pPr>
           <w:r>
             <w:rPr>
-              <w:rFonts w:hint="eastAsia" w:ascii="宋体" w:hAnsi="宋体" w:eastAsia="宋体" w:cs="宋体"/>
+              <w:rFonts w:ascii="宋体" w:eastAsia="宋体" w:hAnsi="宋体" w:cs="宋体" w:hint="eastAsia"/>
               <w:szCs w:val="24"/>
             </w:rPr>
             <w:fldChar w:fldCharType="begin"/>
           </w:r>
           <w:r>
             <w:rPr>
-              <w:rFonts w:hint="eastAsia" w:ascii="宋体" w:hAnsi="宋体" w:eastAsia="宋体" w:cs="宋体"/>
+              <w:rFonts w:ascii="宋体" w:eastAsia="宋体" w:hAnsi="宋体" w:cs="宋体" w:hint="eastAsia"/>
               <w:szCs w:val="24"/>
             </w:rPr>
             <w:instrText xml:space="preserve"> HYPERLINK \l _Toc23849 </w:instrText>
           </w:r>
           <w:r>
             <w:rPr>
-              <w:rFonts w:hint="eastAsia" w:ascii="宋体" w:hAnsi="宋体" w:eastAsia="宋体" w:cs="宋体"/>
+              <w:rFonts w:ascii="宋体" w:eastAsia="宋体" w:hAnsi="宋体" w:cs="宋体" w:hint="eastAsia"/>
               <w:szCs w:val="24"/>
             </w:rPr>
             <w:fldChar w:fldCharType="separate"/>
@@ -2016,7 +1989,7 @@
           </w:r>
           <w:r>
             <w:rPr>
-              <w:rFonts w:hint="eastAsia" w:ascii="宋体" w:hAnsi="宋体" w:eastAsia="宋体" w:cs="宋体"/>
+              <w:rFonts w:ascii="宋体" w:eastAsia="宋体" w:hAnsi="宋体" w:cs="宋体" w:hint="eastAsia"/>
               <w:szCs w:val="24"/>
             </w:rPr>
             <w:fldChar w:fldCharType="end"/>
@@ -2024,28 +1997,28 @@
         </w:p>
         <w:p>
           <w:pPr>
-            <w:pStyle w:val="13"/>
+            <w:pStyle w:val="TOC3"/>
             <w:tabs>
               <w:tab w:val="right" w:leader="dot" w:pos="8306"/>
             </w:tabs>
           </w:pPr>
           <w:r>
             <w:rPr>
-              <w:rFonts w:hint="eastAsia" w:ascii="宋体" w:hAnsi="宋体" w:eastAsia="宋体" w:cs="宋体"/>
+              <w:rFonts w:ascii="宋体" w:eastAsia="宋体" w:hAnsi="宋体" w:cs="宋体" w:hint="eastAsia"/>
               <w:szCs w:val="24"/>
             </w:rPr>
             <w:fldChar w:fldCharType="begin"/>
           </w:r>
           <w:r>
             <w:rPr>
-              <w:rFonts w:hint="eastAsia" w:ascii="宋体" w:hAnsi="宋体" w:eastAsia="宋体" w:cs="宋体"/>
+              <w:rFonts w:ascii="宋体" w:eastAsia="宋体" w:hAnsi="宋体" w:cs="宋体" w:hint="eastAsia"/>
               <w:szCs w:val="24"/>
             </w:rPr>
             <w:instrText xml:space="preserve"> HYPERLINK \l _Toc19473 </w:instrText>
           </w:r>
           <w:r>
             <w:rPr>
-              <w:rFonts w:hint="eastAsia" w:ascii="宋体" w:hAnsi="宋体" w:eastAsia="宋体" w:cs="宋体"/>
+              <w:rFonts w:ascii="宋体" w:eastAsia="宋体" w:hAnsi="宋体" w:cs="宋体" w:hint="eastAsia"/>
               <w:szCs w:val="24"/>
             </w:rPr>
             <w:fldChar w:fldCharType="separate"/>
@@ -2062,7 +2035,7 @@
               <w:rFonts w:hint="eastAsia"/>
               <w:lang w:val="en-US" w:eastAsia="zh-CN"/>
             </w:rPr>
-            <w:t>数据部部长</w:t>
+            <w:t>数据部经理</w:t>
           </w:r>
           <w:r>
             <w:tab/>
@@ -2084,7 +2057,7 @@
           </w:r>
           <w:r>
             <w:rPr>
-              <w:rFonts w:hint="eastAsia" w:ascii="宋体" w:hAnsi="宋体" w:eastAsia="宋体" w:cs="宋体"/>
+              <w:rFonts w:ascii="宋体" w:eastAsia="宋体" w:hAnsi="宋体" w:cs="宋体" w:hint="eastAsia"/>
               <w:szCs w:val="24"/>
             </w:rPr>
             <w:fldChar w:fldCharType="end"/>
@@ -2092,28 +2065,28 @@
         </w:p>
         <w:p>
           <w:pPr>
-            <w:pStyle w:val="13"/>
+            <w:pStyle w:val="TOC3"/>
             <w:tabs>
               <w:tab w:val="right" w:leader="dot" w:pos="8306"/>
             </w:tabs>
           </w:pPr>
           <w:r>
             <w:rPr>
-              <w:rFonts w:hint="eastAsia" w:ascii="宋体" w:hAnsi="宋体" w:eastAsia="宋体" w:cs="宋体"/>
+              <w:rFonts w:ascii="宋体" w:eastAsia="宋体" w:hAnsi="宋体" w:cs="宋体" w:hint="eastAsia"/>
               <w:szCs w:val="24"/>
             </w:rPr>
             <w:fldChar w:fldCharType="begin"/>
           </w:r>
           <w:r>
             <w:rPr>
-              <w:rFonts w:hint="eastAsia" w:ascii="宋体" w:hAnsi="宋体" w:eastAsia="宋体" w:cs="宋体"/>
+              <w:rFonts w:ascii="宋体" w:eastAsia="宋体" w:hAnsi="宋体" w:cs="宋体" w:hint="eastAsia"/>
               <w:szCs w:val="24"/>
             </w:rPr>
             <w:instrText xml:space="preserve"> HYPERLINK \l _Toc5660 </w:instrText>
           </w:r>
           <w:r>
             <w:rPr>
-              <w:rFonts w:hint="eastAsia" w:ascii="宋体" w:hAnsi="宋体" w:eastAsia="宋体" w:cs="宋体"/>
+              <w:rFonts w:ascii="宋体" w:eastAsia="宋体" w:hAnsi="宋体" w:cs="宋体" w:hint="eastAsia"/>
               <w:szCs w:val="24"/>
             </w:rPr>
             <w:fldChar w:fldCharType="separate"/>
@@ -2145,7 +2118,7 @@
           </w:r>
           <w:r>
             <w:rPr>
-              <w:rFonts w:hint="eastAsia" w:ascii="宋体" w:hAnsi="宋体" w:eastAsia="宋体" w:cs="宋体"/>
+              <w:rFonts w:ascii="宋体" w:eastAsia="宋体" w:hAnsi="宋体" w:cs="宋体" w:hint="eastAsia"/>
               <w:szCs w:val="24"/>
             </w:rPr>
             <w:fldChar w:fldCharType="end"/>
@@ -2153,28 +2126,28 @@
         </w:p>
         <w:p>
           <w:pPr>
-            <w:pStyle w:val="13"/>
+            <w:pStyle w:val="TOC3"/>
             <w:tabs>
               <w:tab w:val="right" w:leader="dot" w:pos="8306"/>
             </w:tabs>
           </w:pPr>
           <w:r>
             <w:rPr>
-              <w:rFonts w:hint="eastAsia" w:ascii="宋体" w:hAnsi="宋体" w:eastAsia="宋体" w:cs="宋体"/>
+              <w:rFonts w:ascii="宋体" w:eastAsia="宋体" w:hAnsi="宋体" w:cs="宋体" w:hint="eastAsia"/>
               <w:szCs w:val="24"/>
             </w:rPr>
             <w:fldChar w:fldCharType="begin"/>
           </w:r>
           <w:r>
             <w:rPr>
-              <w:rFonts w:hint="eastAsia" w:ascii="宋体" w:hAnsi="宋体" w:eastAsia="宋体" w:cs="宋体"/>
+              <w:rFonts w:ascii="宋体" w:eastAsia="宋体" w:hAnsi="宋体" w:cs="宋体" w:hint="eastAsia"/>
               <w:szCs w:val="24"/>
             </w:rPr>
             <w:instrText xml:space="preserve"> HYPERLINK \l _Toc1574 </w:instrText>
           </w:r>
           <w:r>
             <w:rPr>
-              <w:rFonts w:hint="eastAsia" w:ascii="宋体" w:hAnsi="宋体" w:eastAsia="宋体" w:cs="宋体"/>
+              <w:rFonts w:ascii="宋体" w:eastAsia="宋体" w:hAnsi="宋体" w:cs="宋体" w:hint="eastAsia"/>
               <w:szCs w:val="24"/>
             </w:rPr>
             <w:fldChar w:fldCharType="separate"/>
@@ -2213,7 +2186,7 @@
           </w:r>
           <w:r>
             <w:rPr>
-              <w:rFonts w:hint="eastAsia" w:ascii="宋体" w:hAnsi="宋体" w:eastAsia="宋体" w:cs="宋体"/>
+              <w:rFonts w:ascii="宋体" w:eastAsia="宋体" w:hAnsi="宋体" w:cs="宋体" w:hint="eastAsia"/>
               <w:szCs w:val="24"/>
             </w:rPr>
             <w:fldChar w:fldCharType="end"/>
@@ -2221,28 +2194,28 @@
         </w:p>
         <w:p>
           <w:pPr>
-            <w:pStyle w:val="16"/>
+            <w:pStyle w:val="TOC1"/>
             <w:tabs>
               <w:tab w:val="right" w:leader="dot" w:pos="8306"/>
             </w:tabs>
           </w:pPr>
           <w:r>
             <w:rPr>
-              <w:rFonts w:hint="eastAsia" w:ascii="宋体" w:hAnsi="宋体" w:eastAsia="宋体" w:cs="宋体"/>
+              <w:rFonts w:ascii="宋体" w:eastAsia="宋体" w:hAnsi="宋体" w:cs="宋体" w:hint="eastAsia"/>
               <w:szCs w:val="24"/>
             </w:rPr>
             <w:fldChar w:fldCharType="begin"/>
           </w:r>
           <w:r>
             <w:rPr>
-              <w:rFonts w:hint="eastAsia" w:ascii="宋体" w:hAnsi="宋体" w:eastAsia="宋体" w:cs="宋体"/>
+              <w:rFonts w:ascii="宋体" w:eastAsia="宋体" w:hAnsi="宋体" w:cs="宋体" w:hint="eastAsia"/>
               <w:szCs w:val="24"/>
             </w:rPr>
             <w:instrText xml:space="preserve"> HYPERLINK \l _Toc21561 </w:instrText>
           </w:r>
           <w:r>
             <w:rPr>
-              <w:rFonts w:hint="eastAsia" w:ascii="宋体" w:hAnsi="宋体" w:eastAsia="宋体" w:cs="宋体"/>
+              <w:rFonts w:ascii="宋体" w:eastAsia="宋体" w:hAnsi="宋体" w:cs="宋体" w:hint="eastAsia"/>
               <w:szCs w:val="24"/>
             </w:rPr>
             <w:fldChar w:fldCharType="separate"/>
@@ -2281,7 +2254,7 @@
           </w:r>
           <w:r>
             <w:rPr>
-              <w:rFonts w:hint="eastAsia" w:ascii="宋体" w:hAnsi="宋体" w:eastAsia="宋体" w:cs="宋体"/>
+              <w:rFonts w:ascii="宋体" w:eastAsia="宋体" w:hAnsi="宋体" w:cs="宋体" w:hint="eastAsia"/>
               <w:szCs w:val="24"/>
             </w:rPr>
             <w:fldChar w:fldCharType="end"/>
@@ -2289,28 +2262,28 @@
         </w:p>
         <w:p>
           <w:pPr>
-            <w:pStyle w:val="16"/>
+            <w:pStyle w:val="TOC1"/>
             <w:tabs>
               <w:tab w:val="right" w:leader="dot" w:pos="8306"/>
             </w:tabs>
           </w:pPr>
           <w:r>
             <w:rPr>
-              <w:rFonts w:hint="eastAsia" w:ascii="宋体" w:hAnsi="宋体" w:eastAsia="宋体" w:cs="宋体"/>
+              <w:rFonts w:ascii="宋体" w:eastAsia="宋体" w:hAnsi="宋体" w:cs="宋体" w:hint="eastAsia"/>
               <w:szCs w:val="24"/>
             </w:rPr>
             <w:fldChar w:fldCharType="begin"/>
           </w:r>
           <w:r>
             <w:rPr>
-              <w:rFonts w:hint="eastAsia" w:ascii="宋体" w:hAnsi="宋体" w:eastAsia="宋体" w:cs="宋体"/>
+              <w:rFonts w:ascii="宋体" w:eastAsia="宋体" w:hAnsi="宋体" w:cs="宋体" w:hint="eastAsia"/>
               <w:szCs w:val="24"/>
             </w:rPr>
             <w:instrText xml:space="preserve"> HYPERLINK \l _Toc13662 </w:instrText>
           </w:r>
           <w:r>
             <w:rPr>
-              <w:rFonts w:hint="eastAsia" w:ascii="宋体" w:hAnsi="宋体" w:eastAsia="宋体" w:cs="宋体"/>
+              <w:rFonts w:ascii="宋体" w:eastAsia="宋体" w:hAnsi="宋体" w:cs="宋体" w:hint="eastAsia"/>
               <w:szCs w:val="24"/>
             </w:rPr>
             <w:fldChar w:fldCharType="separate"/>
@@ -2348,7 +2321,7 @@
           </w:r>
           <w:r>
             <w:rPr>
-              <w:rFonts w:hint="eastAsia" w:ascii="宋体" w:hAnsi="宋体" w:eastAsia="宋体" w:cs="宋体"/>
+              <w:rFonts w:ascii="宋体" w:eastAsia="宋体" w:hAnsi="宋体" w:cs="宋体" w:hint="eastAsia"/>
               <w:szCs w:val="24"/>
             </w:rPr>
             <w:fldChar w:fldCharType="end"/>
@@ -2356,28 +2329,28 @@
         </w:p>
         <w:p>
           <w:pPr>
-            <w:pStyle w:val="17"/>
+            <w:pStyle w:val="TOC2"/>
             <w:tabs>
               <w:tab w:val="right" w:leader="dot" w:pos="8306"/>
             </w:tabs>
           </w:pPr>
           <w:r>
             <w:rPr>
-              <w:rFonts w:hint="eastAsia" w:ascii="宋体" w:hAnsi="宋体" w:eastAsia="宋体" w:cs="宋体"/>
+              <w:rFonts w:ascii="宋体" w:eastAsia="宋体" w:hAnsi="宋体" w:cs="宋体" w:hint="eastAsia"/>
               <w:szCs w:val="24"/>
             </w:rPr>
             <w:fldChar w:fldCharType="begin"/>
           </w:r>
           <w:r>
             <w:rPr>
-              <w:rFonts w:hint="eastAsia" w:ascii="宋体" w:hAnsi="宋体" w:eastAsia="宋体" w:cs="宋体"/>
+              <w:rFonts w:ascii="宋体" w:eastAsia="宋体" w:hAnsi="宋体" w:cs="宋体" w:hint="eastAsia"/>
               <w:szCs w:val="24"/>
             </w:rPr>
             <w:instrText xml:space="preserve"> HYPERLINK \l _Toc32260 </w:instrText>
           </w:r>
           <w:r>
             <w:rPr>
-              <w:rFonts w:hint="eastAsia" w:ascii="宋体" w:hAnsi="宋体" w:eastAsia="宋体" w:cs="宋体"/>
+              <w:rFonts w:ascii="宋体" w:eastAsia="宋体" w:hAnsi="宋体" w:cs="宋体" w:hint="eastAsia"/>
               <w:szCs w:val="24"/>
             </w:rPr>
             <w:fldChar w:fldCharType="separate"/>
@@ -2414,7 +2387,7 @@
           </w:r>
           <w:r>
             <w:rPr>
-              <w:rFonts w:hint="eastAsia" w:ascii="宋体" w:hAnsi="宋体" w:eastAsia="宋体" w:cs="宋体"/>
+              <w:rFonts w:ascii="宋体" w:eastAsia="宋体" w:hAnsi="宋体" w:cs="宋体" w:hint="eastAsia"/>
               <w:szCs w:val="24"/>
             </w:rPr>
             <w:fldChar w:fldCharType="end"/>
@@ -2422,28 +2395,28 @@
         </w:p>
         <w:p>
           <w:pPr>
-            <w:pStyle w:val="17"/>
+            <w:pStyle w:val="TOC2"/>
             <w:tabs>
               <w:tab w:val="right" w:leader="dot" w:pos="8306"/>
             </w:tabs>
           </w:pPr>
           <w:r>
             <w:rPr>
-              <w:rFonts w:hint="eastAsia" w:ascii="宋体" w:hAnsi="宋体" w:eastAsia="宋体" w:cs="宋体"/>
+              <w:rFonts w:ascii="宋体" w:eastAsia="宋体" w:hAnsi="宋体" w:cs="宋体" w:hint="eastAsia"/>
               <w:szCs w:val="24"/>
             </w:rPr>
             <w:fldChar w:fldCharType="begin"/>
           </w:r>
           <w:r>
             <w:rPr>
-              <w:rFonts w:hint="eastAsia" w:ascii="宋体" w:hAnsi="宋体" w:eastAsia="宋体" w:cs="宋体"/>
+              <w:rFonts w:ascii="宋体" w:eastAsia="宋体" w:hAnsi="宋体" w:cs="宋体" w:hint="eastAsia"/>
               <w:szCs w:val="24"/>
             </w:rPr>
             <w:instrText xml:space="preserve"> HYPERLINK \l _Toc13630 </w:instrText>
           </w:r>
           <w:r>
             <w:rPr>
-              <w:rFonts w:hint="eastAsia" w:ascii="宋体" w:hAnsi="宋体" w:eastAsia="宋体" w:cs="宋体"/>
+              <w:rFonts w:ascii="宋体" w:eastAsia="宋体" w:hAnsi="宋体" w:cs="宋体" w:hint="eastAsia"/>
               <w:szCs w:val="24"/>
             </w:rPr>
             <w:fldChar w:fldCharType="separate"/>
@@ -2480,7 +2453,7 @@
           </w:r>
           <w:r>
             <w:rPr>
-              <w:rFonts w:hint="eastAsia" w:ascii="宋体" w:hAnsi="宋体" w:eastAsia="宋体" w:cs="宋体"/>
+              <w:rFonts w:ascii="宋体" w:eastAsia="宋体" w:hAnsi="宋体" w:cs="宋体" w:hint="eastAsia"/>
               <w:szCs w:val="24"/>
             </w:rPr>
             <w:fldChar w:fldCharType="end"/>
@@ -2488,28 +2461,28 @@
         </w:p>
         <w:p>
           <w:pPr>
-            <w:pStyle w:val="16"/>
+            <w:pStyle w:val="TOC1"/>
             <w:tabs>
               <w:tab w:val="right" w:leader="dot" w:pos="8306"/>
             </w:tabs>
           </w:pPr>
           <w:r>
             <w:rPr>
-              <w:rFonts w:hint="eastAsia" w:ascii="宋体" w:hAnsi="宋体" w:eastAsia="宋体" w:cs="宋体"/>
+              <w:rFonts w:ascii="宋体" w:eastAsia="宋体" w:hAnsi="宋体" w:cs="宋体" w:hint="eastAsia"/>
               <w:szCs w:val="24"/>
             </w:rPr>
             <w:fldChar w:fldCharType="begin"/>
           </w:r>
           <w:r>
             <w:rPr>
-              <w:rFonts w:hint="eastAsia" w:ascii="宋体" w:hAnsi="宋体" w:eastAsia="宋体" w:cs="宋体"/>
+              <w:rFonts w:ascii="宋体" w:eastAsia="宋体" w:hAnsi="宋体" w:cs="宋体" w:hint="eastAsia"/>
               <w:szCs w:val="24"/>
             </w:rPr>
             <w:instrText xml:space="preserve"> HYPERLINK \l _Toc7100 </w:instrText>
           </w:r>
           <w:r>
             <w:rPr>
-              <w:rFonts w:hint="eastAsia" w:ascii="宋体" w:hAnsi="宋体" w:eastAsia="宋体" w:cs="宋体"/>
+              <w:rFonts w:ascii="宋体" w:eastAsia="宋体" w:hAnsi="宋体" w:cs="宋体" w:hint="eastAsia"/>
               <w:szCs w:val="24"/>
             </w:rPr>
             <w:fldChar w:fldCharType="separate"/>
@@ -2548,7 +2521,7 @@
           </w:r>
           <w:r>
             <w:rPr>
-              <w:rFonts w:hint="eastAsia" w:ascii="宋体" w:hAnsi="宋体" w:eastAsia="宋体" w:cs="宋体"/>
+              <w:rFonts w:ascii="宋体" w:eastAsia="宋体" w:hAnsi="宋体" w:cs="宋体" w:hint="eastAsia"/>
               <w:szCs w:val="24"/>
             </w:rPr>
             <w:fldChar w:fldCharType="end"/>
@@ -2556,28 +2529,28 @@
         </w:p>
         <w:p>
           <w:pPr>
-            <w:pStyle w:val="17"/>
+            <w:pStyle w:val="TOC2"/>
             <w:tabs>
               <w:tab w:val="right" w:leader="dot" w:pos="8306"/>
             </w:tabs>
           </w:pPr>
           <w:r>
             <w:rPr>
-              <w:rFonts w:hint="eastAsia" w:ascii="宋体" w:hAnsi="宋体" w:eastAsia="宋体" w:cs="宋体"/>
+              <w:rFonts w:ascii="宋体" w:eastAsia="宋体" w:hAnsi="宋体" w:cs="宋体" w:hint="eastAsia"/>
               <w:szCs w:val="24"/>
             </w:rPr>
             <w:fldChar w:fldCharType="begin"/>
           </w:r>
           <w:r>
             <w:rPr>
-              <w:rFonts w:hint="eastAsia" w:ascii="宋体" w:hAnsi="宋体" w:eastAsia="宋体" w:cs="宋体"/>
+              <w:rFonts w:ascii="宋体" w:eastAsia="宋体" w:hAnsi="宋体" w:cs="宋体" w:hint="eastAsia"/>
               <w:szCs w:val="24"/>
             </w:rPr>
             <w:instrText xml:space="preserve"> HYPERLINK \l _Toc17583 </w:instrText>
           </w:r>
           <w:r>
             <w:rPr>
-              <w:rFonts w:hint="eastAsia" w:ascii="宋体" w:hAnsi="宋体" w:eastAsia="宋体" w:cs="宋体"/>
+              <w:rFonts w:ascii="宋体" w:eastAsia="宋体" w:hAnsi="宋体" w:cs="宋体" w:hint="eastAsia"/>
               <w:szCs w:val="24"/>
             </w:rPr>
             <w:fldChar w:fldCharType="separate"/>
@@ -2616,7 +2589,7 @@
           </w:r>
           <w:r>
             <w:rPr>
-              <w:rFonts w:hint="eastAsia" w:ascii="宋体" w:hAnsi="宋体" w:eastAsia="宋体" w:cs="宋体"/>
+              <w:rFonts w:ascii="宋体" w:eastAsia="宋体" w:hAnsi="宋体" w:cs="宋体" w:hint="eastAsia"/>
               <w:szCs w:val="24"/>
             </w:rPr>
             <w:fldChar w:fldCharType="end"/>
@@ -2624,28 +2597,28 @@
         </w:p>
         <w:p>
           <w:pPr>
-            <w:pStyle w:val="17"/>
+            <w:pStyle w:val="TOC2"/>
             <w:tabs>
               <w:tab w:val="right" w:leader="dot" w:pos="8306"/>
             </w:tabs>
           </w:pPr>
           <w:r>
             <w:rPr>
-              <w:rFonts w:hint="eastAsia" w:ascii="宋体" w:hAnsi="宋体" w:eastAsia="宋体" w:cs="宋体"/>
+              <w:rFonts w:ascii="宋体" w:eastAsia="宋体" w:hAnsi="宋体" w:cs="宋体" w:hint="eastAsia"/>
               <w:szCs w:val="24"/>
             </w:rPr>
             <w:fldChar w:fldCharType="begin"/>
           </w:r>
           <w:r>
             <w:rPr>
-              <w:rFonts w:hint="eastAsia" w:ascii="宋体" w:hAnsi="宋体" w:eastAsia="宋体" w:cs="宋体"/>
+              <w:rFonts w:ascii="宋体" w:eastAsia="宋体" w:hAnsi="宋体" w:cs="宋体" w:hint="eastAsia"/>
               <w:szCs w:val="24"/>
             </w:rPr>
             <w:instrText xml:space="preserve"> HYPERLINK \l _Toc29118 </w:instrText>
           </w:r>
           <w:r>
             <w:rPr>
-              <w:rFonts w:hint="eastAsia" w:ascii="宋体" w:hAnsi="宋体" w:eastAsia="宋体" w:cs="宋体"/>
+              <w:rFonts w:ascii="宋体" w:eastAsia="宋体" w:hAnsi="宋体" w:cs="宋体" w:hint="eastAsia"/>
               <w:szCs w:val="24"/>
             </w:rPr>
             <w:fldChar w:fldCharType="separate"/>
@@ -2684,7 +2657,7 @@
           </w:r>
           <w:r>
             <w:rPr>
-              <w:rFonts w:hint="eastAsia" w:ascii="宋体" w:hAnsi="宋体" w:eastAsia="宋体" w:cs="宋体"/>
+              <w:rFonts w:ascii="宋体" w:eastAsia="宋体" w:hAnsi="宋体" w:cs="宋体" w:hint="eastAsia"/>
               <w:szCs w:val="24"/>
             </w:rPr>
             <w:fldChar w:fldCharType="end"/>
@@ -2692,28 +2665,28 @@
         </w:p>
         <w:p>
           <w:pPr>
-            <w:pStyle w:val="17"/>
+            <w:pStyle w:val="TOC2"/>
             <w:tabs>
               <w:tab w:val="right" w:leader="dot" w:pos="8306"/>
             </w:tabs>
           </w:pPr>
           <w:r>
             <w:rPr>
-              <w:rFonts w:hint="eastAsia" w:ascii="宋体" w:hAnsi="宋体" w:eastAsia="宋体" w:cs="宋体"/>
+              <w:rFonts w:ascii="宋体" w:eastAsia="宋体" w:hAnsi="宋体" w:cs="宋体" w:hint="eastAsia"/>
               <w:szCs w:val="24"/>
             </w:rPr>
             <w:fldChar w:fldCharType="begin"/>
           </w:r>
           <w:r>
             <w:rPr>
-              <w:rFonts w:hint="eastAsia" w:ascii="宋体" w:hAnsi="宋体" w:eastAsia="宋体" w:cs="宋体"/>
+              <w:rFonts w:ascii="宋体" w:eastAsia="宋体" w:hAnsi="宋体" w:cs="宋体" w:hint="eastAsia"/>
               <w:szCs w:val="24"/>
             </w:rPr>
             <w:instrText xml:space="preserve"> HYPERLINK \l _Toc31563 </w:instrText>
           </w:r>
           <w:r>
             <w:rPr>
-              <w:rFonts w:hint="eastAsia" w:ascii="宋体" w:hAnsi="宋体" w:eastAsia="宋体" w:cs="宋体"/>
+              <w:rFonts w:ascii="宋体" w:eastAsia="宋体" w:hAnsi="宋体" w:cs="宋体" w:hint="eastAsia"/>
               <w:szCs w:val="24"/>
             </w:rPr>
             <w:fldChar w:fldCharType="separate"/>
@@ -2752,7 +2725,7 @@
           </w:r>
           <w:r>
             <w:rPr>
-              <w:rFonts w:hint="eastAsia" w:ascii="宋体" w:hAnsi="宋体" w:eastAsia="宋体" w:cs="宋体"/>
+              <w:rFonts w:ascii="宋体" w:eastAsia="宋体" w:hAnsi="宋体" w:cs="宋体" w:hint="eastAsia"/>
               <w:szCs w:val="24"/>
             </w:rPr>
             <w:fldChar w:fldCharType="end"/>
@@ -2774,7 +2747,7 @@
             <w:snapToGrid w:val="0"/>
             <w:textAlignment w:val="baseline"/>
             <w:rPr>
-              <w:rFonts w:hint="eastAsia" w:ascii="宋体" w:hAnsi="宋体" w:eastAsia="宋体" w:cs="宋体"/>
+              <w:rFonts w:ascii="宋体" w:eastAsia="宋体" w:hAnsi="宋体" w:cs="宋体" w:hint="eastAsia"/>
               <w:snapToGrid w:val="0"/>
               <w:color w:val="000000"/>
               <w:kern w:val="0"/>
@@ -2785,7 +2758,7 @@
           </w:pPr>
           <w:r>
             <w:rPr>
-              <w:rFonts w:hint="eastAsia" w:ascii="宋体" w:hAnsi="宋体" w:eastAsia="宋体" w:cs="宋体"/>
+              <w:rFonts w:ascii="宋体" w:eastAsia="宋体" w:hAnsi="宋体" w:cs="宋体" w:hint="eastAsia"/>
               <w:szCs w:val="24"/>
             </w:rPr>
             <w:fldChar w:fldCharType="end"/>
@@ -2809,7 +2782,7 @@
         <w:snapToGrid w:val="0"/>
         <w:textAlignment w:val="baseline"/>
         <w:rPr>
-          <w:rFonts w:ascii="Arial" w:hAnsi="Arial" w:eastAsia="Arial" w:cs="Arial"/>
+          <w:rFonts w:ascii="Arial" w:eastAsia="Arial" w:hAnsi="Arial" w:cs="Arial"/>
           <w:snapToGrid w:val="0"/>
           <w:color w:val="000000"/>
           <w:kern w:val="0"/>
@@ -2820,7 +2793,7 @@
       </w:pPr>
       <w:r>
         <w:rPr>
-          <w:rFonts w:ascii="Arial" w:hAnsi="Arial" w:eastAsia="Arial" w:cs="Arial"/>
+          <w:rFonts w:ascii="Arial" w:eastAsia="Arial" w:hAnsi="Arial" w:cs="Arial"/>
           <w:snapToGrid w:val="0"/>
           <w:color w:val="000000"/>
           <w:kern w:val="0"/>
@@ -2833,7 +2806,7 @@
     </w:p>
     <w:p>
       <w:pPr>
-        <w:pStyle w:val="28"/>
+        <w:pStyle w:val="1"/>
         <w:keepNext w:val="0"/>
         <w:keepLines w:val="0"/>
         <w:pageBreakBefore w:val="0"/>
@@ -2860,7 +2833,7 @@
     </w:p>
     <w:p>
       <w:pPr>
-        <w:pStyle w:val="30"/>
+        <w:pStyle w:val="2"/>
         <w:keepNext w:val="0"/>
         <w:keepLines w:val="0"/>
         <w:pageBreakBefore w:val="0"/>
@@ -2891,7 +2864,7 @@
     </w:p>
     <w:p>
       <w:pPr>
-        <w:pStyle w:val="29"/>
+        <w:pStyle w:val="a1"/>
         <w:rPr>
           <w:rFonts w:hint="eastAsia"/>
           <w:lang w:val="en-US" w:eastAsia="zh-CN"/>
@@ -2907,7 +2880,7 @@
     </w:p>
     <w:p>
       <w:pPr>
-        <w:pStyle w:val="30"/>
+        <w:pStyle w:val="2"/>
         <w:keepNext w:val="0"/>
         <w:keepLines w:val="0"/>
         <w:pageBreakBefore w:val="0"/>
@@ -2938,7 +2911,7 @@
     </w:p>
     <w:p>
       <w:pPr>
-        <w:pStyle w:val="29"/>
+        <w:pStyle w:val="a1"/>
         <w:rPr>
           <w:rFonts w:hint="eastAsia"/>
           <w:lang w:val="en-US" w:eastAsia="zh-CN"/>
@@ -2954,7 +2927,7 @@
     </w:p>
     <w:p>
       <w:pPr>
-        <w:pStyle w:val="30"/>
+        <w:pStyle w:val="2"/>
         <w:keepNext w:val="0"/>
         <w:keepLines w:val="0"/>
         <w:pageBreakBefore w:val="0"/>
@@ -2985,7 +2958,7 @@
     </w:p>
     <w:p>
       <w:pPr>
-        <w:pStyle w:val="31"/>
+        <w:pStyle w:val="3"/>
         <w:bidi w:val="0"/>
         <w:rPr>
           <w:rFonts w:hint="default"/>
@@ -3004,7 +2977,7 @@
     </w:p>
     <w:p>
       <w:pPr>
-        <w:pStyle w:val="29"/>
+        <w:pStyle w:val="a1"/>
         <w:rPr>
           <w:rFonts w:hint="default"/>
           <w:lang w:val="en-US" w:eastAsia="zh-CN"/>
@@ -3020,7 +2993,7 @@
     </w:p>
     <w:p>
       <w:pPr>
-        <w:pStyle w:val="31"/>
+        <w:pStyle w:val="3"/>
         <w:bidi w:val="0"/>
         <w:rPr>
           <w:rFonts w:hint="eastAsia"/>
@@ -3033,13 +3006,13 @@
           <w:rFonts w:hint="eastAsia"/>
           <w:lang w:val="en-US" w:eastAsia="zh-CN"/>
         </w:rPr>
-        <w:t>质量部部长</w:t>
+        <w:t>质量部经理</w:t>
       </w:r>
       <w:bookmarkEnd w:id="7"/>
     </w:p>
     <w:p>
       <w:pPr>
-        <w:pStyle w:val="29"/>
+        <w:pStyle w:val="a1"/>
         <w:rPr>
           <w:rFonts w:hint="default"/>
           <w:lang w:val="en-US" w:eastAsia="zh-CN"/>
@@ -3052,66 +3025,31 @@
         </w:rPr>
         <w:t>负责编制《内部审核检查表》，组织实施现场审核，编写《内部审核报告》</w:t>
       </w:r>
-      <w:bookmarkStart w:id="18" w:name="_GoBack"/>
-      <w:bookmarkEnd w:id="18"/>
-    </w:p>
-    <w:p>
-      <w:pPr>
-        <w:pStyle w:val="31"/>
-        <w:bidi w:val="0"/>
-        <w:rPr>
-          <w:rFonts w:hint="default"/>
-          <w:lang w:val="en-US" w:eastAsia="zh-CN"/>
-        </w:rPr>
-      </w:pPr>
-      <w:bookmarkStart w:id="8" w:name="_Toc5660"/>
-      <w:r>
-        <w:rPr>
-          <w:rFonts w:hint="default"/>
-          <w:lang w:val="en-US" w:eastAsia="zh-CN"/>
-        </w:rPr>
-        <w:t>内审员</w:t>
-      </w:r>
+      <w:bookmarkStart w:id="8" w:name="_GoBack"/>
       <w:bookmarkEnd w:id="8"/>
     </w:p>
     <w:p>
       <w:pPr>
-        <w:pStyle w:val="29"/>
+        <w:pStyle w:val="3"/>
+        <w:bidi w:val="0"/>
         <w:rPr>
           <w:rFonts w:hint="default"/>
           <w:lang w:val="en-US" w:eastAsia="zh-CN"/>
         </w:rPr>
       </w:pPr>
+      <w:bookmarkStart w:id="9" w:name="_Toc5660"/>
       <w:r>
         <w:rPr>
           <w:rFonts w:hint="default"/>
           <w:lang w:val="en-US" w:eastAsia="zh-CN"/>
         </w:rPr>
-        <w:t>依据计划分工，完成指定的审核任务，报告审核发现。</w:t>
-      </w:r>
-    </w:p>
-    <w:p>
-      <w:pPr>
-        <w:pStyle w:val="31"/>
-        <w:bidi w:val="0"/>
-        <w:rPr>
-          <w:rFonts w:hint="eastAsia"/>
-          <w:lang w:val="en-US" w:eastAsia="zh-CN"/>
-        </w:rPr>
-      </w:pPr>
-      <w:bookmarkStart w:id="9" w:name="_Toc1574"/>
-      <w:r>
-        <w:rPr>
-          <w:rFonts w:hint="eastAsia"/>
-          <w:lang w:val="en-US" w:eastAsia="zh-CN"/>
-        </w:rPr>
-        <w:t>各运维相关部门</w:t>
+        <w:t>内审员</w:t>
       </w:r>
       <w:bookmarkEnd w:id="9"/>
     </w:p>
     <w:p>
       <w:pPr>
-        <w:pStyle w:val="29"/>
+        <w:pStyle w:val="a1"/>
         <w:rPr>
           <w:rFonts w:hint="default"/>
           <w:lang w:val="en-US" w:eastAsia="zh-CN"/>
@@ -3122,12 +3060,47 @@
           <w:rFonts w:hint="default"/>
           <w:lang w:val="en-US" w:eastAsia="zh-CN"/>
         </w:rPr>
-        <w:t>部门负责人应确保资源提供，指派陪同人员，并对审核发现的不符合项实施纠正措施。</w:t>
+        <w:t>依据计划分工，完成指定的审核任务，报告审核发现。</w:t>
       </w:r>
     </w:p>
     <w:p>
       <w:pPr>
-        <w:pStyle w:val="28"/>
+        <w:pStyle w:val="3"/>
+        <w:bidi w:val="0"/>
+        <w:rPr>
+          <w:rFonts w:hint="eastAsia"/>
+          <w:lang w:val="en-US" w:eastAsia="zh-CN"/>
+        </w:rPr>
+      </w:pPr>
+      <w:bookmarkStart w:id="10" w:name="_Toc1574"/>
+      <w:r>
+        <w:rPr>
+          <w:rFonts w:hint="eastAsia"/>
+          <w:lang w:val="en-US" w:eastAsia="zh-CN"/>
+        </w:rPr>
+        <w:t>各运维相关部门</w:t>
+      </w:r>
+      <w:bookmarkEnd w:id="10"/>
+    </w:p>
+    <w:p>
+      <w:pPr>
+        <w:pStyle w:val="a1"/>
+        <w:rPr>
+          <w:rFonts w:hint="default"/>
+          <w:lang w:val="en-US" w:eastAsia="zh-CN"/>
+        </w:rPr>
+      </w:pPr>
+      <w:r>
+        <w:rPr>
+          <w:rFonts w:hint="default"/>
+          <w:lang w:val="en-US" w:eastAsia="zh-CN"/>
+        </w:rPr>
+        <w:t>部门负责人应确保资源提供，指派陪同人员，并对审核发现的不符合项实施纠正措施。</w:t>
+      </w:r>
+    </w:p>
+    <w:p>
+      <w:pPr>
+        <w:pStyle w:val="1"/>
         <w:keepNext w:val="0"/>
         <w:keepLines w:val="0"/>
         <w:pageBreakBefore w:val="0"/>
@@ -3146,7 +3119,7 @@
           <w:lang w:val="en-US" w:eastAsia="zh-CN"/>
         </w:rPr>
       </w:pPr>
-      <w:bookmarkStart w:id="10" w:name="_Toc21561"/>
+      <w:bookmarkStart w:id="11" w:name="_Toc21561"/>
       <w:r>
         <w:rPr>
           <w:rFonts w:hint="eastAsia"/>
@@ -3154,16 +3127,16 @@
         </w:rPr>
         <w:t>引用依据</w:t>
       </w:r>
-      <w:bookmarkEnd w:id="10"/>
+      <w:bookmarkEnd w:id="11"/>
     </w:p>
     <w:p>
       <w:pPr>
-        <w:pStyle w:val="29"/>
+        <w:pStyle w:val="a1"/>
         <w:numPr>
           <w:ilvl w:val="0"/>
           <w:numId w:val="2"/>
         </w:numPr>
-        <w:ind w:left="425" w:leftChars="0" w:hanging="425" w:firstLineChars="0"/>
+        <w:ind w:left="425" w:hanging="425" w:leftChars="0" w:firstLineChars="0"/>
         <w:rPr>
           <w:rFonts w:hint="eastAsia"/>
           <w:lang w:val="en-US" w:eastAsia="zh-CN"/>
@@ -3179,12 +3152,12 @@
     </w:p>
     <w:p>
       <w:pPr>
-        <w:pStyle w:val="29"/>
+        <w:pStyle w:val="a1"/>
         <w:numPr>
           <w:ilvl w:val="0"/>
           <w:numId w:val="2"/>
         </w:numPr>
-        <w:ind w:left="425" w:leftChars="0" w:hanging="425" w:firstLineChars="0"/>
+        <w:ind w:left="425" w:hanging="425" w:leftChars="0" w:firstLineChars="0"/>
         <w:rPr>
           <w:rFonts w:hint="eastAsia"/>
           <w:lang w:val="en-US" w:eastAsia="zh-CN"/>
@@ -3200,12 +3173,12 @@
     </w:p>
     <w:p>
       <w:pPr>
-        <w:pStyle w:val="29"/>
+        <w:pStyle w:val="a1"/>
         <w:numPr>
           <w:ilvl w:val="0"/>
           <w:numId w:val="2"/>
         </w:numPr>
-        <w:ind w:left="425" w:leftChars="0" w:hanging="425" w:firstLineChars="0"/>
+        <w:ind w:left="425" w:hanging="425" w:leftChars="0" w:firstLineChars="0"/>
         <w:rPr>
           <w:rFonts w:hint="eastAsia"/>
           <w:lang w:val="en-US" w:eastAsia="zh-CN"/>
@@ -3221,12 +3194,12 @@
     </w:p>
     <w:p>
       <w:pPr>
-        <w:pStyle w:val="29"/>
+        <w:pStyle w:val="a1"/>
         <w:numPr>
           <w:ilvl w:val="0"/>
           <w:numId w:val="2"/>
         </w:numPr>
-        <w:ind w:left="425" w:leftChars="0" w:hanging="425" w:firstLineChars="0"/>
+        <w:ind w:left="425" w:hanging="425" w:leftChars="0" w:firstLineChars="0"/>
         <w:rPr>
           <w:rFonts w:hint="eastAsia"/>
           <w:lang w:val="en-US" w:eastAsia="zh-CN"/>
@@ -3242,7 +3215,7 @@
     </w:p>
     <w:p>
       <w:pPr>
-        <w:pStyle w:val="28"/>
+        <w:pStyle w:val="1"/>
         <w:keepNext w:val="0"/>
         <w:keepLines w:val="0"/>
         <w:pageBreakBefore w:val="0"/>
@@ -3257,67 +3230,36 @@
         <w:snapToGrid w:val="0"/>
         <w:textAlignment w:val="baseline"/>
       </w:pPr>
-      <w:bookmarkStart w:id="11" w:name="_Toc13662"/>
+      <w:bookmarkStart w:id="12" w:name="_Toc13662"/>
       <w:r>
         <w:rPr>
           <w:rFonts w:hint="eastAsia"/>
           <w:lang w:val="en-US" w:eastAsia="zh-CN"/>
         </w:rPr>
         <w:t>定义与术语</w:t>
-      </w:r>
-      <w:bookmarkEnd w:id="11"/>
-    </w:p>
-    <w:p>
-      <w:pPr>
-        <w:pStyle w:val="30"/>
-        <w:bidi w:val="0"/>
-        <w:rPr>
-          <w:rFonts w:hint="eastAsia"/>
-        </w:rPr>
-      </w:pPr>
-      <w:bookmarkStart w:id="12" w:name="_Toc32260"/>
-      <w:r>
-        <w:rPr>
-          <w:rFonts w:hint="eastAsia"/>
-        </w:rPr>
-        <w:t>内部审核</w:t>
       </w:r>
       <w:bookmarkEnd w:id="12"/>
     </w:p>
     <w:p>
       <w:pPr>
-        <w:pStyle w:val="29"/>
+        <w:pStyle w:val="2"/>
+        <w:bidi w:val="0"/>
         <w:rPr>
           <w:rFonts w:hint="eastAsia"/>
         </w:rPr>
       </w:pPr>
-      <w:r>
-        <w:rPr>
-          <w:rFonts w:hint="eastAsia"/>
-        </w:rPr>
-        <w:t>为获得审核证据并对其进行客观的评价，以确定满足审核准则的程度所进行的系统的、独立的并形成文件的过程。</w:t>
-      </w:r>
-    </w:p>
-    <w:p>
-      <w:pPr>
-        <w:pStyle w:val="30"/>
-        <w:bidi w:val="0"/>
-        <w:rPr>
-          <w:rFonts w:hint="eastAsia"/>
-        </w:rPr>
-      </w:pPr>
-      <w:bookmarkStart w:id="13" w:name="_Toc13630"/>
-      <w:r>
-        <w:rPr>
-          <w:rFonts w:hint="eastAsia"/>
-        </w:rPr>
-        <w:t>不符合项</w:t>
+      <w:bookmarkStart w:id="13" w:name="_Toc32260"/>
+      <w:r>
+        <w:rPr>
+          <w:rFonts w:hint="eastAsia"/>
+        </w:rPr>
+        <w:t>内部审核</w:t>
       </w:r>
       <w:bookmarkEnd w:id="13"/>
     </w:p>
     <w:p>
       <w:pPr>
-        <w:pStyle w:val="29"/>
+        <w:pStyle w:val="a1"/>
         <w:rPr>
           <w:rFonts w:hint="eastAsia"/>
         </w:rPr>
@@ -3326,12 +3268,43 @@
         <w:rPr>
           <w:rFonts w:hint="eastAsia"/>
         </w:rPr>
-        <w:t>未满足审核准则的要求。</w:t>
+        <w:t>为获得审核证据并对其进行客观的评价，以确定满足审核准则的程度所进行的系统的、独立的并形成文件的过程。</w:t>
       </w:r>
     </w:p>
     <w:p>
       <w:pPr>
-        <w:pStyle w:val="28"/>
+        <w:pStyle w:val="2"/>
+        <w:bidi w:val="0"/>
+        <w:rPr>
+          <w:rFonts w:hint="eastAsia"/>
+        </w:rPr>
+      </w:pPr>
+      <w:bookmarkStart w:id="14" w:name="_Toc13630"/>
+      <w:r>
+        <w:rPr>
+          <w:rFonts w:hint="eastAsia"/>
+        </w:rPr>
+        <w:t>不符合项</w:t>
+      </w:r>
+      <w:bookmarkEnd w:id="14"/>
+    </w:p>
+    <w:p>
+      <w:pPr>
+        <w:pStyle w:val="a1"/>
+        <w:rPr>
+          <w:rFonts w:hint="eastAsia"/>
+        </w:rPr>
+      </w:pPr>
+      <w:r>
+        <w:rPr>
+          <w:rFonts w:hint="eastAsia"/>
+        </w:rPr>
+        <w:t>未满足审核准则的要求。</w:t>
+      </w:r>
+    </w:p>
+    <w:p>
+      <w:pPr>
+        <w:pStyle w:val="1"/>
         <w:keepNext w:val="0"/>
         <w:keepLines w:val="0"/>
         <w:pageBreakBefore w:val="0"/>
@@ -3350,105 +3323,38 @@
           <w:lang w:val="en-US" w:eastAsia="zh-CN"/>
         </w:rPr>
       </w:pPr>
-      <w:bookmarkStart w:id="14" w:name="_Toc7100"/>
+      <w:bookmarkStart w:id="15" w:name="_Toc7100"/>
       <w:r>
         <w:rPr>
           <w:rFonts w:hint="eastAsia"/>
           <w:lang w:val="en-US" w:eastAsia="zh-CN"/>
         </w:rPr>
         <w:t>管理内容与要求</w:t>
-      </w:r>
-      <w:bookmarkEnd w:id="14"/>
-    </w:p>
-    <w:p>
-      <w:pPr>
-        <w:pStyle w:val="30"/>
-        <w:bidi w:val="0"/>
-        <w:rPr>
-          <w:rFonts w:hint="eastAsia"/>
-          <w:lang w:val="en-US" w:eastAsia="zh-CN"/>
-        </w:rPr>
-      </w:pPr>
-      <w:bookmarkStart w:id="15" w:name="_Toc17583"/>
-      <w:r>
-        <w:rPr>
-          <w:rFonts w:hint="eastAsia"/>
-          <w:lang w:val="en-US" w:eastAsia="zh-CN"/>
-        </w:rPr>
-        <w:t>审核基本信息</w:t>
       </w:r>
       <w:bookmarkEnd w:id="15"/>
     </w:p>
     <w:p>
       <w:pPr>
-        <w:pStyle w:val="29"/>
+        <w:pStyle w:val="2"/>
+        <w:bidi w:val="0"/>
         <w:rPr>
           <w:rFonts w:hint="eastAsia"/>
           <w:lang w:val="en-US" w:eastAsia="zh-CN"/>
         </w:rPr>
       </w:pPr>
-      <w:r>
-        <w:rPr>
-          <w:rFonts w:hint="eastAsia"/>
-          <w:lang w:val="en-US" w:eastAsia="zh-CN"/>
-        </w:rPr>
-        <w:t>时间安排：2025.12.15-2025.12.16</w:t>
-      </w:r>
-    </w:p>
-    <w:p>
-      <w:pPr>
-        <w:pStyle w:val="29"/>
-        <w:rPr>
-          <w:rFonts w:hint="eastAsia"/>
-          <w:lang w:val="en-US" w:eastAsia="zh-CN"/>
-        </w:rPr>
-      </w:pPr>
-      <w:r>
-        <w:rPr>
-          <w:rFonts w:hint="eastAsia"/>
-          <w:lang w:val="en-US" w:eastAsia="zh-CN"/>
-        </w:rPr>
-        <w:t>首次会议：2025.12.15 9:30</w:t>
-      </w:r>
-    </w:p>
-    <w:p>
-      <w:pPr>
-        <w:pStyle w:val="29"/>
-        <w:rPr>
-          <w:rFonts w:hint="default"/>
-          <w:lang w:val="en-US" w:eastAsia="zh-CN"/>
-        </w:rPr>
-      </w:pPr>
-      <w:r>
-        <w:rPr>
-          <w:rFonts w:hint="eastAsia"/>
-          <w:lang w:val="en-US" w:eastAsia="zh-CN"/>
-        </w:rPr>
-        <w:t>末次会议：2025.12.16 17:30</w:t>
-      </w:r>
-    </w:p>
-    <w:p>
-      <w:pPr>
-        <w:pStyle w:val="30"/>
-        <w:bidi w:val="0"/>
-        <w:rPr>
-          <w:rFonts w:hint="eastAsia"/>
-          <w:lang w:val="en-US" w:eastAsia="zh-CN"/>
-        </w:rPr>
-      </w:pPr>
-      <w:bookmarkStart w:id="16" w:name="_Toc29118"/>
-      <w:r>
-        <w:rPr>
-          <w:rFonts w:hint="eastAsia"/>
-          <w:lang w:val="en-US" w:eastAsia="zh-CN"/>
-        </w:rPr>
-        <w:t>审核组成员</w:t>
+      <w:bookmarkStart w:id="16" w:name="_Toc17583"/>
+      <w:r>
+        <w:rPr>
+          <w:rFonts w:hint="eastAsia"/>
+          <w:lang w:val="en-US" w:eastAsia="zh-CN"/>
+        </w:rPr>
+        <w:t>审核基本信息</w:t>
       </w:r>
       <w:bookmarkEnd w:id="16"/>
     </w:p>
     <w:p>
       <w:pPr>
-        <w:pStyle w:val="29"/>
+        <w:pStyle w:val="a1"/>
         <w:rPr>
           <w:rFonts w:hint="eastAsia"/>
           <w:lang w:val="en-US" w:eastAsia="zh-CN"/>
@@ -3459,16 +3365,14 @@
           <w:rFonts w:hint="eastAsia"/>
           <w:lang w:val="en-US" w:eastAsia="zh-CN"/>
         </w:rPr>
-        <w:t>审核组由组长和组员构成，组长由管代担任，运维部部长（A）、研发部部长（B）、人力部部长（C）、质量部部长（D）担任组员。审核组信息如表4-1所示</w:t>
+        <w:t>时间安排：2025.12.15-2025.12.16</w:t>
       </w:r>
     </w:p>
     <w:p>
       <w:pPr>
-        <w:pStyle w:val="29"/>
-        <w:ind w:left="0" w:leftChars="0" w:right="0" w:rightChars="0" w:firstLine="0" w:firstLineChars="0"/>
-        <w:jc w:val="center"/>
-        <w:rPr>
-          <w:rFonts w:hint="default"/>
+        <w:pStyle w:val="a1"/>
+        <w:rPr>
+          <w:rFonts w:hint="eastAsia"/>
           <w:lang w:val="en-US" w:eastAsia="zh-CN"/>
         </w:rPr>
       </w:pPr>
@@ -3477,35 +3381,12 @@
           <w:rFonts w:hint="eastAsia"/>
           <w:lang w:val="en-US" w:eastAsia="zh-CN"/>
         </w:rPr>
-        <w:t>表</w:t>
-      </w:r>
-      <w:r>
-        <w:rPr>
-          <w:rFonts w:hint="eastAsia"/>
-          <w:lang w:val="en-US" w:eastAsia="zh-CN"/>
-        </w:rPr>
-        <w:fldChar w:fldCharType="begin"/>
-      </w:r>
-      <w:r>
-        <w:rPr>
-          <w:rFonts w:hint="eastAsia"/>
-          <w:lang w:val="en-US" w:eastAsia="zh-CN"/>
-        </w:rPr>
-        <w:instrText xml:space="preserve"> </w:instrText>
-      </w:r>
-      <w:r>
-        <w:rPr>
-          <w:rFonts w:hint="default"/>
-          <w:lang w:val="en-US" w:eastAsia="zh-CN"/>
-        </w:rPr>
-        <w:instrText xml:space="preserve"> STYLEREF "柴_标题1" \n \* Charformat</w:instrText>
+        <w:t>首次会议：2025.12.15 9:30</w:t>
       </w:r>
     </w:p>
     <w:p>
       <w:pPr>
-        <w:pStyle w:val="29"/>
-        <w:ind w:left="0" w:leftChars="0" w:right="0" w:rightChars="0" w:firstLine="0" w:firstLineChars="0"/>
-        <w:jc w:val="center"/>
+        <w:pStyle w:val="a1"/>
         <w:rPr>
           <w:rFonts w:hint="default"/>
           <w:lang w:val="en-US" w:eastAsia="zh-CN"/>
@@ -3516,55 +3397,147 @@
           <w:rFonts w:hint="eastAsia"/>
           <w:lang w:val="en-US" w:eastAsia="zh-CN"/>
         </w:rPr>
-        <w:fldChar w:fldCharType="separate"/>
-      </w:r>
-      <w:r>
-        <w:rPr>
-          <w:rFonts w:hint="default"/>
-          <w:lang w:val="en-US" w:eastAsia="zh-CN"/>
-        </w:rPr>
-        <w:t>4</w:t>
-      </w:r>
-      <w:r>
-        <w:rPr>
-          <w:rFonts w:hint="eastAsia"/>
-          <w:lang w:val="en-US" w:eastAsia="zh-CN"/>
-        </w:rPr>
-        <w:fldChar w:fldCharType="end"/>
-      </w:r>
-      <w:r>
-        <w:rPr>
-          <w:rFonts w:hint="eastAsia"/>
-          <w:lang w:val="en-US" w:eastAsia="zh-CN"/>
-        </w:rPr>
-        <w:t xml:space="preserve"> -</w:t>
-      </w:r>
-      <w:r>
-        <w:rPr>
-          <w:rFonts w:hint="eastAsia"/>
-          <w:lang w:val="en-US" w:eastAsia="zh-CN"/>
-        </w:rPr>
-        <w:fldChar w:fldCharType="begin"/>
-      </w:r>
-      <w:r>
-        <w:rPr>
-          <w:rFonts w:hint="eastAsia"/>
-          <w:lang w:val="en-US" w:eastAsia="zh-CN"/>
-        </w:rPr>
-        <w:instrText xml:space="preserve"> </w:instrText>
-      </w:r>
-      <w:r>
-        <w:rPr>
-          <w:rFonts w:hint="default"/>
-          <w:lang w:val="en-US" w:eastAsia="zh-CN"/>
-        </w:rPr>
-        <w:instrText xml:space="preserve">  SEQ 图表 \* ARABIC  \s 1</w:instrText>
+        <w:t>末次会议：2025.12.16 17:30</w:t>
       </w:r>
     </w:p>
     <w:p>
       <w:pPr>
-        <w:pStyle w:val="29"/>
-        <w:ind w:left="0" w:leftChars="0" w:right="0" w:rightChars="0" w:firstLine="0" w:firstLineChars="0"/>
+        <w:pStyle w:val="2"/>
+        <w:bidi w:val="0"/>
+        <w:rPr>
+          <w:rFonts w:hint="eastAsia"/>
+          <w:lang w:val="en-US" w:eastAsia="zh-CN"/>
+        </w:rPr>
+      </w:pPr>
+      <w:bookmarkStart w:id="17" w:name="_Toc29118"/>
+      <w:r>
+        <w:rPr>
+          <w:rFonts w:hint="eastAsia"/>
+          <w:lang w:val="en-US" w:eastAsia="zh-CN"/>
+        </w:rPr>
+        <w:t>审核组成员</w:t>
+      </w:r>
+      <w:bookmarkEnd w:id="17"/>
+    </w:p>
+    <w:p>
+      <w:pPr>
+        <w:pStyle w:val="a1"/>
+        <w:rPr>
+          <w:rFonts w:hint="eastAsia"/>
+          <w:lang w:val="en-US" w:eastAsia="zh-CN"/>
+        </w:rPr>
+      </w:pPr>
+      <w:r>
+        <w:rPr>
+          <w:rFonts w:hint="eastAsia"/>
+          <w:lang w:val="en-US" w:eastAsia="zh-CN"/>
+        </w:rPr>
+        <w:t>审核组由组长和组员构成，组长由管代担任，运维部经理（A）、研发部经理（B）、人力部经理（C）、质量部经理（D）担任组员。审核组信息如表4-1所示</w:t>
+      </w:r>
+    </w:p>
+    <w:p>
+      <w:pPr>
+        <w:pStyle w:val="a1"/>
+        <w:ind w:left="0" w:right="0" w:firstLine="0" w:leftChars="0" w:rightChars="0" w:firstLineChars="0"/>
+        <w:jc w:val="center"/>
+        <w:rPr>
+          <w:rFonts w:hint="default"/>
+          <w:lang w:val="en-US" w:eastAsia="zh-CN"/>
+        </w:rPr>
+      </w:pPr>
+      <w:r>
+        <w:rPr>
+          <w:rFonts w:hint="eastAsia"/>
+          <w:lang w:val="en-US" w:eastAsia="zh-CN"/>
+        </w:rPr>
+        <w:t>表</w:t>
+      </w:r>
+      <w:r>
+        <w:rPr>
+          <w:rFonts w:hint="eastAsia"/>
+          <w:lang w:val="en-US" w:eastAsia="zh-CN"/>
+        </w:rPr>
+        <w:fldChar w:fldCharType="begin"/>
+      </w:r>
+      <w:r>
+        <w:rPr>
+          <w:rFonts w:hint="eastAsia"/>
+          <w:lang w:val="en-US" w:eastAsia="zh-CN"/>
+        </w:rPr>
+        <w:instrText xml:space="preserve"> </w:instrText>
+      </w:r>
+      <w:r>
+        <w:rPr>
+          <w:rFonts w:hint="default"/>
+          <w:lang w:val="en-US" w:eastAsia="zh-CN"/>
+        </w:rPr>
+        <w:instrText xml:space="preserve"> STYLEREF "柴_标题1" \n \* Charformat</w:instrText>
+      </w:r>
+    </w:p>
+    <w:p>
+      <w:pPr>
+        <w:pStyle w:val="a1"/>
+        <w:ind w:left="0" w:right="0" w:firstLine="0" w:leftChars="0" w:rightChars="0" w:firstLineChars="0"/>
+        <w:jc w:val="center"/>
+        <w:rPr>
+          <w:rFonts w:hint="default"/>
+          <w:lang w:val="en-US" w:eastAsia="zh-CN"/>
+        </w:rPr>
+      </w:pPr>
+      <w:r>
+        <w:rPr>
+          <w:rFonts w:hint="eastAsia"/>
+          <w:lang w:val="en-US" w:eastAsia="zh-CN"/>
+        </w:rPr>
+        <w:fldChar w:fldCharType="separate"/>
+      </w:r>
+      <w:r>
+        <w:rPr>
+          <w:rFonts w:hint="default"/>
+          <w:lang w:val="en-US" w:eastAsia="zh-CN"/>
+        </w:rPr>
+        <w:t>4</w:t>
+      </w:r>
+      <w:r>
+        <w:rPr>
+          <w:rFonts w:hint="eastAsia"/>
+          <w:lang w:val="en-US" w:eastAsia="zh-CN"/>
+        </w:rPr>
+        <w:fldChar w:fldCharType="end"/>
+      </w:r>
+      <w:r>
+        <w:rPr>
+          <w:rFonts w:hint="eastAsia"/>
+          <w:lang w:val="en-US" w:eastAsia="zh-CN"/>
+        </w:rPr>
+        <w:t xml:space="preserve"> -</w:t>
+      </w:r>
+      <w:r>
+        <w:rPr>
+          <w:rFonts w:hint="eastAsia"/>
+          <w:lang w:val="en-US" w:eastAsia="zh-CN"/>
+        </w:rPr>
+        <w:fldChar w:fldCharType="begin"/>
+      </w:r>
+      <w:r>
+        <w:rPr>
+          <w:rFonts w:hint="eastAsia"/>
+          <w:lang w:val="en-US" w:eastAsia="zh-CN"/>
+        </w:rPr>
+        <w:instrText xml:space="preserve"> </w:instrText>
+      </w:r>
+      <w:r>
+        <w:rPr>
+          <w:rFonts w:hint="default"/>
+          <w:lang w:val="en-US" w:eastAsia="zh-CN"/>
+        </w:rPr>
+        <w:instrText xml:space="preserve">  SEQ 图表 \* ARABIC  \s 1</w:instrText>
+      </w:r>
+    </w:p>
+    <w:p>
+      <w:pPr>
+        <w:pStyle w:val="a1"/>
+        <w:ind w:left="0" w:right="0" w:firstLine="0" w:leftChars="0" w:rightChars="0" w:firstLineChars="0"/>
         <w:jc w:val="center"/>
         <w:rPr>
           <w:rFonts w:hint="eastAsia"/>
@@ -3602,18 +3575,17 @@
     </w:p>
     <w:tbl>
       <w:tblPr>
-        <w:tblStyle w:val="21"/>
+        <w:tblStyle w:val="TableGrid"/>
         <w:tblW w:w="0" w:type="auto"/>
         <w:jc w:val="center"/>
         <w:tblBorders>
-          <w:top w:val="single" w:color="auto" w:sz="4" w:space="0"/>
-          <w:left w:val="single" w:color="auto" w:sz="4" w:space="0"/>
-          <w:bottom w:val="single" w:color="auto" w:sz="4" w:space="0"/>
-          <w:right w:val="single" w:color="auto" w:sz="4" w:space="0"/>
-          <w:insideH w:val="single" w:color="auto" w:sz="4" w:space="0"/>
-          <w:insideV w:val="single" w:color="auto" w:sz="4" w:space="0"/>
+          <w:top w:val="single" w:sz="4" w:space="0" w:color="auto"/>
+          <w:left w:val="single" w:sz="4" w:space="0" w:color="auto"/>
+          <w:bottom w:val="single" w:sz="4" w:space="0" w:color="auto"/>
+          <w:right w:val="single" w:sz="4" w:space="0" w:color="auto"/>
+          <w:insideH w:val="single" w:sz="4" w:space="0" w:color="auto"/>
+          <w:insideV w:val="single" w:sz="4" w:space="0" w:color="auto"/>
         </w:tblBorders>
-        <w:tblLayout w:type="autofit"/>
         <w:tblCellMar>
           <w:top w:w="0" w:type="dxa"/>
           <w:left w:w="108" w:type="dxa"/>
@@ -3627,13 +3599,15 @@
       </w:tblGrid>
       <w:tr>
         <w:tblPrEx>
+          <w:tblW w:w="0" w:type="auto"/>
+          <w:jc w:val="center"/>
           <w:tblBorders>
-            <w:top w:val="single" w:color="auto" w:sz="4" w:space="0"/>
-            <w:left w:val="single" w:color="auto" w:sz="4" w:space="0"/>
-            <w:bottom w:val="single" w:color="auto" w:sz="4" w:space="0"/>
-            <w:right w:val="single" w:color="auto" w:sz="4" w:space="0"/>
-            <w:insideH w:val="single" w:color="auto" w:sz="4" w:space="0"/>
-            <w:insideV w:val="single" w:color="auto" w:sz="4" w:space="0"/>
+            <w:top w:val="single" w:sz="4" w:space="0" w:color="auto"/>
+            <w:left w:val="single" w:sz="4" w:space="0" w:color="auto"/>
+            <w:bottom w:val="single" w:sz="4" w:space="0" w:color="auto"/>
+            <w:right w:val="single" w:sz="4" w:space="0" w:color="auto"/>
+            <w:insideH w:val="single" w:sz="4" w:space="0" w:color="auto"/>
+            <w:insideV w:val="single" w:sz="4" w:space="0" w:color="auto"/>
           </w:tblBorders>
           <w:tblCellMar>
             <w:top w:w="0" w:type="dxa"/>
@@ -3643,7 +3617,7 @@
           </w:tblCellMar>
         </w:tblPrEx>
         <w:trPr>
-          <w:trHeight w:val="309" w:hRule="atLeast"/>
+          <w:trHeight w:val="309"/>
           <w:jc w:val="center"/>
         </w:trPr>
         <w:tc>
@@ -3652,9 +3626,9 @@
           </w:tcPr>
           <w:p>
             <w:pPr>
-              <w:pStyle w:val="29"/>
+              <w:pStyle w:val="a1"/>
               <w:widowControl w:val="0"/>
-              <w:ind w:left="0" w:leftChars="0" w:right="0" w:rightChars="0" w:firstLine="0" w:firstLineChars="0"/>
+              <w:ind w:left="0" w:right="0" w:firstLine="0" w:leftChars="0" w:rightChars="0" w:firstLineChars="0"/>
               <w:jc w:val="both"/>
               <w:rPr>
                 <w:rFonts w:hint="default"/>
@@ -3678,9 +3652,9 @@
           </w:tcPr>
           <w:p>
             <w:pPr>
-              <w:pStyle w:val="29"/>
+              <w:pStyle w:val="a1"/>
               <w:widowControl w:val="0"/>
-              <w:ind w:left="0" w:leftChars="0" w:right="0" w:rightChars="0" w:firstLine="0" w:firstLineChars="0"/>
+              <w:ind w:left="0" w:right="0" w:firstLine="0" w:leftChars="0" w:rightChars="0" w:firstLineChars="0"/>
               <w:jc w:val="both"/>
               <w:rPr>
                 <w:rFonts w:hint="default"/>
@@ -3701,14 +3675,8 @@
       </w:tr>
       <w:tr>
         <w:tblPrEx>
-          <w:tblBorders>
-            <w:top w:val="single" w:color="auto" w:sz="4" w:space="0"/>
-            <w:left w:val="single" w:color="auto" w:sz="4" w:space="0"/>
-            <w:bottom w:val="single" w:color="auto" w:sz="4" w:space="0"/>
-            <w:right w:val="single" w:color="auto" w:sz="4" w:space="0"/>
-            <w:insideH w:val="single" w:color="auto" w:sz="4" w:space="0"/>
-            <w:insideV w:val="single" w:color="auto" w:sz="4" w:space="0"/>
-          </w:tblBorders>
+          <w:tblW w:w="0" w:type="auto"/>
+          <w:jc w:val="center"/>
           <w:tblCellMar>
             <w:top w:w="0" w:type="dxa"/>
             <w:left w:w="108" w:type="dxa"/>
@@ -3717,7 +3685,7 @@
           </w:tblCellMar>
         </w:tblPrEx>
         <w:trPr>
-          <w:trHeight w:val="331" w:hRule="atLeast"/>
+          <w:trHeight w:val="331"/>
           <w:jc w:val="center"/>
         </w:trPr>
         <w:tc>
@@ -3726,9 +3694,9 @@
           </w:tcPr>
           <w:p>
             <w:pPr>
-              <w:pStyle w:val="29"/>
+              <w:pStyle w:val="a1"/>
               <w:widowControl w:val="0"/>
-              <w:ind w:left="0" w:leftChars="0" w:right="0" w:rightChars="0" w:firstLine="0" w:firstLineChars="0"/>
+              <w:ind w:left="0" w:right="0" w:firstLine="0" w:leftChars="0" w:rightChars="0" w:firstLineChars="0"/>
               <w:jc w:val="both"/>
               <w:rPr>
                 <w:rFonts w:hint="default"/>
@@ -3752,9 +3720,9 @@
           </w:tcPr>
           <w:p>
             <w:pPr>
-              <w:pStyle w:val="29"/>
+              <w:pStyle w:val="a1"/>
               <w:widowControl w:val="0"/>
-              <w:ind w:left="0" w:leftChars="0" w:right="0" w:rightChars="0" w:firstLine="0" w:firstLineChars="0"/>
+              <w:ind w:left="0" w:right="0" w:firstLine="0" w:leftChars="0" w:rightChars="0" w:firstLineChars="0"/>
               <w:jc w:val="both"/>
               <w:rPr>
                 <w:rFonts w:hint="default"/>
@@ -3776,14 +3744,14 @@
     </w:tbl>
     <w:p>
       <w:pPr>
-        <w:pStyle w:val="30"/>
+        <w:pStyle w:val="2"/>
         <w:bidi w:val="0"/>
         <w:rPr>
           <w:rFonts w:hint="default"/>
           <w:lang w:val="en-US" w:eastAsia="zh-CN"/>
         </w:rPr>
       </w:pPr>
-      <w:bookmarkStart w:id="17" w:name="_Toc31563"/>
+      <w:bookmarkStart w:id="18" w:name="_Toc31563"/>
       <w:r>
         <w:rPr>
           <w:rFonts w:hint="eastAsia"/>
@@ -3791,12 +3759,12 @@
         </w:rPr>
         <w:t>审核日程进度</w:t>
       </w:r>
-      <w:bookmarkEnd w:id="17"/>
+      <w:bookmarkEnd w:id="18"/>
     </w:p>
     <w:p>
       <w:pPr>
-        <w:pStyle w:val="29"/>
-        <w:ind w:left="0" w:leftChars="0" w:right="0" w:rightChars="0" w:firstLine="0" w:firstLineChars="0"/>
+        <w:pStyle w:val="a1"/>
+        <w:ind w:left="0" w:right="0" w:firstLine="0" w:leftChars="0" w:rightChars="0" w:firstLineChars="0"/>
         <w:jc w:val="center"/>
         <w:rPr>
           <w:rFonts w:hint="default"/>
@@ -3834,8 +3802,8 @@
     </w:p>
     <w:p>
       <w:pPr>
-        <w:pStyle w:val="29"/>
-        <w:ind w:left="0" w:leftChars="0" w:right="0" w:rightChars="0" w:firstLine="0" w:firstLineChars="0"/>
+        <w:pStyle w:val="a1"/>
+        <w:ind w:left="0" w:right="0" w:firstLine="0" w:leftChars="0" w:rightChars="0" w:firstLineChars="0"/>
         <w:jc w:val="center"/>
         <w:rPr>
           <w:rFonts w:hint="default"/>
@@ -3894,8 +3862,8 @@
     </w:p>
     <w:p>
       <w:pPr>
-        <w:pStyle w:val="29"/>
-        <w:ind w:left="0" w:leftChars="0" w:right="0" w:rightChars="0" w:firstLine="0" w:firstLineChars="0"/>
+        <w:pStyle w:val="a1"/>
+        <w:ind w:left="0" w:right="0" w:firstLine="0" w:leftChars="0" w:rightChars="0" w:firstLineChars="0"/>
         <w:jc w:val="center"/>
         <w:rPr>
           <w:rFonts w:hint="eastAsia"/>
@@ -3933,16 +3901,16 @@
     </w:p>
     <w:tbl>
       <w:tblPr>
-        <w:tblStyle w:val="26"/>
+        <w:tblStyle w:val="TableNormal0"/>
         <w:tblW w:w="9679" w:type="dxa"/>
         <w:tblInd w:w="2" w:type="dxa"/>
         <w:tblBorders>
-          <w:top w:val="single" w:color="000000" w:sz="2" w:space="0"/>
-          <w:left w:val="single" w:color="000000" w:sz="2" w:space="0"/>
-          <w:bottom w:val="single" w:color="000000" w:sz="2" w:space="0"/>
-          <w:right w:val="single" w:color="000000" w:sz="2" w:space="0"/>
-          <w:insideH w:val="single" w:color="000000" w:sz="2" w:space="0"/>
-          <w:insideV w:val="single" w:color="000000" w:sz="2" w:space="0"/>
+          <w:top w:val="single" w:sz="2" w:space="0" w:color="000000"/>
+          <w:left w:val="single" w:sz="2" w:space="0" w:color="000000"/>
+          <w:bottom w:val="single" w:sz="2" w:space="0" w:color="000000"/>
+          <w:right w:val="single" w:sz="2" w:space="0" w:color="000000"/>
+          <w:insideH w:val="single" w:sz="2" w:space="0" w:color="000000"/>
+          <w:insideV w:val="single" w:sz="2" w:space="0" w:color="000000"/>
         </w:tblBorders>
         <w:tblLayout w:type="fixed"/>
         <w:tblCellMar>
@@ -3961,14 +3929,17 @@
       </w:tblGrid>
       <w:tr>
         <w:tblPrEx>
+          <w:tblW w:w="9679" w:type="dxa"/>
+          <w:tblInd w:w="2" w:type="dxa"/>
           <w:tblBorders>
-            <w:top w:val="single" w:color="000000" w:sz="2" w:space="0"/>
-            <w:left w:val="single" w:color="000000" w:sz="2" w:space="0"/>
-            <w:bottom w:val="single" w:color="000000" w:sz="2" w:space="0"/>
-            <w:right w:val="single" w:color="000000" w:sz="2" w:space="0"/>
-            <w:insideH w:val="single" w:color="000000" w:sz="2" w:space="0"/>
-            <w:insideV w:val="single" w:color="000000" w:sz="2" w:space="0"/>
+            <w:top w:val="single" w:sz="2" w:space="0" w:color="000000"/>
+            <w:left w:val="single" w:sz="2" w:space="0" w:color="000000"/>
+            <w:bottom w:val="single" w:sz="2" w:space="0" w:color="000000"/>
+            <w:right w:val="single" w:sz="2" w:space="0" w:color="000000"/>
+            <w:insideH w:val="single" w:sz="2" w:space="0" w:color="000000"/>
+            <w:insideV w:val="single" w:sz="2" w:space="0" w:color="000000"/>
           </w:tblBorders>
+          <w:tblLayout w:type="fixed"/>
           <w:tblCellMar>
             <w:top w:w="0" w:type="dxa"/>
             <w:left w:w="0" w:type="dxa"/>
@@ -3977,7 +3948,7 @@
           </w:tblCellMar>
         </w:tblPrEx>
         <w:trPr>
-          <w:trHeight w:val="633" w:hRule="atLeast"/>
+          <w:trHeight w:val="633"/>
         </w:trPr>
         <w:tc>
           <w:tcPr>
@@ -3985,7 +3956,7 @@
           </w:tcPr>
           <w:p>
             <w:pPr>
-              <w:pStyle w:val="27"/>
+              <w:pStyle w:val="TableText"/>
               <w:spacing w:before="209" w:line="228" w:lineRule="auto"/>
               <w:jc w:val="center"/>
             </w:pPr>
@@ -4004,7 +3975,7 @@
           </w:tcPr>
           <w:p>
             <w:pPr>
-              <w:pStyle w:val="27"/>
+              <w:pStyle w:val="TableText"/>
               <w:spacing w:before="208" w:line="230" w:lineRule="auto"/>
               <w:jc w:val="center"/>
             </w:pPr>
@@ -4023,7 +3994,7 @@
           </w:tcPr>
           <w:p>
             <w:pPr>
-              <w:pStyle w:val="27"/>
+              <w:pStyle w:val="TableText"/>
               <w:spacing w:before="208" w:line="228" w:lineRule="auto"/>
               <w:jc w:val="center"/>
             </w:pPr>
@@ -4041,7 +4012,7 @@
           </w:tcPr>
           <w:p>
             <w:pPr>
-              <w:pStyle w:val="27"/>
+              <w:pStyle w:val="TableText"/>
               <w:spacing w:before="53" w:line="263" w:lineRule="auto"/>
               <w:ind w:right="316"/>
               <w:jc w:val="center"/>
@@ -4057,14 +4028,9 @@
       </w:tr>
       <w:tr>
         <w:tblPrEx>
-          <w:tblBorders>
-            <w:top w:val="single" w:color="000000" w:sz="2" w:space="0"/>
-            <w:left w:val="single" w:color="000000" w:sz="2" w:space="0"/>
-            <w:bottom w:val="single" w:color="000000" w:sz="2" w:space="0"/>
-            <w:right w:val="single" w:color="000000" w:sz="2" w:space="0"/>
-            <w:insideH w:val="single" w:color="000000" w:sz="2" w:space="0"/>
-            <w:insideV w:val="single" w:color="000000" w:sz="2" w:space="0"/>
-          </w:tblBorders>
+          <w:tblW w:w="9679" w:type="dxa"/>
+          <w:tblInd w:w="2" w:type="dxa"/>
+          <w:tblLayout w:type="fixed"/>
           <w:tblCellMar>
             <w:top w:w="0" w:type="dxa"/>
             <w:left w:w="0" w:type="dxa"/>
@@ -4073,7 +4039,7 @@
           </w:tblCellMar>
         </w:tblPrEx>
         <w:trPr>
-          <w:trHeight w:val="448" w:hRule="atLeast"/>
+          <w:trHeight w:val="448"/>
         </w:trPr>
         <w:tc>
           <w:tcPr>
@@ -4085,7 +4051,7 @@
           </w:tcPr>
           <w:p>
             <w:pPr>
-              <w:pStyle w:val="27"/>
+              <w:pStyle w:val="TableText"/>
               <w:spacing w:before="65" w:line="290" w:lineRule="auto"/>
               <w:ind w:left="113" w:right="324" w:rightChars="0"/>
               <w:jc w:val="both"/>
@@ -4104,12 +4070,12 @@
           </w:p>
           <w:p>
             <w:pPr>
-              <w:pStyle w:val="27"/>
+              <w:pStyle w:val="TableText"/>
               <w:spacing w:before="65" w:line="290" w:lineRule="auto"/>
               <w:ind w:left="113" w:right="324" w:rightChars="0"/>
               <w:jc w:val="both"/>
               <w:rPr>
-                <w:rFonts w:hint="default" w:eastAsia="宋体"/>
+                <w:rFonts w:eastAsia="宋体" w:hint="default"/>
                 <w:lang w:val="en-US" w:eastAsia="zh-CN"/>
               </w:rPr>
             </w:pPr>
@@ -4129,7 +4095,7 @@
           </w:tcPr>
           <w:p>
             <w:pPr>
-              <w:pStyle w:val="27"/>
+              <w:pStyle w:val="TableText"/>
               <w:spacing w:before="115" w:line="264" w:lineRule="exact"/>
               <w:ind w:left="181"/>
             </w:pPr>
@@ -4149,7 +4115,7 @@
           </w:tcPr>
           <w:p>
             <w:pPr>
-              <w:pStyle w:val="27"/>
+              <w:pStyle w:val="TableText"/>
               <w:spacing w:before="115" w:line="227" w:lineRule="auto"/>
               <w:ind w:left="1822"/>
             </w:pPr>
@@ -4167,7 +4133,7 @@
           </w:tcPr>
           <w:p>
             <w:pPr>
-              <w:pStyle w:val="27"/>
+              <w:pStyle w:val="TableText"/>
               <w:spacing w:before="115" w:line="229" w:lineRule="auto"/>
               <w:ind w:left="321"/>
             </w:pPr>
@@ -4179,14 +4145,9 @@
       </w:tr>
       <w:tr>
         <w:tblPrEx>
-          <w:tblBorders>
-            <w:top w:val="single" w:color="000000" w:sz="2" w:space="0"/>
-            <w:left w:val="single" w:color="000000" w:sz="2" w:space="0"/>
-            <w:bottom w:val="single" w:color="000000" w:sz="2" w:space="0"/>
-            <w:right w:val="single" w:color="000000" w:sz="2" w:space="0"/>
-            <w:insideH w:val="single" w:color="000000" w:sz="2" w:space="0"/>
-            <w:insideV w:val="single" w:color="000000" w:sz="2" w:space="0"/>
-          </w:tblBorders>
+          <w:tblW w:w="9679" w:type="dxa"/>
+          <w:tblInd w:w="2" w:type="dxa"/>
+          <w:tblLayout w:type="fixed"/>
           <w:tblCellMar>
             <w:top w:w="0" w:type="dxa"/>
             <w:left w:w="0" w:type="dxa"/>
@@ -4195,12 +4156,12 @@
           </w:tblCellMar>
         </w:tblPrEx>
         <w:trPr>
-          <w:trHeight w:val="1381" w:hRule="atLeast"/>
+          <w:trHeight w:val="1381"/>
         </w:trPr>
         <w:tc>
           <w:tcPr>
             <w:tcW w:w="966" w:type="dxa"/>
-            <w:vMerge w:val="continue"/>
+            <w:vMerge/>
             <w:tcBorders>
               <w:top w:val="nil"/>
               <w:bottom w:val="nil"/>
@@ -4222,7 +4183,7 @@
           </w:tcPr>
           <w:p>
             <w:pPr>
-              <w:pStyle w:val="27"/>
+              <w:pStyle w:val="TableText"/>
               <w:spacing w:before="72"/>
               <w:ind w:left="263"/>
               <w:rPr>
@@ -4247,7 +4208,7 @@
           </w:tcPr>
           <w:p>
             <w:pPr>
-              <w:pStyle w:val="27"/>
+              <w:pStyle w:val="TableText"/>
               <w:spacing w:before="65" w:line="228" w:lineRule="auto"/>
               <w:ind w:left="410"/>
               <w:rPr>
@@ -4265,11 +4226,11 @@
           </w:p>
           <w:p>
             <w:pPr>
-              <w:pStyle w:val="27"/>
+              <w:pStyle w:val="TableText"/>
               <w:spacing w:before="65" w:line="228" w:lineRule="auto"/>
               <w:ind w:left="410"/>
               <w:rPr>
-                <w:rFonts w:hint="eastAsia" w:eastAsia="宋体"/>
+                <w:rFonts w:eastAsia="宋体" w:hint="eastAsia"/>
                 <w:spacing w:val="5"/>
                 <w:lang w:val="en-US" w:eastAsia="zh-CN"/>
               </w:rPr>
@@ -4291,7 +4252,7 @@
           </w:tcPr>
           <w:p>
             <w:pPr>
-              <w:pStyle w:val="27"/>
+              <w:pStyle w:val="TableText"/>
               <w:spacing w:before="65" w:line="289" w:lineRule="auto"/>
               <w:ind w:left="112" w:right="102" w:firstLine="3"/>
             </w:pPr>
@@ -4334,11 +4295,11 @@
           </w:tcPr>
           <w:p>
             <w:pPr>
-              <w:pStyle w:val="27"/>
+              <w:pStyle w:val="TableText"/>
               <w:spacing w:before="65" w:line="228" w:lineRule="auto"/>
               <w:ind w:left="324"/>
               <w:rPr>
-                <w:rFonts w:hint="eastAsia" w:eastAsia="宋体"/>
+                <w:rFonts w:eastAsia="宋体" w:hint="eastAsia"/>
                 <w:lang w:eastAsia="zh-CN"/>
               </w:rPr>
             </w:pPr>
@@ -4354,14 +4315,9 @@
       </w:tr>
       <w:tr>
         <w:tblPrEx>
-          <w:tblBorders>
-            <w:top w:val="single" w:color="000000" w:sz="2" w:space="0"/>
-            <w:left w:val="single" w:color="000000" w:sz="2" w:space="0"/>
-            <w:bottom w:val="single" w:color="000000" w:sz="2" w:space="0"/>
-            <w:right w:val="single" w:color="000000" w:sz="2" w:space="0"/>
-            <w:insideH w:val="single" w:color="000000" w:sz="2" w:space="0"/>
-            <w:insideV w:val="single" w:color="000000" w:sz="2" w:space="0"/>
-          </w:tblBorders>
+          <w:tblW w:w="9679" w:type="dxa"/>
+          <w:tblInd w:w="2" w:type="dxa"/>
+          <w:tblLayout w:type="fixed"/>
           <w:tblCellMar>
             <w:top w:w="0" w:type="dxa"/>
             <w:left w:w="0" w:type="dxa"/>
@@ -4370,12 +4326,12 @@
           </w:tblCellMar>
         </w:tblPrEx>
         <w:trPr>
-          <w:trHeight w:val="1365" w:hRule="atLeast"/>
+          <w:trHeight w:val="1365"/>
         </w:trPr>
         <w:tc>
           <w:tcPr>
             <w:tcW w:w="966" w:type="dxa"/>
-            <w:vMerge w:val="continue"/>
+            <w:vMerge/>
             <w:tcBorders>
               <w:top w:val="nil"/>
               <w:bottom w:val="nil"/>
@@ -4397,7 +4353,7 @@
           </w:tcPr>
           <w:p>
             <w:pPr>
-              <w:pStyle w:val="27"/>
+              <w:pStyle w:val="TableText"/>
               <w:spacing w:before="72"/>
               <w:ind w:left="263"/>
               <w:rPr>
@@ -4422,7 +4378,7 @@
           </w:tcPr>
           <w:p>
             <w:pPr>
-              <w:pStyle w:val="27"/>
+              <w:pStyle w:val="TableText"/>
               <w:spacing w:before="65" w:line="289" w:lineRule="auto"/>
               <w:ind w:left="112" w:right="110" w:firstLine="2"/>
               <w:rPr>
@@ -4440,7 +4396,7 @@
           </w:p>
           <w:p>
             <w:pPr>
-              <w:pStyle w:val="27"/>
+              <w:pStyle w:val="TableText"/>
               <w:spacing w:before="65" w:line="289" w:lineRule="auto"/>
               <w:ind w:left="112" w:right="110" w:firstLine="2"/>
               <w:rPr>
@@ -4466,7 +4422,7 @@
           </w:tcPr>
           <w:p>
             <w:pPr>
-              <w:pStyle w:val="27"/>
+              <w:pStyle w:val="TableText"/>
               <w:spacing w:before="107" w:line="258" w:lineRule="auto"/>
               <w:ind w:left="110" w:right="108" w:firstLine="5"/>
             </w:pPr>
@@ -4509,7 +4465,7 @@
           </w:p>
           <w:p>
             <w:pPr>
-              <w:pStyle w:val="27"/>
+              <w:pStyle w:val="TableText"/>
               <w:spacing w:before="65" w:line="258" w:lineRule="auto"/>
               <w:ind w:left="110" w:right="189" w:firstLine="5"/>
             </w:pPr>
@@ -4528,11 +4484,11 @@
           </w:tcPr>
           <w:p>
             <w:pPr>
-              <w:pStyle w:val="27"/>
+              <w:pStyle w:val="TableText"/>
               <w:spacing w:before="65" w:line="228" w:lineRule="auto"/>
               <w:ind w:left="325"/>
               <w:rPr>
-                <w:rFonts w:hint="default" w:eastAsia="宋体"/>
+                <w:rFonts w:eastAsia="宋体" w:hint="default"/>
                 <w:lang w:val="en-US" w:eastAsia="zh-CN"/>
               </w:rPr>
             </w:pPr>
@@ -4548,14 +4504,9 @@
       </w:tr>
       <w:tr>
         <w:tblPrEx>
-          <w:tblBorders>
-            <w:top w:val="single" w:color="000000" w:sz="2" w:space="0"/>
-            <w:left w:val="single" w:color="000000" w:sz="2" w:space="0"/>
-            <w:bottom w:val="single" w:color="000000" w:sz="2" w:space="0"/>
-            <w:right w:val="single" w:color="000000" w:sz="2" w:space="0"/>
-            <w:insideH w:val="single" w:color="000000" w:sz="2" w:space="0"/>
-            <w:insideV w:val="single" w:color="000000" w:sz="2" w:space="0"/>
-          </w:tblBorders>
+          <w:tblW w:w="9679" w:type="dxa"/>
+          <w:tblInd w:w="2" w:type="dxa"/>
+          <w:tblLayout w:type="fixed"/>
           <w:tblCellMar>
             <w:top w:w="0" w:type="dxa"/>
             <w:left w:w="0" w:type="dxa"/>
@@ -4564,12 +4515,12 @@
           </w:tblCellMar>
         </w:tblPrEx>
         <w:trPr>
-          <w:trHeight w:val="1134" w:hRule="atLeast"/>
+          <w:trHeight w:val="1134"/>
         </w:trPr>
         <w:tc>
           <w:tcPr>
             <w:tcW w:w="966" w:type="dxa"/>
-            <w:vMerge w:val="continue"/>
+            <w:vMerge/>
             <w:tcBorders>
               <w:top w:val="nil"/>
             </w:tcBorders>
@@ -4590,7 +4541,7 @@
           </w:tcPr>
           <w:p>
             <w:pPr>
-              <w:pStyle w:val="27"/>
+              <w:pStyle w:val="TableText"/>
               <w:spacing w:before="72"/>
               <w:ind w:left="263"/>
               <w:rPr>
@@ -4615,11 +4566,11 @@
           </w:tcPr>
           <w:p>
             <w:pPr>
-              <w:pStyle w:val="27"/>
+              <w:pStyle w:val="TableText"/>
               <w:spacing w:before="65" w:line="228" w:lineRule="auto"/>
               <w:ind w:left="408"/>
               <w:rPr>
-                <w:rFonts w:hint="eastAsia" w:eastAsia="宋体"/>
+                <w:rFonts w:eastAsia="宋体" w:hint="eastAsia"/>
                 <w:lang w:eastAsia="zh-CN"/>
               </w:rPr>
             </w:pPr>
@@ -4640,7 +4591,7 @@
           </w:tcPr>
           <w:p>
             <w:pPr>
-              <w:pStyle w:val="27"/>
+              <w:pStyle w:val="TableText"/>
               <w:spacing w:before="305" w:line="289" w:lineRule="auto"/>
               <w:ind w:left="112" w:right="189" w:firstLine="3"/>
             </w:pPr>
@@ -4659,11 +4610,11 @@
           </w:tcPr>
           <w:p>
             <w:pPr>
-              <w:pStyle w:val="27"/>
+              <w:pStyle w:val="TableText"/>
               <w:spacing w:before="65" w:line="228" w:lineRule="auto"/>
               <w:ind w:left="323"/>
               <w:rPr>
-                <w:rFonts w:hint="eastAsia" w:eastAsia="宋体"/>
+                <w:rFonts w:eastAsia="宋体" w:hint="eastAsia"/>
                 <w:lang w:eastAsia="zh-CN"/>
               </w:rPr>
             </w:pPr>
@@ -4679,14 +4630,9 @@
       </w:tr>
       <w:tr>
         <w:tblPrEx>
-          <w:tblBorders>
-            <w:top w:val="single" w:color="000000" w:sz="2" w:space="0"/>
-            <w:left w:val="single" w:color="000000" w:sz="2" w:space="0"/>
-            <w:bottom w:val="single" w:color="000000" w:sz="2" w:space="0"/>
-            <w:right w:val="single" w:color="000000" w:sz="2" w:space="0"/>
-            <w:insideH w:val="single" w:color="000000" w:sz="2" w:space="0"/>
-            <w:insideV w:val="single" w:color="000000" w:sz="2" w:space="0"/>
-          </w:tblBorders>
+          <w:tblW w:w="9679" w:type="dxa"/>
+          <w:tblInd w:w="2" w:type="dxa"/>
+          <w:tblLayout w:type="fixed"/>
           <w:tblCellMar>
             <w:top w:w="0" w:type="dxa"/>
             <w:left w:w="0" w:type="dxa"/>
@@ -4695,7 +4641,7 @@
           </w:tblCellMar>
         </w:tblPrEx>
         <w:trPr>
-          <w:trHeight w:val="1135" w:hRule="atLeast"/>
+          <w:trHeight w:val="1135"/>
         </w:trPr>
         <w:tc>
           <w:tcPr>
@@ -4707,7 +4653,7 @@
           </w:tcPr>
           <w:p>
             <w:pPr>
-              <w:pStyle w:val="27"/>
+              <w:pStyle w:val="TableText"/>
               <w:spacing w:before="65" w:line="290" w:lineRule="auto"/>
               <w:ind w:left="113" w:right="324" w:rightChars="0"/>
               <w:jc w:val="both"/>
@@ -4726,12 +4672,12 @@
           </w:p>
           <w:p>
             <w:pPr>
-              <w:pStyle w:val="27"/>
+              <w:pStyle w:val="TableText"/>
               <w:spacing w:before="65" w:line="290" w:lineRule="auto"/>
               <w:ind w:left="113" w:right="324" w:rightChars="0"/>
               <w:jc w:val="both"/>
               <w:rPr>
-                <w:rFonts w:hint="default" w:eastAsia="宋体"/>
+                <w:rFonts w:eastAsia="宋体" w:hint="default"/>
                 <w:lang w:val="en-US" w:eastAsia="zh-CN"/>
               </w:rPr>
             </w:pPr>
@@ -4751,7 +4697,7 @@
           </w:tcPr>
           <w:p>
             <w:pPr>
-              <w:pStyle w:val="27"/>
+              <w:pStyle w:val="TableText"/>
               <w:spacing w:before="72"/>
               <w:ind w:left="263"/>
               <w:rPr>
@@ -4776,7 +4722,7 @@
           </w:tcPr>
           <w:p>
             <w:pPr>
-              <w:pStyle w:val="27"/>
+              <w:pStyle w:val="TableText"/>
               <w:spacing w:before="65" w:line="228" w:lineRule="auto"/>
               <w:ind w:left="407"/>
               <w:rPr>
@@ -4792,11 +4738,11 @@
           </w:p>
           <w:p>
             <w:pPr>
-              <w:pStyle w:val="27"/>
+              <w:pStyle w:val="TableText"/>
               <w:spacing w:before="65" w:line="228" w:lineRule="auto"/>
               <w:ind w:left="407"/>
               <w:rPr>
-                <w:rFonts w:hint="default" w:eastAsia="宋体"/>
+                <w:rFonts w:eastAsia="宋体" w:hint="default"/>
                 <w:spacing w:val="6"/>
                 <w:lang w:val="en-US" w:eastAsia="zh-CN"/>
               </w:rPr>
@@ -4818,7 +4764,7 @@
           </w:tcPr>
           <w:p>
             <w:pPr>
-              <w:pStyle w:val="27"/>
+              <w:pStyle w:val="TableText"/>
               <w:spacing w:before="65" w:line="289" w:lineRule="auto"/>
               <w:ind w:left="114" w:right="105" w:firstLine="1"/>
             </w:pPr>
@@ -4883,11 +4829,11 @@
           </w:tcPr>
           <w:p>
             <w:pPr>
-              <w:pStyle w:val="27"/>
+              <w:pStyle w:val="TableText"/>
               <w:spacing w:before="65" w:line="228" w:lineRule="auto"/>
               <w:ind w:left="325"/>
               <w:rPr>
-                <w:rFonts w:hint="eastAsia" w:eastAsia="宋体"/>
+                <w:rFonts w:eastAsia="宋体" w:hint="eastAsia"/>
                 <w:lang w:eastAsia="zh-CN"/>
               </w:rPr>
             </w:pPr>
@@ -4903,14 +4849,9 @@
       </w:tr>
       <w:tr>
         <w:tblPrEx>
-          <w:tblBorders>
-            <w:top w:val="single" w:color="000000" w:sz="2" w:space="0"/>
-            <w:left w:val="single" w:color="000000" w:sz="2" w:space="0"/>
-            <w:bottom w:val="single" w:color="000000" w:sz="2" w:space="0"/>
-            <w:right w:val="single" w:color="000000" w:sz="2" w:space="0"/>
-            <w:insideH w:val="single" w:color="000000" w:sz="2" w:space="0"/>
-            <w:insideV w:val="single" w:color="000000" w:sz="2" w:space="0"/>
-          </w:tblBorders>
+          <w:tblW w:w="9679" w:type="dxa"/>
+          <w:tblInd w:w="2" w:type="dxa"/>
+          <w:tblLayout w:type="fixed"/>
           <w:tblCellMar>
             <w:top w:w="0" w:type="dxa"/>
             <w:left w:w="0" w:type="dxa"/>
@@ -4919,12 +4860,12 @@
           </w:tblCellMar>
         </w:tblPrEx>
         <w:trPr>
-          <w:trHeight w:val="1564" w:hRule="atLeast"/>
+          <w:trHeight w:val="1564"/>
         </w:trPr>
         <w:tc>
           <w:tcPr>
             <w:tcW w:w="966" w:type="dxa"/>
-            <w:vMerge w:val="continue"/>
+            <w:vMerge/>
             <w:tcBorders>
               <w:top w:val="nil"/>
               <w:bottom w:val="nil"/>
@@ -4943,13 +4884,13 @@
           <w:tcPr>
             <w:tcW w:w="1749" w:type="dxa"/>
             <w:tcBorders>
-              <w:bottom w:val="single" w:color="auto" w:sz="4" w:space="0"/>
+              <w:bottom w:val="single" w:sz="4" w:space="0" w:color="auto"/>
             </w:tcBorders>
             <w:vAlign w:val="center"/>
           </w:tcPr>
           <w:p>
             <w:pPr>
-              <w:pStyle w:val="27"/>
+              <w:pStyle w:val="TableText"/>
               <w:spacing w:before="72"/>
               <w:ind w:left="263"/>
               <w:rPr>
@@ -4971,13 +4912,13 @@
           <w:tcPr>
             <w:tcW w:w="1734" w:type="dxa"/>
             <w:tcBorders>
-              <w:bottom w:val="single" w:color="auto" w:sz="4" w:space="0"/>
+              <w:bottom w:val="single" w:sz="4" w:space="0" w:color="auto"/>
             </w:tcBorders>
             <w:vAlign w:val="center"/>
           </w:tcPr>
           <w:p>
             <w:pPr>
-              <w:pStyle w:val="27"/>
+              <w:pStyle w:val="TableText"/>
               <w:spacing w:before="65" w:line="228" w:lineRule="auto"/>
               <w:ind w:left="407"/>
               <w:rPr>
@@ -4993,11 +4934,11 @@
           </w:p>
           <w:p>
             <w:pPr>
-              <w:pStyle w:val="27"/>
+              <w:pStyle w:val="TableText"/>
               <w:spacing w:before="65" w:line="228" w:lineRule="auto"/>
               <w:ind w:left="407"/>
               <w:rPr>
-                <w:rFonts w:hint="eastAsia" w:eastAsia="宋体"/>
+                <w:rFonts w:eastAsia="宋体" w:hint="eastAsia"/>
                 <w:spacing w:val="6"/>
                 <w:lang w:val="en-US" w:eastAsia="zh-CN"/>
               </w:rPr>
@@ -5016,13 +4957,13 @@
           <w:tcPr>
             <w:tcW w:w="3788" w:type="dxa"/>
             <w:tcBorders>
-              <w:bottom w:val="single" w:color="auto" w:sz="4" w:space="0"/>
+              <w:bottom w:val="single" w:sz="4" w:space="0" w:color="auto"/>
             </w:tcBorders>
             <w:vAlign w:val="center"/>
           </w:tcPr>
           <w:p>
             <w:pPr>
-              <w:pStyle w:val="27"/>
+              <w:pStyle w:val="TableText"/>
               <w:spacing w:before="53" w:line="268" w:lineRule="auto"/>
               <w:ind w:left="110" w:right="189" w:firstLine="5"/>
             </w:pPr>
@@ -5071,7 +5012,7 @@
           </w:p>
           <w:p>
             <w:pPr>
-              <w:pStyle w:val="27"/>
+              <w:pStyle w:val="TableText"/>
               <w:spacing w:before="65" w:line="258" w:lineRule="auto"/>
               <w:ind w:left="116" w:right="189" w:hanging="1"/>
             </w:pPr>
@@ -5093,13 +5034,13 @@
           <w:tcPr>
             <w:tcW w:w="1442" w:type="dxa"/>
             <w:tcBorders>
-              <w:bottom w:val="single" w:color="auto" w:sz="4" w:space="0"/>
+              <w:bottom w:val="single" w:sz="4" w:space="0" w:color="auto"/>
             </w:tcBorders>
             <w:vAlign w:val="center"/>
           </w:tcPr>
           <w:p>
             <w:pPr>
-              <w:pStyle w:val="27"/>
+              <w:pStyle w:val="TableText"/>
               <w:spacing w:before="65" w:line="228" w:lineRule="auto"/>
               <w:ind w:left="324"/>
             </w:pPr>
@@ -5115,14 +5056,9 @@
       </w:tr>
       <w:tr>
         <w:tblPrEx>
-          <w:tblBorders>
-            <w:top w:val="single" w:color="000000" w:sz="2" w:space="0"/>
-            <w:left w:val="single" w:color="000000" w:sz="2" w:space="0"/>
-            <w:bottom w:val="single" w:color="000000" w:sz="2" w:space="0"/>
-            <w:right w:val="single" w:color="000000" w:sz="2" w:space="0"/>
-            <w:insideH w:val="single" w:color="000000" w:sz="2" w:space="0"/>
-            <w:insideV w:val="single" w:color="000000" w:sz="2" w:space="0"/>
-          </w:tblBorders>
+          <w:tblW w:w="9679" w:type="dxa"/>
+          <w:tblInd w:w="2" w:type="dxa"/>
+          <w:tblLayout w:type="fixed"/>
           <w:tblCellMar>
             <w:top w:w="0" w:type="dxa"/>
             <w:left w:w="0" w:type="dxa"/>
@@ -5131,12 +5067,12 @@
           </w:tblCellMar>
         </w:tblPrEx>
         <w:trPr>
-          <w:trHeight w:val="1878" w:hRule="atLeast"/>
+          <w:trHeight w:val="1878"/>
         </w:trPr>
         <w:tc>
           <w:tcPr>
             <w:tcW w:w="966" w:type="dxa"/>
-            <w:vMerge w:val="continue"/>
+            <w:vMerge/>
             <w:tcBorders>
               <w:top w:val="nil"/>
               <w:bottom w:val="nil"/>
@@ -5155,18 +5091,18 @@
           <w:tcPr>
             <w:tcW w:w="1749" w:type="dxa"/>
             <w:tcBorders>
-              <w:top w:val="single" w:color="auto" w:sz="4" w:space="0"/>
+              <w:top w:val="single" w:sz="4" w:space="0" w:color="auto"/>
             </w:tcBorders>
             <w:shd w:val="clear" w:color="auto" w:fill="auto"/>
             <w:vAlign w:val="center"/>
           </w:tcPr>
           <w:p>
             <w:pPr>
-              <w:pStyle w:val="27"/>
+              <w:pStyle w:val="TableText"/>
               <w:spacing w:before="72"/>
               <w:ind w:left="263" w:leftChars="0"/>
               <w:rPr>
-                <w:rFonts w:ascii="宋体" w:hAnsi="宋体" w:eastAsia="宋体" w:cs="宋体"/>
+                <w:rFonts w:ascii="宋体" w:eastAsia="宋体" w:hAnsi="宋体" w:cs="宋体"/>
                 <w:snapToGrid w:val="0"/>
                 <w:color w:val="000000"/>
                 <w:kern w:val="0"/>
@@ -5189,13 +5125,13 @@
           <w:tcPr>
             <w:tcW w:w="1734" w:type="dxa"/>
             <w:tcBorders>
-              <w:top w:val="single" w:color="auto" w:sz="4" w:space="0"/>
+              <w:top w:val="single" w:sz="4" w:space="0" w:color="auto"/>
             </w:tcBorders>
             <w:vAlign w:val="center"/>
           </w:tcPr>
           <w:p>
             <w:pPr>
-              <w:pStyle w:val="27"/>
+              <w:pStyle w:val="TableText"/>
               <w:spacing w:before="65" w:line="228" w:lineRule="auto"/>
               <w:ind w:left="407"/>
             </w:pPr>
@@ -5211,12 +5147,12 @@
           <w:tcPr>
             <w:tcW w:w="3788" w:type="dxa"/>
             <w:tcBorders>
-              <w:top w:val="single" w:color="auto" w:sz="4" w:space="0"/>
+              <w:top w:val="single" w:sz="4" w:space="0" w:color="auto"/>
             </w:tcBorders>
           </w:tcPr>
           <w:p>
             <w:pPr>
-              <w:pStyle w:val="27"/>
+              <w:pStyle w:val="TableText"/>
               <w:spacing w:before="54" w:line="228" w:lineRule="auto"/>
               <w:ind w:left="115"/>
             </w:pPr>
@@ -5229,7 +5165,7 @@
           </w:p>
           <w:p>
             <w:pPr>
-              <w:pStyle w:val="27"/>
+              <w:pStyle w:val="TableText"/>
               <w:spacing w:before="66" w:line="257" w:lineRule="auto"/>
               <w:ind w:left="133" w:right="35" w:hanging="18"/>
             </w:pPr>
@@ -5248,7 +5184,7 @@
           </w:p>
           <w:p>
             <w:pPr>
-              <w:pStyle w:val="27"/>
+              <w:pStyle w:val="TableText"/>
               <w:spacing w:before="65" w:line="268" w:lineRule="auto"/>
               <w:ind w:left="115" w:right="108"/>
             </w:pPr>
@@ -5288,13 +5224,13 @@
           <w:tcPr>
             <w:tcW w:w="1442" w:type="dxa"/>
             <w:tcBorders>
-              <w:top w:val="single" w:color="auto" w:sz="4" w:space="0"/>
+              <w:top w:val="single" w:sz="4" w:space="0" w:color="auto"/>
             </w:tcBorders>
             <w:vAlign w:val="center"/>
           </w:tcPr>
           <w:p>
             <w:pPr>
-              <w:pStyle w:val="27"/>
+              <w:pStyle w:val="TableText"/>
               <w:spacing w:before="65" w:line="228" w:lineRule="auto"/>
               <w:jc w:val="center"/>
               <w:rPr>
@@ -5312,7 +5248,7 @@
           </w:p>
           <w:p>
             <w:pPr>
-              <w:pStyle w:val="27"/>
+              <w:pStyle w:val="TableText"/>
               <w:spacing w:before="65" w:line="228" w:lineRule="auto"/>
             </w:pPr>
           </w:p>
@@ -5320,14 +5256,9 @@
       </w:tr>
       <w:tr>
         <w:tblPrEx>
-          <w:tblBorders>
-            <w:top w:val="single" w:color="000000" w:sz="2" w:space="0"/>
-            <w:left w:val="single" w:color="000000" w:sz="2" w:space="0"/>
-            <w:bottom w:val="single" w:color="000000" w:sz="2" w:space="0"/>
-            <w:right w:val="single" w:color="000000" w:sz="2" w:space="0"/>
-            <w:insideH w:val="single" w:color="000000" w:sz="2" w:space="0"/>
-            <w:insideV w:val="single" w:color="000000" w:sz="2" w:space="0"/>
-          </w:tblBorders>
+          <w:tblW w:w="9679" w:type="dxa"/>
+          <w:tblInd w:w="2" w:type="dxa"/>
+          <w:tblLayout w:type="fixed"/>
           <w:tblCellMar>
             <w:top w:w="0" w:type="dxa"/>
             <w:left w:w="0" w:type="dxa"/>
@@ -5336,12 +5267,12 @@
           </w:tblCellMar>
         </w:tblPrEx>
         <w:trPr>
-          <w:trHeight w:val="637" w:hRule="atLeast"/>
+          <w:trHeight w:val="637"/>
         </w:trPr>
         <w:tc>
           <w:tcPr>
             <w:tcW w:w="966" w:type="dxa"/>
-            <w:vMerge w:val="continue"/>
+            <w:vMerge/>
             <w:tcBorders>
               <w:top w:val="nil"/>
             </w:tcBorders>
@@ -5362,7 +5293,7 @@
           </w:tcPr>
           <w:p>
             <w:pPr>
-              <w:pStyle w:val="27"/>
+              <w:pStyle w:val="TableText"/>
               <w:spacing w:before="300" w:line="264" w:lineRule="exact"/>
               <w:ind w:left="124"/>
             </w:pPr>
@@ -5382,7 +5313,7 @@
           </w:tcPr>
           <w:p>
             <w:pPr>
-              <w:pStyle w:val="27"/>
+              <w:pStyle w:val="TableText"/>
               <w:spacing w:before="300" w:line="227" w:lineRule="auto"/>
               <w:ind w:left="2249"/>
             </w:pPr>
@@ -5401,11 +5332,11 @@
           </w:tcPr>
           <w:p>
             <w:pPr>
-              <w:pStyle w:val="27"/>
+              <w:pStyle w:val="TableText"/>
               <w:spacing w:before="300" w:line="229" w:lineRule="auto"/>
               <w:ind w:left="321"/>
               <w:rPr>
-                <w:rFonts w:hint="eastAsia" w:eastAsia="宋体"/>
+                <w:rFonts w:eastAsia="宋体" w:hint="eastAsia"/>
                 <w:lang w:eastAsia="zh-CN"/>
               </w:rPr>
             </w:pPr>
@@ -5422,7 +5353,7 @@
     </w:tbl>
     <w:p>
       <w:pPr>
-        <w:pStyle w:val="29"/>
+        <w:pStyle w:val="a1"/>
         <w:rPr>
           <w:rFonts w:hint="default"/>
           <w:lang w:val="en-US" w:eastAsia="zh-CN"/>
@@ -5430,96 +5361,52 @@
       </w:pPr>
     </w:p>
     <w:sectPr>
-      <w:headerReference r:id="rId7" w:type="first"/>
-      <w:footerReference r:id="rId10" w:type="first"/>
-      <w:headerReference r:id="rId5" w:type="default"/>
-      <w:footerReference r:id="rId8" w:type="default"/>
-      <w:headerReference r:id="rId6" w:type="even"/>
-      <w:footerReference r:id="rId9" w:type="even"/>
+      <w:headerReference w:type="even" r:id="rId6"/>
+      <w:headerReference w:type="default" r:id="rId7"/>
+      <w:footerReference w:type="even" r:id="rId8"/>
+      <w:footerReference w:type="default" r:id="rId9"/>
+      <w:headerReference w:type="first" r:id="rId10"/>
+      <w:footerReference w:type="first" r:id="rId11"/>
       <w:pgSz w:w="11906" w:h="16838"/>
       <w:pgMar w:top="1417" w:right="1800" w:bottom="1440" w:left="1800" w:header="1140" w:footer="992" w:gutter="0"/>
-      <w:cols w:space="425" w:num="1"/>
+      <w:cols w:num="1" w:space="425"/>
       <w:docGrid w:type="lines" w:linePitch="312" w:charSpace="0"/>
     </w:sectPr>
   </w:body>
 </w:document>
 </file>
 
-<file path=word/endnotes.xml><?xml version="1.0" encoding="utf-8"?>
-<w:endnotes xmlns:wpc="http://schemas.microsoft.com/office/word/2010/wordprocessingCanvas" xmlns:mc="http://schemas.openxmlformats.org/markup-compatibility/2006" xmlns:o="urn:schemas-microsoft-com:office:office" xmlns:r="http://schemas.openxmlformats.org/officeDocument/2006/relationships" xmlns:m="http://schemas.openxmlformats.org/officeDocument/2006/math" xmlns:v="urn:schemas-microsoft-com:vml" xmlns:wp14="http://schemas.microsoft.com/office/word/2010/wordprocessingDrawing" xmlns:wp="http://schemas.openxmlformats.org/drawingml/2006/wordprocessingDrawing" xmlns:w="http://schemas.openxmlformats.org/wordprocessingml/2006/main" xmlns:w14="http://schemas.microsoft.com/office/word/2010/wordml" xmlns:w15="http://schemas.microsoft.com/office/word/2012/wordml" xmlns:w10="urn:schemas-microsoft-com:office:word" xmlns:wpg="http://schemas.microsoft.com/office/word/2010/wordprocessingGroup" xmlns:wpi="http://schemas.microsoft.com/office/word/2010/wordprocessingInk" xmlns:wne="http://schemas.microsoft.com/office/word/2006/wordml" xmlns:wps="http://schemas.microsoft.com/office/word/2010/wordprocessingShape" xmlns:wpsCustomData="http://www.wps.cn/officeDocument/2013/wpsCustomData" mc:Ignorable="w14 w15 wp14">
-  <w:endnote w:type="separator" w:id="0">
-    <w:p>
-      <w:pPr>
-        <w:spacing w:line="240" w:lineRule="auto"/>
-      </w:pPr>
-      <w:r>
-        <w:separator/>
-      </w:r>
-    </w:p>
-  </w:endnote>
-  <w:endnote w:type="continuationSeparator" w:id="1">
-    <w:p>
-      <w:pPr>
-        <w:spacing w:line="240" w:lineRule="auto"/>
-      </w:pPr>
-      <w:r>
-        <w:continuationSeparator/>
-      </w:r>
-    </w:p>
-  </w:endnote>
-</w:endnotes>
-</file>
-
 <file path=word/footer1.xml><?xml version="1.0" encoding="utf-8"?>
-<w:ftr xmlns:wpc="http://schemas.microsoft.com/office/word/2010/wordprocessingCanvas" xmlns:mc="http://schemas.openxmlformats.org/markup-compatibility/2006" xmlns:o="urn:schemas-microsoft-com:office:office" xmlns:r="http://schemas.openxmlformats.org/officeDocument/2006/relationships" xmlns:m="http://schemas.openxmlformats.org/officeDocument/2006/math" xmlns:v="urn:schemas-microsoft-com:vml" xmlns:wp14="http://schemas.microsoft.com/office/word/2010/wordprocessingDrawing" xmlns:wp="http://schemas.openxmlformats.org/drawingml/2006/wordprocessingDrawing" xmlns:w10="urn:schemas-microsoft-com:office:word" xmlns:w="http://schemas.openxmlformats.org/wordprocessingml/2006/main" xmlns:w14="http://schemas.microsoft.com/office/word/2010/wordml" xmlns:w15="http://schemas.microsoft.com/office/word/2012/wordml" xmlns:wpg="http://schemas.microsoft.com/office/word/2010/wordprocessingGroup" xmlns:wpi="http://schemas.microsoft.com/office/word/2010/wordprocessingInk" xmlns:wne="http://schemas.microsoft.com/office/word/2006/wordml" xmlns:wps="http://schemas.microsoft.com/office/word/2010/wordprocessingShape" xmlns:wpsCustomData="http://www.wps.cn/officeDocument/2013/wpsCustomData" mc:Ignorable="w14 w15 wp14">
+<w:ftr xmlns:wpc="http://schemas.microsoft.com/office/word/2010/wordprocessingCanvas" xmlns:mc="http://schemas.openxmlformats.org/markup-compatibility/2006" xmlns:o="urn:schemas-microsoft-com:office:office" xmlns:r="http://schemas.openxmlformats.org/officeDocument/2006/relationships" xmlns:m="http://schemas.openxmlformats.org/officeDocument/2006/math" xmlns:v="urn:schemas-microsoft-com:vml" xmlns:wp14="http://schemas.microsoft.com/office/word/2010/wordprocessingDrawing" xmlns:wp="http://schemas.openxmlformats.org/drawingml/2006/wordprocessingDrawing" xmlns:w10="urn:schemas-microsoft-com:office:word" xmlns:w="http://schemas.openxmlformats.org/wordprocessingml/2006/main" xmlns:w14="http://schemas.microsoft.com/office/word/2010/wordml" xmlns:w15="http://schemas.microsoft.com/office/word/2012/wordml" xmlns:wne="http://schemas.microsoft.com/office/word/2006/wordml" xmlns:wpg="http://schemas.microsoft.com/office/word/2010/wordprocessingGroup" xmlns:wpi="http://schemas.microsoft.com/office/word/2010/wordprocessingInk" xmlns:wps="http://schemas.microsoft.com/office/word/2010/wordprocessingShape" mc:Ignorable="w14 w15 wp14">
   <w:p/>
 </w:ftr>
 </file>
 
 <file path=word/footer2.xml><?xml version="1.0" encoding="utf-8"?>
-<w:ftr xmlns:wpc="http://schemas.microsoft.com/office/word/2010/wordprocessingCanvas" xmlns:mc="http://schemas.openxmlformats.org/markup-compatibility/2006" xmlns:o="urn:schemas-microsoft-com:office:office" xmlns:r="http://schemas.openxmlformats.org/officeDocument/2006/relationships" xmlns:m="http://schemas.openxmlformats.org/officeDocument/2006/math" xmlns:v="urn:schemas-microsoft-com:vml" xmlns:wp14="http://schemas.microsoft.com/office/word/2010/wordprocessingDrawing" xmlns:wp="http://schemas.openxmlformats.org/drawingml/2006/wordprocessingDrawing" xmlns:w10="urn:schemas-microsoft-com:office:word" xmlns:w="http://schemas.openxmlformats.org/wordprocessingml/2006/main" xmlns:w14="http://schemas.microsoft.com/office/word/2010/wordml" xmlns:w15="http://schemas.microsoft.com/office/word/2012/wordml" xmlns:wpg="http://schemas.microsoft.com/office/word/2010/wordprocessingGroup" xmlns:wpi="http://schemas.microsoft.com/office/word/2010/wordprocessingInk" xmlns:wne="http://schemas.microsoft.com/office/word/2006/wordml" xmlns:wps="http://schemas.microsoft.com/office/word/2010/wordprocessingShape" xmlns:wpsCustomData="http://www.wps.cn/officeDocument/2013/wpsCustomData" mc:Ignorable="w14 w15 wp14">
+<w:ftr xmlns:wpc="http://schemas.microsoft.com/office/word/2010/wordprocessingCanvas" xmlns:mc="http://schemas.openxmlformats.org/markup-compatibility/2006" xmlns:o="urn:schemas-microsoft-com:office:office" xmlns:r="http://schemas.openxmlformats.org/officeDocument/2006/relationships" xmlns:m="http://schemas.openxmlformats.org/officeDocument/2006/math" xmlns:v="urn:schemas-microsoft-com:vml" xmlns:wp14="http://schemas.microsoft.com/office/word/2010/wordprocessingDrawing" xmlns:wp="http://schemas.openxmlformats.org/drawingml/2006/wordprocessingDrawing" xmlns:w10="urn:schemas-microsoft-com:office:word" xmlns:w="http://schemas.openxmlformats.org/wordprocessingml/2006/main" xmlns:w14="http://schemas.microsoft.com/office/word/2010/wordml" xmlns:w15="http://schemas.microsoft.com/office/word/2012/wordml" xmlns:wne="http://schemas.microsoft.com/office/word/2006/wordml" xmlns:wpg="http://schemas.microsoft.com/office/word/2010/wordprocessingGroup" xmlns:wpi="http://schemas.microsoft.com/office/word/2010/wordprocessingInk" xmlns:wps="http://schemas.microsoft.com/office/word/2010/wordprocessingShape" mc:Ignorable="w14 w15 wp14">
   <w:p/>
 </w:ftr>
 </file>
 
 <file path=word/footer3.xml><?xml version="1.0" encoding="utf-8"?>
-<w:ftr xmlns:wpc="http://schemas.microsoft.com/office/word/2010/wordprocessingCanvas" xmlns:mc="http://schemas.openxmlformats.org/markup-compatibility/2006" xmlns:o="urn:schemas-microsoft-com:office:office" xmlns:r="http://schemas.openxmlformats.org/officeDocument/2006/relationships" xmlns:m="http://schemas.openxmlformats.org/officeDocument/2006/math" xmlns:v="urn:schemas-microsoft-com:vml" xmlns:wp14="http://schemas.microsoft.com/office/word/2010/wordprocessingDrawing" xmlns:wp="http://schemas.openxmlformats.org/drawingml/2006/wordprocessingDrawing" xmlns:w10="urn:schemas-microsoft-com:office:word" xmlns:w="http://schemas.openxmlformats.org/wordprocessingml/2006/main" xmlns:w14="http://schemas.microsoft.com/office/word/2010/wordml" xmlns:w15="http://schemas.microsoft.com/office/word/2012/wordml" xmlns:wpg="http://schemas.microsoft.com/office/word/2010/wordprocessingGroup" xmlns:wpi="http://schemas.microsoft.com/office/word/2010/wordprocessingInk" xmlns:wne="http://schemas.microsoft.com/office/word/2006/wordml" xmlns:wps="http://schemas.microsoft.com/office/word/2010/wordprocessingShape" xmlns:wpsCustomData="http://www.wps.cn/officeDocument/2013/wpsCustomData" mc:Ignorable="w14 w15 wp14">
+<w:ftr xmlns:wpc="http://schemas.microsoft.com/office/word/2010/wordprocessingCanvas" xmlns:mc="http://schemas.openxmlformats.org/markup-compatibility/2006" xmlns:o="urn:schemas-microsoft-com:office:office" xmlns:r="http://schemas.openxmlformats.org/officeDocument/2006/relationships" xmlns:m="http://schemas.openxmlformats.org/officeDocument/2006/math" xmlns:v="urn:schemas-microsoft-com:vml" xmlns:wp14="http://schemas.microsoft.com/office/word/2010/wordprocessingDrawing" xmlns:wp="http://schemas.openxmlformats.org/drawingml/2006/wordprocessingDrawing" xmlns:w10="urn:schemas-microsoft-com:office:word" xmlns:w="http://schemas.openxmlformats.org/wordprocessingml/2006/main" xmlns:w14="http://schemas.microsoft.com/office/word/2010/wordml" xmlns:w15="http://schemas.microsoft.com/office/word/2012/wordml" xmlns:wne="http://schemas.microsoft.com/office/word/2006/wordml" xmlns:wpg="http://schemas.microsoft.com/office/word/2010/wordprocessingGroup" xmlns:wpi="http://schemas.microsoft.com/office/word/2010/wordprocessingInk" xmlns:wps="http://schemas.microsoft.com/office/word/2010/wordprocessingShape" mc:Ignorable="w14 w15 wp14">
   <w:p/>
 </w:ftr>
 </file>
 
-<file path=word/footnotes.xml><?xml version="1.0" encoding="utf-8"?>
-<w:footnotes xmlns:wpc="http://schemas.microsoft.com/office/word/2010/wordprocessingCanvas" xmlns:mc="http://schemas.openxmlformats.org/markup-compatibility/2006" xmlns:o="urn:schemas-microsoft-com:office:office" xmlns:r="http://schemas.openxmlformats.org/officeDocument/2006/relationships" xmlns:m="http://schemas.openxmlformats.org/officeDocument/2006/math" xmlns:v="urn:schemas-microsoft-com:vml" xmlns:wp14="http://schemas.microsoft.com/office/word/2010/wordprocessingDrawing" xmlns:wp="http://schemas.openxmlformats.org/drawingml/2006/wordprocessingDrawing" xmlns:w="http://schemas.openxmlformats.org/wordprocessingml/2006/main" xmlns:w14="http://schemas.microsoft.com/office/word/2010/wordml" xmlns:w15="http://schemas.microsoft.com/office/word/2012/wordml" xmlns:w10="urn:schemas-microsoft-com:office:word" xmlns:wpg="http://schemas.microsoft.com/office/word/2010/wordprocessingGroup" xmlns:wpi="http://schemas.microsoft.com/office/word/2010/wordprocessingInk" xmlns:wne="http://schemas.microsoft.com/office/word/2006/wordml" xmlns:wps="http://schemas.microsoft.com/office/word/2010/wordprocessingShape" xmlns:wpsCustomData="http://www.wps.cn/officeDocument/2013/wpsCustomData" mc:Ignorable="w14 w15 wp14">
-  <w:footnote w:type="separator" w:id="0">
-    <w:p>
-      <w:pPr>
-        <w:spacing w:line="360" w:lineRule="auto"/>
-      </w:pPr>
-      <w:r>
-        <w:separator/>
-      </w:r>
-    </w:p>
-  </w:footnote>
-  <w:footnote w:type="continuationSeparator" w:id="1">
-    <w:p>
-      <w:pPr>
-        <w:spacing w:line="360" w:lineRule="auto"/>
-      </w:pPr>
-      <w:r>
-        <w:continuationSeparator/>
-      </w:r>
-    </w:p>
-  </w:footnote>
-</w:footnotes>
+<file path=word/header1.xml><?xml version="1.0" encoding="utf-8"?>
+<w:hdr xmlns:wpc="http://schemas.microsoft.com/office/word/2010/wordprocessingCanvas" xmlns:mc="http://schemas.openxmlformats.org/markup-compatibility/2006" xmlns:o="urn:schemas-microsoft-com:office:office" xmlns:r="http://schemas.openxmlformats.org/officeDocument/2006/relationships" xmlns:m="http://schemas.openxmlformats.org/officeDocument/2006/math" xmlns:v="urn:schemas-microsoft-com:vml" xmlns:wp14="http://schemas.microsoft.com/office/word/2010/wordprocessingDrawing" xmlns:wp="http://schemas.openxmlformats.org/drawingml/2006/wordprocessingDrawing" xmlns:w10="urn:schemas-microsoft-com:office:word" xmlns:w="http://schemas.openxmlformats.org/wordprocessingml/2006/main" xmlns:w14="http://schemas.microsoft.com/office/word/2010/wordml" xmlns:w15="http://schemas.microsoft.com/office/word/2012/wordml" xmlns:wne="http://schemas.microsoft.com/office/word/2006/wordml" xmlns:wpg="http://schemas.microsoft.com/office/word/2010/wordprocessingGroup" xmlns:wpi="http://schemas.microsoft.com/office/word/2010/wordprocessingInk" xmlns:wps="http://schemas.microsoft.com/office/word/2010/wordprocessingShape" mc:Ignorable="w14 w15 wp14">
+  <w:p/>
+</w:hdr>
 </file>
 
-<file path=word/header1.xml><?xml version="1.0" encoding="utf-8"?>
-<w:hdr xmlns:wpc="http://schemas.microsoft.com/office/word/2010/wordprocessingCanvas" xmlns:mc="http://schemas.openxmlformats.org/markup-compatibility/2006" xmlns:o="urn:schemas-microsoft-com:office:office" xmlns:r="http://schemas.openxmlformats.org/officeDocument/2006/relationships" xmlns:m="http://schemas.openxmlformats.org/officeDocument/2006/math" xmlns:v="urn:schemas-microsoft-com:vml" xmlns:wp14="http://schemas.microsoft.com/office/word/2010/wordprocessingDrawing" xmlns:wp="http://schemas.openxmlformats.org/drawingml/2006/wordprocessingDrawing" xmlns:w10="urn:schemas-microsoft-com:office:word" xmlns:w="http://schemas.openxmlformats.org/wordprocessingml/2006/main" xmlns:w14="http://schemas.microsoft.com/office/word/2010/wordml" xmlns:w15="http://schemas.microsoft.com/office/word/2012/wordml" xmlns:wpg="http://schemas.microsoft.com/office/word/2010/wordprocessingGroup" xmlns:wpi="http://schemas.microsoft.com/office/word/2010/wordprocessingInk" xmlns:wne="http://schemas.microsoft.com/office/word/2006/wordml" xmlns:wps="http://schemas.microsoft.com/office/word/2010/wordprocessingShape" xmlns:wpsCustomData="http://www.wps.cn/officeDocument/2013/wpsCustomData" mc:Ignorable="w14 w15 wp14">
+<file path=word/header2.xml><?xml version="1.0" encoding="utf-8"?>
+<w:hdr xmlns:wpc="http://schemas.microsoft.com/office/word/2010/wordprocessingCanvas" xmlns:mc="http://schemas.openxmlformats.org/markup-compatibility/2006" xmlns:o="urn:schemas-microsoft-com:office:office" xmlns:r="http://schemas.openxmlformats.org/officeDocument/2006/relationships" xmlns:m="http://schemas.openxmlformats.org/officeDocument/2006/math" xmlns:v="urn:schemas-microsoft-com:vml" xmlns:wp14="http://schemas.microsoft.com/office/word/2010/wordprocessingDrawing" xmlns:wp="http://schemas.openxmlformats.org/drawingml/2006/wordprocessingDrawing" xmlns:w10="urn:schemas-microsoft-com:office:word" xmlns:w="http://schemas.openxmlformats.org/wordprocessingml/2006/main" xmlns:w14="http://schemas.microsoft.com/office/word/2010/wordml" xmlns:w15="http://schemas.microsoft.com/office/word/2012/wordml" xmlns:wne="http://schemas.microsoft.com/office/word/2006/wordml" xmlns:wpg="http://schemas.microsoft.com/office/word/2010/wordprocessingGroup" xmlns:wpi="http://schemas.microsoft.com/office/word/2010/wordprocessingInk" xmlns:wps="http://schemas.microsoft.com/office/word/2010/wordprocessingShape" mc:Ignorable="w14 w15 wp14">
   <w:p>
     <w:pPr>
-      <w:pStyle w:val="15"/>
+      <w:pStyle w:val="Header"/>
       <w:pBdr>
-        <w:bottom w:val="single" w:color="auto" w:sz="4" w:space="1"/>
+        <w:bottom w:val="single" w:sz="4" w:space="1" w:color="auto"/>
       </w:pBdr>
       <w:tabs>
         <w:tab w:val="left" w:pos="335"/>
@@ -5527,27 +5414,27 @@
       </w:tabs>
       <w:jc w:val="right"/>
       <w:rPr>
-        <w:rFonts w:hint="eastAsia" w:eastAsiaTheme="minorEastAsia"/>
+        <w:rFonts w:eastAsiaTheme="minorEastAsia" w:hint="eastAsia"/>
         <w:lang w:eastAsia="zh-CN"/>
       </w:rPr>
     </w:pPr>
     <w:r>
       <w:rPr>
-        <w:rFonts w:hint="eastAsia" w:eastAsiaTheme="minorEastAsia"/>
+        <w:rFonts w:eastAsiaTheme="minorEastAsia" w:hint="eastAsia"/>
         <w:lang w:val="en-US" w:eastAsia="zh-CN"/>
       </w:rPr>
       <w:tab/>
     </w:r>
     <w:r>
       <w:rPr>
-        <w:rFonts w:hint="eastAsia" w:eastAsiaTheme="minorEastAsia"/>
+        <w:rFonts w:eastAsiaTheme="minorEastAsia" w:hint="eastAsia"/>
         <w:lang w:val="en-US" w:eastAsia="zh-CN"/>
       </w:rPr>
       <w:tab/>
     </w:r>
     <w:r>
       <w:rPr>
-        <w:rFonts w:hint="eastAsia" w:eastAsiaTheme="minorEastAsia"/>
+        <w:rFonts w:eastAsiaTheme="minorEastAsia" w:hint="eastAsia"/>
         <w:lang w:val="en-US" w:eastAsia="zh-CN"/>
       </w:rPr>
       <w:t>重庆市鹧鸪哨信息技术有限责任公司</w:t>
@@ -5556,28 +5443,22 @@
 </w:hdr>
 </file>
 
-<file path=word/header2.xml><?xml version="1.0" encoding="utf-8"?>
-<w:hdr xmlns:wpc="http://schemas.microsoft.com/office/word/2010/wordprocessingCanvas" xmlns:mc="http://schemas.openxmlformats.org/markup-compatibility/2006" xmlns:o="urn:schemas-microsoft-com:office:office" xmlns:r="http://schemas.openxmlformats.org/officeDocument/2006/relationships" xmlns:m="http://schemas.openxmlformats.org/officeDocument/2006/math" xmlns:v="urn:schemas-microsoft-com:vml" xmlns:wp14="http://schemas.microsoft.com/office/word/2010/wordprocessingDrawing" xmlns:wp="http://schemas.openxmlformats.org/drawingml/2006/wordprocessingDrawing" xmlns:w10="urn:schemas-microsoft-com:office:word" xmlns:w="http://schemas.openxmlformats.org/wordprocessingml/2006/main" xmlns:w14="http://schemas.microsoft.com/office/word/2010/wordml" xmlns:w15="http://schemas.microsoft.com/office/word/2012/wordml" xmlns:wpg="http://schemas.microsoft.com/office/word/2010/wordprocessingGroup" xmlns:wpi="http://schemas.microsoft.com/office/word/2010/wordprocessingInk" xmlns:wne="http://schemas.microsoft.com/office/word/2006/wordml" xmlns:wps="http://schemas.microsoft.com/office/word/2010/wordprocessingShape" xmlns:wpsCustomData="http://www.wps.cn/officeDocument/2013/wpsCustomData" mc:Ignorable="w14 w15 wp14">
-  <w:p/>
-</w:hdr>
-</file>
-
 <file path=word/header3.xml><?xml version="1.0" encoding="utf-8"?>
-<w:hdr xmlns:wpc="http://schemas.microsoft.com/office/word/2010/wordprocessingCanvas" xmlns:mc="http://schemas.openxmlformats.org/markup-compatibility/2006" xmlns:o="urn:schemas-microsoft-com:office:office" xmlns:r="http://schemas.openxmlformats.org/officeDocument/2006/relationships" xmlns:m="http://schemas.openxmlformats.org/officeDocument/2006/math" xmlns:v="urn:schemas-microsoft-com:vml" xmlns:wp14="http://schemas.microsoft.com/office/word/2010/wordprocessingDrawing" xmlns:wp="http://schemas.openxmlformats.org/drawingml/2006/wordprocessingDrawing" xmlns:w10="urn:schemas-microsoft-com:office:word" xmlns:w="http://schemas.openxmlformats.org/wordprocessingml/2006/main" xmlns:w14="http://schemas.microsoft.com/office/word/2010/wordml" xmlns:w15="http://schemas.microsoft.com/office/word/2012/wordml" xmlns:wpg="http://schemas.microsoft.com/office/word/2010/wordprocessingGroup" xmlns:wpi="http://schemas.microsoft.com/office/word/2010/wordprocessingInk" xmlns:wne="http://schemas.microsoft.com/office/word/2006/wordml" xmlns:wps="http://schemas.microsoft.com/office/word/2010/wordprocessingShape" xmlns:wpsCustomData="http://www.wps.cn/officeDocument/2013/wpsCustomData" mc:Ignorable="w14 w15 wp14">
+<w:hdr xmlns:wpc="http://schemas.microsoft.com/office/word/2010/wordprocessingCanvas" xmlns:mc="http://schemas.openxmlformats.org/markup-compatibility/2006" xmlns:o="urn:schemas-microsoft-com:office:office" xmlns:r="http://schemas.openxmlformats.org/officeDocument/2006/relationships" xmlns:m="http://schemas.openxmlformats.org/officeDocument/2006/math" xmlns:v="urn:schemas-microsoft-com:vml" xmlns:wp14="http://schemas.microsoft.com/office/word/2010/wordprocessingDrawing" xmlns:wp="http://schemas.openxmlformats.org/drawingml/2006/wordprocessingDrawing" xmlns:w10="urn:schemas-microsoft-com:office:word" xmlns:w="http://schemas.openxmlformats.org/wordprocessingml/2006/main" xmlns:w14="http://schemas.microsoft.com/office/word/2010/wordml" xmlns:w15="http://schemas.microsoft.com/office/word/2012/wordml" xmlns:wne="http://schemas.microsoft.com/office/word/2006/wordml" xmlns:wpg="http://schemas.microsoft.com/office/word/2010/wordprocessingGroup" xmlns:wpi="http://schemas.microsoft.com/office/word/2010/wordprocessingInk" xmlns:wps="http://schemas.microsoft.com/office/word/2010/wordprocessingShape" mc:Ignorable="w14 w15 wp14">
   <w:p/>
 </w:hdr>
 </file>
 
 <file path=word/numbering.xml><?xml version="1.0" encoding="utf-8"?>
-<w:numbering xmlns:wpc="http://schemas.microsoft.com/office/word/2010/wordprocessingCanvas" xmlns:mc="http://schemas.openxmlformats.org/markup-compatibility/2006" xmlns:o="urn:schemas-microsoft-com:office:office" xmlns:r="http://schemas.openxmlformats.org/officeDocument/2006/relationships" xmlns:m="http://schemas.openxmlformats.org/officeDocument/2006/math" xmlns:v="urn:schemas-microsoft-com:vml" xmlns:wp14="http://schemas.microsoft.com/office/word/2010/wordprocessingDrawing" xmlns:wp="http://schemas.openxmlformats.org/drawingml/2006/wordprocessingDrawing" xmlns:w10="urn:schemas-microsoft-com:office:word" xmlns:w="http://schemas.openxmlformats.org/wordprocessingml/2006/main" xmlns:w14="http://schemas.microsoft.com/office/word/2010/wordml" xmlns:wpg="http://schemas.microsoft.com/office/word/2010/wordprocessingGroup" xmlns:wpi="http://schemas.microsoft.com/office/word/2010/wordprocessingInk" xmlns:wne="http://schemas.microsoft.com/office/word/2006/wordml" xmlns:wps="http://schemas.microsoft.com/office/word/2010/wordprocessingShape" xmlns:wpsCustomData="http://www.wps.cn/officeDocument/2013/wpsCustomData" mc:Ignorable="w14 wp14">
+<w:numbering xmlns:wpc="http://schemas.microsoft.com/office/word/2010/wordprocessingCanvas" xmlns:mc="http://schemas.openxmlformats.org/markup-compatibility/2006" xmlns:o="urn:schemas-microsoft-com:office:office" xmlns:r="http://schemas.openxmlformats.org/officeDocument/2006/relationships" xmlns:m="http://schemas.openxmlformats.org/officeDocument/2006/math" xmlns:v="urn:schemas-microsoft-com:vml" xmlns:wp14="http://schemas.microsoft.com/office/word/2010/wordprocessingDrawing" xmlns:wp="http://schemas.openxmlformats.org/drawingml/2006/wordprocessingDrawing" xmlns:w10="urn:schemas-microsoft-com:office:word" xmlns:w="http://schemas.openxmlformats.org/wordprocessingml/2006/main" xmlns:w14="http://schemas.microsoft.com/office/word/2010/wordml" xmlns:w15="http://schemas.microsoft.com/office/word/2012/wordml" xmlns:wne="http://schemas.microsoft.com/office/word/2006/wordml" xmlns:wpg="http://schemas.microsoft.com/office/word/2010/wordprocessingGroup" xmlns:wpi="http://schemas.microsoft.com/office/word/2010/wordprocessingInk" xmlns:wps="http://schemas.microsoft.com/office/word/2010/wordprocessingShape" mc:Ignorable="w14 w15 wp14">
   <w:abstractNum w:abstractNumId="0">
     <w:nsid w:val="8E964DCE"/>
     <w:multiLevelType w:val="multilevel"/>
     <w:tmpl w:val="8E964DCE"/>
-    <w:lvl w:ilvl="0" w:tentative="0">
+    <w:lvl w:ilvl="0">
       <w:start w:val="1"/>
       <w:numFmt w:val="decimal"/>
-      <w:pStyle w:val="2"/>
+      <w:pStyle w:val="Heading1"/>
       <w:lvlText w:val="%1."/>
       <w:lvlJc w:val="left"/>
       <w:pPr>
@@ -5587,10 +5468,10 @@
         <w:rFonts w:hint="default"/>
       </w:rPr>
     </w:lvl>
-    <w:lvl w:ilvl="1" w:tentative="0">
+    <w:lvl w:ilvl="1">
       <w:start w:val="1"/>
       <w:numFmt w:val="decimal"/>
-      <w:pStyle w:val="3"/>
+      <w:pStyle w:val="Heading2"/>
       <w:lvlText w:val="%1.%2."/>
       <w:lvlJc w:val="left"/>
       <w:pPr>
@@ -5600,10 +5481,10 @@
         <w:rFonts w:hint="default"/>
       </w:rPr>
     </w:lvl>
-    <w:lvl w:ilvl="2" w:tentative="0">
+    <w:lvl w:ilvl="2">
       <w:start w:val="1"/>
       <w:numFmt w:val="decimal"/>
-      <w:pStyle w:val="4"/>
+      <w:pStyle w:val="Heading3"/>
       <w:lvlText w:val="%1.%2.%3."/>
       <w:lvlJc w:val="left"/>
       <w:pPr>
@@ -5613,10 +5494,10 @@
         <w:rFonts w:hint="default"/>
       </w:rPr>
     </w:lvl>
-    <w:lvl w:ilvl="3" w:tentative="0">
+    <w:lvl w:ilvl="3">
       <w:start w:val="1"/>
       <w:numFmt w:val="decimal"/>
-      <w:pStyle w:val="5"/>
+      <w:pStyle w:val="Heading4"/>
       <w:lvlText w:val="%1.%2.%3.%4."/>
       <w:lvlJc w:val="left"/>
       <w:pPr>
@@ -5626,10 +5507,10 @@
         <w:rFonts w:hint="default"/>
       </w:rPr>
     </w:lvl>
-    <w:lvl w:ilvl="4" w:tentative="0">
+    <w:lvl w:ilvl="4">
       <w:start w:val="1"/>
       <w:numFmt w:val="decimal"/>
-      <w:pStyle w:val="6"/>
+      <w:pStyle w:val="Heading5"/>
       <w:lvlText w:val="%1.%2.%3.%4.%5."/>
       <w:lvlJc w:val="left"/>
       <w:pPr>
@@ -5639,10 +5520,10 @@
         <w:rFonts w:hint="default"/>
       </w:rPr>
     </w:lvl>
-    <w:lvl w:ilvl="5" w:tentative="0">
+    <w:lvl w:ilvl="5">
       <w:start w:val="1"/>
       <w:numFmt w:val="decimal"/>
-      <w:pStyle w:val="7"/>
+      <w:pStyle w:val="Heading6"/>
       <w:lvlText w:val="%1.%2.%3.%4.%5.%6."/>
       <w:lvlJc w:val="left"/>
       <w:pPr>
@@ -5652,10 +5533,10 @@
         <w:rFonts w:hint="default"/>
       </w:rPr>
     </w:lvl>
-    <w:lvl w:ilvl="6" w:tentative="0">
+    <w:lvl w:ilvl="6">
       <w:start w:val="1"/>
       <w:numFmt w:val="decimal"/>
-      <w:pStyle w:val="8"/>
+      <w:pStyle w:val="Heading7"/>
       <w:lvlText w:val="%1.%2.%3.%4.%5.%6.%7."/>
       <w:lvlJc w:val="left"/>
       <w:pPr>
@@ -5665,10 +5546,10 @@
         <w:rFonts w:hint="default"/>
       </w:rPr>
     </w:lvl>
-    <w:lvl w:ilvl="7" w:tentative="0">
+    <w:lvl w:ilvl="7">
       <w:start w:val="1"/>
       <w:numFmt w:val="decimal"/>
-      <w:pStyle w:val="9"/>
+      <w:pStyle w:val="Heading8"/>
       <w:lvlText w:val="%1.%2.%3.%4.%5.%6.%7.%8."/>
       <w:lvlJc w:val="left"/>
       <w:pPr>
@@ -5678,10 +5559,10 @@
         <w:rFonts w:hint="default"/>
       </w:rPr>
     </w:lvl>
-    <w:lvl w:ilvl="8" w:tentative="0">
+    <w:lvl w:ilvl="8">
       <w:start w:val="1"/>
       <w:numFmt w:val="decimal"/>
-      <w:pStyle w:val="10"/>
+      <w:pStyle w:val="Heading9"/>
       <w:lvlText w:val="%1.%2.%3.%4.%5.%6.%7.%8.%9."/>
       <w:lvlJc w:val="left"/>
       <w:pPr>
@@ -5696,7 +5577,7 @@
     <w:nsid w:val="D2CB2888"/>
     <w:multiLevelType w:val="singleLevel"/>
     <w:tmpl w:val="D2CB2888"/>
-    <w:lvl w:ilvl="0" w:tentative="0">
+    <w:lvl w:ilvl="0">
       <w:start w:val="1"/>
       <w:numFmt w:val="decimal"/>
       <w:lvlText w:val="%1."/>
@@ -5719,269 +5600,267 @@
 </file>
 
 <file path=word/styles.xml><?xml version="1.0" encoding="utf-8"?>
-<w:styles xmlns:mc="http://schemas.openxmlformats.org/markup-compatibility/2006" xmlns:o="urn:schemas-microsoft-com:office:office" xmlns:r="http://schemas.openxmlformats.org/officeDocument/2006/relationships" xmlns:m="http://schemas.openxmlformats.org/officeDocument/2006/math" xmlns:v="urn:schemas-microsoft-com:vml" xmlns:w="http://schemas.openxmlformats.org/wordprocessingml/2006/main" xmlns:w14="http://schemas.microsoft.com/office/word/2010/wordml" xmlns:w10="urn:schemas-microsoft-com:office:word" xmlns:sl="http://schemas.openxmlformats.org/schemaLibrary/2006/main" xmlns:wpsCustomData="http://www.wps.cn/officeDocument/2013/wpsCustomData" mc:Ignorable="w14">
+<w:styles xmlns:mc="http://schemas.openxmlformats.org/markup-compatibility/2006" xmlns:r="http://schemas.openxmlformats.org/officeDocument/2006/relationships" xmlns:w="http://schemas.openxmlformats.org/wordprocessingml/2006/main" xmlns:w14="http://schemas.microsoft.com/office/word/2010/wordml" xmlns:w15="http://schemas.microsoft.com/office/word/2012/wordml" mc:Ignorable="w14 w15">
   <w:docDefaults>
     <w:rPrDefault>
       <w:rPr>
-        <w:rFonts w:ascii="Times New Roman" w:hAnsi="Times New Roman" w:eastAsia="宋体" w:cs="Times New Roman"/>
+        <w:rFonts w:ascii="Times New Roman" w:eastAsia="宋体" w:hAnsi="Times New Roman" w:cs="Times New Roman"/>
       </w:rPr>
     </w:rPrDefault>
     <w:pPrDefault/>
   </w:docDefaults>
-  <w:latentStyles w:count="260" w:defQFormat="0" w:defUnhideWhenUsed="1" w:defSemiHidden="1" w:defUIPriority="99" w:defLockedState="0">
-    <w:lsdException w:qFormat="1" w:unhideWhenUsed="0" w:uiPriority="0" w:semiHidden="0" w:name="Normal"/>
-    <w:lsdException w:qFormat="1" w:unhideWhenUsed="0" w:uiPriority="0" w:semiHidden="0" w:name="heading 1"/>
-    <w:lsdException w:qFormat="1" w:uiPriority="0" w:semiHidden="0" w:name="heading 2"/>
-    <w:lsdException w:qFormat="1" w:uiPriority="0" w:name="heading 3"/>
-    <w:lsdException w:qFormat="1" w:uiPriority="0" w:semiHidden="0" w:name="heading 4"/>
-    <w:lsdException w:qFormat="1" w:uiPriority="0" w:name="heading 5"/>
-    <w:lsdException w:qFormat="1" w:uiPriority="0" w:name="heading 6"/>
-    <w:lsdException w:qFormat="1" w:uiPriority="0" w:name="heading 7"/>
-    <w:lsdException w:qFormat="1" w:uiPriority="0" w:name="heading 8"/>
-    <w:lsdException w:qFormat="1" w:uiPriority="0" w:name="heading 9"/>
-    <w:lsdException w:unhideWhenUsed="0" w:uiPriority="0" w:semiHidden="0" w:name="index 1"/>
-    <w:lsdException w:unhideWhenUsed="0" w:uiPriority="0" w:semiHidden="0" w:name="index 2"/>
-    <w:lsdException w:unhideWhenUsed="0" w:uiPriority="0" w:semiHidden="0" w:name="index 3"/>
-    <w:lsdException w:unhideWhenUsed="0" w:uiPriority="0" w:semiHidden="0" w:name="index 4"/>
-    <w:lsdException w:unhideWhenUsed="0" w:uiPriority="0" w:semiHidden="0" w:name="index 5"/>
-    <w:lsdException w:unhideWhenUsed="0" w:uiPriority="0" w:semiHidden="0" w:name="index 6"/>
-    <w:lsdException w:unhideWhenUsed="0" w:uiPriority="0" w:semiHidden="0" w:name="index 7"/>
-    <w:lsdException w:unhideWhenUsed="0" w:uiPriority="0" w:semiHidden="0" w:name="index 8"/>
-    <w:lsdException w:unhideWhenUsed="0" w:uiPriority="0" w:semiHidden="0" w:name="index 9"/>
-    <w:lsdException w:qFormat="1" w:unhideWhenUsed="0" w:uiPriority="0" w:semiHidden="0" w:name="toc 1"/>
-    <w:lsdException w:qFormat="1" w:unhideWhenUsed="0" w:uiPriority="0" w:semiHidden="0" w:name="toc 2"/>
-    <w:lsdException w:qFormat="1" w:unhideWhenUsed="0" w:uiPriority="0" w:semiHidden="0" w:name="toc 3"/>
-    <w:lsdException w:unhideWhenUsed="0" w:uiPriority="0" w:semiHidden="0" w:name="toc 4"/>
-    <w:lsdException w:unhideWhenUsed="0" w:uiPriority="0" w:semiHidden="0" w:name="toc 5"/>
-    <w:lsdException w:unhideWhenUsed="0" w:uiPriority="0" w:semiHidden="0" w:name="toc 6"/>
-    <w:lsdException w:unhideWhenUsed="0" w:uiPriority="0" w:semiHidden="0" w:name="toc 7"/>
-    <w:lsdException w:unhideWhenUsed="0" w:uiPriority="0" w:semiHidden="0" w:name="toc 8"/>
-    <w:lsdException w:unhideWhenUsed="0" w:uiPriority="0" w:semiHidden="0" w:name="toc 9"/>
-    <w:lsdException w:unhideWhenUsed="0" w:uiPriority="0" w:semiHidden="0" w:name="Normal Indent"/>
-    <w:lsdException w:unhideWhenUsed="0" w:uiPriority="0" w:semiHidden="0" w:name="footnote text"/>
-    <w:lsdException w:qFormat="1" w:unhideWhenUsed="0" w:uiPriority="0" w:semiHidden="0" w:name="annotation text"/>
-    <w:lsdException w:qFormat="1" w:unhideWhenUsed="0" w:uiPriority="0" w:semiHidden="0" w:name="header"/>
-    <w:lsdException w:qFormat="1" w:unhideWhenUsed="0" w:uiPriority="0" w:semiHidden="0" w:name="footer"/>
-    <w:lsdException w:unhideWhenUsed="0" w:uiPriority="0" w:semiHidden="0" w:name="index heading"/>
-    <w:lsdException w:qFormat="1" w:uiPriority="0" w:name="caption"/>
-    <w:lsdException w:unhideWhenUsed="0" w:uiPriority="0" w:semiHidden="0" w:name="table of figures"/>
-    <w:lsdException w:unhideWhenUsed="0" w:uiPriority="0" w:semiHidden="0" w:name="envelope address"/>
-    <w:lsdException w:unhideWhenUsed="0" w:uiPriority="0" w:semiHidden="0" w:name="envelope return"/>
-    <w:lsdException w:unhideWhenUsed="0" w:uiPriority="0" w:semiHidden="0" w:name="footnote reference"/>
-    <w:lsdException w:unhideWhenUsed="0" w:uiPriority="0" w:semiHidden="0" w:name="annotation reference"/>
-    <w:lsdException w:unhideWhenUsed="0" w:uiPriority="0" w:semiHidden="0" w:name="line number"/>
-    <w:lsdException w:unhideWhenUsed="0" w:uiPriority="0" w:semiHidden="0" w:name="page number"/>
-    <w:lsdException w:unhideWhenUsed="0" w:uiPriority="0" w:semiHidden="0" w:name="endnote reference"/>
-    <w:lsdException w:unhideWhenUsed="0" w:uiPriority="0" w:semiHidden="0" w:name="endnote text"/>
-    <w:lsdException w:unhideWhenUsed="0" w:uiPriority="0" w:semiHidden="0" w:name="table of authorities"/>
-    <w:lsdException w:unhideWhenUsed="0" w:uiPriority="0" w:semiHidden="0" w:name="macro"/>
-    <w:lsdException w:unhideWhenUsed="0" w:uiPriority="0" w:semiHidden="0" w:name="toa heading"/>
-    <w:lsdException w:unhideWhenUsed="0" w:uiPriority="0" w:semiHidden="0" w:name="List"/>
-    <w:lsdException w:unhideWhenUsed="0" w:uiPriority="0" w:semiHidden="0" w:name="List Bullet"/>
-    <w:lsdException w:unhideWhenUsed="0" w:uiPriority="0" w:semiHidden="0" w:name="List Number"/>
-    <w:lsdException w:unhideWhenUsed="0" w:uiPriority="0" w:semiHidden="0" w:name="List 2"/>
-    <w:lsdException w:unhideWhenUsed="0" w:uiPriority="0" w:semiHidden="0" w:name="List 3"/>
-    <w:lsdException w:unhideWhenUsed="0" w:uiPriority="0" w:semiHidden="0" w:name="List 4"/>
-    <w:lsdException w:unhideWhenUsed="0" w:uiPriority="0" w:semiHidden="0" w:name="List 5"/>
-    <w:lsdException w:unhideWhenUsed="0" w:uiPriority="0" w:semiHidden="0" w:name="List Bullet 2"/>
-    <w:lsdException w:unhideWhenUsed="0" w:uiPriority="0" w:semiHidden="0" w:name="List Bullet 3"/>
-    <w:lsdException w:unhideWhenUsed="0" w:uiPriority="0" w:semiHidden="0" w:name="List Bullet 4"/>
-    <w:lsdException w:unhideWhenUsed="0" w:uiPriority="0" w:semiHidden="0" w:name="List Bullet 5"/>
-    <w:lsdException w:unhideWhenUsed="0" w:uiPriority="0" w:semiHidden="0" w:name="List Number 2"/>
-    <w:lsdException w:unhideWhenUsed="0" w:uiPriority="0" w:semiHidden="0" w:name="List Number 3"/>
-    <w:lsdException w:unhideWhenUsed="0" w:uiPriority="0" w:semiHidden="0" w:name="List Number 4"/>
-    <w:lsdException w:unhideWhenUsed="0" w:uiPriority="0" w:semiHidden="0" w:name="List Number 5"/>
-    <w:lsdException w:qFormat="1" w:unhideWhenUsed="0" w:uiPriority="0" w:semiHidden="0" w:name="Title"/>
-    <w:lsdException w:unhideWhenUsed="0" w:uiPriority="0" w:semiHidden="0" w:name="Closing"/>
-    <w:lsdException w:unhideWhenUsed="0" w:uiPriority="0" w:semiHidden="0" w:name="Signature"/>
-    <w:lsdException w:qFormat="1" w:unhideWhenUsed="0" w:uiPriority="0" w:name="Default Paragraph Font"/>
-    <w:lsdException w:qFormat="1" w:unhideWhenUsed="0" w:uiPriority="0" w:name="Body Text"/>
-    <w:lsdException w:unhideWhenUsed="0" w:uiPriority="0" w:semiHidden="0" w:name="Body Text Indent"/>
-    <w:lsdException w:unhideWhenUsed="0" w:uiPriority="0" w:semiHidden="0" w:name="List Continue"/>
-    <w:lsdException w:unhideWhenUsed="0" w:uiPriority="0" w:semiHidden="0" w:name="List Continue 2"/>
-    <w:lsdException w:unhideWhenUsed="0" w:uiPriority="0" w:semiHidden="0" w:name="List Continue 3"/>
-    <w:lsdException w:unhideWhenUsed="0" w:uiPriority="0" w:semiHidden="0" w:name="List Continue 4"/>
-    <w:lsdException w:unhideWhenUsed="0" w:uiPriority="0" w:semiHidden="0" w:name="List Continue 5"/>
-    <w:lsdException w:unhideWhenUsed="0" w:uiPriority="0" w:semiHidden="0" w:name="Message Header"/>
-    <w:lsdException w:qFormat="1" w:unhideWhenUsed="0" w:uiPriority="0" w:semiHidden="0" w:name="Subtitle"/>
-    <w:lsdException w:unhideWhenUsed="0" w:uiPriority="0" w:semiHidden="0" w:name="Salutation"/>
-    <w:lsdException w:unhideWhenUsed="0" w:uiPriority="0" w:semiHidden="0" w:name="Date"/>
-    <w:lsdException w:unhideWhenUsed="0" w:uiPriority="0" w:semiHidden="0" w:name="Body Text First Indent"/>
-    <w:lsdException w:unhideWhenUsed="0" w:uiPriority="0" w:semiHidden="0" w:name="Body Text First Indent 2"/>
-    <w:lsdException w:uiPriority="99" w:name="Note Heading"/>
-    <w:lsdException w:unhideWhenUsed="0" w:uiPriority="0" w:semiHidden="0" w:name="Body Text 2"/>
-    <w:lsdException w:unhideWhenUsed="0" w:uiPriority="0" w:semiHidden="0" w:name="Body Text 3"/>
-    <w:lsdException w:unhideWhenUsed="0" w:uiPriority="0" w:semiHidden="0" w:name="Body Text Indent 2"/>
-    <w:lsdException w:unhideWhenUsed="0" w:uiPriority="0" w:semiHidden="0" w:name="Body Text Indent 3"/>
-    <w:lsdException w:unhideWhenUsed="0" w:uiPriority="0" w:semiHidden="0" w:name="Block Text"/>
-    <w:lsdException w:unhideWhenUsed="0" w:uiPriority="0" w:semiHidden="0" w:name="Hyperlink"/>
-    <w:lsdException w:unhideWhenUsed="0" w:uiPriority="0" w:semiHidden="0" w:name="FollowedHyperlink"/>
-    <w:lsdException w:qFormat="1" w:unhideWhenUsed="0" w:uiPriority="0" w:semiHidden="0" w:name="Strong"/>
-    <w:lsdException w:qFormat="1" w:unhideWhenUsed="0" w:uiPriority="0" w:semiHidden="0" w:name="Emphasis"/>
-    <w:lsdException w:unhideWhenUsed="0" w:uiPriority="0" w:semiHidden="0" w:name="Document Map"/>
-    <w:lsdException w:unhideWhenUsed="0" w:uiPriority="0" w:semiHidden="0" w:name="Plain Text"/>
-    <w:lsdException w:unhideWhenUsed="0" w:uiPriority="0" w:semiHidden="0" w:name="E-mail Signature"/>
-    <w:lsdException w:qFormat="1" w:unhideWhenUsed="0" w:uiPriority="0" w:semiHidden="0" w:name="Normal (Web)"/>
-    <w:lsdException w:unhideWhenUsed="0" w:uiPriority="0" w:semiHidden="0" w:name="HTML Acronym"/>
-    <w:lsdException w:unhideWhenUsed="0" w:uiPriority="0" w:semiHidden="0" w:name="HTML Address"/>
-    <w:lsdException w:unhideWhenUsed="0" w:uiPriority="0" w:semiHidden="0" w:name="HTML Cite"/>
-    <w:lsdException w:unhideWhenUsed="0" w:uiPriority="0" w:semiHidden="0" w:name="HTML Code"/>
-    <w:lsdException w:unhideWhenUsed="0" w:uiPriority="0" w:semiHidden="0" w:name="HTML Definition"/>
-    <w:lsdException w:unhideWhenUsed="0" w:uiPriority="0" w:semiHidden="0" w:name="HTML Keyboard"/>
-    <w:lsdException w:unhideWhenUsed="0" w:uiPriority="0" w:semiHidden="0" w:name="HTML Preformatted"/>
-    <w:lsdException w:unhideWhenUsed="0" w:uiPriority="0" w:semiHidden="0" w:name="HTML Sample"/>
-    <w:lsdException w:unhideWhenUsed="0" w:uiPriority="0" w:semiHidden="0" w:name="HTML Typewriter"/>
-    <w:lsdException w:unhideWhenUsed="0" w:uiPriority="0" w:semiHidden="0" w:name="HTML Variable"/>
-    <w:lsdException w:qFormat="1" w:unhideWhenUsed="0" w:uiPriority="0" w:name="Normal Table"/>
-    <w:lsdException w:unhideWhenUsed="0" w:uiPriority="0" w:semiHidden="0" w:name="annotation subject"/>
-    <w:lsdException w:unhideWhenUsed="0" w:uiPriority="0" w:semiHidden="0" w:name="Table Simple 1"/>
-    <w:lsdException w:unhideWhenUsed="0" w:uiPriority="0" w:semiHidden="0" w:name="Table Simple 2"/>
-    <w:lsdException w:unhideWhenUsed="0" w:uiPriority="0" w:semiHidden="0" w:name="Table Simple 3"/>
-    <w:lsdException w:unhideWhenUsed="0" w:uiPriority="0" w:semiHidden="0" w:name="Table Classic 1"/>
-    <w:lsdException w:unhideWhenUsed="0" w:uiPriority="0" w:semiHidden="0" w:name="Table Classic 2"/>
-    <w:lsdException w:unhideWhenUsed="0" w:uiPriority="0" w:semiHidden="0" w:name="Table Classic 3"/>
-    <w:lsdException w:unhideWhenUsed="0" w:uiPriority="0" w:semiHidden="0" w:name="Table Classic 4"/>
-    <w:lsdException w:unhideWhenUsed="0" w:uiPriority="0" w:semiHidden="0" w:name="Table Colorful 1"/>
-    <w:lsdException w:unhideWhenUsed="0" w:uiPriority="0" w:semiHidden="0" w:name="Table Colorful 2"/>
-    <w:lsdException w:unhideWhenUsed="0" w:uiPriority="0" w:semiHidden="0" w:name="Table Colorful 3"/>
-    <w:lsdException w:unhideWhenUsed="0" w:uiPriority="0" w:semiHidden="0" w:name="Table Columns 1"/>
-    <w:lsdException w:unhideWhenUsed="0" w:uiPriority="0" w:semiHidden="0" w:name="Table Columns 2"/>
-    <w:lsdException w:unhideWhenUsed="0" w:uiPriority="0" w:semiHidden="0" w:name="Table Columns 3"/>
-    <w:lsdException w:unhideWhenUsed="0" w:uiPriority="0" w:semiHidden="0" w:name="Table Columns 4"/>
-    <w:lsdException w:unhideWhenUsed="0" w:uiPriority="0" w:semiHidden="0" w:name="Table Columns 5"/>
-    <w:lsdException w:unhideWhenUsed="0" w:uiPriority="0" w:semiHidden="0" w:name="Table Grid 1"/>
-    <w:lsdException w:unhideWhenUsed="0" w:uiPriority="0" w:semiHidden="0" w:name="Table Grid 2"/>
-    <w:lsdException w:unhideWhenUsed="0" w:uiPriority="0" w:semiHidden="0" w:name="Table Grid 3"/>
-    <w:lsdException w:unhideWhenUsed="0" w:uiPriority="0" w:semiHidden="0" w:name="Table Grid 4"/>
-    <w:lsdException w:unhideWhenUsed="0" w:uiPriority="0" w:semiHidden="0" w:name="Table Grid 5"/>
-    <w:lsdException w:unhideWhenUsed="0" w:uiPriority="0" w:semiHidden="0" w:name="Table Grid 6"/>
-    <w:lsdException w:unhideWhenUsed="0" w:uiPriority="0" w:semiHidden="0" w:name="Table Grid 7"/>
-    <w:lsdException w:unhideWhenUsed="0" w:uiPriority="0" w:semiHidden="0" w:name="Table Grid 8"/>
-    <w:lsdException w:unhideWhenUsed="0" w:uiPriority="0" w:semiHidden="0" w:name="Table List 1"/>
-    <w:lsdException w:unhideWhenUsed="0" w:uiPriority="0" w:semiHidden="0" w:name="Table List 2"/>
-    <w:lsdException w:unhideWhenUsed="0" w:uiPriority="0" w:semiHidden="0" w:name="Table List 3"/>
-    <w:lsdException w:unhideWhenUsed="0" w:uiPriority="0" w:semiHidden="0" w:name="Table List 4"/>
-    <w:lsdException w:unhideWhenUsed="0" w:uiPriority="0" w:semiHidden="0" w:name="Table List 5"/>
-    <w:lsdException w:unhideWhenUsed="0" w:uiPriority="0" w:semiHidden="0" w:name="Table List 6"/>
-    <w:lsdException w:unhideWhenUsed="0" w:uiPriority="0" w:semiHidden="0" w:name="Table List 7"/>
-    <w:lsdException w:unhideWhenUsed="0" w:uiPriority="0" w:semiHidden="0" w:name="Table List 8"/>
-    <w:lsdException w:unhideWhenUsed="0" w:uiPriority="0" w:semiHidden="0" w:name="Table 3D effects 1"/>
-    <w:lsdException w:unhideWhenUsed="0" w:uiPriority="0" w:semiHidden="0" w:name="Table 3D effects 2"/>
-    <w:lsdException w:unhideWhenUsed="0" w:uiPriority="0" w:semiHidden="0" w:name="Table 3D effects 3"/>
-    <w:lsdException w:unhideWhenUsed="0" w:uiPriority="0" w:semiHidden="0" w:name="Table Contemporary"/>
-    <w:lsdException w:unhideWhenUsed="0" w:uiPriority="0" w:semiHidden="0" w:name="Table Elegant"/>
-    <w:lsdException w:unhideWhenUsed="0" w:uiPriority="0" w:semiHidden="0" w:name="Table Professional"/>
-    <w:lsdException w:unhideWhenUsed="0" w:uiPriority="0" w:semiHidden="0" w:name="Table Subtle 1"/>
-    <w:lsdException w:unhideWhenUsed="0" w:uiPriority="0" w:semiHidden="0" w:name="Table Subtle 2"/>
-    <w:lsdException w:unhideWhenUsed="0" w:uiPriority="0" w:semiHidden="0" w:name="Table Web 1"/>
-    <w:lsdException w:unhideWhenUsed="0" w:uiPriority="0" w:semiHidden="0" w:name="Table Web 2"/>
-    <w:lsdException w:unhideWhenUsed="0" w:uiPriority="0" w:semiHidden="0" w:name="Table Web 3"/>
-    <w:lsdException w:unhideWhenUsed="0" w:uiPriority="0" w:semiHidden="0" w:name="Balloon Text"/>
-    <w:lsdException w:qFormat="1" w:unhideWhenUsed="0" w:uiPriority="0" w:semiHidden="0" w:name="Table Grid"/>
-    <w:lsdException w:unhideWhenUsed="0" w:uiPriority="0" w:semiHidden="0" w:name="Table Theme"/>
-    <w:lsdException w:unhideWhenUsed="0" w:uiPriority="60" w:semiHidden="0" w:name="Light Shading"/>
-    <w:lsdException w:unhideWhenUsed="0" w:uiPriority="61" w:semiHidden="0" w:name="Light List"/>
-    <w:lsdException w:unhideWhenUsed="0" w:uiPriority="62" w:semiHidden="0" w:name="Light Grid"/>
-    <w:lsdException w:unhideWhenUsed="0" w:uiPriority="63" w:semiHidden="0" w:name="Medium Shading 1"/>
-    <w:lsdException w:unhideWhenUsed="0" w:uiPriority="64" w:semiHidden="0" w:name="Medium Shading 2"/>
-    <w:lsdException w:unhideWhenUsed="0" w:uiPriority="65" w:semiHidden="0" w:name="Medium List 1"/>
-    <w:lsdException w:unhideWhenUsed="0" w:uiPriority="66" w:semiHidden="0" w:name="Medium List 2"/>
-    <w:lsdException w:unhideWhenUsed="0" w:uiPriority="67" w:semiHidden="0" w:name="Medium Grid 1"/>
-    <w:lsdException w:unhideWhenUsed="0" w:uiPriority="68" w:semiHidden="0" w:name="Medium Grid 2"/>
-    <w:lsdException w:unhideWhenUsed="0" w:uiPriority="69" w:semiHidden="0" w:name="Medium Grid 3"/>
-    <w:lsdException w:unhideWhenUsed="0" w:uiPriority="70" w:semiHidden="0" w:name="Dark List"/>
-    <w:lsdException w:unhideWhenUsed="0" w:uiPriority="71" w:semiHidden="0" w:name="Colorful Shading"/>
-    <w:lsdException w:unhideWhenUsed="0" w:uiPriority="72" w:semiHidden="0" w:name="Colorful List"/>
-    <w:lsdException w:unhideWhenUsed="0" w:uiPriority="73" w:semiHidden="0" w:name="Colorful Grid"/>
-    <w:lsdException w:unhideWhenUsed="0" w:uiPriority="60" w:semiHidden="0" w:name="Light Shading Accent 1"/>
-    <w:lsdException w:unhideWhenUsed="0" w:uiPriority="61" w:semiHidden="0" w:name="Light List Accent 1"/>
-    <w:lsdException w:unhideWhenUsed="0" w:uiPriority="62" w:semiHidden="0" w:name="Light Grid Accent 1"/>
-    <w:lsdException w:unhideWhenUsed="0" w:uiPriority="63" w:semiHidden="0" w:name="Medium Shading 1 Accent 1"/>
-    <w:lsdException w:unhideWhenUsed="0" w:uiPriority="64" w:semiHidden="0" w:name="Medium Shading 2 Accent 1"/>
-    <w:lsdException w:unhideWhenUsed="0" w:uiPriority="65" w:semiHidden="0" w:name="Medium List 1 Accent 1"/>
-    <w:lsdException w:unhideWhenUsed="0" w:uiPriority="66" w:semiHidden="0" w:name="Medium List 2 Accent 1"/>
-    <w:lsdException w:unhideWhenUsed="0" w:uiPriority="67" w:semiHidden="0" w:name="Medium Grid 1 Accent 1"/>
-    <w:lsdException w:unhideWhenUsed="0" w:uiPriority="68" w:semiHidden="0" w:name="Medium Grid 2 Accent 1"/>
-    <w:lsdException w:unhideWhenUsed="0" w:uiPriority="69" w:semiHidden="0" w:name="Medium Grid 3 Accent 1"/>
-    <w:lsdException w:unhideWhenUsed="0" w:uiPriority="70" w:semiHidden="0" w:name="Dark List Accent 1"/>
-    <w:lsdException w:unhideWhenUsed="0" w:uiPriority="71" w:semiHidden="0" w:name="Colorful Shading Accent 1"/>
-    <w:lsdException w:unhideWhenUsed="0" w:uiPriority="72" w:semiHidden="0" w:name="Colorful List Accent 1"/>
-    <w:lsdException w:unhideWhenUsed="0" w:uiPriority="73" w:semiHidden="0" w:name="Colorful Grid Accent 1"/>
-    <w:lsdException w:unhideWhenUsed="0" w:uiPriority="60" w:semiHidden="0" w:name="Light Shading Accent 2"/>
-    <w:lsdException w:unhideWhenUsed="0" w:uiPriority="61" w:semiHidden="0" w:name="Light List Accent 2"/>
-    <w:lsdException w:unhideWhenUsed="0" w:uiPriority="62" w:semiHidden="0" w:name="Light Grid Accent 2"/>
-    <w:lsdException w:unhideWhenUsed="0" w:uiPriority="63" w:semiHidden="0" w:name="Medium Shading 1 Accent 2"/>
-    <w:lsdException w:unhideWhenUsed="0" w:uiPriority="64" w:semiHidden="0" w:name="Medium Shading 2 Accent 2"/>
-    <w:lsdException w:unhideWhenUsed="0" w:uiPriority="65" w:semiHidden="0" w:name="Medium List 1 Accent 2"/>
-    <w:lsdException w:unhideWhenUsed="0" w:uiPriority="66" w:semiHidden="0" w:name="Medium List 2 Accent 2"/>
-    <w:lsdException w:unhideWhenUsed="0" w:uiPriority="67" w:semiHidden="0" w:name="Medium Grid 1 Accent 2"/>
-    <w:lsdException w:unhideWhenUsed="0" w:uiPriority="68" w:semiHidden="0" w:name="Medium Grid 2 Accent 2"/>
-    <w:lsdException w:unhideWhenUsed="0" w:uiPriority="69" w:semiHidden="0" w:name="Medium Grid 3 Accent 2"/>
-    <w:lsdException w:unhideWhenUsed="0" w:uiPriority="70" w:semiHidden="0" w:name="Dark List Accent 2"/>
-    <w:lsdException w:unhideWhenUsed="0" w:uiPriority="71" w:semiHidden="0" w:name="Colorful Shading Accent 2"/>
-    <w:lsdException w:unhideWhenUsed="0" w:uiPriority="72" w:semiHidden="0" w:name="Colorful List Accent 2"/>
-    <w:lsdException w:unhideWhenUsed="0" w:uiPriority="73" w:semiHidden="0" w:name="Colorful Grid Accent 2"/>
-    <w:lsdException w:unhideWhenUsed="0" w:uiPriority="60" w:semiHidden="0" w:name="Light Shading Accent 3"/>
-    <w:lsdException w:unhideWhenUsed="0" w:uiPriority="61" w:semiHidden="0" w:name="Light List Accent 3"/>
-    <w:lsdException w:unhideWhenUsed="0" w:uiPriority="62" w:semiHidden="0" w:name="Light Grid Accent 3"/>
-    <w:lsdException w:unhideWhenUsed="0" w:uiPriority="63" w:semiHidden="0" w:name="Medium Shading 1 Accent 3"/>
-    <w:lsdException w:unhideWhenUsed="0" w:uiPriority="64" w:semiHidden="0" w:name="Medium Shading 2 Accent 3"/>
-    <w:lsdException w:unhideWhenUsed="0" w:uiPriority="65" w:semiHidden="0" w:name="Medium List 1 Accent 3"/>
-    <w:lsdException w:unhideWhenUsed="0" w:uiPriority="66" w:semiHidden="0" w:name="Medium List 2 Accent 3"/>
-    <w:lsdException w:unhideWhenUsed="0" w:uiPriority="67" w:semiHidden="0" w:name="Medium Grid 1 Accent 3"/>
-    <w:lsdException w:unhideWhenUsed="0" w:uiPriority="68" w:semiHidden="0" w:name="Medium Grid 2 Accent 3"/>
-    <w:lsdException w:unhideWhenUsed="0" w:uiPriority="69" w:semiHidden="0" w:name="Medium Grid 3 Accent 3"/>
-    <w:lsdException w:unhideWhenUsed="0" w:uiPriority="70" w:semiHidden="0" w:name="Dark List Accent 3"/>
-    <w:lsdException w:unhideWhenUsed="0" w:uiPriority="71" w:semiHidden="0" w:name="Colorful Shading Accent 3"/>
-    <w:lsdException w:unhideWhenUsed="0" w:uiPriority="72" w:semiHidden="0" w:name="Colorful List Accent 3"/>
-    <w:lsdException w:unhideWhenUsed="0" w:uiPriority="73" w:semiHidden="0" w:name="Colorful Grid Accent 3"/>
-    <w:lsdException w:unhideWhenUsed="0" w:uiPriority="60" w:semiHidden="0" w:name="Light Shading Accent 4"/>
-    <w:lsdException w:unhideWhenUsed="0" w:uiPriority="61" w:semiHidden="0" w:name="Light List Accent 4"/>
-    <w:lsdException w:unhideWhenUsed="0" w:uiPriority="62" w:semiHidden="0" w:name="Light Grid Accent 4"/>
-    <w:lsdException w:unhideWhenUsed="0" w:uiPriority="63" w:semiHidden="0" w:name="Medium Shading 1 Accent 4"/>
-    <w:lsdException w:unhideWhenUsed="0" w:uiPriority="64" w:semiHidden="0" w:name="Medium Shading 2 Accent 4"/>
-    <w:lsdException w:unhideWhenUsed="0" w:uiPriority="65" w:semiHidden="0" w:name="Medium List 1 Accent 4"/>
-    <w:lsdException w:unhideWhenUsed="0" w:uiPriority="66" w:semiHidden="0" w:name="Medium List 2 Accent 4"/>
-    <w:lsdException w:unhideWhenUsed="0" w:uiPriority="67" w:semiHidden="0" w:name="Medium Grid 1 Accent 4"/>
-    <w:lsdException w:unhideWhenUsed="0" w:uiPriority="68" w:semiHidden="0" w:name="Medium Grid 2 Accent 4"/>
-    <w:lsdException w:unhideWhenUsed="0" w:uiPriority="69" w:semiHidden="0" w:name="Medium Grid 3 Accent 4"/>
-    <w:lsdException w:unhideWhenUsed="0" w:uiPriority="70" w:semiHidden="0" w:name="Dark List Accent 4"/>
-    <w:lsdException w:unhideWhenUsed="0" w:uiPriority="71" w:semiHidden="0" w:name="Colorful Shading Accent 4"/>
-    <w:lsdException w:unhideWhenUsed="0" w:uiPriority="72" w:semiHidden="0" w:name="Colorful List Accent 4"/>
-    <w:lsdException w:unhideWhenUsed="0" w:uiPriority="73" w:semiHidden="0" w:name="Colorful Grid Accent 4"/>
-    <w:lsdException w:unhideWhenUsed="0" w:uiPriority="60" w:semiHidden="0" w:name="Light Shading Accent 5"/>
-    <w:lsdException w:unhideWhenUsed="0" w:uiPriority="61" w:semiHidden="0" w:name="Light List Accent 5"/>
-    <w:lsdException w:unhideWhenUsed="0" w:uiPriority="62" w:semiHidden="0" w:name="Light Grid Accent 5"/>
-    <w:lsdException w:unhideWhenUsed="0" w:uiPriority="63" w:semiHidden="0" w:name="Medium Shading 1 Accent 5"/>
-    <w:lsdException w:unhideWhenUsed="0" w:uiPriority="64" w:semiHidden="0" w:name="Medium Shading 2 Accent 5"/>
-    <w:lsdException w:unhideWhenUsed="0" w:uiPriority="65" w:semiHidden="0" w:name="Medium List 1 Accent 5"/>
-    <w:lsdException w:unhideWhenUsed="0" w:uiPriority="66" w:semiHidden="0" w:name="Medium List 2 Accent 5"/>
-    <w:lsdException w:unhideWhenUsed="0" w:uiPriority="67" w:semiHidden="0" w:name="Medium Grid 1 Accent 5"/>
-    <w:lsdException w:unhideWhenUsed="0" w:uiPriority="68" w:semiHidden="0" w:name="Medium Grid 2 Accent 5"/>
-    <w:lsdException w:unhideWhenUsed="0" w:uiPriority="69" w:semiHidden="0" w:name="Medium Grid 3 Accent 5"/>
-    <w:lsdException w:unhideWhenUsed="0" w:uiPriority="70" w:semiHidden="0" w:name="Dark List Accent 5"/>
-    <w:lsdException w:unhideWhenUsed="0" w:uiPriority="71" w:semiHidden="0" w:name="Colorful Shading Accent 5"/>
-    <w:lsdException w:unhideWhenUsed="0" w:uiPriority="72" w:semiHidden="0" w:name="Colorful List Accent 5"/>
-    <w:lsdException w:unhideWhenUsed="0" w:uiPriority="73" w:semiHidden="0" w:name="Colorful Grid Accent 5"/>
-    <w:lsdException w:unhideWhenUsed="0" w:uiPriority="60" w:semiHidden="0" w:name="Light Shading Accent 6"/>
-    <w:lsdException w:unhideWhenUsed="0" w:uiPriority="61" w:semiHidden="0" w:name="Light List Accent 6"/>
-    <w:lsdException w:unhideWhenUsed="0" w:uiPriority="62" w:semiHidden="0" w:name="Light Grid Accent 6"/>
-    <w:lsdException w:unhideWhenUsed="0" w:uiPriority="63" w:semiHidden="0" w:name="Medium Shading 1 Accent 6"/>
-    <w:lsdException w:unhideWhenUsed="0" w:uiPriority="64" w:semiHidden="0" w:name="Medium Shading 2 Accent 6"/>
-    <w:lsdException w:unhideWhenUsed="0" w:uiPriority="65" w:semiHidden="0" w:name="Medium List 1 Accent 6"/>
-    <w:lsdException w:unhideWhenUsed="0" w:uiPriority="66" w:semiHidden="0" w:name="Medium List 2 Accent 6"/>
-    <w:lsdException w:unhideWhenUsed="0" w:uiPriority="67" w:semiHidden="0" w:name="Medium Grid 1 Accent 6"/>
-    <w:lsdException w:unhideWhenUsed="0" w:uiPriority="68" w:semiHidden="0" w:name="Medium Grid 2 Accent 6"/>
-    <w:lsdException w:unhideWhenUsed="0" w:uiPriority="69" w:semiHidden="0" w:name="Medium Grid 3 Accent 6"/>
-    <w:lsdException w:unhideWhenUsed="0" w:uiPriority="70" w:semiHidden="0" w:name="Dark List Accent 6"/>
-    <w:lsdException w:unhideWhenUsed="0" w:uiPriority="71" w:semiHidden="0" w:name="Colorful Shading Accent 6"/>
-    <w:lsdException w:unhideWhenUsed="0" w:uiPriority="72" w:semiHidden="0" w:name="Colorful List Accent 6"/>
-    <w:lsdException w:unhideWhenUsed="0" w:uiPriority="73" w:semiHidden="0" w:name="Colorful Grid Accent 6"/>
+  <w:latentStyles w:defLockedState="0" w:defUIPriority="99" w:defSemiHidden="1" w:defUnhideWhenUsed="1" w:defQFormat="0" w:count="260">
+    <w:lsdException w:name="Normal" w:semiHidden="0" w:uiPriority="0" w:unhideWhenUsed="0" w:qFormat="1"/>
+    <w:lsdException w:name="heading 1" w:semiHidden="0" w:uiPriority="0" w:unhideWhenUsed="0" w:qFormat="1"/>
+    <w:lsdException w:name="heading 2" w:semiHidden="0" w:uiPriority="0" w:qFormat="1"/>
+    <w:lsdException w:name="heading 3" w:uiPriority="0" w:qFormat="1"/>
+    <w:lsdException w:name="heading 4" w:semiHidden="0" w:uiPriority="0" w:qFormat="1"/>
+    <w:lsdException w:name="heading 5" w:uiPriority="0" w:qFormat="1"/>
+    <w:lsdException w:name="heading 6" w:uiPriority="0" w:qFormat="1"/>
+    <w:lsdException w:name="heading 7" w:uiPriority="0" w:qFormat="1"/>
+    <w:lsdException w:name="heading 8" w:uiPriority="0" w:qFormat="1"/>
+    <w:lsdException w:name="heading 9" w:uiPriority="0" w:qFormat="1"/>
+    <w:lsdException w:name="index 1" w:semiHidden="0" w:uiPriority="0" w:unhideWhenUsed="0"/>
+    <w:lsdException w:name="index 2" w:semiHidden="0" w:uiPriority="0" w:unhideWhenUsed="0"/>
+    <w:lsdException w:name="index 3" w:semiHidden="0" w:uiPriority="0" w:unhideWhenUsed="0"/>
+    <w:lsdException w:name="index 4" w:semiHidden="0" w:uiPriority="0" w:unhideWhenUsed="0"/>
+    <w:lsdException w:name="index 5" w:semiHidden="0" w:uiPriority="0" w:unhideWhenUsed="0"/>
+    <w:lsdException w:name="index 6" w:semiHidden="0" w:uiPriority="0" w:unhideWhenUsed="0"/>
+    <w:lsdException w:name="index 7" w:semiHidden="0" w:uiPriority="0" w:unhideWhenUsed="0"/>
+    <w:lsdException w:name="index 8" w:semiHidden="0" w:uiPriority="0" w:unhideWhenUsed="0"/>
+    <w:lsdException w:name="index 9" w:semiHidden="0" w:uiPriority="0" w:unhideWhenUsed="0"/>
+    <w:lsdException w:name="toc 1" w:semiHidden="0" w:uiPriority="0" w:unhideWhenUsed="0" w:qFormat="1"/>
+    <w:lsdException w:name="toc 2" w:semiHidden="0" w:uiPriority="0" w:unhideWhenUsed="0" w:qFormat="1"/>
+    <w:lsdException w:name="toc 3" w:semiHidden="0" w:uiPriority="0" w:unhideWhenUsed="0" w:qFormat="1"/>
+    <w:lsdException w:name="toc 4" w:semiHidden="0" w:uiPriority="0" w:unhideWhenUsed="0"/>
+    <w:lsdException w:name="toc 5" w:semiHidden="0" w:uiPriority="0" w:unhideWhenUsed="0"/>
+    <w:lsdException w:name="toc 6" w:semiHidden="0" w:uiPriority="0" w:unhideWhenUsed="0"/>
+    <w:lsdException w:name="toc 7" w:semiHidden="0" w:uiPriority="0" w:unhideWhenUsed="0"/>
+    <w:lsdException w:name="toc 8" w:semiHidden="0" w:uiPriority="0" w:unhideWhenUsed="0"/>
+    <w:lsdException w:name="toc 9" w:semiHidden="0" w:uiPriority="0" w:unhideWhenUsed="0"/>
+    <w:lsdException w:name="Normal Indent" w:semiHidden="0" w:uiPriority="0" w:unhideWhenUsed="0"/>
+    <w:lsdException w:name="footnote text" w:semiHidden="0" w:uiPriority="0" w:unhideWhenUsed="0"/>
+    <w:lsdException w:name="annotation text" w:semiHidden="0" w:uiPriority="0" w:unhideWhenUsed="0" w:qFormat="1"/>
+    <w:lsdException w:name="header" w:semiHidden="0" w:uiPriority="0" w:unhideWhenUsed="0" w:qFormat="1"/>
+    <w:lsdException w:name="footer" w:semiHidden="0" w:uiPriority="0" w:unhideWhenUsed="0" w:qFormat="1"/>
+    <w:lsdException w:name="index heading" w:semiHidden="0" w:uiPriority="0" w:unhideWhenUsed="0"/>
+    <w:lsdException w:name="caption" w:uiPriority="0" w:qFormat="1"/>
+    <w:lsdException w:name="table of figures" w:semiHidden="0" w:uiPriority="0" w:unhideWhenUsed="0"/>
+    <w:lsdException w:name="envelope address" w:semiHidden="0" w:uiPriority="0" w:unhideWhenUsed="0"/>
+    <w:lsdException w:name="envelope return" w:semiHidden="0" w:uiPriority="0" w:unhideWhenUsed="0"/>
+    <w:lsdException w:name="footnote reference" w:semiHidden="0" w:uiPriority="0" w:unhideWhenUsed="0"/>
+    <w:lsdException w:name="annotation reference" w:semiHidden="0" w:uiPriority="0" w:unhideWhenUsed="0"/>
+    <w:lsdException w:name="line number" w:semiHidden="0" w:uiPriority="0" w:unhideWhenUsed="0"/>
+    <w:lsdException w:name="page number" w:semiHidden="0" w:uiPriority="0" w:unhideWhenUsed="0"/>
+    <w:lsdException w:name="endnote reference" w:semiHidden="0" w:uiPriority="0" w:unhideWhenUsed="0"/>
+    <w:lsdException w:name="endnote text" w:semiHidden="0" w:uiPriority="0" w:unhideWhenUsed="0"/>
+    <w:lsdException w:name="table of authorities" w:semiHidden="0" w:uiPriority="0" w:unhideWhenUsed="0"/>
+    <w:lsdException w:name="macro" w:semiHidden="0" w:uiPriority="0" w:unhideWhenUsed="0"/>
+    <w:lsdException w:name="toa heading" w:semiHidden="0" w:uiPriority="0" w:unhideWhenUsed="0"/>
+    <w:lsdException w:name="List" w:semiHidden="0" w:uiPriority="0" w:unhideWhenUsed="0"/>
+    <w:lsdException w:name="List Bullet" w:semiHidden="0" w:uiPriority="0" w:unhideWhenUsed="0"/>
+    <w:lsdException w:name="List Number" w:semiHidden="0" w:uiPriority="0" w:unhideWhenUsed="0"/>
+    <w:lsdException w:name="List 2" w:semiHidden="0" w:uiPriority="0" w:unhideWhenUsed="0"/>
+    <w:lsdException w:name="List 3" w:semiHidden="0" w:uiPriority="0" w:unhideWhenUsed="0"/>
+    <w:lsdException w:name="List 4" w:semiHidden="0" w:uiPriority="0" w:unhideWhenUsed="0"/>
+    <w:lsdException w:name="List 5" w:semiHidden="0" w:uiPriority="0" w:unhideWhenUsed="0"/>
+    <w:lsdException w:name="List Bullet 2" w:semiHidden="0" w:uiPriority="0" w:unhideWhenUsed="0"/>
+    <w:lsdException w:name="List Bullet 3" w:semiHidden="0" w:uiPriority="0" w:unhideWhenUsed="0"/>
+    <w:lsdException w:name="List Bullet 4" w:semiHidden="0" w:uiPriority="0" w:unhideWhenUsed="0"/>
+    <w:lsdException w:name="List Bullet 5" w:semiHidden="0" w:uiPriority="0" w:unhideWhenUsed="0"/>
+    <w:lsdException w:name="List Number 2" w:semiHidden="0" w:uiPriority="0" w:unhideWhenUsed="0"/>
+    <w:lsdException w:name="List Number 3" w:semiHidden="0" w:uiPriority="0" w:unhideWhenUsed="0"/>
+    <w:lsdException w:name="List Number 4" w:semiHidden="0" w:uiPriority="0" w:unhideWhenUsed="0"/>
+    <w:lsdException w:name="List Number 5" w:semiHidden="0" w:uiPriority="0" w:unhideWhenUsed="0"/>
+    <w:lsdException w:name="Title" w:semiHidden="0" w:uiPriority="0" w:unhideWhenUsed="0" w:qFormat="1"/>
+    <w:lsdException w:name="Closing" w:semiHidden="0" w:uiPriority="0" w:unhideWhenUsed="0"/>
+    <w:lsdException w:name="Signature" w:semiHidden="0" w:uiPriority="0" w:unhideWhenUsed="0"/>
+    <w:lsdException w:name="Default Paragraph Font" w:uiPriority="0" w:unhideWhenUsed="0" w:qFormat="1"/>
+    <w:lsdException w:name="Body Text" w:uiPriority="0" w:unhideWhenUsed="0" w:qFormat="1"/>
+    <w:lsdException w:name="Body Text Indent" w:semiHidden="0" w:uiPriority="0" w:unhideWhenUsed="0"/>
+    <w:lsdException w:name="List Continue" w:semiHidden="0" w:uiPriority="0" w:unhideWhenUsed="0"/>
+    <w:lsdException w:name="List Continue 2" w:semiHidden="0" w:uiPriority="0" w:unhideWhenUsed="0"/>
+    <w:lsdException w:name="List Continue 3" w:semiHidden="0" w:uiPriority="0" w:unhideWhenUsed="0"/>
+    <w:lsdException w:name="List Continue 4" w:semiHidden="0" w:uiPriority="0" w:unhideWhenUsed="0"/>
+    <w:lsdException w:name="List Continue 5" w:semiHidden="0" w:uiPriority="0" w:unhideWhenUsed="0"/>
+    <w:lsdException w:name="Message Header" w:semiHidden="0" w:uiPriority="0" w:unhideWhenUsed="0"/>
+    <w:lsdException w:name="Subtitle" w:semiHidden="0" w:uiPriority="0" w:unhideWhenUsed="0" w:qFormat="1"/>
+    <w:lsdException w:name="Salutation" w:semiHidden="0" w:uiPriority="0" w:unhideWhenUsed="0"/>
+    <w:lsdException w:name="Date" w:semiHidden="0" w:uiPriority="0" w:unhideWhenUsed="0"/>
+    <w:lsdException w:name="Body Text First Indent" w:semiHidden="0" w:uiPriority="0" w:unhideWhenUsed="0"/>
+    <w:lsdException w:name="Body Text First Indent 2" w:semiHidden="0" w:uiPriority="0" w:unhideWhenUsed="0"/>
+    <w:lsdException w:name="Body Text 2" w:semiHidden="0" w:uiPriority="0" w:unhideWhenUsed="0"/>
+    <w:lsdException w:name="Body Text 3" w:semiHidden="0" w:uiPriority="0" w:unhideWhenUsed="0"/>
+    <w:lsdException w:name="Body Text Indent 2" w:semiHidden="0" w:uiPriority="0" w:unhideWhenUsed="0"/>
+    <w:lsdException w:name="Body Text Indent 3" w:semiHidden="0" w:uiPriority="0" w:unhideWhenUsed="0"/>
+    <w:lsdException w:name="Block Text" w:semiHidden="0" w:uiPriority="0" w:unhideWhenUsed="0"/>
+    <w:lsdException w:name="Hyperlink" w:semiHidden="0" w:uiPriority="0" w:unhideWhenUsed="0"/>
+    <w:lsdException w:name="FollowedHyperlink" w:semiHidden="0" w:uiPriority="0" w:unhideWhenUsed="0"/>
+    <w:lsdException w:name="Strong" w:semiHidden="0" w:uiPriority="0" w:unhideWhenUsed="0" w:qFormat="1"/>
+    <w:lsdException w:name="Emphasis" w:semiHidden="0" w:uiPriority="0" w:unhideWhenUsed="0" w:qFormat="1"/>
+    <w:lsdException w:name="Document Map" w:semiHidden="0" w:uiPriority="0" w:unhideWhenUsed="0"/>
+    <w:lsdException w:name="Plain Text" w:semiHidden="0" w:uiPriority="0" w:unhideWhenUsed="0"/>
+    <w:lsdException w:name="E-mail Signature" w:semiHidden="0" w:uiPriority="0" w:unhideWhenUsed="0"/>
+    <w:lsdException w:name="Normal (Web)" w:semiHidden="0" w:uiPriority="0" w:unhideWhenUsed="0" w:qFormat="1"/>
+    <w:lsdException w:name="HTML Acronym" w:semiHidden="0" w:uiPriority="0" w:unhideWhenUsed="0"/>
+    <w:lsdException w:name="HTML Address" w:semiHidden="0" w:uiPriority="0" w:unhideWhenUsed="0"/>
+    <w:lsdException w:name="HTML Cite" w:semiHidden="0" w:uiPriority="0" w:unhideWhenUsed="0"/>
+    <w:lsdException w:name="HTML Code" w:semiHidden="0" w:uiPriority="0" w:unhideWhenUsed="0"/>
+    <w:lsdException w:name="HTML Definition" w:semiHidden="0" w:uiPriority="0" w:unhideWhenUsed="0"/>
+    <w:lsdException w:name="HTML Keyboard" w:semiHidden="0" w:uiPriority="0" w:unhideWhenUsed="0"/>
+    <w:lsdException w:name="HTML Preformatted" w:semiHidden="0" w:uiPriority="0" w:unhideWhenUsed="0"/>
+    <w:lsdException w:name="HTML Sample" w:semiHidden="0" w:uiPriority="0" w:unhideWhenUsed="0"/>
+    <w:lsdException w:name="HTML Typewriter" w:semiHidden="0" w:uiPriority="0" w:unhideWhenUsed="0"/>
+    <w:lsdException w:name="HTML Variable" w:semiHidden="0" w:uiPriority="0" w:unhideWhenUsed="0"/>
+    <w:lsdException w:name="Normal Table" w:uiPriority="0" w:unhideWhenUsed="0" w:qFormat="1"/>
+    <w:lsdException w:name="annotation subject" w:semiHidden="0" w:uiPriority="0" w:unhideWhenUsed="0"/>
+    <w:lsdException w:name="Table Simple 1" w:semiHidden="0" w:uiPriority="0" w:unhideWhenUsed="0"/>
+    <w:lsdException w:name="Table Simple 2" w:semiHidden="0" w:uiPriority="0" w:unhideWhenUsed="0"/>
+    <w:lsdException w:name="Table Simple 3" w:semiHidden="0" w:uiPriority="0" w:unhideWhenUsed="0"/>
+    <w:lsdException w:name="Table Classic 1" w:semiHidden="0" w:uiPriority="0" w:unhideWhenUsed="0"/>
+    <w:lsdException w:name="Table Classic 2" w:semiHidden="0" w:uiPriority="0" w:unhideWhenUsed="0"/>
+    <w:lsdException w:name="Table Classic 3" w:semiHidden="0" w:uiPriority="0" w:unhideWhenUsed="0"/>
+    <w:lsdException w:name="Table Classic 4" w:semiHidden="0" w:uiPriority="0" w:unhideWhenUsed="0"/>
+    <w:lsdException w:name="Table Colorful 1" w:semiHidden="0" w:uiPriority="0" w:unhideWhenUsed="0"/>
+    <w:lsdException w:name="Table Colorful 2" w:semiHidden="0" w:uiPriority="0" w:unhideWhenUsed="0"/>
+    <w:lsdException w:name="Table Colorful 3" w:semiHidden="0" w:uiPriority="0" w:unhideWhenUsed="0"/>
+    <w:lsdException w:name="Table Columns 1" w:semiHidden="0" w:uiPriority="0" w:unhideWhenUsed="0"/>
+    <w:lsdException w:name="Table Columns 2" w:semiHidden="0" w:uiPriority="0" w:unhideWhenUsed="0"/>
+    <w:lsdException w:name="Table Columns 3" w:semiHidden="0" w:uiPriority="0" w:unhideWhenUsed="0"/>
+    <w:lsdException w:name="Table Columns 4" w:semiHidden="0" w:uiPriority="0" w:unhideWhenUsed="0"/>
+    <w:lsdException w:name="Table Columns 5" w:semiHidden="0" w:uiPriority="0" w:unhideWhenUsed="0"/>
+    <w:lsdException w:name="Table Grid 1" w:semiHidden="0" w:uiPriority="0" w:unhideWhenUsed="0"/>
+    <w:lsdException w:name="Table Grid 2" w:semiHidden="0" w:uiPriority="0" w:unhideWhenUsed="0"/>
+    <w:lsdException w:name="Table Grid 3" w:semiHidden="0" w:uiPriority="0" w:unhideWhenUsed="0"/>
+    <w:lsdException w:name="Table Grid 4" w:semiHidden="0" w:uiPriority="0" w:unhideWhenUsed="0"/>
+    <w:lsdException w:name="Table Grid 5" w:semiHidden="0" w:uiPriority="0" w:unhideWhenUsed="0"/>
+    <w:lsdException w:name="Table Grid 6" w:semiHidden="0" w:uiPriority="0" w:unhideWhenUsed="0"/>
+    <w:lsdException w:name="Table Grid 7" w:semiHidden="0" w:uiPriority="0" w:unhideWhenUsed="0"/>
+    <w:lsdException w:name="Table Grid 8" w:semiHidden="0" w:uiPriority="0" w:unhideWhenUsed="0"/>
+    <w:lsdException w:name="Table List 1" w:semiHidden="0" w:uiPriority="0" w:unhideWhenUsed="0"/>
+    <w:lsdException w:name="Table List 2" w:semiHidden="0" w:uiPriority="0" w:unhideWhenUsed="0"/>
+    <w:lsdException w:name="Table List 3" w:semiHidden="0" w:uiPriority="0" w:unhideWhenUsed="0"/>
+    <w:lsdException w:name="Table List 4" w:semiHidden="0" w:uiPriority="0" w:unhideWhenUsed="0"/>
+    <w:lsdException w:name="Table List 5" w:semiHidden="0" w:uiPriority="0" w:unhideWhenUsed="0"/>
+    <w:lsdException w:name="Table List 6" w:semiHidden="0" w:uiPriority="0" w:unhideWhenUsed="0"/>
+    <w:lsdException w:name="Table List 7" w:semiHidden="0" w:uiPriority="0" w:unhideWhenUsed="0"/>
+    <w:lsdException w:name="Table List 8" w:semiHidden="0" w:uiPriority="0" w:unhideWhenUsed="0"/>
+    <w:lsdException w:name="Table 3D effects 1" w:semiHidden="0" w:uiPriority="0" w:unhideWhenUsed="0"/>
+    <w:lsdException w:name="Table 3D effects 2" w:semiHidden="0" w:uiPriority="0" w:unhideWhenUsed="0"/>
+    <w:lsdException w:name="Table 3D effects 3" w:semiHidden="0" w:uiPriority="0" w:unhideWhenUsed="0"/>
+    <w:lsdException w:name="Table Contemporary" w:semiHidden="0" w:uiPriority="0" w:unhideWhenUsed="0"/>
+    <w:lsdException w:name="Table Elegant" w:semiHidden="0" w:uiPriority="0" w:unhideWhenUsed="0"/>
+    <w:lsdException w:name="Table Professional" w:semiHidden="0" w:uiPriority="0" w:unhideWhenUsed="0"/>
+    <w:lsdException w:name="Table Subtle 1" w:semiHidden="0" w:uiPriority="0" w:unhideWhenUsed="0"/>
+    <w:lsdException w:name="Table Subtle 2" w:semiHidden="0" w:uiPriority="0" w:unhideWhenUsed="0"/>
+    <w:lsdException w:name="Table Web 1" w:semiHidden="0" w:uiPriority="0" w:unhideWhenUsed="0"/>
+    <w:lsdException w:name="Table Web 2" w:semiHidden="0" w:uiPriority="0" w:unhideWhenUsed="0"/>
+    <w:lsdException w:name="Table Web 3" w:semiHidden="0" w:uiPriority="0" w:unhideWhenUsed="0"/>
+    <w:lsdException w:name="Balloon Text" w:semiHidden="0" w:uiPriority="0" w:unhideWhenUsed="0"/>
+    <w:lsdException w:name="Table Grid" w:semiHidden="0" w:uiPriority="0" w:unhideWhenUsed="0" w:qFormat="1"/>
+    <w:lsdException w:name="Table Theme" w:semiHidden="0" w:uiPriority="0" w:unhideWhenUsed="0"/>
+    <w:lsdException w:name="Light Shading" w:semiHidden="0" w:uiPriority="60" w:unhideWhenUsed="0"/>
+    <w:lsdException w:name="Light List" w:semiHidden="0" w:uiPriority="61" w:unhideWhenUsed="0"/>
+    <w:lsdException w:name="Light Grid" w:semiHidden="0" w:uiPriority="62" w:unhideWhenUsed="0"/>
+    <w:lsdException w:name="Medium Shading 1" w:semiHidden="0" w:uiPriority="63" w:unhideWhenUsed="0"/>
+    <w:lsdException w:name="Medium Shading 2" w:semiHidden="0" w:uiPriority="64" w:unhideWhenUsed="0"/>
+    <w:lsdException w:name="Medium List 1" w:semiHidden="0" w:uiPriority="65" w:unhideWhenUsed="0"/>
+    <w:lsdException w:name="Medium List 2" w:semiHidden="0" w:uiPriority="66" w:unhideWhenUsed="0"/>
+    <w:lsdException w:name="Medium Grid 1" w:semiHidden="0" w:uiPriority="67" w:unhideWhenUsed="0"/>
+    <w:lsdException w:name="Medium Grid 2" w:semiHidden="0" w:uiPriority="68" w:unhideWhenUsed="0"/>
+    <w:lsdException w:name="Medium Grid 3" w:semiHidden="0" w:uiPriority="69" w:unhideWhenUsed="0"/>
+    <w:lsdException w:name="Dark List" w:semiHidden="0" w:uiPriority="70" w:unhideWhenUsed="0"/>
+    <w:lsdException w:name="Colorful Shading" w:semiHidden="0" w:uiPriority="71" w:unhideWhenUsed="0"/>
+    <w:lsdException w:name="Colorful List" w:semiHidden="0" w:uiPriority="72" w:unhideWhenUsed="0"/>
+    <w:lsdException w:name="Colorful Grid" w:semiHidden="0" w:uiPriority="73" w:unhideWhenUsed="0"/>
+    <w:lsdException w:name="Light Shading Accent 1" w:semiHidden="0" w:uiPriority="60" w:unhideWhenUsed="0"/>
+    <w:lsdException w:name="Light List Accent 1" w:semiHidden="0" w:uiPriority="61" w:unhideWhenUsed="0"/>
+    <w:lsdException w:name="Light Grid Accent 1" w:semiHidden="0" w:uiPriority="62" w:unhideWhenUsed="0"/>
+    <w:lsdException w:name="Medium Shading 1 Accent 1" w:semiHidden="0" w:uiPriority="63" w:unhideWhenUsed="0"/>
+    <w:lsdException w:name="Medium Shading 2 Accent 1" w:semiHidden="0" w:uiPriority="64" w:unhideWhenUsed="0"/>
+    <w:lsdException w:name="Medium List 1 Accent 1" w:semiHidden="0" w:uiPriority="65" w:unhideWhenUsed="0"/>
+    <w:lsdException w:name="Medium List 2 Accent 1" w:semiHidden="0" w:uiPriority="66" w:unhideWhenUsed="0"/>
+    <w:lsdException w:name="Medium Grid 1 Accent 1" w:semiHidden="0" w:uiPriority="67" w:unhideWhenUsed="0"/>
+    <w:lsdException w:name="Medium Grid 2 Accent 1" w:semiHidden="0" w:uiPriority="68" w:unhideWhenUsed="0"/>
+    <w:lsdException w:name="Medium Grid 3 Accent 1" w:semiHidden="0" w:uiPriority="69" w:unhideWhenUsed="0"/>
+    <w:lsdException w:name="Dark List Accent 1" w:semiHidden="0" w:uiPriority="70" w:unhideWhenUsed="0"/>
+    <w:lsdException w:name="Colorful Shading Accent 1" w:semiHidden="0" w:uiPriority="71" w:unhideWhenUsed="0"/>
+    <w:lsdException w:name="Colorful List Accent 1" w:semiHidden="0" w:uiPriority="72" w:unhideWhenUsed="0"/>
+    <w:lsdException w:name="Colorful Grid Accent 1" w:semiHidden="0" w:uiPriority="73" w:unhideWhenUsed="0"/>
+    <w:lsdException w:name="Light Shading Accent 2" w:semiHidden="0" w:uiPriority="60" w:unhideWhenUsed="0"/>
+    <w:lsdException w:name="Light List Accent 2" w:semiHidden="0" w:uiPriority="61" w:unhideWhenUsed="0"/>
+    <w:lsdException w:name="Light Grid Accent 2" w:semiHidden="0" w:uiPriority="62" w:unhideWhenUsed="0"/>
+    <w:lsdException w:name="Medium Shading 1 Accent 2" w:semiHidden="0" w:uiPriority="63" w:unhideWhenUsed="0"/>
+    <w:lsdException w:name="Medium Shading 2 Accent 2" w:semiHidden="0" w:uiPriority="64" w:unhideWhenUsed="0"/>
+    <w:lsdException w:name="Medium List 1 Accent 2" w:semiHidden="0" w:uiPriority="65" w:unhideWhenUsed="0"/>
+    <w:lsdException w:name="Medium List 2 Accent 2" w:semiHidden="0" w:uiPriority="66" w:unhideWhenUsed="0"/>
+    <w:lsdException w:name="Medium Grid 1 Accent 2" w:semiHidden="0" w:uiPriority="67" w:unhideWhenUsed="0"/>
+    <w:lsdException w:name="Medium Grid 2 Accent 2" w:semiHidden="0" w:uiPriority="68" w:unhideWhenUsed="0"/>
+    <w:lsdException w:name="Medium Grid 3 Accent 2" w:semiHidden="0" w:uiPriority="69" w:unhideWhenUsed="0"/>
+    <w:lsdException w:name="Dark List Accent 2" w:semiHidden="0" w:uiPriority="70" w:unhideWhenUsed="0"/>
+    <w:lsdException w:name="Colorful Shading Accent 2" w:semiHidden="0" w:uiPriority="71" w:unhideWhenUsed="0"/>
+    <w:lsdException w:name="Colorful List Accent 2" w:semiHidden="0" w:uiPriority="72" w:unhideWhenUsed="0"/>
+    <w:lsdException w:name="Colorful Grid Accent 2" w:semiHidden="0" w:uiPriority="73" w:unhideWhenUsed="0"/>
+    <w:lsdException w:name="Light Shading Accent 3" w:semiHidden="0" w:uiPriority="60" w:unhideWhenUsed="0"/>
+    <w:lsdException w:name="Light List Accent 3" w:semiHidden="0" w:uiPriority="61" w:unhideWhenUsed="0"/>
+    <w:lsdException w:name="Light Grid Accent 3" w:semiHidden="0" w:uiPriority="62" w:unhideWhenUsed="0"/>
+    <w:lsdException w:name="Medium Shading 1 Accent 3" w:semiHidden="0" w:uiPriority="63" w:unhideWhenUsed="0"/>
+    <w:lsdException w:name="Medium Shading 2 Accent 3" w:semiHidden="0" w:uiPriority="64" w:unhideWhenUsed="0"/>
+    <w:lsdException w:name="Medium List 1 Accent 3" w:semiHidden="0" w:uiPriority="65" w:unhideWhenUsed="0"/>
+    <w:lsdException w:name="Medium List 2 Accent 3" w:semiHidden="0" w:uiPriority="66" w:unhideWhenUsed="0"/>
+    <w:lsdException w:name="Medium Grid 1 Accent 3" w:semiHidden="0" w:uiPriority="67" w:unhideWhenUsed="0"/>
+    <w:lsdException w:name="Medium Grid 2 Accent 3" w:semiHidden="0" w:uiPriority="68" w:unhideWhenUsed="0"/>
+    <w:lsdException w:name="Medium Grid 3 Accent 3" w:semiHidden="0" w:uiPriority="69" w:unhideWhenUsed="0"/>
+    <w:lsdException w:name="Dark List Accent 3" w:semiHidden="0" w:uiPriority="70" w:unhideWhenUsed="0"/>
+    <w:lsdException w:name="Colorful Shading Accent 3" w:semiHidden="0" w:uiPriority="71" w:unhideWhenUsed="0"/>
+    <w:lsdException w:name="Colorful List Accent 3" w:semiHidden="0" w:uiPriority="72" w:unhideWhenUsed="0"/>
+    <w:lsdException w:name="Colorful Grid Accent 3" w:semiHidden="0" w:uiPriority="73" w:unhideWhenUsed="0"/>
+    <w:lsdException w:name="Light Shading Accent 4" w:semiHidden="0" w:uiPriority="60" w:unhideWhenUsed="0"/>
+    <w:lsdException w:name="Light List Accent 4" w:semiHidden="0" w:uiPriority="61" w:unhideWhenUsed="0"/>
+    <w:lsdException w:name="Light Grid Accent 4" w:semiHidden="0" w:uiPriority="62" w:unhideWhenUsed="0"/>
+    <w:lsdException w:name="Medium Shading 1 Accent 4" w:semiHidden="0" w:uiPriority="63" w:unhideWhenUsed="0"/>
+    <w:lsdException w:name="Medium Shading 2 Accent 4" w:semiHidden="0" w:uiPriority="64" w:unhideWhenUsed="0"/>
+    <w:lsdException w:name="Medium List 1 Accent 4" w:semiHidden="0" w:uiPriority="65" w:unhideWhenUsed="0"/>
+    <w:lsdException w:name="Medium List 2 Accent 4" w:semiHidden="0" w:uiPriority="66" w:unhideWhenUsed="0"/>
+    <w:lsdException w:name="Medium Grid 1 Accent 4" w:semiHidden="0" w:uiPriority="67" w:unhideWhenUsed="0"/>
+    <w:lsdException w:name="Medium Grid 2 Accent 4" w:semiHidden="0" w:uiPriority="68" w:unhideWhenUsed="0"/>
+    <w:lsdException w:name="Medium Grid 3 Accent 4" w:semiHidden="0" w:uiPriority="69" w:unhideWhenUsed="0"/>
+    <w:lsdException w:name="Dark List Accent 4" w:semiHidden="0" w:uiPriority="70" w:unhideWhenUsed="0"/>
+    <w:lsdException w:name="Colorful Shading Accent 4" w:semiHidden="0" w:uiPriority="71" w:unhideWhenUsed="0"/>
+    <w:lsdException w:name="Colorful List Accent 4" w:semiHidden="0" w:uiPriority="72" w:unhideWhenUsed="0"/>
+    <w:lsdException w:name="Colorful Grid Accent 4" w:semiHidden="0" w:uiPriority="73" w:unhideWhenUsed="0"/>
+    <w:lsdException w:name="Light Shading Accent 5" w:semiHidden="0" w:uiPriority="60" w:unhideWhenUsed="0"/>
+    <w:lsdException w:name="Light List Accent 5" w:semiHidden="0" w:uiPriority="61" w:unhideWhenUsed="0"/>
+    <w:lsdException w:name="Light Grid Accent 5" w:semiHidden="0" w:uiPriority="62" w:unhideWhenUsed="0"/>
+    <w:lsdException w:name="Medium Shading 1 Accent 5" w:semiHidden="0" w:uiPriority="63" w:unhideWhenUsed="0"/>
+    <w:lsdException w:name="Medium Shading 2 Accent 5" w:semiHidden="0" w:uiPriority="64" w:unhideWhenUsed="0"/>
+    <w:lsdException w:name="Medium List 1 Accent 5" w:semiHidden="0" w:uiPriority="65" w:unhideWhenUsed="0"/>
+    <w:lsdException w:name="Medium List 2 Accent 5" w:semiHidden="0" w:uiPriority="66" w:unhideWhenUsed="0"/>
+    <w:lsdException w:name="Medium Grid 1 Accent 5" w:semiHidden="0" w:uiPriority="67" w:unhideWhenUsed="0"/>
+    <w:lsdException w:name="Medium Grid 2 Accent 5" w:semiHidden="0" w:uiPriority="68" w:unhideWhenUsed="0"/>
+    <w:lsdException w:name="Medium Grid 3 Accent 5" w:semiHidden="0" w:uiPriority="69" w:unhideWhenUsed="0"/>
+    <w:lsdException w:name="Dark List Accent 5" w:semiHidden="0" w:uiPriority="70" w:unhideWhenUsed="0"/>
+    <w:lsdException w:name="Colorful Shading Accent 5" w:semiHidden="0" w:uiPriority="71" w:unhideWhenUsed="0"/>
+    <w:lsdException w:name="Colorful List Accent 5" w:semiHidden="0" w:uiPriority="72" w:unhideWhenUsed="0"/>
+    <w:lsdException w:name="Colorful Grid Accent 5" w:semiHidden="0" w:uiPriority="73" w:unhideWhenUsed="0"/>
+    <w:lsdException w:name="Light Shading Accent 6" w:semiHidden="0" w:uiPriority="60" w:unhideWhenUsed="0"/>
+    <w:lsdException w:name="Light List Accent 6" w:semiHidden="0" w:uiPriority="61" w:unhideWhenUsed="0"/>
+    <w:lsdException w:name="Light Grid Accent 6" w:semiHidden="0" w:uiPriority="62" w:unhideWhenUsed="0"/>
+    <w:lsdException w:name="Medium Shading 1 Accent 6" w:semiHidden="0" w:uiPriority="63" w:unhideWhenUsed="0"/>
+    <w:lsdException w:name="Medium Shading 2 Accent 6" w:semiHidden="0" w:uiPriority="64" w:unhideWhenUsed="0"/>
+    <w:lsdException w:name="Medium List 1 Accent 6" w:semiHidden="0" w:uiPriority="65" w:unhideWhenUsed="0"/>
+    <w:lsdException w:name="Medium List 2 Accent 6" w:semiHidden="0" w:uiPriority="66" w:unhideWhenUsed="0"/>
+    <w:lsdException w:name="Medium Grid 1 Accent 6" w:semiHidden="0" w:uiPriority="67" w:unhideWhenUsed="0"/>
+    <w:lsdException w:name="Medium Grid 2 Accent 6" w:semiHidden="0" w:uiPriority="68" w:unhideWhenUsed="0"/>
+    <w:lsdException w:name="Medium Grid 3 Accent 6" w:semiHidden="0" w:uiPriority="69" w:unhideWhenUsed="0"/>
+    <w:lsdException w:name="Dark List Accent 6" w:semiHidden="0" w:uiPriority="70" w:unhideWhenUsed="0"/>
+    <w:lsdException w:name="Colorful Shading Accent 6" w:semiHidden="0" w:uiPriority="71" w:unhideWhenUsed="0"/>
+    <w:lsdException w:name="Colorful List Accent 6" w:semiHidden="0" w:uiPriority="72" w:unhideWhenUsed="0"/>
+    <w:lsdException w:name="Colorful Grid Accent 6" w:semiHidden="0" w:uiPriority="73" w:unhideWhenUsed="0"/>
   </w:latentStyles>
-  <w:style w:type="paragraph" w:default="1" w:styleId="1">
+  <w:style w:type="paragraph" w:default="1" w:styleId="Normal">
     <w:name w:val="Normal"/>
     <w:qFormat/>
-    <w:uiPriority w:val="0"/>
     <w:pPr>
       <w:kinsoku w:val="0"/>
       <w:autoSpaceDE w:val="0"/>
@@ -5993,7 +5872,7 @@
       <w:textAlignment w:val="baseline"/>
     </w:pPr>
     <w:rPr>
-      <w:rFonts w:ascii="Arial" w:hAnsi="Arial" w:eastAsia="宋体" w:cs="Arial"/>
+      <w:rFonts w:ascii="Arial" w:eastAsia="宋体" w:hAnsi="Arial" w:cs="Arial"/>
       <w:snapToGrid w:val="0"/>
       <w:color w:val="000000"/>
       <w:kern w:val="0"/>
@@ -6002,12 +5881,11 @@
       <w:lang w:val="en-US" w:eastAsia="en-US" w:bidi="ar-SA"/>
     </w:rPr>
   </w:style>
-  <w:style w:type="paragraph" w:styleId="2">
+  <w:style w:type="paragraph" w:styleId="Heading1">
     <w:name w:val="heading 1"/>
-    <w:basedOn w:val="1"/>
-    <w:next w:val="1"/>
+    <w:basedOn w:val="Normal"/>
+    <w:next w:val="Normal"/>
     <w:qFormat/>
-    <w:uiPriority w:val="0"/>
     <w:pPr>
       <w:keepNext/>
       <w:keepLines/>
@@ -6025,13 +5903,12 @@
       <w:sz w:val="44"/>
     </w:rPr>
   </w:style>
-  <w:style w:type="paragraph" w:styleId="3">
+  <w:style w:type="paragraph" w:styleId="Heading2">
     <w:name w:val="heading 2"/>
-    <w:basedOn w:val="1"/>
-    <w:next w:val="1"/>
+    <w:basedOn w:val="Normal"/>
+    <w:next w:val="Normal"/>
     <w:unhideWhenUsed/>
     <w:qFormat/>
-    <w:uiPriority w:val="0"/>
     <w:pPr>
       <w:keepNext/>
       <w:keepLines/>
@@ -6044,19 +5921,18 @@
       <w:outlineLvl w:val="1"/>
     </w:pPr>
     <w:rPr>
-      <w:rFonts w:ascii="Arial" w:hAnsi="Arial" w:eastAsia="黑体"/>
+      <w:rFonts w:ascii="Arial" w:eastAsia="黑体" w:hAnsi="Arial"/>
       <w:b/>
       <w:sz w:val="32"/>
     </w:rPr>
   </w:style>
-  <w:style w:type="paragraph" w:styleId="4">
+  <w:style w:type="paragraph" w:styleId="Heading3">
     <w:name w:val="heading 3"/>
-    <w:basedOn w:val="1"/>
-    <w:next w:val="1"/>
+    <w:basedOn w:val="Normal"/>
+    <w:next w:val="Normal"/>
     <w:semiHidden/>
     <w:unhideWhenUsed/>
     <w:qFormat/>
-    <w:uiPriority w:val="0"/>
     <w:pPr>
       <w:keepNext/>
       <w:keepLines/>
@@ -6073,13 +5949,12 @@
       <w:sz w:val="32"/>
     </w:rPr>
   </w:style>
-  <w:style w:type="paragraph" w:styleId="5">
+  <w:style w:type="paragraph" w:styleId="Heading4">
     <w:name w:val="heading 4"/>
-    <w:basedOn w:val="1"/>
-    <w:next w:val="1"/>
+    <w:basedOn w:val="Normal"/>
+    <w:next w:val="Normal"/>
     <w:unhideWhenUsed/>
     <w:qFormat/>
-    <w:uiPriority w:val="0"/>
     <w:pPr>
       <w:keepNext/>
       <w:keepLines/>
@@ -6092,19 +5967,18 @@
       <w:outlineLvl w:val="3"/>
     </w:pPr>
     <w:rPr>
-      <w:rFonts w:ascii="Arial" w:hAnsi="Arial" w:eastAsia="黑体"/>
+      <w:rFonts w:ascii="Arial" w:eastAsia="黑体" w:hAnsi="Arial"/>
       <w:b/>
       <w:sz w:val="28"/>
     </w:rPr>
   </w:style>
-  <w:style w:type="paragraph" w:styleId="6">
+  <w:style w:type="paragraph" w:styleId="Heading5">
     <w:name w:val="heading 5"/>
-    <w:basedOn w:val="1"/>
-    <w:next w:val="1"/>
+    <w:basedOn w:val="Normal"/>
+    <w:next w:val="Normal"/>
     <w:semiHidden/>
     <w:unhideWhenUsed/>
     <w:qFormat/>
-    <w:uiPriority w:val="0"/>
     <w:pPr>
       <w:keepNext/>
       <w:keepLines/>
@@ -6121,14 +5995,13 @@
       <w:sz w:val="28"/>
     </w:rPr>
   </w:style>
-  <w:style w:type="paragraph" w:styleId="7">
+  <w:style w:type="paragraph" w:styleId="Heading6">
     <w:name w:val="heading 6"/>
-    <w:basedOn w:val="1"/>
-    <w:next w:val="1"/>
+    <w:basedOn w:val="Normal"/>
+    <w:next w:val="Normal"/>
     <w:semiHidden/>
     <w:unhideWhenUsed/>
     <w:qFormat/>
-    <w:uiPriority w:val="0"/>
     <w:pPr>
       <w:keepNext/>
       <w:keepLines/>
@@ -6141,19 +6014,18 @@
       <w:outlineLvl w:val="5"/>
     </w:pPr>
     <w:rPr>
-      <w:rFonts w:ascii="Arial" w:hAnsi="Arial" w:eastAsia="黑体"/>
+      <w:rFonts w:ascii="Arial" w:eastAsia="黑体" w:hAnsi="Arial"/>
       <w:b/>
       <w:sz w:val="24"/>
     </w:rPr>
   </w:style>
-  <w:style w:type="paragraph" w:styleId="8">
+  <w:style w:type="paragraph" w:styleId="Heading7">
     <w:name w:val="heading 7"/>
-    <w:basedOn w:val="1"/>
-    <w:next w:val="1"/>
+    <w:basedOn w:val="Normal"/>
+    <w:next w:val="Normal"/>
     <w:semiHidden/>
     <w:unhideWhenUsed/>
     <w:qFormat/>
-    <w:uiPriority w:val="0"/>
     <w:pPr>
       <w:keepNext/>
       <w:keepLines/>
@@ -6170,14 +6042,13 @@
       <w:sz w:val="24"/>
     </w:rPr>
   </w:style>
-  <w:style w:type="paragraph" w:styleId="9">
+  <w:style w:type="paragraph" w:styleId="Heading8">
     <w:name w:val="heading 8"/>
-    <w:basedOn w:val="1"/>
-    <w:next w:val="1"/>
+    <w:basedOn w:val="Normal"/>
+    <w:next w:val="Normal"/>
     <w:semiHidden/>
     <w:unhideWhenUsed/>
     <w:qFormat/>
-    <w:uiPriority w:val="0"/>
     <w:pPr>
       <w:keepNext/>
       <w:keepLines/>
@@ -6190,18 +6061,17 @@
       <w:outlineLvl w:val="7"/>
     </w:pPr>
     <w:rPr>
-      <w:rFonts w:ascii="Arial" w:hAnsi="Arial" w:eastAsia="黑体"/>
+      <w:rFonts w:ascii="Arial" w:eastAsia="黑体" w:hAnsi="Arial"/>
       <w:sz w:val="24"/>
     </w:rPr>
   </w:style>
-  <w:style w:type="paragraph" w:styleId="10">
+  <w:style w:type="paragraph" w:styleId="Heading9">
     <w:name w:val="heading 9"/>
-    <w:basedOn w:val="1"/>
-    <w:next w:val="1"/>
+    <w:basedOn w:val="Normal"/>
+    <w:next w:val="Normal"/>
     <w:semiHidden/>
     <w:unhideWhenUsed/>
     <w:qFormat/>
-    <w:uiPriority w:val="0"/>
     <w:pPr>
       <w:keepNext/>
       <w:keepLines/>
@@ -6214,21 +6084,19 @@
       <w:outlineLvl w:val="8"/>
     </w:pPr>
     <w:rPr>
-      <w:rFonts w:ascii="Arial" w:hAnsi="Arial" w:eastAsia="黑体"/>
+      <w:rFonts w:ascii="Arial" w:eastAsia="黑体" w:hAnsi="Arial"/>
       <w:sz w:val="21"/>
     </w:rPr>
   </w:style>
-  <w:style w:type="character" w:default="1" w:styleId="22">
+  <w:style w:type="character" w:default="1" w:styleId="DefaultParagraphFont">
     <w:name w:val="Default Paragraph Font"/>
     <w:semiHidden/>
     <w:qFormat/>
-    <w:uiPriority w:val="0"/>
   </w:style>
-  <w:style w:type="table" w:default="1" w:styleId="20">
+  <w:style w:type="table" w:default="1" w:styleId="TableNormal">
     <w:name w:val="Normal Table"/>
     <w:semiHidden/>
     <w:qFormat/>
-    <w:uiPriority w:val="0"/>
     <w:tblPr>
       <w:tblCellMar>
         <w:top w:w="0" w:type="dxa"/>
@@ -6238,43 +6106,39 @@
       </w:tblCellMar>
     </w:tblPr>
   </w:style>
-  <w:style w:type="paragraph" w:styleId="11">
+  <w:style w:type="paragraph" w:styleId="CommentText">
     <w:name w:val="annotation text"/>
-    <w:basedOn w:val="1"/>
+    <w:basedOn w:val="Normal"/>
     <w:qFormat/>
-    <w:uiPriority w:val="0"/>
     <w:pPr>
       <w:jc w:val="left"/>
     </w:pPr>
   </w:style>
-  <w:style w:type="paragraph" w:styleId="12">
+  <w:style w:type="paragraph" w:styleId="BodyText">
     <w:name w:val="Body Text"/>
-    <w:basedOn w:val="1"/>
+    <w:basedOn w:val="Normal"/>
     <w:semiHidden/>
     <w:qFormat/>
-    <w:uiPriority w:val="0"/>
     <w:rPr>
-      <w:rFonts w:ascii="Arial" w:hAnsi="Arial" w:eastAsia="Arial" w:cs="Arial"/>
+      <w:rFonts w:ascii="Arial" w:eastAsia="Arial" w:hAnsi="Arial" w:cs="Arial"/>
       <w:sz w:val="21"/>
       <w:szCs w:val="21"/>
       <w:lang w:val="en-US" w:eastAsia="en-US" w:bidi="ar-SA"/>
     </w:rPr>
   </w:style>
-  <w:style w:type="paragraph" w:styleId="13">
+  <w:style w:type="paragraph" w:styleId="TOC3">
     <w:name w:val="toc 3"/>
-    <w:basedOn w:val="1"/>
-    <w:next w:val="1"/>
+    <w:basedOn w:val="Normal"/>
+    <w:next w:val="Normal"/>
     <w:qFormat/>
-    <w:uiPriority w:val="0"/>
     <w:pPr>
       <w:ind w:left="840" w:leftChars="400"/>
     </w:pPr>
   </w:style>
-  <w:style w:type="paragraph" w:styleId="14">
+  <w:style w:type="paragraph" w:styleId="Footer">
     <w:name w:val="footer"/>
-    <w:basedOn w:val="1"/>
+    <w:basedOn w:val="Normal"/>
     <w:qFormat/>
-    <w:uiPriority w:val="0"/>
     <w:pPr>
       <w:tabs>
         <w:tab w:val="center" w:pos="4153"/>
@@ -6287,17 +6151,16 @@
       <w:sz w:val="18"/>
     </w:rPr>
   </w:style>
-  <w:style w:type="paragraph" w:styleId="15">
+  <w:style w:type="paragraph" w:styleId="Header">
     <w:name w:val="header"/>
-    <w:basedOn w:val="1"/>
+    <w:basedOn w:val="Normal"/>
     <w:qFormat/>
-    <w:uiPriority w:val="0"/>
     <w:pPr>
       <w:pBdr>
-        <w:top w:val="none" w:color="auto" w:sz="0" w:space="0"/>
-        <w:left w:val="none" w:color="auto" w:sz="0" w:space="0"/>
-        <w:bottom w:val="none" w:color="auto" w:sz="0" w:space="0"/>
-        <w:right w:val="none" w:color="auto" w:sz="0" w:space="0"/>
+        <w:top w:val="nil"/>
+        <w:left w:val="nil"/>
+        <w:bottom w:val="nil"/>
+        <w:right w:val="nil"/>
       </w:pBdr>
       <w:tabs>
         <w:tab w:val="center" w:pos="4153"/>
@@ -6312,41 +6175,37 @@
       <w:sz w:val="18"/>
     </w:rPr>
   </w:style>
-  <w:style w:type="paragraph" w:styleId="16">
+  <w:style w:type="paragraph" w:styleId="TOC1">
     <w:name w:val="toc 1"/>
-    <w:basedOn w:val="1"/>
-    <w:next w:val="1"/>
+    <w:basedOn w:val="Normal"/>
+    <w:next w:val="Normal"/>
     <w:qFormat/>
-    <w:uiPriority w:val="0"/>
     <w:rPr>
-      <w:rFonts w:ascii="Arial" w:hAnsi="Arial" w:eastAsia="Microsoft JhengHei"/>
+      <w:rFonts w:ascii="Arial" w:eastAsia="Microsoft JhengHei" w:hAnsi="Arial"/>
       <w:sz w:val="24"/>
     </w:rPr>
   </w:style>
-  <w:style w:type="paragraph" w:styleId="17">
+  <w:style w:type="paragraph" w:styleId="TOC2">
     <w:name w:val="toc 2"/>
-    <w:basedOn w:val="1"/>
-    <w:next w:val="1"/>
+    <w:basedOn w:val="Normal"/>
+    <w:next w:val="Normal"/>
     <w:qFormat/>
-    <w:uiPriority w:val="0"/>
     <w:pPr>
       <w:ind w:left="420" w:leftChars="200"/>
     </w:pPr>
   </w:style>
-  <w:style w:type="paragraph" w:styleId="18">
+  <w:style w:type="paragraph" w:styleId="NormalWeb">
     <w:name w:val="Normal (Web)"/>
-    <w:basedOn w:val="1"/>
+    <w:basedOn w:val="Normal"/>
     <w:qFormat/>
-    <w:uiPriority w:val="0"/>
     <w:rPr>
       <w:sz w:val="24"/>
     </w:rPr>
   </w:style>
-  <w:style w:type="paragraph" w:styleId="19">
+  <w:style w:type="paragraph" w:styleId="Title">
     <w:name w:val="Title"/>
-    <w:basedOn w:val="1"/>
+    <w:basedOn w:val="Normal"/>
     <w:qFormat/>
-    <w:uiPriority w:val="0"/>
     <w:pPr>
       <w:spacing w:before="240" w:beforeLines="0" w:beforeAutospacing="0" w:after="60" w:afterLines="0" w:afterAutospacing="0"/>
       <w:jc w:val="center"/>
@@ -6358,73 +6217,68 @@
       <w:sz w:val="32"/>
     </w:rPr>
   </w:style>
-  <w:style w:type="table" w:styleId="21">
+  <w:style w:type="table" w:styleId="TableGrid">
     <w:name w:val="Table Grid"/>
-    <w:basedOn w:val="20"/>
+    <w:basedOn w:val="TableNormal"/>
     <w:qFormat/>
-    <w:uiPriority w:val="0"/>
     <w:pPr>
       <w:widowControl w:val="0"/>
       <w:jc w:val="both"/>
     </w:pPr>
     <w:tblPr>
       <w:tblBorders>
-        <w:top w:val="single" w:color="auto" w:sz="4" w:space="0"/>
-        <w:left w:val="single" w:color="auto" w:sz="4" w:space="0"/>
-        <w:bottom w:val="single" w:color="auto" w:sz="4" w:space="0"/>
-        <w:right w:val="single" w:color="auto" w:sz="4" w:space="0"/>
-        <w:insideH w:val="single" w:color="auto" w:sz="4" w:space="0"/>
-        <w:insideV w:val="single" w:color="auto" w:sz="4" w:space="0"/>
+        <w:top w:val="single" w:sz="4" w:space="0" w:color="auto"/>
+        <w:left w:val="single" w:sz="4" w:space="0" w:color="auto"/>
+        <w:bottom w:val="single" w:sz="4" w:space="0" w:color="auto"/>
+        <w:right w:val="single" w:sz="4" w:space="0" w:color="auto"/>
+        <w:insideH w:val="single" w:sz="4" w:space="0" w:color="auto"/>
+        <w:insideV w:val="single" w:sz="4" w:space="0" w:color="auto"/>
       </w:tblBorders>
     </w:tblPr>
   </w:style>
-  <w:style w:type="character" w:styleId="23">
+  <w:style w:type="character" w:styleId="Strong">
     <w:name w:val="Strong"/>
-    <w:basedOn w:val="22"/>
+    <w:basedOn w:val="DefaultParagraphFont"/>
     <w:qFormat/>
-    <w:uiPriority w:val="0"/>
     <w:rPr>
       <w:b/>
     </w:rPr>
   </w:style>
-  <w:style w:type="paragraph" w:customStyle="1" w:styleId="24">
+  <w:style w:type="paragraph" w:customStyle="1" w:styleId="a">
     <w:name w:val="柴_公司名"/>
-    <w:basedOn w:val="19"/>
+    <w:basedOn w:val="Title"/>
     <w:qFormat/>
-    <w:uiPriority w:val="0"/>
     <w:pPr>
       <w:spacing w:after="600" w:afterLines="600"/>
     </w:pPr>
     <w:rPr>
-      <w:rFonts w:hint="eastAsia" w:ascii="宋体" w:hAnsi="宋体" w:eastAsia="宋体" w:cs="宋体"/>
+      <w:rFonts w:ascii="宋体" w:eastAsia="宋体" w:hAnsi="宋体" w:cs="宋体" w:hint="eastAsia"/>
       <w:bCs/>
       <w:spacing w:val="-6"/>
       <w:sz w:val="52"/>
       <w:szCs w:val="52"/>
     </w:rPr>
   </w:style>
-  <w:style w:type="paragraph" w:customStyle="1" w:styleId="25">
+  <w:style w:type="paragraph" w:customStyle="1" w:styleId="a0">
     <w:name w:val="柴_文档名"/>
-    <w:basedOn w:val="19"/>
+    <w:basedOn w:val="Title"/>
     <w:qFormat/>
-    <w:uiPriority w:val="0"/>
     <w:pPr>
       <w:spacing w:after="900" w:afterLines="900"/>
     </w:pPr>
     <w:rPr>
-      <w:rFonts w:ascii="黑体" w:hAnsi="黑体" w:eastAsia="黑体" w:cs="黑体"/>
+      <w:rFonts w:ascii="黑体" w:eastAsia="黑体" w:hAnsi="黑体" w:cs="黑体"/>
       <w:bCs/>
       <w:spacing w:val="-7"/>
       <w:sz w:val="52"/>
       <w:szCs w:val="52"/>
     </w:rPr>
   </w:style>
-  <w:style w:type="table" w:customStyle="1" w:styleId="26">
+  <w:style w:type="table" w:customStyle="1" w:styleId="TableNormal0">
     <w:name w:val="Table Normal_0"/>
     <w:semiHidden/>
     <w:unhideWhenUsed/>
     <w:qFormat/>
-    <w:uiPriority w:val="0"/>
     <w:tblPr>
       <w:tblCellMar>
         <w:top w:w="0" w:type="dxa"/>
@@ -6434,87 +6288,81 @@
       </w:tblCellMar>
     </w:tblPr>
   </w:style>
-  <w:style w:type="paragraph" w:customStyle="1" w:styleId="27">
+  <w:style w:type="paragraph" w:customStyle="1" w:styleId="TableText">
     <w:name w:val="Table Text"/>
-    <w:basedOn w:val="1"/>
+    <w:basedOn w:val="Normal"/>
     <w:semiHidden/>
     <w:qFormat/>
-    <w:uiPriority w:val="0"/>
     <w:rPr>
-      <w:rFonts w:ascii="宋体" w:hAnsi="宋体" w:eastAsia="宋体" w:cs="宋体"/>
+      <w:rFonts w:ascii="宋体" w:eastAsia="宋体" w:hAnsi="宋体" w:cs="宋体"/>
       <w:sz w:val="21"/>
       <w:szCs w:val="21"/>
       <w:lang w:val="en-US" w:eastAsia="en-US" w:bidi="ar-SA"/>
     </w:rPr>
   </w:style>
-  <w:style w:type="paragraph" w:customStyle="1" w:styleId="28">
+  <w:style w:type="paragraph" w:customStyle="1" w:styleId="1">
     <w:name w:val="柴_标题1"/>
-    <w:basedOn w:val="2"/>
-    <w:next w:val="29"/>
-    <w:link w:val="38"/>
+    <w:basedOn w:val="Heading1"/>
+    <w:next w:val="a1"/>
+    <w:link w:val="1Char"/>
     <w:qFormat/>
-    <w:uiPriority w:val="0"/>
     <w:pPr>
       <w:spacing w:before="100" w:after="90" w:line="360" w:lineRule="auto"/>
     </w:pPr>
     <w:rPr>
-      <w:rFonts w:ascii="Arial" w:hAnsi="Arial" w:eastAsia="宋体"/>
+      <w:rFonts w:ascii="Arial" w:eastAsia="宋体" w:hAnsi="Arial"/>
       <w:sz w:val="32"/>
     </w:rPr>
   </w:style>
-  <w:style w:type="paragraph" w:customStyle="1" w:styleId="29">
+  <w:style w:type="paragraph" w:customStyle="1" w:styleId="a1">
     <w:name w:val="柴_正文"/>
-    <w:basedOn w:val="12"/>
-    <w:link w:val="42"/>
+    <w:basedOn w:val="BodyText"/>
+    <w:link w:val="Char"/>
     <w:qFormat/>
-    <w:uiPriority w:val="0"/>
     <w:pPr>
       <w:spacing w:line="360" w:lineRule="auto"/>
       <w:ind w:firstLine="470" w:firstLineChars="200"/>
     </w:pPr>
     <w:rPr>
-      <w:rFonts w:ascii="Arial" w:hAnsi="Arial" w:eastAsia="宋体"/>
+      <w:rFonts w:ascii="Arial" w:eastAsia="宋体" w:hAnsi="Arial"/>
       <w:sz w:val="24"/>
       <w:lang w:eastAsia="zh-CN"/>
     </w:rPr>
   </w:style>
-  <w:style w:type="paragraph" w:customStyle="1" w:styleId="30">
+  <w:style w:type="paragraph" w:customStyle="1" w:styleId="2">
     <w:name w:val="柴_标题2"/>
-    <w:basedOn w:val="3"/>
-    <w:next w:val="29"/>
+    <w:basedOn w:val="Heading2"/>
+    <w:next w:val="a1"/>
     <w:qFormat/>
-    <w:uiPriority w:val="0"/>
     <w:pPr>
       <w:spacing w:line="360" w:lineRule="auto"/>
     </w:pPr>
     <w:rPr>
-      <w:rFonts w:ascii="Arial" w:hAnsi="Arial" w:eastAsia="宋体"/>
+      <w:rFonts w:ascii="Arial" w:eastAsia="宋体" w:hAnsi="Arial"/>
       <w:sz w:val="28"/>
     </w:rPr>
   </w:style>
-  <w:style w:type="paragraph" w:customStyle="1" w:styleId="31">
+  <w:style w:type="paragraph" w:customStyle="1" w:styleId="3">
     <w:name w:val="柴_标题3"/>
-    <w:basedOn w:val="4"/>
-    <w:next w:val="29"/>
+    <w:basedOn w:val="Heading3"/>
+    <w:next w:val="a1"/>
     <w:qFormat/>
-    <w:uiPriority w:val="0"/>
     <w:pPr>
       <w:spacing w:line="360" w:lineRule="auto"/>
       <w:ind w:left="0" w:firstLine="472" w:firstLineChars="200"/>
     </w:pPr>
     <w:rPr>
-      <w:rFonts w:ascii="宋体" w:hAnsi="宋体" w:eastAsia="宋体" w:cs="宋体"/>
+      <w:rFonts w:ascii="宋体" w:eastAsia="宋体" w:hAnsi="宋体" w:cs="宋体"/>
       <w:spacing w:val="-2"/>
       <w:sz w:val="24"/>
       <w:szCs w:val="24"/>
     </w:rPr>
   </w:style>
-  <w:style w:type="paragraph" w:customStyle="1" w:styleId="32">
+  <w:style w:type="paragraph" w:customStyle="1" w:styleId="a2">
     <w:name w:val="柴_目录"/>
-    <w:basedOn w:val="1"/>
-    <w:next w:val="12"/>
+    <w:basedOn w:val="Normal"/>
+    <w:next w:val="BodyText"/>
     <w:qFormat/>
-    <w:uiPriority w:val="0"/>
     <w:pPr>
       <w:tabs>
         <w:tab w:val="right" w:leader="dot" w:pos="8442"/>
@@ -6522,64 +6370,59 @@
       <w:ind w:left="0" w:leftChars="0"/>
     </w:pPr>
     <w:rPr>
-      <w:rFonts w:ascii="Arial" w:hAnsi="Arial" w:eastAsia="Microsoft JhengHei"/>
+      <w:rFonts w:ascii="Arial" w:eastAsia="Microsoft JhengHei" w:hAnsi="Arial"/>
       <w:sz w:val="24"/>
     </w:rPr>
   </w:style>
-  <w:style w:type="paragraph" w:customStyle="1" w:styleId="33">
+  <w:style w:type="paragraph" w:customStyle="1" w:styleId="WPSOffice1">
     <w:name w:val="WPSOffice手动目录 1"/>
     <w:qFormat/>
-    <w:uiPriority w:val="0"/>
     <w:pPr>
       <w:ind w:leftChars="0"/>
     </w:pPr>
     <w:rPr>
-      <w:rFonts w:ascii="Times New Roman" w:hAnsi="Times New Roman" w:eastAsia="宋体" w:cs="Times New Roman"/>
+      <w:rFonts w:ascii="Times New Roman" w:eastAsia="宋体" w:hAnsi="Times New Roman" w:cs="Times New Roman"/>
       <w:sz w:val="20"/>
       <w:szCs w:val="20"/>
     </w:rPr>
   </w:style>
-  <w:style w:type="paragraph" w:customStyle="1" w:styleId="34">
+  <w:style w:type="paragraph" w:customStyle="1" w:styleId="WPSOffice2">
     <w:name w:val="WPSOffice手动目录 2"/>
     <w:qFormat/>
-    <w:uiPriority w:val="0"/>
     <w:pPr>
       <w:ind w:leftChars="200"/>
     </w:pPr>
     <w:rPr>
-      <w:rFonts w:ascii="Times New Roman" w:hAnsi="Times New Roman" w:eastAsia="宋体" w:cs="Times New Roman"/>
+      <w:rFonts w:ascii="Times New Roman" w:eastAsia="宋体" w:hAnsi="Times New Roman" w:cs="Times New Roman"/>
       <w:sz w:val="20"/>
       <w:szCs w:val="20"/>
     </w:rPr>
   </w:style>
-  <w:style w:type="paragraph" w:customStyle="1" w:styleId="35">
+  <w:style w:type="paragraph" w:customStyle="1" w:styleId="WPSOffice3">
     <w:name w:val="WPSOffice手动目录 3"/>
     <w:qFormat/>
-    <w:uiPriority w:val="0"/>
     <w:pPr>
       <w:ind w:leftChars="400"/>
     </w:pPr>
     <w:rPr>
-      <w:rFonts w:ascii="Times New Roman" w:hAnsi="Times New Roman" w:eastAsia="宋体" w:cs="Times New Roman"/>
+      <w:rFonts w:ascii="Times New Roman" w:eastAsia="宋体" w:hAnsi="Times New Roman" w:cs="Times New Roman"/>
       <w:sz w:val="20"/>
       <w:szCs w:val="20"/>
     </w:rPr>
   </w:style>
-  <w:style w:type="paragraph" w:customStyle="1" w:styleId="36">
+  <w:style w:type="paragraph" w:customStyle="1" w:styleId="Compact">
     <w:name w:val="Compact"/>
-    <w:basedOn w:val="12"/>
+    <w:basedOn w:val="BodyText"/>
     <w:qFormat/>
-    <w:uiPriority w:val="0"/>
     <w:pPr>
       <w:spacing w:before="36" w:after="36"/>
     </w:pPr>
   </w:style>
-  <w:style w:type="table" w:customStyle="1" w:styleId="37">
+  <w:style w:type="table" w:customStyle="1" w:styleId="Table">
     <w:name w:val="Table"/>
     <w:semiHidden/>
     <w:unhideWhenUsed/>
     <w:qFormat/>
-    <w:uiPriority w:val="0"/>
     <w:tblPr>
       <w:tblCellMar>
         <w:top w:w="0" w:type="dxa"/>
@@ -6591,28 +6434,26 @@
     <w:tblStylePr w:type="firstRow">
       <w:tcPr>
         <w:tcBorders>
-          <w:bottom w:val="single" w:color="auto" w:sz="0" w:space="0"/>
+          <w:bottom w:val="single" w:sz="0" w:space="0" w:color="auto"/>
         </w:tcBorders>
         <w:vAlign w:val="bottom"/>
       </w:tcPr>
     </w:tblStylePr>
   </w:style>
-  <w:style w:type="character" w:customStyle="1" w:styleId="38">
+  <w:style w:type="character" w:customStyle="1" w:styleId="1Char">
     <w:name w:val="柴_标题1 Char"/>
-    <w:link w:val="28"/>
+    <w:link w:val="1"/>
     <w:qFormat/>
-    <w:uiPriority w:val="0"/>
     <w:rPr>
-      <w:rFonts w:ascii="Arial" w:hAnsi="Arial" w:eastAsia="宋体"/>
+      <w:rFonts w:ascii="Arial" w:eastAsia="宋体" w:hAnsi="Arial"/>
       <w:sz w:val="32"/>
     </w:rPr>
   </w:style>
-  <w:style w:type="table" w:customStyle="1" w:styleId="39">
+  <w:style w:type="table" w:customStyle="1" w:styleId="TableNormal1">
     <w:name w:val="Table Normal_1"/>
     <w:semiHidden/>
     <w:unhideWhenUsed/>
     <w:qFormat/>
-    <w:uiPriority w:val="0"/>
     <w:tblPr>
       <w:tblCellMar>
         <w:top w:w="0" w:type="dxa"/>
@@ -6622,11 +6463,10 @@
       </w:tblCellMar>
     </w:tblPr>
   </w:style>
-  <w:style w:type="paragraph" w:customStyle="1" w:styleId="40">
+  <w:style w:type="paragraph" w:customStyle="1" w:styleId="a3">
     <w:name w:val="柴_正文_无缩进"/>
-    <w:basedOn w:val="1"/>
+    <w:basedOn w:val="Normal"/>
     <w:qFormat/>
-    <w:uiPriority w:val="0"/>
     <w:pPr>
       <w:ind w:firstLine="0" w:firstLineChars="0"/>
     </w:pPr>
@@ -6636,31 +6476,29 @@
       <w:lang w:eastAsia="zh-CN"/>
     </w:rPr>
   </w:style>
-  <w:style w:type="paragraph" w:customStyle="1" w:styleId="41">
+  <w:style w:type="paragraph" w:customStyle="1" w:styleId="4">
     <w:name w:val="柴_标题4"/>
-    <w:basedOn w:val="5"/>
-    <w:next w:val="1"/>
+    <w:basedOn w:val="Heading4"/>
+    <w:next w:val="Normal"/>
     <w:qFormat/>
-    <w:uiPriority w:val="0"/>
     <w:pPr>
       <w:widowControl w:val="0"/>
       <w:spacing w:before="160" w:line="360" w:lineRule="auto"/>
-      <w:ind w:left="981" w:leftChars="300" w:hanging="862"/>
+      <w:ind w:left="981" w:hanging="862" w:leftChars="300"/>
     </w:pPr>
     <w:rPr>
-      <w:rFonts w:hint="eastAsia" w:ascii="Calibri" w:hAnsi="Calibri" w:eastAsia="宋体" w:cs="宋体"/>
+      <w:rFonts w:ascii="Calibri" w:eastAsia="宋体" w:hAnsi="Calibri" w:cs="宋体" w:hint="eastAsia"/>
       <w:sz w:val="24"/>
       <w:szCs w:val="24"/>
       <w:lang w:eastAsia="zh-CN" w:bidi="zh-CN"/>
     </w:rPr>
   </w:style>
-  <w:style w:type="character" w:customStyle="1" w:styleId="42">
+  <w:style w:type="character" w:customStyle="1" w:styleId="Char">
     <w:name w:val="柴_正文 Char"/>
-    <w:link w:val="29"/>
+    <w:link w:val="a1"/>
     <w:qFormat/>
-    <w:uiPriority w:val="0"/>
     <w:rPr>
-      <w:rFonts w:ascii="Arial" w:hAnsi="Arial" w:eastAsia="宋体"/>
+      <w:rFonts w:ascii="Arial" w:eastAsia="宋体" w:hAnsi="Arial"/>
       <w:sz w:val="24"/>
       <w:lang w:eastAsia="zh-CN"/>
     </w:rPr>

--- a/4.质量管理/2.运行记录类文件/ZGS-04-11-2025年度运维服务质量管理内审计划.docx
+++ b/4.质量管理/2.运行记录类文件/ZGS-04-11-2025年度运维服务质量管理内审计划.docx
@@ -1,11 +1,10 @@
 
 <file path=word/document.xml><?xml version="1.0" encoding="utf-8"?>
-<w:document xmlns:wpc="http://schemas.microsoft.com/office/word/2010/wordprocessingCanvas" xmlns:mc="http://schemas.openxmlformats.org/markup-compatibility/2006" xmlns:o="urn:schemas-microsoft-com:office:office" xmlns:r="http://schemas.openxmlformats.org/officeDocument/2006/relationships" xmlns:m="http://schemas.openxmlformats.org/officeDocument/2006/math" xmlns:v="urn:schemas-microsoft-com:vml" xmlns:wp14="http://schemas.microsoft.com/office/word/2010/wordprocessingDrawing" xmlns:wp="http://schemas.openxmlformats.org/drawingml/2006/wordprocessingDrawing" xmlns:w10="urn:schemas-microsoft-com:office:word" xmlns:w="http://schemas.openxmlformats.org/wordprocessingml/2006/main" xmlns:w14="http://schemas.microsoft.com/office/word/2010/wordml" xmlns:w15="http://schemas.microsoft.com/office/word/2012/wordml" xmlns:wne="http://schemas.microsoft.com/office/word/2006/wordml" xmlns:wpg="http://schemas.microsoft.com/office/word/2010/wordprocessingGroup" xmlns:wpi="http://schemas.microsoft.com/office/word/2010/wordprocessingInk" xmlns:wps="http://schemas.microsoft.com/office/word/2010/wordprocessingShape" mc:Ignorable="w14 w15 wp14">
-  <!-- Generated by Aspose.Words for .NET 13.3.0.1 -->
+<w:document xmlns:wpc="http://schemas.microsoft.com/office/word/2010/wordprocessingCanvas" xmlns:mc="http://schemas.openxmlformats.org/markup-compatibility/2006" xmlns:o="urn:schemas-microsoft-com:office:office" xmlns:r="http://schemas.openxmlformats.org/officeDocument/2006/relationships" xmlns:m="http://schemas.openxmlformats.org/officeDocument/2006/math" xmlns:v="urn:schemas-microsoft-com:vml" xmlns:wp14="http://schemas.microsoft.com/office/word/2010/wordprocessingDrawing" xmlns:wp="http://schemas.openxmlformats.org/drawingml/2006/wordprocessingDrawing" xmlns:w="http://schemas.openxmlformats.org/wordprocessingml/2006/main" xmlns:w14="http://schemas.microsoft.com/office/word/2010/wordml" xmlns:w10="urn:schemas-microsoft-com:office:word" xmlns:w15="http://schemas.microsoft.com/office/word/2012/wordml" xmlns:wpg="http://schemas.microsoft.com/office/word/2010/wordprocessingGroup" xmlns:wpi="http://schemas.microsoft.com/office/word/2010/wordprocessingInk" xmlns:wne="http://schemas.microsoft.com/office/word/2006/wordml" xmlns:wps="http://schemas.microsoft.com/office/word/2010/wordprocessingShape" xmlns:wpsCustomData="http://www.wps.cn/officeDocument/2013/wpsCustomData" mc:Ignorable="w14 w15 wp14">
   <w:body>
     <w:p>
       <w:pPr>
-        <w:pStyle w:val="a"/>
+        <w:pStyle w:val="24"/>
         <w:keepNext w:val="0"/>
         <w:keepLines w:val="0"/>
         <w:pageBreakBefore w:val="0"/>
@@ -22,10 +21,10 @@
         <w:spacing w:before="3120" w:beforeLines="1000"/>
         <w:textAlignment w:val="baseline"/>
       </w:pPr>
-      <w:bookmarkStart w:id="0" w:name="_Toc2269"/>
+      <w:bookmarkStart w:id="0" w:name="_Toc24244"/>
       <w:r>
         <w:drawing>
-          <wp:anchor distT="0" distB="0" distL="114300" distR="114300" simplePos="0" relativeHeight="251659264" behindDoc="1" locked="0" layoutInCell="1" allowOverlap="1">
+          <wp:anchor distT="0" distB="0" distL="114300" distR="114300" simplePos="0" relativeHeight="251660288" behindDoc="1" locked="0" layoutInCell="1" allowOverlap="1">
             <wp:simplePos x="0" y="0"/>
             <wp:positionH relativeFrom="column">
               <wp:posOffset>0</wp:posOffset>
@@ -50,7 +49,7 @@
                     </pic:cNvPicPr>
                   </pic:nvPicPr>
                   <pic:blipFill>
-                    <a:blip xmlns:r="http://schemas.openxmlformats.org/officeDocument/2006/relationships" r:embed="rId4"/>
+                    <a:blip r:embed="rId12"/>
                     <a:stretch>
                       <a:fillRect/>
                     </a:stretch>
@@ -80,7 +79,7 @@
           <w:lang w:val="en-US" w:eastAsia="zh-CN"/>
         </w:rPr>
         <w:drawing>
-          <wp:anchor distT="0" distB="0" distL="114300" distR="114300" simplePos="0" relativeHeight="251658240" behindDoc="1" locked="0" layoutInCell="1" allowOverlap="1">
+          <wp:anchor distT="0" distB="0" distL="114300" distR="114300" simplePos="0" relativeHeight="251659264" behindDoc="1" locked="0" layoutInCell="1" allowOverlap="1">
             <wp:simplePos x="0" y="0"/>
             <wp:positionH relativeFrom="column">
               <wp:posOffset>635</wp:posOffset>
@@ -105,7 +104,7 @@
                     </pic:cNvPicPr>
                   </pic:nvPicPr>
                   <pic:blipFill>
-                    <a:blip xmlns:r="http://schemas.openxmlformats.org/officeDocument/2006/relationships" r:embed="rId5">
+                    <a:blip r:embed="rId13">
                       <a:alphaModFix amt="58000"/>
                       <a:lum contrast="-52000"/>
                     </a:blip>
@@ -139,7 +138,7 @@
     </w:p>
     <w:p>
       <w:pPr>
-        <w:pStyle w:val="a0"/>
+        <w:pStyle w:val="25"/>
         <w:keepNext w:val="0"/>
         <w:keepLines w:val="0"/>
         <w:pageBreakBefore w:val="0"/>
@@ -160,7 +159,7 @@
           <w:lang w:val="en-US" w:eastAsia="zh-CN"/>
         </w:rPr>
       </w:pPr>
-      <w:bookmarkStart w:id="1" w:name="_Toc12603"/>
+      <w:bookmarkStart w:id="1" w:name="_Toc11362"/>
       <w:r>
         <w:rPr>
           <w:rFonts w:hint="eastAsia"/>
@@ -186,11 +185,11 @@
         <w:adjustRightInd w:val="0"/>
         <w:snapToGrid w:val="0"/>
         <w:spacing w:after="624" w:afterLines="200" w:line="219" w:lineRule="auto"/>
-        <w:ind w:left="0" w:right="0" w:firstLine="0" w:leftChars="0" w:rightChars="0" w:firstLineChars="0"/>
+        <w:ind w:left="0" w:leftChars="0" w:right="0" w:rightChars="0" w:firstLine="0" w:firstLineChars="0"/>
         <w:jc w:val="center"/>
         <w:textAlignment w:val="baseline"/>
         <w:rPr>
-          <w:rFonts w:ascii="宋体" w:eastAsia="宋体" w:hAnsi="宋体" w:cs="宋体" w:hint="default"/>
+          <w:rFonts w:hint="default" w:ascii="宋体" w:hAnsi="宋体" w:eastAsia="宋体" w:cs="宋体"/>
           <w:sz w:val="24"/>
           <w:szCs w:val="24"/>
           <w:lang w:val="en-US" w:eastAsia="zh-CN"/>
@@ -198,7 +197,7 @@
       </w:pPr>
       <w:r>
         <w:rPr>
-          <w:rFonts w:ascii="宋体" w:eastAsia="宋体" w:hAnsi="宋体" w:cs="宋体"/>
+          <w:rFonts w:ascii="宋体" w:hAnsi="宋体" w:eastAsia="宋体" w:cs="宋体"/>
           <w:b/>
           <w:bCs/>
           <w:spacing w:val="-3"/>
@@ -210,17 +209,18 @@
     </w:p>
     <w:tbl>
       <w:tblPr>
-        <w:tblStyle w:val="TableGrid"/>
+        <w:tblStyle w:val="21"/>
         <w:tblW w:w="0" w:type="auto"/>
         <w:jc w:val="center"/>
         <w:tblBorders>
-          <w:top w:val="nil"/>
-          <w:left w:val="nil"/>
-          <w:bottom w:val="nil"/>
-          <w:right w:val="nil"/>
-          <w:insideH w:val="nil"/>
-          <w:insideV w:val="nil"/>
+          <w:top w:val="none" w:color="auto" w:sz="0" w:space="0"/>
+          <w:left w:val="none" w:color="auto" w:sz="0" w:space="0"/>
+          <w:bottom w:val="none" w:color="auto" w:sz="0" w:space="0"/>
+          <w:right w:val="none" w:color="auto" w:sz="0" w:space="0"/>
+          <w:insideH w:val="none" w:color="auto" w:sz="0" w:space="0"/>
+          <w:insideV w:val="none" w:color="auto" w:sz="0" w:space="0"/>
         </w:tblBorders>
+        <w:tblLayout w:type="autofit"/>
         <w:tblCellMar>
           <w:top w:w="0" w:type="dxa"/>
           <w:left w:w="108" w:type="dxa"/>
@@ -234,15 +234,13 @@
       </w:tblGrid>
       <w:tr>
         <w:tblPrEx>
-          <w:tblW w:w="0" w:type="auto"/>
-          <w:jc w:val="center"/>
           <w:tblBorders>
-            <w:top w:val="nil"/>
-            <w:left w:val="nil"/>
-            <w:bottom w:val="nil"/>
-            <w:right w:val="nil"/>
-            <w:insideH w:val="nil"/>
-            <w:insideV w:val="nil"/>
+            <w:top w:val="none" w:color="auto" w:sz="0" w:space="0"/>
+            <w:left w:val="none" w:color="auto" w:sz="0" w:space="0"/>
+            <w:bottom w:val="none" w:color="auto" w:sz="0" w:space="0"/>
+            <w:right w:val="none" w:color="auto" w:sz="0" w:space="0"/>
+            <w:insideH w:val="none" w:color="auto" w:sz="0" w:space="0"/>
+            <w:insideV w:val="none" w:color="auto" w:sz="0" w:space="0"/>
           </w:tblBorders>
           <w:tblCellMar>
             <w:top w:w="0" w:type="dxa"/>
@@ -252,7 +250,7 @@
           </w:tblCellMar>
         </w:tblPrEx>
         <w:trPr>
-          <w:trHeight w:val="810"/>
+          <w:trHeight w:val="810" w:hRule="atLeast"/>
           <w:jc w:val="center"/>
         </w:trPr>
         <w:tc>
@@ -325,7 +323,7 @@
             </w:r>
             <w:r>
               <w:rPr>
-                <w:rFonts w:asciiTheme="minorAscii" w:eastAsiaTheme="minorEastAsia" w:hAnsiTheme="minorAscii" w:hint="eastAsia"/>
+                <w:rFonts w:hint="eastAsia" w:asciiTheme="minorAscii" w:hAnsiTheme="minorAscii" w:eastAsiaTheme="minorEastAsia"/>
                 <w:spacing w:val="227"/>
                 <w:sz w:val="21"/>
                 <w:vertAlign w:val="baseline"/>
@@ -347,8 +345,14 @@
       </w:tr>
       <w:tr>
         <w:tblPrEx>
-          <w:tblW w:w="0" w:type="auto"/>
-          <w:jc w:val="center"/>
+          <w:tblBorders>
+            <w:top w:val="none" w:color="auto" w:sz="0" w:space="0"/>
+            <w:left w:val="none" w:color="auto" w:sz="0" w:space="0"/>
+            <w:bottom w:val="none" w:color="auto" w:sz="0" w:space="0"/>
+            <w:right w:val="none" w:color="auto" w:sz="0" w:space="0"/>
+            <w:insideH w:val="none" w:color="auto" w:sz="0" w:space="0"/>
+            <w:insideV w:val="none" w:color="auto" w:sz="0" w:space="0"/>
+          </w:tblBorders>
           <w:tblCellMar>
             <w:top w:w="0" w:type="dxa"/>
             <w:left w:w="108" w:type="dxa"/>
@@ -357,7 +361,7 @@
           </w:tblCellMar>
         </w:tblPrEx>
         <w:trPr>
-          <w:trHeight w:val="810"/>
+          <w:trHeight w:val="810" w:hRule="atLeast"/>
           <w:jc w:val="center"/>
         </w:trPr>
         <w:tc>
@@ -381,7 +385,7 @@
               <w:snapToGrid w:val="0"/>
               <w:textAlignment w:val="baseline"/>
               <w:rPr>
-                <w:rFonts w:ascii="Arial" w:eastAsia="Arial" w:hAnsi="Arial" w:cs="Arial" w:hint="default"/>
+                <w:rFonts w:hint="default" w:ascii="Arial" w:hAnsi="Arial" w:eastAsia="Arial" w:cs="Arial"/>
                 <w:snapToGrid w:val="0"/>
                 <w:color w:val="000000"/>
                 <w:kern w:val="0"/>
@@ -413,7 +417,7 @@
             </w:r>
             <w:r>
               <w:rPr>
-                <w:rFonts w:asciiTheme="minorAscii" w:eastAsiaTheme="minorEastAsia" w:hAnsiTheme="minorAscii" w:hint="default"/>
+                <w:rFonts w:hint="default" w:asciiTheme="minorAscii" w:hAnsiTheme="minorAscii" w:eastAsiaTheme="minorEastAsia"/>
                 <w:spacing w:val="227"/>
                 <w:sz w:val="21"/>
                 <w:vertAlign w:val="baseline"/>
@@ -466,7 +470,7 @@
               <w:snapToGrid w:val="0"/>
               <w:textAlignment w:val="baseline"/>
               <w:rPr>
-                <w:rFonts w:ascii="Arial" w:eastAsia="Arial" w:hAnsi="Arial" w:cs="Arial" w:hint="default"/>
+                <w:rFonts w:hint="default" w:ascii="Arial" w:hAnsi="Arial" w:eastAsia="Arial" w:cs="Arial"/>
                 <w:snapToGrid w:val="0"/>
                 <w:color w:val="000000"/>
                 <w:kern w:val="0"/>
@@ -486,7 +490,7 @@
             </w:r>
             <w:r>
               <w:rPr>
-                <w:rFonts w:asciiTheme="minorAscii" w:eastAsiaTheme="minorEastAsia" w:hAnsiTheme="minorAscii" w:hint="eastAsia"/>
+                <w:rFonts w:hint="eastAsia" w:asciiTheme="minorAscii" w:hAnsiTheme="minorAscii" w:eastAsiaTheme="minorEastAsia"/>
                 <w:spacing w:val="227"/>
                 <w:sz w:val="21"/>
                 <w:vertAlign w:val="baseline"/>
@@ -508,8 +512,14 @@
       </w:tr>
       <w:tr>
         <w:tblPrEx>
-          <w:tblW w:w="0" w:type="auto"/>
-          <w:jc w:val="center"/>
+          <w:tblBorders>
+            <w:top w:val="none" w:color="auto" w:sz="0" w:space="0"/>
+            <w:left w:val="none" w:color="auto" w:sz="0" w:space="0"/>
+            <w:bottom w:val="none" w:color="auto" w:sz="0" w:space="0"/>
+            <w:right w:val="none" w:color="auto" w:sz="0" w:space="0"/>
+            <w:insideH w:val="none" w:color="auto" w:sz="0" w:space="0"/>
+            <w:insideV w:val="none" w:color="auto" w:sz="0" w:space="0"/>
+          </w:tblBorders>
           <w:tblCellMar>
             <w:top w:w="0" w:type="dxa"/>
             <w:left w:w="108" w:type="dxa"/>
@@ -518,7 +528,7 @@
           </w:tblCellMar>
         </w:tblPrEx>
         <w:trPr>
-          <w:trHeight w:val="635"/>
+          <w:trHeight w:val="635" w:hRule="atLeast"/>
           <w:jc w:val="center"/>
         </w:trPr>
         <w:tc>
@@ -593,7 +603,7 @@
             </w:r>
             <w:r>
               <w:rPr>
-                <w:rFonts w:asciiTheme="minorAscii" w:eastAsiaTheme="minorEastAsia" w:hAnsiTheme="minorAscii" w:hint="eastAsia"/>
+                <w:rFonts w:hint="eastAsia" w:asciiTheme="minorAscii" w:hAnsiTheme="minorAscii" w:eastAsiaTheme="minorEastAsia"/>
                 <w:spacing w:val="227"/>
                 <w:sz w:val="21"/>
                 <w:vertAlign w:val="baseline"/>
@@ -652,14 +662,14 @@
         <w:ind w:left="3634"/>
         <w:textAlignment w:val="baseline"/>
         <w:rPr>
-          <w:rFonts w:ascii="宋体" w:eastAsia="宋体" w:hAnsi="宋体" w:cs="宋体"/>
+          <w:rFonts w:ascii="宋体" w:hAnsi="宋体" w:eastAsia="宋体" w:cs="宋体"/>
           <w:sz w:val="31"/>
           <w:szCs w:val="31"/>
         </w:rPr>
       </w:pPr>
       <w:r>
         <w:rPr>
-          <w:rFonts w:ascii="宋体" w:eastAsia="宋体" w:hAnsi="宋体" w:cs="宋体"/>
+          <w:rFonts w:ascii="宋体" w:hAnsi="宋体" w:eastAsia="宋体" w:cs="宋体"/>
           <w:b/>
           <w:bCs/>
           <w:spacing w:val="4"/>
@@ -671,16 +681,16 @@
     </w:p>
     <w:tbl>
       <w:tblPr>
-        <w:tblStyle w:val="TableNormal0"/>
+        <w:tblStyle w:val="26"/>
         <w:tblW w:w="7137" w:type="dxa"/>
         <w:jc w:val="center"/>
         <w:tblBorders>
-          <w:top w:val="single" w:sz="2" w:space="0" w:color="000000"/>
-          <w:left w:val="single" w:sz="2" w:space="0" w:color="000000"/>
-          <w:bottom w:val="single" w:sz="2" w:space="0" w:color="000000"/>
-          <w:right w:val="single" w:sz="2" w:space="0" w:color="000000"/>
-          <w:insideH w:val="single" w:sz="2" w:space="0" w:color="000000"/>
-          <w:insideV w:val="single" w:sz="2" w:space="0" w:color="000000"/>
+          <w:top w:val="single" w:color="000000" w:sz="2" w:space="0"/>
+          <w:left w:val="single" w:color="000000" w:sz="2" w:space="0"/>
+          <w:bottom w:val="single" w:color="000000" w:sz="2" w:space="0"/>
+          <w:right w:val="single" w:color="000000" w:sz="2" w:space="0"/>
+          <w:insideH w:val="single" w:color="000000" w:sz="2" w:space="0"/>
+          <w:insideV w:val="single" w:color="000000" w:sz="2" w:space="0"/>
         </w:tblBorders>
         <w:tblLayout w:type="fixed"/>
         <w:tblCellMar>
@@ -698,17 +708,14 @@
       </w:tblGrid>
       <w:tr>
         <w:tblPrEx>
-          <w:tblW w:w="7137" w:type="dxa"/>
-          <w:jc w:val="center"/>
           <w:tblBorders>
-            <w:top w:val="single" w:sz="2" w:space="0" w:color="000000"/>
-            <w:left w:val="single" w:sz="2" w:space="0" w:color="000000"/>
-            <w:bottom w:val="single" w:sz="2" w:space="0" w:color="000000"/>
-            <w:right w:val="single" w:sz="2" w:space="0" w:color="000000"/>
-            <w:insideH w:val="single" w:sz="2" w:space="0" w:color="000000"/>
-            <w:insideV w:val="single" w:sz="2" w:space="0" w:color="000000"/>
+            <w:top w:val="single" w:color="000000" w:sz="2" w:space="0"/>
+            <w:left w:val="single" w:color="000000" w:sz="2" w:space="0"/>
+            <w:bottom w:val="single" w:color="000000" w:sz="2" w:space="0"/>
+            <w:right w:val="single" w:color="000000" w:sz="2" w:space="0"/>
+            <w:insideH w:val="single" w:color="000000" w:sz="2" w:space="0"/>
+            <w:insideV w:val="single" w:color="000000" w:sz="2" w:space="0"/>
           </w:tblBorders>
-          <w:tblLayout w:type="fixed"/>
           <w:tblCellMar>
             <w:top w:w="0" w:type="dxa"/>
             <w:left w:w="0" w:type="dxa"/>
@@ -717,7 +724,7 @@
           </w:tblCellMar>
         </w:tblPrEx>
         <w:trPr>
-          <w:trHeight w:val="593"/>
+          <w:trHeight w:val="593" w:hRule="atLeast"/>
           <w:jc w:val="center"/>
         </w:trPr>
         <w:tc>
@@ -739,18 +746,18 @@
               <w:adjustRightInd w:val="0"/>
               <w:snapToGrid w:val="0"/>
               <w:spacing w:before="176" w:line="228" w:lineRule="auto"/>
-              <w:ind w:left="0" w:right="0" w:firstLine="0" w:leftChars="0" w:rightChars="0" w:firstLineChars="0"/>
+              <w:ind w:left="0" w:leftChars="0" w:right="0" w:rightChars="0" w:firstLine="0" w:firstLineChars="0"/>
               <w:jc w:val="center"/>
               <w:textAlignment w:val="baseline"/>
               <w:rPr>
-                <w:rFonts w:ascii="宋体" w:eastAsia="宋体" w:hAnsi="宋体" w:cs="宋体"/>
+                <w:rFonts w:ascii="宋体" w:hAnsi="宋体" w:eastAsia="宋体" w:cs="宋体"/>
                 <w:sz w:val="20"/>
                 <w:szCs w:val="20"/>
               </w:rPr>
             </w:pPr>
             <w:r>
               <w:rPr>
-                <w:rFonts w:ascii="宋体" w:eastAsia="宋体" w:hAnsi="宋体" w:cs="宋体"/>
+                <w:rFonts w:ascii="宋体" w:hAnsi="宋体" w:eastAsia="宋体" w:cs="宋体"/>
                 <w:spacing w:val="-14"/>
                 <w:sz w:val="20"/>
                 <w:szCs w:val="20"/>
@@ -778,18 +785,18 @@
               <w:adjustRightInd w:val="0"/>
               <w:snapToGrid w:val="0"/>
               <w:spacing w:before="175" w:line="227" w:lineRule="auto"/>
-              <w:ind w:left="0" w:right="0" w:firstLine="0" w:leftChars="0" w:rightChars="0" w:firstLineChars="0"/>
+              <w:ind w:left="0" w:leftChars="0" w:right="0" w:rightChars="0" w:firstLine="0" w:firstLineChars="0"/>
               <w:jc w:val="center"/>
               <w:textAlignment w:val="baseline"/>
               <w:rPr>
-                <w:rFonts w:ascii="宋体" w:eastAsia="宋体" w:hAnsi="宋体" w:cs="宋体"/>
+                <w:rFonts w:ascii="宋体" w:hAnsi="宋体" w:eastAsia="宋体" w:cs="宋体"/>
                 <w:sz w:val="20"/>
                 <w:szCs w:val="20"/>
               </w:rPr>
             </w:pPr>
             <w:r>
               <w:rPr>
-                <w:rFonts w:ascii="宋体" w:eastAsia="宋体" w:hAnsi="宋体" w:cs="宋体"/>
+                <w:rFonts w:ascii="宋体" w:hAnsi="宋体" w:eastAsia="宋体" w:cs="宋体"/>
                 <w:spacing w:val="4"/>
                 <w:sz w:val="20"/>
                 <w:szCs w:val="20"/>
@@ -817,18 +824,18 @@
               <w:adjustRightInd w:val="0"/>
               <w:snapToGrid w:val="0"/>
               <w:spacing w:before="175" w:line="228" w:lineRule="auto"/>
-              <w:ind w:left="0" w:right="0" w:firstLine="0" w:leftChars="0" w:rightChars="0" w:firstLineChars="0"/>
+              <w:ind w:left="0" w:leftChars="0" w:right="0" w:rightChars="0" w:firstLine="0" w:firstLineChars="0"/>
               <w:jc w:val="center"/>
               <w:textAlignment w:val="baseline"/>
               <w:rPr>
-                <w:rFonts w:ascii="宋体" w:eastAsia="宋体" w:hAnsi="宋体" w:cs="宋体"/>
+                <w:rFonts w:ascii="宋体" w:hAnsi="宋体" w:eastAsia="宋体" w:cs="宋体"/>
                 <w:sz w:val="20"/>
                 <w:szCs w:val="20"/>
               </w:rPr>
             </w:pPr>
             <w:r>
               <w:rPr>
-                <w:rFonts w:ascii="宋体" w:eastAsia="宋体" w:hAnsi="宋体" w:cs="宋体"/>
+                <w:rFonts w:ascii="宋体" w:hAnsi="宋体" w:eastAsia="宋体" w:cs="宋体"/>
                 <w:spacing w:val="7"/>
                 <w:sz w:val="20"/>
                 <w:szCs w:val="20"/>
@@ -856,18 +863,18 @@
               <w:adjustRightInd w:val="0"/>
               <w:snapToGrid w:val="0"/>
               <w:spacing w:before="176" w:line="229" w:lineRule="auto"/>
-              <w:ind w:left="0" w:right="0" w:firstLine="0" w:leftChars="0" w:rightChars="0" w:firstLineChars="0"/>
+              <w:ind w:left="0" w:leftChars="0" w:right="0" w:rightChars="0" w:firstLine="0" w:firstLineChars="0"/>
               <w:jc w:val="center"/>
               <w:textAlignment w:val="baseline"/>
               <w:rPr>
-                <w:rFonts w:ascii="宋体" w:eastAsia="宋体" w:hAnsi="宋体" w:cs="宋体"/>
+                <w:rFonts w:ascii="宋体" w:hAnsi="宋体" w:eastAsia="宋体" w:cs="宋体"/>
                 <w:sz w:val="20"/>
                 <w:szCs w:val="20"/>
               </w:rPr>
             </w:pPr>
             <w:r>
               <w:rPr>
-                <w:rFonts w:ascii="宋体" w:eastAsia="宋体" w:hAnsi="宋体" w:cs="宋体"/>
+                <w:rFonts w:ascii="宋体" w:hAnsi="宋体" w:eastAsia="宋体" w:cs="宋体"/>
                 <w:spacing w:val="7"/>
                 <w:sz w:val="20"/>
                 <w:szCs w:val="20"/>
@@ -879,9 +886,14 @@
       </w:tr>
       <w:tr>
         <w:tblPrEx>
-          <w:tblW w:w="7137" w:type="dxa"/>
-          <w:jc w:val="center"/>
-          <w:tblLayout w:type="fixed"/>
+          <w:tblBorders>
+            <w:top w:val="single" w:color="000000" w:sz="2" w:space="0"/>
+            <w:left w:val="single" w:color="000000" w:sz="2" w:space="0"/>
+            <w:bottom w:val="single" w:color="000000" w:sz="2" w:space="0"/>
+            <w:right w:val="single" w:color="000000" w:sz="2" w:space="0"/>
+            <w:insideH w:val="single" w:color="000000" w:sz="2" w:space="0"/>
+            <w:insideV w:val="single" w:color="000000" w:sz="2" w:space="0"/>
+          </w:tblBorders>
           <w:tblCellMar>
             <w:top w:w="0" w:type="dxa"/>
             <w:left w:w="0" w:type="dxa"/>
@@ -890,7 +902,7 @@
           </w:tblCellMar>
         </w:tblPrEx>
         <w:trPr>
-          <w:trHeight w:val="516"/>
+          <w:trHeight w:val="516" w:hRule="atLeast"/>
           <w:jc w:val="center"/>
         </w:trPr>
         <w:tc>
@@ -912,11 +924,11 @@
               <w:adjustRightInd w:val="0"/>
               <w:snapToGrid w:val="0"/>
               <w:spacing w:before="173" w:line="267" w:lineRule="exact"/>
-              <w:ind w:left="0" w:right="0" w:firstLine="0" w:leftChars="0" w:rightChars="0" w:firstLineChars="0"/>
+              <w:ind w:left="0" w:leftChars="0" w:right="0" w:rightChars="0" w:firstLine="0" w:firstLineChars="0"/>
               <w:jc w:val="center"/>
               <w:textAlignment w:val="baseline"/>
               <w:rPr>
-                <w:rFonts w:ascii="宋体" w:eastAsia="宋体" w:hAnsi="宋体" w:cs="宋体" w:hint="default"/>
+                <w:rFonts w:hint="default" w:ascii="宋体" w:hAnsi="宋体" w:eastAsia="宋体" w:cs="宋体"/>
                 <w:sz w:val="20"/>
                 <w:szCs w:val="20"/>
                 <w:lang w:val="en-US" w:eastAsia="zh-CN"/>
@@ -924,7 +936,7 @@
             </w:pPr>
             <w:r>
               <w:rPr>
-                <w:rFonts w:ascii="宋体" w:eastAsia="宋体" w:hAnsi="宋体" w:cs="宋体"/>
+                <w:rFonts w:ascii="宋体" w:hAnsi="宋体" w:eastAsia="宋体" w:cs="宋体"/>
                 <w:spacing w:val="3"/>
                 <w:position w:val="1"/>
                 <w:sz w:val="20"/>
@@ -934,7 +946,7 @@
             </w:r>
             <w:r>
               <w:rPr>
-                <w:rFonts w:ascii="宋体" w:hAnsi="宋体" w:cs="宋体" w:hint="eastAsia"/>
+                <w:rFonts w:hint="eastAsia" w:ascii="宋体" w:hAnsi="宋体" w:cs="宋体"/>
                 <w:spacing w:val="3"/>
                 <w:position w:val="1"/>
                 <w:sz w:val="20"/>
@@ -945,7 +957,7 @@
             </w:r>
             <w:r>
               <w:rPr>
-                <w:rFonts w:ascii="宋体" w:eastAsia="宋体" w:hAnsi="宋体" w:cs="宋体"/>
+                <w:rFonts w:ascii="宋体" w:hAnsi="宋体" w:eastAsia="宋体" w:cs="宋体"/>
                 <w:spacing w:val="3"/>
                 <w:position w:val="1"/>
                 <w:sz w:val="20"/>
@@ -955,7 +967,7 @@
             </w:r>
             <w:r>
               <w:rPr>
-                <w:rFonts w:ascii="宋体" w:hAnsi="宋体" w:cs="宋体" w:hint="eastAsia"/>
+                <w:rFonts w:hint="eastAsia" w:ascii="宋体" w:hAnsi="宋体" w:cs="宋体"/>
                 <w:spacing w:val="3"/>
                 <w:position w:val="1"/>
                 <w:sz w:val="20"/>
@@ -985,18 +997,18 @@
               <w:adjustRightInd w:val="0"/>
               <w:snapToGrid w:val="0"/>
               <w:spacing w:before="173" w:line="267" w:lineRule="exact"/>
-              <w:ind w:left="0" w:right="0" w:firstLine="0" w:leftChars="0" w:rightChars="0" w:firstLineChars="0"/>
+              <w:ind w:left="0" w:leftChars="0" w:right="0" w:rightChars="0" w:firstLine="0" w:firstLineChars="0"/>
               <w:jc w:val="center"/>
               <w:textAlignment w:val="baseline"/>
               <w:rPr>
-                <w:rFonts w:ascii="宋体" w:eastAsia="宋体" w:hAnsi="宋体" w:cs="宋体"/>
+                <w:rFonts w:ascii="宋体" w:hAnsi="宋体" w:eastAsia="宋体" w:cs="宋体"/>
                 <w:sz w:val="20"/>
                 <w:szCs w:val="20"/>
               </w:rPr>
             </w:pPr>
             <w:r>
               <w:rPr>
-                <w:rFonts w:ascii="宋体" w:eastAsia="宋体" w:hAnsi="宋体" w:cs="宋体"/>
+                <w:rFonts w:ascii="宋体" w:hAnsi="宋体" w:eastAsia="宋体" w:cs="宋体"/>
                 <w:spacing w:val="4"/>
                 <w:position w:val="1"/>
                 <w:sz w:val="20"/>
@@ -1025,18 +1037,18 @@
               <w:adjustRightInd w:val="0"/>
               <w:snapToGrid w:val="0"/>
               <w:spacing w:before="172" w:line="228" w:lineRule="auto"/>
-              <w:ind w:left="0" w:right="0" w:firstLine="0" w:leftChars="0" w:rightChars="0" w:firstLineChars="0"/>
+              <w:ind w:left="0" w:leftChars="0" w:right="0" w:rightChars="0" w:firstLine="0" w:firstLineChars="0"/>
               <w:jc w:val="center"/>
               <w:textAlignment w:val="baseline"/>
               <w:rPr>
-                <w:rFonts w:ascii="宋体" w:eastAsia="宋体" w:hAnsi="宋体" w:cs="宋体"/>
+                <w:rFonts w:ascii="宋体" w:hAnsi="宋体" w:eastAsia="宋体" w:cs="宋体"/>
                 <w:sz w:val="20"/>
                 <w:szCs w:val="20"/>
               </w:rPr>
             </w:pPr>
             <w:r>
               <w:rPr>
-                <w:rFonts w:ascii="宋体" w:eastAsia="宋体" w:hAnsi="宋体" w:cs="宋体"/>
+                <w:rFonts w:ascii="宋体" w:hAnsi="宋体" w:eastAsia="宋体" w:cs="宋体"/>
                 <w:spacing w:val="7"/>
                 <w:sz w:val="20"/>
                 <w:szCs w:val="20"/>
@@ -1064,11 +1076,11 @@
               <w:adjustRightInd w:val="0"/>
               <w:snapToGrid w:val="0"/>
               <w:spacing w:before="173" w:line="229" w:lineRule="auto"/>
-              <w:ind w:left="0" w:right="0" w:firstLine="0" w:leftChars="0" w:rightChars="0" w:firstLineChars="0"/>
+              <w:ind w:left="0" w:leftChars="0" w:right="0" w:rightChars="0" w:firstLine="0" w:firstLineChars="0"/>
               <w:jc w:val="center"/>
               <w:textAlignment w:val="baseline"/>
               <w:rPr>
-                <w:rFonts w:ascii="宋体" w:eastAsia="宋体" w:hAnsi="宋体" w:cs="宋体"/>
+                <w:rFonts w:ascii="宋体" w:hAnsi="宋体" w:eastAsia="宋体" w:cs="宋体"/>
                 <w:sz w:val="20"/>
                 <w:szCs w:val="20"/>
               </w:rPr>
@@ -1085,9 +1097,14 @@
       </w:tr>
       <w:tr>
         <w:tblPrEx>
-          <w:tblW w:w="7137" w:type="dxa"/>
-          <w:jc w:val="center"/>
-          <w:tblLayout w:type="fixed"/>
+          <w:tblBorders>
+            <w:top w:val="single" w:color="000000" w:sz="2" w:space="0"/>
+            <w:left w:val="single" w:color="000000" w:sz="2" w:space="0"/>
+            <w:bottom w:val="single" w:color="000000" w:sz="2" w:space="0"/>
+            <w:right w:val="single" w:color="000000" w:sz="2" w:space="0"/>
+            <w:insideH w:val="single" w:color="000000" w:sz="2" w:space="0"/>
+            <w:insideV w:val="single" w:color="000000" w:sz="2" w:space="0"/>
+          </w:tblBorders>
           <w:tblCellMar>
             <w:top w:w="0" w:type="dxa"/>
             <w:left w:w="0" w:type="dxa"/>
@@ -1096,7 +1113,7 @@
           </w:tblCellMar>
         </w:tblPrEx>
         <w:trPr>
-          <w:trHeight w:val="556"/>
+          <w:trHeight w:val="556" w:hRule="atLeast"/>
           <w:jc w:val="center"/>
         </w:trPr>
         <w:tc>
@@ -1105,7 +1122,7 @@
           </w:tcPr>
           <w:p>
             <w:pPr>
-              <w:pStyle w:val="TableText"/>
+              <w:pStyle w:val="27"/>
               <w:keepNext w:val="0"/>
               <w:keepLines w:val="0"/>
               <w:pageBreakBefore w:val="0"/>
@@ -1118,7 +1135,7 @@
               <w:bidi w:val="0"/>
               <w:adjustRightInd w:val="0"/>
               <w:snapToGrid w:val="0"/>
-              <w:ind w:left="0" w:right="0" w:firstLine="0" w:leftChars="0" w:rightChars="0" w:firstLineChars="0"/>
+              <w:ind w:left="0" w:leftChars="0" w:right="0" w:rightChars="0" w:firstLine="0" w:firstLineChars="0"/>
               <w:jc w:val="center"/>
               <w:textAlignment w:val="baseline"/>
             </w:pPr>
@@ -1130,7 +1147,7 @@
           </w:tcPr>
           <w:p>
             <w:pPr>
-              <w:pStyle w:val="TableText"/>
+              <w:pStyle w:val="27"/>
               <w:keepNext w:val="0"/>
               <w:keepLines w:val="0"/>
               <w:pageBreakBefore w:val="0"/>
@@ -1143,7 +1160,7 @@
               <w:bidi w:val="0"/>
               <w:adjustRightInd w:val="0"/>
               <w:snapToGrid w:val="0"/>
-              <w:ind w:left="0" w:right="0" w:firstLine="0" w:leftChars="0" w:rightChars="0" w:firstLineChars="0"/>
+              <w:ind w:left="0" w:leftChars="0" w:right="0" w:rightChars="0" w:firstLine="0" w:firstLineChars="0"/>
               <w:jc w:val="center"/>
               <w:textAlignment w:val="baseline"/>
             </w:pPr>
@@ -1155,7 +1172,7 @@
           </w:tcPr>
           <w:p>
             <w:pPr>
-              <w:pStyle w:val="TableText"/>
+              <w:pStyle w:val="27"/>
               <w:keepNext w:val="0"/>
               <w:keepLines w:val="0"/>
               <w:pageBreakBefore w:val="0"/>
@@ -1168,7 +1185,7 @@
               <w:bidi w:val="0"/>
               <w:adjustRightInd w:val="0"/>
               <w:snapToGrid w:val="0"/>
-              <w:ind w:left="0" w:right="0" w:firstLine="0" w:leftChars="0" w:rightChars="0" w:firstLineChars="0"/>
+              <w:ind w:left="0" w:leftChars="0" w:right="0" w:rightChars="0" w:firstLine="0" w:firstLineChars="0"/>
               <w:jc w:val="center"/>
               <w:textAlignment w:val="baseline"/>
             </w:pPr>
@@ -1180,7 +1197,7 @@
           </w:tcPr>
           <w:p>
             <w:pPr>
-              <w:pStyle w:val="TableText"/>
+              <w:pStyle w:val="27"/>
               <w:keepNext w:val="0"/>
               <w:keepLines w:val="0"/>
               <w:pageBreakBefore w:val="0"/>
@@ -1193,7 +1210,7 @@
               <w:bidi w:val="0"/>
               <w:adjustRightInd w:val="0"/>
               <w:snapToGrid w:val="0"/>
-              <w:ind w:left="0" w:right="0" w:firstLine="0" w:leftChars="0" w:rightChars="0" w:firstLineChars="0"/>
+              <w:ind w:left="0" w:leftChars="0" w:right="0" w:rightChars="0" w:firstLine="0" w:firstLineChars="0"/>
               <w:jc w:val="center"/>
               <w:textAlignment w:val="baseline"/>
             </w:pPr>
@@ -1202,9 +1219,14 @@
       </w:tr>
       <w:tr>
         <w:tblPrEx>
-          <w:tblW w:w="7137" w:type="dxa"/>
-          <w:jc w:val="center"/>
-          <w:tblLayout w:type="fixed"/>
+          <w:tblBorders>
+            <w:top w:val="single" w:color="000000" w:sz="2" w:space="0"/>
+            <w:left w:val="single" w:color="000000" w:sz="2" w:space="0"/>
+            <w:bottom w:val="single" w:color="000000" w:sz="2" w:space="0"/>
+            <w:right w:val="single" w:color="000000" w:sz="2" w:space="0"/>
+            <w:insideH w:val="single" w:color="000000" w:sz="2" w:space="0"/>
+            <w:insideV w:val="single" w:color="000000" w:sz="2" w:space="0"/>
+          </w:tblBorders>
           <w:tblCellMar>
             <w:top w:w="0" w:type="dxa"/>
             <w:left w:w="0" w:type="dxa"/>
@@ -1213,7 +1235,7 @@
           </w:tblCellMar>
         </w:tblPrEx>
         <w:trPr>
-          <w:trHeight w:val="556"/>
+          <w:trHeight w:val="556" w:hRule="atLeast"/>
           <w:jc w:val="center"/>
         </w:trPr>
         <w:tc>
@@ -1222,7 +1244,7 @@
           </w:tcPr>
           <w:p>
             <w:pPr>
-              <w:pStyle w:val="TableText"/>
+              <w:pStyle w:val="27"/>
               <w:keepNext w:val="0"/>
               <w:keepLines w:val="0"/>
               <w:pageBreakBefore w:val="0"/>
@@ -1235,7 +1257,7 @@
               <w:bidi w:val="0"/>
               <w:adjustRightInd w:val="0"/>
               <w:snapToGrid w:val="0"/>
-              <w:ind w:left="0" w:right="0" w:firstLine="0" w:leftChars="0" w:rightChars="0" w:firstLineChars="0"/>
+              <w:ind w:left="0" w:leftChars="0" w:right="0" w:rightChars="0" w:firstLine="0" w:firstLineChars="0"/>
               <w:jc w:val="center"/>
               <w:textAlignment w:val="baseline"/>
             </w:pPr>
@@ -1247,7 +1269,7 @@
           </w:tcPr>
           <w:p>
             <w:pPr>
-              <w:pStyle w:val="TableText"/>
+              <w:pStyle w:val="27"/>
               <w:keepNext w:val="0"/>
               <w:keepLines w:val="0"/>
               <w:pageBreakBefore w:val="0"/>
@@ -1260,7 +1282,7 @@
               <w:bidi w:val="0"/>
               <w:adjustRightInd w:val="0"/>
               <w:snapToGrid w:val="0"/>
-              <w:ind w:left="0" w:right="0" w:firstLine="0" w:leftChars="0" w:rightChars="0" w:firstLineChars="0"/>
+              <w:ind w:left="0" w:leftChars="0" w:right="0" w:rightChars="0" w:firstLine="0" w:firstLineChars="0"/>
               <w:jc w:val="center"/>
               <w:textAlignment w:val="baseline"/>
             </w:pPr>
@@ -1272,7 +1294,7 @@
           </w:tcPr>
           <w:p>
             <w:pPr>
-              <w:pStyle w:val="TableText"/>
+              <w:pStyle w:val="27"/>
               <w:keepNext w:val="0"/>
               <w:keepLines w:val="0"/>
               <w:pageBreakBefore w:val="0"/>
@@ -1285,7 +1307,7 @@
               <w:bidi w:val="0"/>
               <w:adjustRightInd w:val="0"/>
               <w:snapToGrid w:val="0"/>
-              <w:ind w:left="0" w:right="0" w:firstLine="0" w:leftChars="0" w:rightChars="0" w:firstLineChars="0"/>
+              <w:ind w:left="0" w:leftChars="0" w:right="0" w:rightChars="0" w:firstLine="0" w:firstLineChars="0"/>
               <w:jc w:val="center"/>
               <w:textAlignment w:val="baseline"/>
             </w:pPr>
@@ -1297,7 +1319,7 @@
           </w:tcPr>
           <w:p>
             <w:pPr>
-              <w:pStyle w:val="TableText"/>
+              <w:pStyle w:val="27"/>
               <w:keepNext w:val="0"/>
               <w:keepLines w:val="0"/>
               <w:pageBreakBefore w:val="0"/>
@@ -1310,7 +1332,7 @@
               <w:bidi w:val="0"/>
               <w:adjustRightInd w:val="0"/>
               <w:snapToGrid w:val="0"/>
-              <w:ind w:left="0" w:right="0" w:firstLine="0" w:leftChars="0" w:rightChars="0" w:firstLineChars="0"/>
+              <w:ind w:left="0" w:leftChars="0" w:right="0" w:rightChars="0" w:firstLine="0" w:firstLineChars="0"/>
               <w:jc w:val="center"/>
               <w:textAlignment w:val="baseline"/>
             </w:pPr>
@@ -1319,9 +1341,14 @@
       </w:tr>
       <w:tr>
         <w:tblPrEx>
-          <w:tblW w:w="7137" w:type="dxa"/>
-          <w:jc w:val="center"/>
-          <w:tblLayout w:type="fixed"/>
+          <w:tblBorders>
+            <w:top w:val="single" w:color="000000" w:sz="2" w:space="0"/>
+            <w:left w:val="single" w:color="000000" w:sz="2" w:space="0"/>
+            <w:bottom w:val="single" w:color="000000" w:sz="2" w:space="0"/>
+            <w:right w:val="single" w:color="000000" w:sz="2" w:space="0"/>
+            <w:insideH w:val="single" w:color="000000" w:sz="2" w:space="0"/>
+            <w:insideV w:val="single" w:color="000000" w:sz="2" w:space="0"/>
+          </w:tblBorders>
           <w:tblCellMar>
             <w:top w:w="0" w:type="dxa"/>
             <w:left w:w="0" w:type="dxa"/>
@@ -1330,7 +1357,7 @@
           </w:tblCellMar>
         </w:tblPrEx>
         <w:trPr>
-          <w:trHeight w:val="557"/>
+          <w:trHeight w:val="557" w:hRule="atLeast"/>
           <w:jc w:val="center"/>
         </w:trPr>
         <w:tc>
@@ -1339,7 +1366,7 @@
           </w:tcPr>
           <w:p>
             <w:pPr>
-              <w:pStyle w:val="TableText"/>
+              <w:pStyle w:val="27"/>
               <w:keepNext w:val="0"/>
               <w:keepLines w:val="0"/>
               <w:pageBreakBefore w:val="0"/>
@@ -1352,7 +1379,7 @@
               <w:bidi w:val="0"/>
               <w:adjustRightInd w:val="0"/>
               <w:snapToGrid w:val="0"/>
-              <w:ind w:left="0" w:right="0" w:firstLine="0" w:leftChars="0" w:rightChars="0" w:firstLineChars="0"/>
+              <w:ind w:left="0" w:leftChars="0" w:right="0" w:rightChars="0" w:firstLine="0" w:firstLineChars="0"/>
               <w:jc w:val="center"/>
               <w:textAlignment w:val="baseline"/>
             </w:pPr>
@@ -1364,7 +1391,7 @@
           </w:tcPr>
           <w:p>
             <w:pPr>
-              <w:pStyle w:val="TableText"/>
+              <w:pStyle w:val="27"/>
               <w:keepNext w:val="0"/>
               <w:keepLines w:val="0"/>
               <w:pageBreakBefore w:val="0"/>
@@ -1377,7 +1404,7 @@
               <w:bidi w:val="0"/>
               <w:adjustRightInd w:val="0"/>
               <w:snapToGrid w:val="0"/>
-              <w:ind w:left="0" w:right="0" w:firstLine="0" w:leftChars="0" w:rightChars="0" w:firstLineChars="0"/>
+              <w:ind w:left="0" w:leftChars="0" w:right="0" w:rightChars="0" w:firstLine="0" w:firstLineChars="0"/>
               <w:jc w:val="center"/>
               <w:textAlignment w:val="baseline"/>
             </w:pPr>
@@ -1389,7 +1416,7 @@
           </w:tcPr>
           <w:p>
             <w:pPr>
-              <w:pStyle w:val="TableText"/>
+              <w:pStyle w:val="27"/>
               <w:keepNext w:val="0"/>
               <w:keepLines w:val="0"/>
               <w:pageBreakBefore w:val="0"/>
@@ -1402,7 +1429,7 @@
               <w:bidi w:val="0"/>
               <w:adjustRightInd w:val="0"/>
               <w:snapToGrid w:val="0"/>
-              <w:ind w:left="0" w:right="0" w:firstLine="0" w:leftChars="0" w:rightChars="0" w:firstLineChars="0"/>
+              <w:ind w:left="0" w:leftChars="0" w:right="0" w:rightChars="0" w:firstLine="0" w:firstLineChars="0"/>
               <w:jc w:val="center"/>
               <w:textAlignment w:val="baseline"/>
             </w:pPr>
@@ -1414,7 +1441,7 @@
           </w:tcPr>
           <w:p>
             <w:pPr>
-              <w:pStyle w:val="TableText"/>
+              <w:pStyle w:val="27"/>
               <w:keepNext w:val="0"/>
               <w:keepLines w:val="0"/>
               <w:pageBreakBefore w:val="0"/>
@@ -1427,7 +1454,7 @@
               <w:bidi w:val="0"/>
               <w:adjustRightInd w:val="0"/>
               <w:snapToGrid w:val="0"/>
-              <w:ind w:left="0" w:right="0" w:firstLine="0" w:leftChars="0" w:rightChars="0" w:firstLineChars="0"/>
+              <w:ind w:left="0" w:leftChars="0" w:right="0" w:rightChars="0" w:firstLine="0" w:firstLineChars="0"/>
               <w:jc w:val="center"/>
               <w:textAlignment w:val="baseline"/>
             </w:pPr>
@@ -1458,7 +1485,7 @@
     <w:sdt>
       <w:sdtPr>
         <w:rPr>
-          <w:rFonts w:ascii="宋体" w:eastAsia="宋体" w:hAnsi="宋体" w:cs="Arial"/>
+          <w:rFonts w:ascii="宋体" w:hAnsi="宋体" w:eastAsia="宋体" w:cs="Arial"/>
           <w:snapToGrid w:val="0"/>
           <w:color w:val="000000"/>
           <w:kern w:val="0"/>
@@ -1474,7 +1501,7 @@
       </w:sdtPr>
       <w:sdtEndPr>
         <w:rPr>
-          <w:rFonts w:ascii="宋体" w:eastAsia="宋体" w:hAnsi="宋体" w:cs="宋体" w:hint="eastAsia"/>
+          <w:rFonts w:hint="eastAsia" w:ascii="宋体" w:hAnsi="宋体" w:eastAsia="宋体" w:cs="宋体"/>
           <w:snapToGrid w:val="0"/>
           <w:color w:val="000000"/>
           <w:kern w:val="0"/>
@@ -1499,18 +1526,18 @@
             <w:adjustRightInd w:val="0"/>
             <w:snapToGrid w:val="0"/>
             <w:spacing w:before="0" w:beforeLines="0" w:after="0" w:afterLines="0" w:line="240" w:lineRule="auto"/>
-            <w:ind w:left="0" w:right="0" w:firstLine="0" w:leftChars="0" w:rightChars="0" w:firstLineChars="0"/>
+            <w:ind w:left="0" w:leftChars="0" w:right="0" w:rightChars="0" w:firstLine="0" w:firstLineChars="0"/>
             <w:jc w:val="center"/>
             <w:textAlignment w:val="baseline"/>
             <w:rPr>
-              <w:rFonts w:ascii="宋体" w:eastAsia="宋体" w:hAnsi="宋体" w:cs="宋体" w:hint="eastAsia"/>
+              <w:rFonts w:hint="eastAsia" w:ascii="宋体" w:hAnsi="宋体" w:eastAsia="宋体" w:cs="宋体"/>
               <w:sz w:val="24"/>
               <w:szCs w:val="24"/>
             </w:rPr>
           </w:pPr>
           <w:r>
             <w:rPr>
-              <w:rFonts w:ascii="宋体" w:eastAsia="宋体" w:hAnsi="宋体" w:cs="宋体" w:hint="eastAsia"/>
+              <w:rFonts w:hint="eastAsia" w:ascii="宋体" w:hAnsi="宋体" w:eastAsia="宋体" w:cs="宋体"/>
               <w:sz w:val="24"/>
               <w:szCs w:val="24"/>
             </w:rPr>
@@ -1519,14 +1546,14 @@
         </w:p>
         <w:p>
           <w:pPr>
-            <w:pStyle w:val="TOC1"/>
+            <w:pStyle w:val="16"/>
             <w:tabs>
               <w:tab w:val="right" w:leader="dot" w:pos="8306"/>
             </w:tabs>
           </w:pPr>
           <w:r>
             <w:rPr>
-              <w:rFonts w:ascii="宋体" w:eastAsia="宋体" w:hAnsi="宋体" w:cs="宋体" w:hint="eastAsia"/>
+              <w:rFonts w:hint="eastAsia" w:ascii="宋体" w:hAnsi="宋体" w:eastAsia="宋体" w:cs="宋体"/>
               <w:sz w:val="24"/>
               <w:szCs w:val="24"/>
             </w:rPr>
@@ -1534,7 +1561,7 @@
           </w:r>
           <w:r>
             <w:rPr>
-              <w:rFonts w:ascii="宋体" w:eastAsia="宋体" w:hAnsi="宋体" w:cs="宋体" w:hint="eastAsia"/>
+              <w:rFonts w:hint="eastAsia" w:ascii="宋体" w:hAnsi="宋体" w:eastAsia="宋体" w:cs="宋体"/>
               <w:sz w:val="24"/>
               <w:szCs w:val="24"/>
             </w:rPr>
@@ -1542,7 +1569,7 @@
           </w:r>
           <w:r>
             <w:rPr>
-              <w:rFonts w:ascii="宋体" w:eastAsia="宋体" w:hAnsi="宋体" w:cs="宋体" w:hint="eastAsia"/>
+              <w:rFonts w:hint="eastAsia" w:ascii="宋体" w:hAnsi="宋体" w:eastAsia="宋体" w:cs="宋体"/>
               <w:sz w:val="24"/>
               <w:szCs w:val="24"/>
             </w:rPr>
@@ -1550,21 +1577,21 @@
           </w:r>
           <w:r>
             <w:rPr>
-              <w:rFonts w:ascii="宋体" w:eastAsia="宋体" w:hAnsi="宋体" w:cs="宋体" w:hint="eastAsia"/>
+              <w:rFonts w:hint="eastAsia" w:ascii="宋体" w:hAnsi="宋体" w:eastAsia="宋体" w:cs="宋体"/>
               <w:szCs w:val="24"/>
             </w:rPr>
             <w:fldChar w:fldCharType="begin"/>
           </w:r>
           <w:r>
             <w:rPr>
-              <w:rFonts w:ascii="宋体" w:eastAsia="宋体" w:hAnsi="宋体" w:cs="宋体" w:hint="eastAsia"/>
-              <w:szCs w:val="24"/>
-            </w:rPr>
-            <w:instrText xml:space="preserve"> HYPERLINK \l _Toc2269 </w:instrText>
-          </w:r>
-          <w:r>
-            <w:rPr>
-              <w:rFonts w:ascii="宋体" w:eastAsia="宋体" w:hAnsi="宋体" w:cs="宋体" w:hint="eastAsia"/>
+              <w:rFonts w:hint="eastAsia" w:ascii="宋体" w:hAnsi="宋体" w:eastAsia="宋体" w:cs="宋体"/>
+              <w:szCs w:val="24"/>
+            </w:rPr>
+            <w:instrText xml:space="preserve"> HYPERLINK \l _Toc24244 </w:instrText>
+          </w:r>
+          <w:r>
+            <w:rPr>
+              <w:rFonts w:hint="eastAsia" w:ascii="宋体" w:hAnsi="宋体" w:eastAsia="宋体" w:cs="宋体"/>
               <w:szCs w:val="24"/>
             </w:rPr>
             <w:fldChar w:fldCharType="separate"/>
@@ -1583,7 +1610,7 @@
             <w:fldChar w:fldCharType="begin"/>
           </w:r>
           <w:r>
-            <w:instrText xml:space="preserve"> PAGEREF _Toc2269 \h </w:instrText>
+            <w:instrText xml:space="preserve"> PAGEREF _Toc24244 \h </w:instrText>
           </w:r>
           <w:r>
             <w:fldChar w:fldCharType="separate"/>
@@ -1596,7 +1623,7 @@
           </w:r>
           <w:r>
             <w:rPr>
-              <w:rFonts w:ascii="宋体" w:eastAsia="宋体" w:hAnsi="宋体" w:cs="宋体" w:hint="eastAsia"/>
+              <w:rFonts w:hint="eastAsia" w:ascii="宋体" w:hAnsi="宋体" w:eastAsia="宋体" w:cs="宋体"/>
               <w:szCs w:val="24"/>
             </w:rPr>
             <w:fldChar w:fldCharType="end"/>
@@ -1604,28 +1631,28 @@
         </w:p>
         <w:p>
           <w:pPr>
-            <w:pStyle w:val="TOC1"/>
+            <w:pStyle w:val="16"/>
             <w:tabs>
               <w:tab w:val="right" w:leader="dot" w:pos="8306"/>
             </w:tabs>
           </w:pPr>
           <w:r>
             <w:rPr>
-              <w:rFonts w:ascii="宋体" w:eastAsia="宋体" w:hAnsi="宋体" w:cs="宋体" w:hint="eastAsia"/>
+              <w:rFonts w:hint="eastAsia" w:ascii="宋体" w:hAnsi="宋体" w:eastAsia="宋体" w:cs="宋体"/>
               <w:szCs w:val="24"/>
             </w:rPr>
             <w:fldChar w:fldCharType="begin"/>
           </w:r>
           <w:r>
             <w:rPr>
-              <w:rFonts w:ascii="宋体" w:eastAsia="宋体" w:hAnsi="宋体" w:cs="宋体" w:hint="eastAsia"/>
-              <w:szCs w:val="24"/>
-            </w:rPr>
-            <w:instrText xml:space="preserve"> HYPERLINK \l _Toc12603 </w:instrText>
-          </w:r>
-          <w:r>
-            <w:rPr>
-              <w:rFonts w:ascii="宋体" w:eastAsia="宋体" w:hAnsi="宋体" w:cs="宋体" w:hint="eastAsia"/>
+              <w:rFonts w:hint="eastAsia" w:ascii="宋体" w:hAnsi="宋体" w:eastAsia="宋体" w:cs="宋体"/>
+              <w:szCs w:val="24"/>
+            </w:rPr>
+            <w:instrText xml:space="preserve"> HYPERLINK \l _Toc11362 </w:instrText>
+          </w:r>
+          <w:r>
+            <w:rPr>
+              <w:rFonts w:hint="eastAsia" w:ascii="宋体" w:hAnsi="宋体" w:eastAsia="宋体" w:cs="宋体"/>
               <w:szCs w:val="24"/>
             </w:rPr>
             <w:fldChar w:fldCharType="separate"/>
@@ -1635,7 +1662,7 @@
               <w:rFonts w:hint="eastAsia"/>
               <w:lang w:val="en-US" w:eastAsia="zh-CN"/>
             </w:rPr>
-            <w:t>运维服务质量管理内审计划</w:t>
+            <w:t>2025年度运维服务质量管理内审计划</w:t>
           </w:r>
           <w:r>
             <w:tab/>
@@ -1644,7 +1671,7 @@
             <w:fldChar w:fldCharType="begin"/>
           </w:r>
           <w:r>
-            <w:instrText xml:space="preserve"> PAGEREF _Toc12603 \h </w:instrText>
+            <w:instrText xml:space="preserve"> PAGEREF _Toc11362 \h </w:instrText>
           </w:r>
           <w:r>
             <w:fldChar w:fldCharType="separate"/>
@@ -1657,7 +1684,7 @@
           </w:r>
           <w:r>
             <w:rPr>
-              <w:rFonts w:ascii="宋体" w:eastAsia="宋体" w:hAnsi="宋体" w:cs="宋体" w:hint="eastAsia"/>
+              <w:rFonts w:hint="eastAsia" w:ascii="宋体" w:hAnsi="宋体" w:eastAsia="宋体" w:cs="宋体"/>
               <w:szCs w:val="24"/>
             </w:rPr>
             <w:fldChar w:fldCharType="end"/>
@@ -1665,28 +1692,28 @@
         </w:p>
         <w:p>
           <w:pPr>
-            <w:pStyle w:val="TOC1"/>
+            <w:pStyle w:val="16"/>
             <w:tabs>
               <w:tab w:val="right" w:leader="dot" w:pos="8306"/>
             </w:tabs>
           </w:pPr>
           <w:r>
             <w:rPr>
-              <w:rFonts w:ascii="宋体" w:eastAsia="宋体" w:hAnsi="宋体" w:cs="宋体" w:hint="eastAsia"/>
+              <w:rFonts w:hint="eastAsia" w:ascii="宋体" w:hAnsi="宋体" w:eastAsia="宋体" w:cs="宋体"/>
               <w:szCs w:val="24"/>
             </w:rPr>
             <w:fldChar w:fldCharType="begin"/>
           </w:r>
           <w:r>
             <w:rPr>
-              <w:rFonts w:ascii="宋体" w:eastAsia="宋体" w:hAnsi="宋体" w:cs="宋体" w:hint="eastAsia"/>
-              <w:szCs w:val="24"/>
-            </w:rPr>
-            <w:instrText xml:space="preserve"> HYPERLINK \l _Toc25201 </w:instrText>
-          </w:r>
-          <w:r>
-            <w:rPr>
-              <w:rFonts w:ascii="宋体" w:eastAsia="宋体" w:hAnsi="宋体" w:cs="宋体" w:hint="eastAsia"/>
+              <w:rFonts w:hint="eastAsia" w:ascii="宋体" w:hAnsi="宋体" w:eastAsia="宋体" w:cs="宋体"/>
+              <w:szCs w:val="24"/>
+            </w:rPr>
+            <w:instrText xml:space="preserve"> HYPERLINK \l _Toc27074 </w:instrText>
+          </w:r>
+          <w:r>
+            <w:rPr>
+              <w:rFonts w:hint="eastAsia" w:ascii="宋体" w:hAnsi="宋体" w:eastAsia="宋体" w:cs="宋体"/>
               <w:szCs w:val="24"/>
             </w:rPr>
             <w:fldChar w:fldCharType="separate"/>
@@ -1711,7 +1738,7 @@
             <w:fldChar w:fldCharType="begin"/>
           </w:r>
           <w:r>
-            <w:instrText xml:space="preserve"> PAGEREF _Toc25201 \h </w:instrText>
+            <w:instrText xml:space="preserve"> PAGEREF _Toc27074 \h </w:instrText>
           </w:r>
           <w:r>
             <w:fldChar w:fldCharType="separate"/>
@@ -1724,7 +1751,7 @@
           </w:r>
           <w:r>
             <w:rPr>
-              <w:rFonts w:ascii="宋体" w:eastAsia="宋体" w:hAnsi="宋体" w:cs="宋体" w:hint="eastAsia"/>
+              <w:rFonts w:hint="eastAsia" w:ascii="宋体" w:hAnsi="宋体" w:eastAsia="宋体" w:cs="宋体"/>
               <w:szCs w:val="24"/>
             </w:rPr>
             <w:fldChar w:fldCharType="end"/>
@@ -1732,28 +1759,28 @@
         </w:p>
         <w:p>
           <w:pPr>
-            <w:pStyle w:val="TOC2"/>
+            <w:pStyle w:val="17"/>
             <w:tabs>
               <w:tab w:val="right" w:leader="dot" w:pos="8306"/>
             </w:tabs>
           </w:pPr>
           <w:r>
             <w:rPr>
-              <w:rFonts w:ascii="宋体" w:eastAsia="宋体" w:hAnsi="宋体" w:cs="宋体" w:hint="eastAsia"/>
+              <w:rFonts w:hint="eastAsia" w:ascii="宋体" w:hAnsi="宋体" w:eastAsia="宋体" w:cs="宋体"/>
               <w:szCs w:val="24"/>
             </w:rPr>
             <w:fldChar w:fldCharType="begin"/>
           </w:r>
           <w:r>
             <w:rPr>
-              <w:rFonts w:ascii="宋体" w:eastAsia="宋体" w:hAnsi="宋体" w:cs="宋体" w:hint="eastAsia"/>
-              <w:szCs w:val="24"/>
-            </w:rPr>
-            <w:instrText xml:space="preserve"> HYPERLINK \l _Toc4047 </w:instrText>
-          </w:r>
-          <w:r>
-            <w:rPr>
-              <w:rFonts w:ascii="宋体" w:eastAsia="宋体" w:hAnsi="宋体" w:cs="宋体" w:hint="eastAsia"/>
+              <w:rFonts w:hint="eastAsia" w:ascii="宋体" w:hAnsi="宋体" w:eastAsia="宋体" w:cs="宋体"/>
+              <w:szCs w:val="24"/>
+            </w:rPr>
+            <w:instrText xml:space="preserve"> HYPERLINK \l _Toc790 </w:instrText>
+          </w:r>
+          <w:r>
+            <w:rPr>
+              <w:rFonts w:hint="eastAsia" w:ascii="宋体" w:hAnsi="宋体" w:eastAsia="宋体" w:cs="宋体"/>
               <w:szCs w:val="24"/>
             </w:rPr>
             <w:fldChar w:fldCharType="separate"/>
@@ -1779,7 +1806,7 @@
             <w:fldChar w:fldCharType="begin"/>
           </w:r>
           <w:r>
-            <w:instrText xml:space="preserve"> PAGEREF _Toc4047 \h </w:instrText>
+            <w:instrText xml:space="preserve"> PAGEREF _Toc790 \h </w:instrText>
           </w:r>
           <w:r>
             <w:fldChar w:fldCharType="separate"/>
@@ -1792,7 +1819,7 @@
           </w:r>
           <w:r>
             <w:rPr>
-              <w:rFonts w:ascii="宋体" w:eastAsia="宋体" w:hAnsi="宋体" w:cs="宋体" w:hint="eastAsia"/>
+              <w:rFonts w:hint="eastAsia" w:ascii="宋体" w:hAnsi="宋体" w:eastAsia="宋体" w:cs="宋体"/>
               <w:szCs w:val="24"/>
             </w:rPr>
             <w:fldChar w:fldCharType="end"/>
@@ -1800,28 +1827,28 @@
         </w:p>
         <w:p>
           <w:pPr>
-            <w:pStyle w:val="TOC2"/>
+            <w:pStyle w:val="17"/>
             <w:tabs>
               <w:tab w:val="right" w:leader="dot" w:pos="8306"/>
             </w:tabs>
           </w:pPr>
           <w:r>
             <w:rPr>
-              <w:rFonts w:ascii="宋体" w:eastAsia="宋体" w:hAnsi="宋体" w:cs="宋体" w:hint="eastAsia"/>
+              <w:rFonts w:hint="eastAsia" w:ascii="宋体" w:hAnsi="宋体" w:eastAsia="宋体" w:cs="宋体"/>
               <w:szCs w:val="24"/>
             </w:rPr>
             <w:fldChar w:fldCharType="begin"/>
           </w:r>
           <w:r>
             <w:rPr>
-              <w:rFonts w:ascii="宋体" w:eastAsia="宋体" w:hAnsi="宋体" w:cs="宋体" w:hint="eastAsia"/>
-              <w:szCs w:val="24"/>
-            </w:rPr>
-            <w:instrText xml:space="preserve"> HYPERLINK \l _Toc17631 </w:instrText>
-          </w:r>
-          <w:r>
-            <w:rPr>
-              <w:rFonts w:ascii="宋体" w:eastAsia="宋体" w:hAnsi="宋体" w:cs="宋体" w:hint="eastAsia"/>
+              <w:rFonts w:hint="eastAsia" w:ascii="宋体" w:hAnsi="宋体" w:eastAsia="宋体" w:cs="宋体"/>
+              <w:szCs w:val="24"/>
+            </w:rPr>
+            <w:instrText xml:space="preserve"> HYPERLINK \l _Toc13487 </w:instrText>
+          </w:r>
+          <w:r>
+            <w:rPr>
+              <w:rFonts w:hint="eastAsia" w:ascii="宋体" w:hAnsi="宋体" w:eastAsia="宋体" w:cs="宋体"/>
               <w:szCs w:val="24"/>
             </w:rPr>
             <w:fldChar w:fldCharType="separate"/>
@@ -1847,7 +1874,7 @@
             <w:fldChar w:fldCharType="begin"/>
           </w:r>
           <w:r>
-            <w:instrText xml:space="preserve"> PAGEREF _Toc17631 \h </w:instrText>
+            <w:instrText xml:space="preserve"> PAGEREF _Toc13487 \h </w:instrText>
           </w:r>
           <w:r>
             <w:fldChar w:fldCharType="separate"/>
@@ -1860,7 +1887,7 @@
           </w:r>
           <w:r>
             <w:rPr>
-              <w:rFonts w:ascii="宋体" w:eastAsia="宋体" w:hAnsi="宋体" w:cs="宋体" w:hint="eastAsia"/>
+              <w:rFonts w:hint="eastAsia" w:ascii="宋体" w:hAnsi="宋体" w:eastAsia="宋体" w:cs="宋体"/>
               <w:szCs w:val="24"/>
             </w:rPr>
             <w:fldChar w:fldCharType="end"/>
@@ -1868,28 +1895,28 @@
         </w:p>
         <w:p>
           <w:pPr>
-            <w:pStyle w:val="TOC2"/>
+            <w:pStyle w:val="17"/>
             <w:tabs>
               <w:tab w:val="right" w:leader="dot" w:pos="8306"/>
             </w:tabs>
           </w:pPr>
           <w:r>
             <w:rPr>
-              <w:rFonts w:ascii="宋体" w:eastAsia="宋体" w:hAnsi="宋体" w:cs="宋体" w:hint="eastAsia"/>
+              <w:rFonts w:hint="eastAsia" w:ascii="宋体" w:hAnsi="宋体" w:eastAsia="宋体" w:cs="宋体"/>
               <w:szCs w:val="24"/>
             </w:rPr>
             <w:fldChar w:fldCharType="begin"/>
           </w:r>
           <w:r>
             <w:rPr>
-              <w:rFonts w:ascii="宋体" w:eastAsia="宋体" w:hAnsi="宋体" w:cs="宋体" w:hint="eastAsia"/>
-              <w:szCs w:val="24"/>
-            </w:rPr>
-            <w:instrText xml:space="preserve"> HYPERLINK \l _Toc11683 </w:instrText>
-          </w:r>
-          <w:r>
-            <w:rPr>
-              <w:rFonts w:ascii="宋体" w:eastAsia="宋体" w:hAnsi="宋体" w:cs="宋体" w:hint="eastAsia"/>
+              <w:rFonts w:hint="eastAsia" w:ascii="宋体" w:hAnsi="宋体" w:eastAsia="宋体" w:cs="宋体"/>
+              <w:szCs w:val="24"/>
+            </w:rPr>
+            <w:instrText xml:space="preserve"> HYPERLINK \l _Toc4438 </w:instrText>
+          </w:r>
+          <w:r>
+            <w:rPr>
+              <w:rFonts w:hint="eastAsia" w:ascii="宋体" w:hAnsi="宋体" w:eastAsia="宋体" w:cs="宋体"/>
               <w:szCs w:val="24"/>
             </w:rPr>
             <w:fldChar w:fldCharType="separate"/>
@@ -1915,7 +1942,7 @@
             <w:fldChar w:fldCharType="begin"/>
           </w:r>
           <w:r>
-            <w:instrText xml:space="preserve"> PAGEREF _Toc11683 \h </w:instrText>
+            <w:instrText xml:space="preserve"> PAGEREF _Toc4438 \h </w:instrText>
           </w:r>
           <w:r>
             <w:fldChar w:fldCharType="separate"/>
@@ -1928,7 +1955,7 @@
           </w:r>
           <w:r>
             <w:rPr>
-              <w:rFonts w:ascii="宋体" w:eastAsia="宋体" w:hAnsi="宋体" w:cs="宋体" w:hint="eastAsia"/>
+              <w:rFonts w:hint="eastAsia" w:ascii="宋体" w:hAnsi="宋体" w:eastAsia="宋体" w:cs="宋体"/>
               <w:szCs w:val="24"/>
             </w:rPr>
             <w:fldChar w:fldCharType="end"/>
@@ -1936,28 +1963,28 @@
         </w:p>
         <w:p>
           <w:pPr>
-            <w:pStyle w:val="TOC3"/>
+            <w:pStyle w:val="13"/>
             <w:tabs>
               <w:tab w:val="right" w:leader="dot" w:pos="8306"/>
             </w:tabs>
           </w:pPr>
           <w:r>
             <w:rPr>
-              <w:rFonts w:ascii="宋体" w:eastAsia="宋体" w:hAnsi="宋体" w:cs="宋体" w:hint="eastAsia"/>
+              <w:rFonts w:hint="eastAsia" w:ascii="宋体" w:hAnsi="宋体" w:eastAsia="宋体" w:cs="宋体"/>
               <w:szCs w:val="24"/>
             </w:rPr>
             <w:fldChar w:fldCharType="begin"/>
           </w:r>
           <w:r>
             <w:rPr>
-              <w:rFonts w:ascii="宋体" w:eastAsia="宋体" w:hAnsi="宋体" w:cs="宋体" w:hint="eastAsia"/>
-              <w:szCs w:val="24"/>
-            </w:rPr>
-            <w:instrText xml:space="preserve"> HYPERLINK \l _Toc23849 </w:instrText>
-          </w:r>
-          <w:r>
-            <w:rPr>
-              <w:rFonts w:ascii="宋体" w:eastAsia="宋体" w:hAnsi="宋体" w:cs="宋体" w:hint="eastAsia"/>
+              <w:rFonts w:hint="eastAsia" w:ascii="宋体" w:hAnsi="宋体" w:eastAsia="宋体" w:cs="宋体"/>
+              <w:szCs w:val="24"/>
+            </w:rPr>
+            <w:instrText xml:space="preserve"> HYPERLINK \l _Toc10366 </w:instrText>
+          </w:r>
+          <w:r>
+            <w:rPr>
+              <w:rFonts w:hint="eastAsia" w:ascii="宋体" w:hAnsi="宋体" w:eastAsia="宋体" w:cs="宋体"/>
               <w:szCs w:val="24"/>
             </w:rPr>
             <w:fldChar w:fldCharType="separate"/>
@@ -1967,7 +1994,7 @@
               <w:rFonts w:hint="default"/>
               <w:lang w:val="en-US" w:eastAsia="zh-CN"/>
             </w:rPr>
-            <w:t>1.3.1. 数据部</w:t>
+            <w:t>1.3.1. 质量部</w:t>
           </w:r>
           <w:r>
             <w:tab/>
@@ -1976,7 +2003,7 @@
             <w:fldChar w:fldCharType="begin"/>
           </w:r>
           <w:r>
-            <w:instrText xml:space="preserve"> PAGEREF _Toc23849 \h </w:instrText>
+            <w:instrText xml:space="preserve"> PAGEREF _Toc10366 \h </w:instrText>
           </w:r>
           <w:r>
             <w:fldChar w:fldCharType="separate"/>
@@ -1989,7 +2016,7 @@
           </w:r>
           <w:r>
             <w:rPr>
-              <w:rFonts w:ascii="宋体" w:eastAsia="宋体" w:hAnsi="宋体" w:cs="宋体" w:hint="eastAsia"/>
+              <w:rFonts w:hint="eastAsia" w:ascii="宋体" w:hAnsi="宋体" w:eastAsia="宋体" w:cs="宋体"/>
               <w:szCs w:val="24"/>
             </w:rPr>
             <w:fldChar w:fldCharType="end"/>
@@ -1997,28 +2024,28 @@
         </w:p>
         <w:p>
           <w:pPr>
-            <w:pStyle w:val="TOC3"/>
+            <w:pStyle w:val="13"/>
             <w:tabs>
               <w:tab w:val="right" w:leader="dot" w:pos="8306"/>
             </w:tabs>
           </w:pPr>
           <w:r>
             <w:rPr>
-              <w:rFonts w:ascii="宋体" w:eastAsia="宋体" w:hAnsi="宋体" w:cs="宋体" w:hint="eastAsia"/>
+              <w:rFonts w:hint="eastAsia" w:ascii="宋体" w:hAnsi="宋体" w:eastAsia="宋体" w:cs="宋体"/>
               <w:szCs w:val="24"/>
             </w:rPr>
             <w:fldChar w:fldCharType="begin"/>
           </w:r>
           <w:r>
             <w:rPr>
-              <w:rFonts w:ascii="宋体" w:eastAsia="宋体" w:hAnsi="宋体" w:cs="宋体" w:hint="eastAsia"/>
-              <w:szCs w:val="24"/>
-            </w:rPr>
-            <w:instrText xml:space="preserve"> HYPERLINK \l _Toc19473 </w:instrText>
-          </w:r>
-          <w:r>
-            <w:rPr>
-              <w:rFonts w:ascii="宋体" w:eastAsia="宋体" w:hAnsi="宋体" w:cs="宋体" w:hint="eastAsia"/>
+              <w:rFonts w:hint="eastAsia" w:ascii="宋体" w:hAnsi="宋体" w:eastAsia="宋体" w:cs="宋体"/>
+              <w:szCs w:val="24"/>
+            </w:rPr>
+            <w:instrText xml:space="preserve"> HYPERLINK \l _Toc5988 </w:instrText>
+          </w:r>
+          <w:r>
+            <w:rPr>
+              <w:rFonts w:hint="eastAsia" w:ascii="宋体" w:hAnsi="宋体" w:eastAsia="宋体" w:cs="宋体"/>
               <w:szCs w:val="24"/>
             </w:rPr>
             <w:fldChar w:fldCharType="separate"/>
@@ -2035,7 +2062,7 @@
               <w:rFonts w:hint="eastAsia"/>
               <w:lang w:val="en-US" w:eastAsia="zh-CN"/>
             </w:rPr>
-            <w:t>数据部经理</w:t>
+            <w:t>质量部经理</w:t>
           </w:r>
           <w:r>
             <w:tab/>
@@ -2044,7 +2071,7 @@
             <w:fldChar w:fldCharType="begin"/>
           </w:r>
           <w:r>
-            <w:instrText xml:space="preserve"> PAGEREF _Toc19473 \h </w:instrText>
+            <w:instrText xml:space="preserve"> PAGEREF _Toc5988 \h </w:instrText>
           </w:r>
           <w:r>
             <w:fldChar w:fldCharType="separate"/>
@@ -2057,7 +2084,7 @@
           </w:r>
           <w:r>
             <w:rPr>
-              <w:rFonts w:ascii="宋体" w:eastAsia="宋体" w:hAnsi="宋体" w:cs="宋体" w:hint="eastAsia"/>
+              <w:rFonts w:hint="eastAsia" w:ascii="宋体" w:hAnsi="宋体" w:eastAsia="宋体" w:cs="宋体"/>
               <w:szCs w:val="24"/>
             </w:rPr>
             <w:fldChar w:fldCharType="end"/>
@@ -2065,28 +2092,28 @@
         </w:p>
         <w:p>
           <w:pPr>
-            <w:pStyle w:val="TOC3"/>
+            <w:pStyle w:val="13"/>
             <w:tabs>
               <w:tab w:val="right" w:leader="dot" w:pos="8306"/>
             </w:tabs>
           </w:pPr>
           <w:r>
             <w:rPr>
-              <w:rFonts w:ascii="宋体" w:eastAsia="宋体" w:hAnsi="宋体" w:cs="宋体" w:hint="eastAsia"/>
+              <w:rFonts w:hint="eastAsia" w:ascii="宋体" w:hAnsi="宋体" w:eastAsia="宋体" w:cs="宋体"/>
               <w:szCs w:val="24"/>
             </w:rPr>
             <w:fldChar w:fldCharType="begin"/>
           </w:r>
           <w:r>
             <w:rPr>
-              <w:rFonts w:ascii="宋体" w:eastAsia="宋体" w:hAnsi="宋体" w:cs="宋体" w:hint="eastAsia"/>
-              <w:szCs w:val="24"/>
-            </w:rPr>
-            <w:instrText xml:space="preserve"> HYPERLINK \l _Toc5660 </w:instrText>
-          </w:r>
-          <w:r>
-            <w:rPr>
-              <w:rFonts w:ascii="宋体" w:eastAsia="宋体" w:hAnsi="宋体" w:cs="宋体" w:hint="eastAsia"/>
+              <w:rFonts w:hint="eastAsia" w:ascii="宋体" w:hAnsi="宋体" w:eastAsia="宋体" w:cs="宋体"/>
+              <w:szCs w:val="24"/>
+            </w:rPr>
+            <w:instrText xml:space="preserve"> HYPERLINK \l _Toc14982 </w:instrText>
+          </w:r>
+          <w:r>
+            <w:rPr>
+              <w:rFonts w:hint="eastAsia" w:ascii="宋体" w:hAnsi="宋体" w:eastAsia="宋体" w:cs="宋体"/>
               <w:szCs w:val="24"/>
             </w:rPr>
             <w:fldChar w:fldCharType="separate"/>
@@ -2105,7 +2132,7 @@
             <w:fldChar w:fldCharType="begin"/>
           </w:r>
           <w:r>
-            <w:instrText xml:space="preserve"> PAGEREF _Toc5660 \h </w:instrText>
+            <w:instrText xml:space="preserve"> PAGEREF _Toc14982 \h </w:instrText>
           </w:r>
           <w:r>
             <w:fldChar w:fldCharType="separate"/>
@@ -2118,7 +2145,7 @@
           </w:r>
           <w:r>
             <w:rPr>
-              <w:rFonts w:ascii="宋体" w:eastAsia="宋体" w:hAnsi="宋体" w:cs="宋体" w:hint="eastAsia"/>
+              <w:rFonts w:hint="eastAsia" w:ascii="宋体" w:hAnsi="宋体" w:eastAsia="宋体" w:cs="宋体"/>
               <w:szCs w:val="24"/>
             </w:rPr>
             <w:fldChar w:fldCharType="end"/>
@@ -2126,28 +2153,28 @@
         </w:p>
         <w:p>
           <w:pPr>
-            <w:pStyle w:val="TOC3"/>
+            <w:pStyle w:val="13"/>
             <w:tabs>
               <w:tab w:val="right" w:leader="dot" w:pos="8306"/>
             </w:tabs>
           </w:pPr>
           <w:r>
             <w:rPr>
-              <w:rFonts w:ascii="宋体" w:eastAsia="宋体" w:hAnsi="宋体" w:cs="宋体" w:hint="eastAsia"/>
+              <w:rFonts w:hint="eastAsia" w:ascii="宋体" w:hAnsi="宋体" w:eastAsia="宋体" w:cs="宋体"/>
               <w:szCs w:val="24"/>
             </w:rPr>
             <w:fldChar w:fldCharType="begin"/>
           </w:r>
           <w:r>
             <w:rPr>
-              <w:rFonts w:ascii="宋体" w:eastAsia="宋体" w:hAnsi="宋体" w:cs="宋体" w:hint="eastAsia"/>
-              <w:szCs w:val="24"/>
-            </w:rPr>
-            <w:instrText xml:space="preserve"> HYPERLINK \l _Toc1574 </w:instrText>
-          </w:r>
-          <w:r>
-            <w:rPr>
-              <w:rFonts w:ascii="宋体" w:eastAsia="宋体" w:hAnsi="宋体" w:cs="宋体" w:hint="eastAsia"/>
+              <w:rFonts w:hint="eastAsia" w:ascii="宋体" w:hAnsi="宋体" w:eastAsia="宋体" w:cs="宋体"/>
+              <w:szCs w:val="24"/>
+            </w:rPr>
+            <w:instrText xml:space="preserve"> HYPERLINK \l _Toc6865 </w:instrText>
+          </w:r>
+          <w:r>
+            <w:rPr>
+              <w:rFonts w:hint="eastAsia" w:ascii="宋体" w:hAnsi="宋体" w:eastAsia="宋体" w:cs="宋体"/>
               <w:szCs w:val="24"/>
             </w:rPr>
             <w:fldChar w:fldCharType="separate"/>
@@ -2173,7 +2200,7 @@
             <w:fldChar w:fldCharType="begin"/>
           </w:r>
           <w:r>
-            <w:instrText xml:space="preserve"> PAGEREF _Toc1574 \h </w:instrText>
+            <w:instrText xml:space="preserve"> PAGEREF _Toc6865 \h </w:instrText>
           </w:r>
           <w:r>
             <w:fldChar w:fldCharType="separate"/>
@@ -2186,7 +2213,7 @@
           </w:r>
           <w:r>
             <w:rPr>
-              <w:rFonts w:ascii="宋体" w:eastAsia="宋体" w:hAnsi="宋体" w:cs="宋体" w:hint="eastAsia"/>
+              <w:rFonts w:hint="eastAsia" w:ascii="宋体" w:hAnsi="宋体" w:eastAsia="宋体" w:cs="宋体"/>
               <w:szCs w:val="24"/>
             </w:rPr>
             <w:fldChar w:fldCharType="end"/>
@@ -2194,28 +2221,28 @@
         </w:p>
         <w:p>
           <w:pPr>
-            <w:pStyle w:val="TOC1"/>
+            <w:pStyle w:val="16"/>
             <w:tabs>
               <w:tab w:val="right" w:leader="dot" w:pos="8306"/>
             </w:tabs>
           </w:pPr>
           <w:r>
             <w:rPr>
-              <w:rFonts w:ascii="宋体" w:eastAsia="宋体" w:hAnsi="宋体" w:cs="宋体" w:hint="eastAsia"/>
+              <w:rFonts w:hint="eastAsia" w:ascii="宋体" w:hAnsi="宋体" w:eastAsia="宋体" w:cs="宋体"/>
               <w:szCs w:val="24"/>
             </w:rPr>
             <w:fldChar w:fldCharType="begin"/>
           </w:r>
           <w:r>
             <w:rPr>
-              <w:rFonts w:ascii="宋体" w:eastAsia="宋体" w:hAnsi="宋体" w:cs="宋体" w:hint="eastAsia"/>
-              <w:szCs w:val="24"/>
-            </w:rPr>
-            <w:instrText xml:space="preserve"> HYPERLINK \l _Toc21561 </w:instrText>
-          </w:r>
-          <w:r>
-            <w:rPr>
-              <w:rFonts w:ascii="宋体" w:eastAsia="宋体" w:hAnsi="宋体" w:cs="宋体" w:hint="eastAsia"/>
+              <w:rFonts w:hint="eastAsia" w:ascii="宋体" w:hAnsi="宋体" w:eastAsia="宋体" w:cs="宋体"/>
+              <w:szCs w:val="24"/>
+            </w:rPr>
+            <w:instrText xml:space="preserve"> HYPERLINK \l _Toc4427 </w:instrText>
+          </w:r>
+          <w:r>
+            <w:rPr>
+              <w:rFonts w:hint="eastAsia" w:ascii="宋体" w:hAnsi="宋体" w:eastAsia="宋体" w:cs="宋体"/>
               <w:szCs w:val="24"/>
             </w:rPr>
             <w:fldChar w:fldCharType="separate"/>
@@ -2241,7 +2268,7 @@
             <w:fldChar w:fldCharType="begin"/>
           </w:r>
           <w:r>
-            <w:instrText xml:space="preserve"> PAGEREF _Toc21561 \h </w:instrText>
+            <w:instrText xml:space="preserve"> PAGEREF _Toc4427 \h </w:instrText>
           </w:r>
           <w:r>
             <w:fldChar w:fldCharType="separate"/>
@@ -2254,7 +2281,7 @@
           </w:r>
           <w:r>
             <w:rPr>
-              <w:rFonts w:ascii="宋体" w:eastAsia="宋体" w:hAnsi="宋体" w:cs="宋体" w:hint="eastAsia"/>
+              <w:rFonts w:hint="eastAsia" w:ascii="宋体" w:hAnsi="宋体" w:eastAsia="宋体" w:cs="宋体"/>
               <w:szCs w:val="24"/>
             </w:rPr>
             <w:fldChar w:fldCharType="end"/>
@@ -2262,28 +2289,28 @@
         </w:p>
         <w:p>
           <w:pPr>
-            <w:pStyle w:val="TOC1"/>
+            <w:pStyle w:val="16"/>
             <w:tabs>
               <w:tab w:val="right" w:leader="dot" w:pos="8306"/>
             </w:tabs>
           </w:pPr>
           <w:r>
             <w:rPr>
-              <w:rFonts w:ascii="宋体" w:eastAsia="宋体" w:hAnsi="宋体" w:cs="宋体" w:hint="eastAsia"/>
+              <w:rFonts w:hint="eastAsia" w:ascii="宋体" w:hAnsi="宋体" w:eastAsia="宋体" w:cs="宋体"/>
               <w:szCs w:val="24"/>
             </w:rPr>
             <w:fldChar w:fldCharType="begin"/>
           </w:r>
           <w:r>
             <w:rPr>
-              <w:rFonts w:ascii="宋体" w:eastAsia="宋体" w:hAnsi="宋体" w:cs="宋体" w:hint="eastAsia"/>
-              <w:szCs w:val="24"/>
-            </w:rPr>
-            <w:instrText xml:space="preserve"> HYPERLINK \l _Toc13662 </w:instrText>
-          </w:r>
-          <w:r>
-            <w:rPr>
-              <w:rFonts w:ascii="宋体" w:eastAsia="宋体" w:hAnsi="宋体" w:cs="宋体" w:hint="eastAsia"/>
+              <w:rFonts w:hint="eastAsia" w:ascii="宋体" w:hAnsi="宋体" w:eastAsia="宋体" w:cs="宋体"/>
+              <w:szCs w:val="24"/>
+            </w:rPr>
+            <w:instrText xml:space="preserve"> HYPERLINK \l _Toc19074 </w:instrText>
+          </w:r>
+          <w:r>
+            <w:rPr>
+              <w:rFonts w:hint="eastAsia" w:ascii="宋体" w:hAnsi="宋体" w:eastAsia="宋体" w:cs="宋体"/>
               <w:szCs w:val="24"/>
             </w:rPr>
             <w:fldChar w:fldCharType="separate"/>
@@ -2308,7 +2335,7 @@
             <w:fldChar w:fldCharType="begin"/>
           </w:r>
           <w:r>
-            <w:instrText xml:space="preserve"> PAGEREF _Toc13662 \h </w:instrText>
+            <w:instrText xml:space="preserve"> PAGEREF _Toc19074 \h </w:instrText>
           </w:r>
           <w:r>
             <w:fldChar w:fldCharType="separate"/>
@@ -2321,7 +2348,7 @@
           </w:r>
           <w:r>
             <w:rPr>
-              <w:rFonts w:ascii="宋体" w:eastAsia="宋体" w:hAnsi="宋体" w:cs="宋体" w:hint="eastAsia"/>
+              <w:rFonts w:hint="eastAsia" w:ascii="宋体" w:hAnsi="宋体" w:eastAsia="宋体" w:cs="宋体"/>
               <w:szCs w:val="24"/>
             </w:rPr>
             <w:fldChar w:fldCharType="end"/>
@@ -2329,28 +2356,28 @@
         </w:p>
         <w:p>
           <w:pPr>
-            <w:pStyle w:val="TOC2"/>
+            <w:pStyle w:val="17"/>
             <w:tabs>
               <w:tab w:val="right" w:leader="dot" w:pos="8306"/>
             </w:tabs>
           </w:pPr>
           <w:r>
             <w:rPr>
-              <w:rFonts w:ascii="宋体" w:eastAsia="宋体" w:hAnsi="宋体" w:cs="宋体" w:hint="eastAsia"/>
+              <w:rFonts w:hint="eastAsia" w:ascii="宋体" w:hAnsi="宋体" w:eastAsia="宋体" w:cs="宋体"/>
               <w:szCs w:val="24"/>
             </w:rPr>
             <w:fldChar w:fldCharType="begin"/>
           </w:r>
           <w:r>
             <w:rPr>
-              <w:rFonts w:ascii="宋体" w:eastAsia="宋体" w:hAnsi="宋体" w:cs="宋体" w:hint="eastAsia"/>
-              <w:szCs w:val="24"/>
-            </w:rPr>
-            <w:instrText xml:space="preserve"> HYPERLINK \l _Toc32260 </w:instrText>
-          </w:r>
-          <w:r>
-            <w:rPr>
-              <w:rFonts w:ascii="宋体" w:eastAsia="宋体" w:hAnsi="宋体" w:cs="宋体" w:hint="eastAsia"/>
+              <w:rFonts w:hint="eastAsia" w:ascii="宋体" w:hAnsi="宋体" w:eastAsia="宋体" w:cs="宋体"/>
+              <w:szCs w:val="24"/>
+            </w:rPr>
+            <w:instrText xml:space="preserve"> HYPERLINK \l _Toc24797 </w:instrText>
+          </w:r>
+          <w:r>
+            <w:rPr>
+              <w:rFonts w:hint="eastAsia" w:ascii="宋体" w:hAnsi="宋体" w:eastAsia="宋体" w:cs="宋体"/>
               <w:szCs w:val="24"/>
             </w:rPr>
             <w:fldChar w:fldCharType="separate"/>
@@ -2374,7 +2401,7 @@
             <w:fldChar w:fldCharType="begin"/>
           </w:r>
           <w:r>
-            <w:instrText xml:space="preserve"> PAGEREF _Toc32260 \h </w:instrText>
+            <w:instrText xml:space="preserve"> PAGEREF _Toc24797 \h </w:instrText>
           </w:r>
           <w:r>
             <w:fldChar w:fldCharType="separate"/>
@@ -2387,7 +2414,7 @@
           </w:r>
           <w:r>
             <w:rPr>
-              <w:rFonts w:ascii="宋体" w:eastAsia="宋体" w:hAnsi="宋体" w:cs="宋体" w:hint="eastAsia"/>
+              <w:rFonts w:hint="eastAsia" w:ascii="宋体" w:hAnsi="宋体" w:eastAsia="宋体" w:cs="宋体"/>
               <w:szCs w:val="24"/>
             </w:rPr>
             <w:fldChar w:fldCharType="end"/>
@@ -2395,28 +2422,28 @@
         </w:p>
         <w:p>
           <w:pPr>
-            <w:pStyle w:val="TOC2"/>
+            <w:pStyle w:val="17"/>
             <w:tabs>
               <w:tab w:val="right" w:leader="dot" w:pos="8306"/>
             </w:tabs>
           </w:pPr>
           <w:r>
             <w:rPr>
-              <w:rFonts w:ascii="宋体" w:eastAsia="宋体" w:hAnsi="宋体" w:cs="宋体" w:hint="eastAsia"/>
+              <w:rFonts w:hint="eastAsia" w:ascii="宋体" w:hAnsi="宋体" w:eastAsia="宋体" w:cs="宋体"/>
               <w:szCs w:val="24"/>
             </w:rPr>
             <w:fldChar w:fldCharType="begin"/>
           </w:r>
           <w:r>
             <w:rPr>
-              <w:rFonts w:ascii="宋体" w:eastAsia="宋体" w:hAnsi="宋体" w:cs="宋体" w:hint="eastAsia"/>
-              <w:szCs w:val="24"/>
-            </w:rPr>
-            <w:instrText xml:space="preserve"> HYPERLINK \l _Toc13630 </w:instrText>
-          </w:r>
-          <w:r>
-            <w:rPr>
-              <w:rFonts w:ascii="宋体" w:eastAsia="宋体" w:hAnsi="宋体" w:cs="宋体" w:hint="eastAsia"/>
+              <w:rFonts w:hint="eastAsia" w:ascii="宋体" w:hAnsi="宋体" w:eastAsia="宋体" w:cs="宋体"/>
+              <w:szCs w:val="24"/>
+            </w:rPr>
+            <w:instrText xml:space="preserve"> HYPERLINK \l _Toc20475 </w:instrText>
+          </w:r>
+          <w:r>
+            <w:rPr>
+              <w:rFonts w:hint="eastAsia" w:ascii="宋体" w:hAnsi="宋体" w:eastAsia="宋体" w:cs="宋体"/>
               <w:szCs w:val="24"/>
             </w:rPr>
             <w:fldChar w:fldCharType="separate"/>
@@ -2440,7 +2467,7 @@
             <w:fldChar w:fldCharType="begin"/>
           </w:r>
           <w:r>
-            <w:instrText xml:space="preserve"> PAGEREF _Toc13630 \h </w:instrText>
+            <w:instrText xml:space="preserve"> PAGEREF _Toc20475 \h </w:instrText>
           </w:r>
           <w:r>
             <w:fldChar w:fldCharType="separate"/>
@@ -2453,7 +2480,7 @@
           </w:r>
           <w:r>
             <w:rPr>
-              <w:rFonts w:ascii="宋体" w:eastAsia="宋体" w:hAnsi="宋体" w:cs="宋体" w:hint="eastAsia"/>
+              <w:rFonts w:hint="eastAsia" w:ascii="宋体" w:hAnsi="宋体" w:eastAsia="宋体" w:cs="宋体"/>
               <w:szCs w:val="24"/>
             </w:rPr>
             <w:fldChar w:fldCharType="end"/>
@@ -2461,28 +2488,28 @@
         </w:p>
         <w:p>
           <w:pPr>
-            <w:pStyle w:val="TOC1"/>
+            <w:pStyle w:val="16"/>
             <w:tabs>
               <w:tab w:val="right" w:leader="dot" w:pos="8306"/>
             </w:tabs>
           </w:pPr>
           <w:r>
             <w:rPr>
-              <w:rFonts w:ascii="宋体" w:eastAsia="宋体" w:hAnsi="宋体" w:cs="宋体" w:hint="eastAsia"/>
+              <w:rFonts w:hint="eastAsia" w:ascii="宋体" w:hAnsi="宋体" w:eastAsia="宋体" w:cs="宋体"/>
               <w:szCs w:val="24"/>
             </w:rPr>
             <w:fldChar w:fldCharType="begin"/>
           </w:r>
           <w:r>
             <w:rPr>
-              <w:rFonts w:ascii="宋体" w:eastAsia="宋体" w:hAnsi="宋体" w:cs="宋体" w:hint="eastAsia"/>
-              <w:szCs w:val="24"/>
-            </w:rPr>
-            <w:instrText xml:space="preserve"> HYPERLINK \l _Toc7100 </w:instrText>
-          </w:r>
-          <w:r>
-            <w:rPr>
-              <w:rFonts w:ascii="宋体" w:eastAsia="宋体" w:hAnsi="宋体" w:cs="宋体" w:hint="eastAsia"/>
+              <w:rFonts w:hint="eastAsia" w:ascii="宋体" w:hAnsi="宋体" w:eastAsia="宋体" w:cs="宋体"/>
+              <w:szCs w:val="24"/>
+            </w:rPr>
+            <w:instrText xml:space="preserve"> HYPERLINK \l _Toc17284 </w:instrText>
+          </w:r>
+          <w:r>
+            <w:rPr>
+              <w:rFonts w:hint="eastAsia" w:ascii="宋体" w:hAnsi="宋体" w:eastAsia="宋体" w:cs="宋体"/>
               <w:szCs w:val="24"/>
             </w:rPr>
             <w:fldChar w:fldCharType="separate"/>
@@ -2508,7 +2535,7 @@
             <w:fldChar w:fldCharType="begin"/>
           </w:r>
           <w:r>
-            <w:instrText xml:space="preserve"> PAGEREF _Toc7100 \h </w:instrText>
+            <w:instrText xml:space="preserve"> PAGEREF _Toc17284 \h </w:instrText>
           </w:r>
           <w:r>
             <w:fldChar w:fldCharType="separate"/>
@@ -2521,7 +2548,7 @@
           </w:r>
           <w:r>
             <w:rPr>
-              <w:rFonts w:ascii="宋体" w:eastAsia="宋体" w:hAnsi="宋体" w:cs="宋体" w:hint="eastAsia"/>
+              <w:rFonts w:hint="eastAsia" w:ascii="宋体" w:hAnsi="宋体" w:eastAsia="宋体" w:cs="宋体"/>
               <w:szCs w:val="24"/>
             </w:rPr>
             <w:fldChar w:fldCharType="end"/>
@@ -2529,28 +2556,28 @@
         </w:p>
         <w:p>
           <w:pPr>
-            <w:pStyle w:val="TOC2"/>
+            <w:pStyle w:val="17"/>
             <w:tabs>
               <w:tab w:val="right" w:leader="dot" w:pos="8306"/>
             </w:tabs>
           </w:pPr>
           <w:r>
             <w:rPr>
-              <w:rFonts w:ascii="宋体" w:eastAsia="宋体" w:hAnsi="宋体" w:cs="宋体" w:hint="eastAsia"/>
+              <w:rFonts w:hint="eastAsia" w:ascii="宋体" w:hAnsi="宋体" w:eastAsia="宋体" w:cs="宋体"/>
               <w:szCs w:val="24"/>
             </w:rPr>
             <w:fldChar w:fldCharType="begin"/>
           </w:r>
           <w:r>
             <w:rPr>
-              <w:rFonts w:ascii="宋体" w:eastAsia="宋体" w:hAnsi="宋体" w:cs="宋体" w:hint="eastAsia"/>
-              <w:szCs w:val="24"/>
-            </w:rPr>
-            <w:instrText xml:space="preserve"> HYPERLINK \l _Toc17583 </w:instrText>
-          </w:r>
-          <w:r>
-            <w:rPr>
-              <w:rFonts w:ascii="宋体" w:eastAsia="宋体" w:hAnsi="宋体" w:cs="宋体" w:hint="eastAsia"/>
+              <w:rFonts w:hint="eastAsia" w:ascii="宋体" w:hAnsi="宋体" w:eastAsia="宋体" w:cs="宋体"/>
+              <w:szCs w:val="24"/>
+            </w:rPr>
+            <w:instrText xml:space="preserve"> HYPERLINK \l _Toc24559 </w:instrText>
+          </w:r>
+          <w:r>
+            <w:rPr>
+              <w:rFonts w:hint="eastAsia" w:ascii="宋体" w:hAnsi="宋体" w:eastAsia="宋体" w:cs="宋体"/>
               <w:szCs w:val="24"/>
             </w:rPr>
             <w:fldChar w:fldCharType="separate"/>
@@ -2576,7 +2603,7 @@
             <w:fldChar w:fldCharType="begin"/>
           </w:r>
           <w:r>
-            <w:instrText xml:space="preserve"> PAGEREF _Toc17583 \h </w:instrText>
+            <w:instrText xml:space="preserve"> PAGEREF _Toc24559 \h </w:instrText>
           </w:r>
           <w:r>
             <w:fldChar w:fldCharType="separate"/>
@@ -2589,7 +2616,7 @@
           </w:r>
           <w:r>
             <w:rPr>
-              <w:rFonts w:ascii="宋体" w:eastAsia="宋体" w:hAnsi="宋体" w:cs="宋体" w:hint="eastAsia"/>
+              <w:rFonts w:hint="eastAsia" w:ascii="宋体" w:hAnsi="宋体" w:eastAsia="宋体" w:cs="宋体"/>
               <w:szCs w:val="24"/>
             </w:rPr>
             <w:fldChar w:fldCharType="end"/>
@@ -2597,28 +2624,28 @@
         </w:p>
         <w:p>
           <w:pPr>
-            <w:pStyle w:val="TOC2"/>
+            <w:pStyle w:val="17"/>
             <w:tabs>
               <w:tab w:val="right" w:leader="dot" w:pos="8306"/>
             </w:tabs>
           </w:pPr>
           <w:r>
             <w:rPr>
-              <w:rFonts w:ascii="宋体" w:eastAsia="宋体" w:hAnsi="宋体" w:cs="宋体" w:hint="eastAsia"/>
+              <w:rFonts w:hint="eastAsia" w:ascii="宋体" w:hAnsi="宋体" w:eastAsia="宋体" w:cs="宋体"/>
               <w:szCs w:val="24"/>
             </w:rPr>
             <w:fldChar w:fldCharType="begin"/>
           </w:r>
           <w:r>
             <w:rPr>
-              <w:rFonts w:ascii="宋体" w:eastAsia="宋体" w:hAnsi="宋体" w:cs="宋体" w:hint="eastAsia"/>
-              <w:szCs w:val="24"/>
-            </w:rPr>
-            <w:instrText xml:space="preserve"> HYPERLINK \l _Toc29118 </w:instrText>
-          </w:r>
-          <w:r>
-            <w:rPr>
-              <w:rFonts w:ascii="宋体" w:eastAsia="宋体" w:hAnsi="宋体" w:cs="宋体" w:hint="eastAsia"/>
+              <w:rFonts w:hint="eastAsia" w:ascii="宋体" w:hAnsi="宋体" w:eastAsia="宋体" w:cs="宋体"/>
+              <w:szCs w:val="24"/>
+            </w:rPr>
+            <w:instrText xml:space="preserve"> HYPERLINK \l _Toc14471 </w:instrText>
+          </w:r>
+          <w:r>
+            <w:rPr>
+              <w:rFonts w:hint="eastAsia" w:ascii="宋体" w:hAnsi="宋体" w:eastAsia="宋体" w:cs="宋体"/>
               <w:szCs w:val="24"/>
             </w:rPr>
             <w:fldChar w:fldCharType="separate"/>
@@ -2644,7 +2671,7 @@
             <w:fldChar w:fldCharType="begin"/>
           </w:r>
           <w:r>
-            <w:instrText xml:space="preserve"> PAGEREF _Toc29118 \h </w:instrText>
+            <w:instrText xml:space="preserve"> PAGEREF _Toc14471 \h </w:instrText>
           </w:r>
           <w:r>
             <w:fldChar w:fldCharType="separate"/>
@@ -2657,7 +2684,7 @@
           </w:r>
           <w:r>
             <w:rPr>
-              <w:rFonts w:ascii="宋体" w:eastAsia="宋体" w:hAnsi="宋体" w:cs="宋体" w:hint="eastAsia"/>
+              <w:rFonts w:hint="eastAsia" w:ascii="宋体" w:hAnsi="宋体" w:eastAsia="宋体" w:cs="宋体"/>
               <w:szCs w:val="24"/>
             </w:rPr>
             <w:fldChar w:fldCharType="end"/>
@@ -2665,28 +2692,28 @@
         </w:p>
         <w:p>
           <w:pPr>
-            <w:pStyle w:val="TOC2"/>
+            <w:pStyle w:val="17"/>
             <w:tabs>
               <w:tab w:val="right" w:leader="dot" w:pos="8306"/>
             </w:tabs>
           </w:pPr>
           <w:r>
             <w:rPr>
-              <w:rFonts w:ascii="宋体" w:eastAsia="宋体" w:hAnsi="宋体" w:cs="宋体" w:hint="eastAsia"/>
+              <w:rFonts w:hint="eastAsia" w:ascii="宋体" w:hAnsi="宋体" w:eastAsia="宋体" w:cs="宋体"/>
               <w:szCs w:val="24"/>
             </w:rPr>
             <w:fldChar w:fldCharType="begin"/>
           </w:r>
           <w:r>
             <w:rPr>
-              <w:rFonts w:ascii="宋体" w:eastAsia="宋体" w:hAnsi="宋体" w:cs="宋体" w:hint="eastAsia"/>
-              <w:szCs w:val="24"/>
-            </w:rPr>
-            <w:instrText xml:space="preserve"> HYPERLINK \l _Toc31563 </w:instrText>
-          </w:r>
-          <w:r>
-            <w:rPr>
-              <w:rFonts w:ascii="宋体" w:eastAsia="宋体" w:hAnsi="宋体" w:cs="宋体" w:hint="eastAsia"/>
+              <w:rFonts w:hint="eastAsia" w:ascii="宋体" w:hAnsi="宋体" w:eastAsia="宋体" w:cs="宋体"/>
+              <w:szCs w:val="24"/>
+            </w:rPr>
+            <w:instrText xml:space="preserve"> HYPERLINK \l _Toc11366 </w:instrText>
+          </w:r>
+          <w:r>
+            <w:rPr>
+              <w:rFonts w:hint="eastAsia" w:ascii="宋体" w:hAnsi="宋体" w:eastAsia="宋体" w:cs="宋体"/>
               <w:szCs w:val="24"/>
             </w:rPr>
             <w:fldChar w:fldCharType="separate"/>
@@ -2712,7 +2739,7 @@
             <w:fldChar w:fldCharType="begin"/>
           </w:r>
           <w:r>
-            <w:instrText xml:space="preserve"> PAGEREF _Toc31563 \h </w:instrText>
+            <w:instrText xml:space="preserve"> PAGEREF _Toc11366 \h </w:instrText>
           </w:r>
           <w:r>
             <w:fldChar w:fldCharType="separate"/>
@@ -2725,7 +2752,7 @@
           </w:r>
           <w:r>
             <w:rPr>
-              <w:rFonts w:ascii="宋体" w:eastAsia="宋体" w:hAnsi="宋体" w:cs="宋体" w:hint="eastAsia"/>
+              <w:rFonts w:hint="eastAsia" w:ascii="宋体" w:hAnsi="宋体" w:eastAsia="宋体" w:cs="宋体"/>
               <w:szCs w:val="24"/>
             </w:rPr>
             <w:fldChar w:fldCharType="end"/>
@@ -2747,7 +2774,7 @@
             <w:snapToGrid w:val="0"/>
             <w:textAlignment w:val="baseline"/>
             <w:rPr>
-              <w:rFonts w:ascii="宋体" w:eastAsia="宋体" w:hAnsi="宋体" w:cs="宋体" w:hint="eastAsia"/>
+              <w:rFonts w:hint="eastAsia" w:ascii="宋体" w:hAnsi="宋体" w:eastAsia="宋体" w:cs="宋体"/>
               <w:snapToGrid w:val="0"/>
               <w:color w:val="000000"/>
               <w:kern w:val="0"/>
@@ -2758,7 +2785,7 @@
           </w:pPr>
           <w:r>
             <w:rPr>
-              <w:rFonts w:ascii="宋体" w:eastAsia="宋体" w:hAnsi="宋体" w:cs="宋体" w:hint="eastAsia"/>
+              <w:rFonts w:hint="eastAsia" w:ascii="宋体" w:hAnsi="宋体" w:eastAsia="宋体" w:cs="宋体"/>
               <w:szCs w:val="24"/>
             </w:rPr>
             <w:fldChar w:fldCharType="end"/>
@@ -2782,7 +2809,7 @@
         <w:snapToGrid w:val="0"/>
         <w:textAlignment w:val="baseline"/>
         <w:rPr>
-          <w:rFonts w:ascii="Arial" w:eastAsia="Arial" w:hAnsi="Arial" w:cs="Arial"/>
+          <w:rFonts w:ascii="Arial" w:hAnsi="Arial" w:eastAsia="Arial" w:cs="Arial"/>
           <w:snapToGrid w:val="0"/>
           <w:color w:val="000000"/>
           <w:kern w:val="0"/>
@@ -2793,7 +2820,7 @@
       </w:pPr>
       <w:r>
         <w:rPr>
-          <w:rFonts w:ascii="Arial" w:eastAsia="Arial" w:hAnsi="Arial" w:cs="Arial"/>
+          <w:rFonts w:ascii="Arial" w:hAnsi="Arial" w:eastAsia="Arial" w:cs="Arial"/>
           <w:snapToGrid w:val="0"/>
           <w:color w:val="000000"/>
           <w:kern w:val="0"/>
@@ -2806,7 +2833,7 @@
     </w:p>
     <w:p>
       <w:pPr>
-        <w:pStyle w:val="1"/>
+        <w:pStyle w:val="28"/>
         <w:keepNext w:val="0"/>
         <w:keepLines w:val="0"/>
         <w:pageBreakBefore w:val="0"/>
@@ -2821,7 +2848,7 @@
         <w:snapToGrid w:val="0"/>
         <w:textAlignment w:val="baseline"/>
       </w:pPr>
-      <w:bookmarkStart w:id="2" w:name="_Toc25201"/>
+      <w:bookmarkStart w:id="2" w:name="_Toc27074"/>
       <w:r>
         <w:rPr>
           <w:rFonts w:hint="eastAsia"/>
@@ -2833,7 +2860,7 @@
     </w:p>
     <w:p>
       <w:pPr>
-        <w:pStyle w:val="2"/>
+        <w:pStyle w:val="30"/>
         <w:keepNext w:val="0"/>
         <w:keepLines w:val="0"/>
         <w:pageBreakBefore w:val="0"/>
@@ -2852,7 +2879,7 @@
           <w:lang w:val="en-US" w:eastAsia="zh-CN"/>
         </w:rPr>
       </w:pPr>
-      <w:bookmarkStart w:id="3" w:name="_Toc4047"/>
+      <w:bookmarkStart w:id="3" w:name="_Toc790"/>
       <w:r>
         <w:rPr>
           <w:rFonts w:hint="eastAsia"/>
@@ -2864,7 +2891,7 @@
     </w:p>
     <w:p>
       <w:pPr>
-        <w:pStyle w:val="a1"/>
+        <w:pStyle w:val="29"/>
         <w:rPr>
           <w:rFonts w:hint="eastAsia"/>
           <w:lang w:val="en-US" w:eastAsia="zh-CN"/>
@@ -2880,7 +2907,7 @@
     </w:p>
     <w:p>
       <w:pPr>
-        <w:pStyle w:val="2"/>
+        <w:pStyle w:val="30"/>
         <w:keepNext w:val="0"/>
         <w:keepLines w:val="0"/>
         <w:pageBreakBefore w:val="0"/>
@@ -2899,7 +2926,7 @@
           <w:lang w:val="en-US" w:eastAsia="zh-CN"/>
         </w:rPr>
       </w:pPr>
-      <w:bookmarkStart w:id="4" w:name="_Toc17631"/>
+      <w:bookmarkStart w:id="4" w:name="_Toc13487"/>
       <w:r>
         <w:rPr>
           <w:rFonts w:hint="eastAsia"/>
@@ -2911,7 +2938,7 @@
     </w:p>
     <w:p>
       <w:pPr>
-        <w:pStyle w:val="a1"/>
+        <w:pStyle w:val="29"/>
         <w:rPr>
           <w:rFonts w:hint="eastAsia"/>
           <w:lang w:val="en-US" w:eastAsia="zh-CN"/>
@@ -2927,7 +2954,7 @@
     </w:p>
     <w:p>
       <w:pPr>
-        <w:pStyle w:val="2"/>
+        <w:pStyle w:val="30"/>
         <w:keepNext w:val="0"/>
         <w:keepLines w:val="0"/>
         <w:pageBreakBefore w:val="0"/>
@@ -2946,7 +2973,7 @@
           <w:lang w:val="en-US" w:eastAsia="zh-CN"/>
         </w:rPr>
       </w:pPr>
-      <w:bookmarkStart w:id="5" w:name="_Toc11683"/>
+      <w:bookmarkStart w:id="5" w:name="_Toc4438"/>
       <w:r>
         <w:rPr>
           <w:rFonts w:hint="eastAsia"/>
@@ -2958,14 +2985,14 @@
     </w:p>
     <w:p>
       <w:pPr>
-        <w:pStyle w:val="3"/>
+        <w:pStyle w:val="31"/>
         <w:bidi w:val="0"/>
         <w:rPr>
           <w:rFonts w:hint="default"/>
           <w:lang w:val="en-US" w:eastAsia="zh-CN"/>
         </w:rPr>
       </w:pPr>
-      <w:bookmarkStart w:id="6" w:name="_Toc23849"/>
+      <w:bookmarkStart w:id="6" w:name="_Toc10366"/>
       <w:r>
         <w:rPr>
           <w:rFonts w:hint="default"/>
@@ -2977,7 +3004,7 @@
     </w:p>
     <w:p>
       <w:pPr>
-        <w:pStyle w:val="a1"/>
+        <w:pStyle w:val="29"/>
         <w:rPr>
           <w:rFonts w:hint="default"/>
           <w:lang w:val="en-US" w:eastAsia="zh-CN"/>
@@ -2993,14 +3020,14 @@
     </w:p>
     <w:p>
       <w:pPr>
-        <w:pStyle w:val="3"/>
+        <w:pStyle w:val="31"/>
         <w:bidi w:val="0"/>
         <w:rPr>
           <w:rFonts w:hint="eastAsia"/>
           <w:lang w:val="en-US" w:eastAsia="zh-CN"/>
         </w:rPr>
       </w:pPr>
-      <w:bookmarkStart w:id="7" w:name="_Toc19473"/>
+      <w:bookmarkStart w:id="7" w:name="_Toc5988"/>
       <w:r>
         <w:rPr>
           <w:rFonts w:hint="eastAsia"/>
@@ -3012,7 +3039,7 @@
     </w:p>
     <w:p>
       <w:pPr>
-        <w:pStyle w:val="a1"/>
+        <w:pStyle w:val="29"/>
         <w:rPr>
           <w:rFonts w:hint="default"/>
           <w:lang w:val="en-US" w:eastAsia="zh-CN"/>
@@ -3025,31 +3052,64 @@
         </w:rPr>
         <w:t>负责编制《内部审核检查表》，组织实施现场审核，编写《内部审核报告》</w:t>
       </w:r>
-      <w:bookmarkStart w:id="8" w:name="_GoBack"/>
+    </w:p>
+    <w:p>
+      <w:pPr>
+        <w:pStyle w:val="31"/>
+        <w:bidi w:val="0"/>
+        <w:rPr>
+          <w:rFonts w:hint="default"/>
+          <w:lang w:val="en-US" w:eastAsia="zh-CN"/>
+        </w:rPr>
+      </w:pPr>
+      <w:bookmarkStart w:id="8" w:name="_Toc14982"/>
+      <w:r>
+        <w:rPr>
+          <w:rFonts w:hint="default"/>
+          <w:lang w:val="en-US" w:eastAsia="zh-CN"/>
+        </w:rPr>
+        <w:t>内审员</w:t>
+      </w:r>
       <w:bookmarkEnd w:id="8"/>
     </w:p>
     <w:p>
       <w:pPr>
-        <w:pStyle w:val="3"/>
+        <w:pStyle w:val="29"/>
+        <w:rPr>
+          <w:rFonts w:hint="default"/>
+          <w:lang w:val="en-US" w:eastAsia="zh-CN"/>
+        </w:rPr>
+      </w:pPr>
+      <w:r>
+        <w:rPr>
+          <w:rFonts w:hint="default"/>
+          <w:lang w:val="en-US" w:eastAsia="zh-CN"/>
+        </w:rPr>
+        <w:t>依据计划分工，完成指定的审核任务，报告审核发现。</w:t>
+      </w:r>
+    </w:p>
+    <w:p>
+      <w:pPr>
+        <w:pStyle w:val="31"/>
         <w:bidi w:val="0"/>
         <w:rPr>
-          <w:rFonts w:hint="default"/>
+          <w:rFonts w:hint="eastAsia"/>
           <w:lang w:val="en-US" w:eastAsia="zh-CN"/>
         </w:rPr>
       </w:pPr>
-      <w:bookmarkStart w:id="9" w:name="_Toc5660"/>
-      <w:r>
-        <w:rPr>
-          <w:rFonts w:hint="default"/>
-          <w:lang w:val="en-US" w:eastAsia="zh-CN"/>
-        </w:rPr>
-        <w:t>内审员</w:t>
+      <w:bookmarkStart w:id="9" w:name="_Toc6865"/>
+      <w:r>
+        <w:rPr>
+          <w:rFonts w:hint="eastAsia"/>
+          <w:lang w:val="en-US" w:eastAsia="zh-CN"/>
+        </w:rPr>
+        <w:t>各运维相关部门</w:t>
       </w:r>
       <w:bookmarkEnd w:id="9"/>
     </w:p>
     <w:p>
       <w:pPr>
-        <w:pStyle w:val="a1"/>
+        <w:pStyle w:val="29"/>
         <w:rPr>
           <w:rFonts w:hint="default"/>
           <w:lang w:val="en-US" w:eastAsia="zh-CN"/>
@@ -3060,47 +3120,12 @@
           <w:rFonts w:hint="default"/>
           <w:lang w:val="en-US" w:eastAsia="zh-CN"/>
         </w:rPr>
-        <w:t>依据计划分工，完成指定的审核任务，报告审核发现。</w:t>
+        <w:t>部门负责人应确保资源提供，指派陪同人员，并对审核发现的不符合项实施纠正措施。</w:t>
       </w:r>
     </w:p>
     <w:p>
       <w:pPr>
-        <w:pStyle w:val="3"/>
-        <w:bidi w:val="0"/>
-        <w:rPr>
-          <w:rFonts w:hint="eastAsia"/>
-          <w:lang w:val="en-US" w:eastAsia="zh-CN"/>
-        </w:rPr>
-      </w:pPr>
-      <w:bookmarkStart w:id="10" w:name="_Toc1574"/>
-      <w:r>
-        <w:rPr>
-          <w:rFonts w:hint="eastAsia"/>
-          <w:lang w:val="en-US" w:eastAsia="zh-CN"/>
-        </w:rPr>
-        <w:t>各运维相关部门</w:t>
-      </w:r>
-      <w:bookmarkEnd w:id="10"/>
-    </w:p>
-    <w:p>
-      <w:pPr>
-        <w:pStyle w:val="a1"/>
-        <w:rPr>
-          <w:rFonts w:hint="default"/>
-          <w:lang w:val="en-US" w:eastAsia="zh-CN"/>
-        </w:rPr>
-      </w:pPr>
-      <w:r>
-        <w:rPr>
-          <w:rFonts w:hint="default"/>
-          <w:lang w:val="en-US" w:eastAsia="zh-CN"/>
-        </w:rPr>
-        <w:t>部门负责人应确保资源提供，指派陪同人员，并对审核发现的不符合项实施纠正措施。</w:t>
-      </w:r>
-    </w:p>
-    <w:p>
-      <w:pPr>
-        <w:pStyle w:val="1"/>
+        <w:pStyle w:val="28"/>
         <w:keepNext w:val="0"/>
         <w:keepLines w:val="0"/>
         <w:pageBreakBefore w:val="0"/>
@@ -3119,7 +3144,7 @@
           <w:lang w:val="en-US" w:eastAsia="zh-CN"/>
         </w:rPr>
       </w:pPr>
-      <w:bookmarkStart w:id="11" w:name="_Toc21561"/>
+      <w:bookmarkStart w:id="10" w:name="_Toc4427"/>
       <w:r>
         <w:rPr>
           <w:rFonts w:hint="eastAsia"/>
@@ -3127,16 +3152,16 @@
         </w:rPr>
         <w:t>引用依据</w:t>
       </w:r>
-      <w:bookmarkEnd w:id="11"/>
+      <w:bookmarkEnd w:id="10"/>
     </w:p>
     <w:p>
       <w:pPr>
-        <w:pStyle w:val="a1"/>
+        <w:pStyle w:val="29"/>
         <w:numPr>
           <w:ilvl w:val="0"/>
           <w:numId w:val="2"/>
         </w:numPr>
-        <w:ind w:left="425" w:hanging="425" w:leftChars="0" w:firstLineChars="0"/>
+        <w:ind w:left="425" w:leftChars="0" w:hanging="425" w:firstLineChars="0"/>
         <w:rPr>
           <w:rFonts w:hint="eastAsia"/>
           <w:lang w:val="en-US" w:eastAsia="zh-CN"/>
@@ -3152,12 +3177,12 @@
     </w:p>
     <w:p>
       <w:pPr>
-        <w:pStyle w:val="a1"/>
+        <w:pStyle w:val="29"/>
         <w:numPr>
           <w:ilvl w:val="0"/>
           <w:numId w:val="2"/>
         </w:numPr>
-        <w:ind w:left="425" w:hanging="425" w:leftChars="0" w:firstLineChars="0"/>
+        <w:ind w:left="425" w:leftChars="0" w:hanging="425" w:firstLineChars="0"/>
         <w:rPr>
           <w:rFonts w:hint="eastAsia"/>
           <w:lang w:val="en-US" w:eastAsia="zh-CN"/>
@@ -3173,12 +3198,12 @@
     </w:p>
     <w:p>
       <w:pPr>
-        <w:pStyle w:val="a1"/>
+        <w:pStyle w:val="29"/>
         <w:numPr>
           <w:ilvl w:val="0"/>
           <w:numId w:val="2"/>
         </w:numPr>
-        <w:ind w:left="425" w:hanging="425" w:leftChars="0" w:firstLineChars="0"/>
+        <w:ind w:left="425" w:leftChars="0" w:hanging="425" w:firstLineChars="0"/>
         <w:rPr>
           <w:rFonts w:hint="eastAsia"/>
           <w:lang w:val="en-US" w:eastAsia="zh-CN"/>
@@ -3194,12 +3219,12 @@
     </w:p>
     <w:p>
       <w:pPr>
-        <w:pStyle w:val="a1"/>
+        <w:pStyle w:val="29"/>
         <w:numPr>
           <w:ilvl w:val="0"/>
           <w:numId w:val="2"/>
         </w:numPr>
-        <w:ind w:left="425" w:hanging="425" w:leftChars="0" w:firstLineChars="0"/>
+        <w:ind w:left="425" w:leftChars="0" w:hanging="425" w:firstLineChars="0"/>
         <w:rPr>
           <w:rFonts w:hint="eastAsia"/>
           <w:lang w:val="en-US" w:eastAsia="zh-CN"/>
@@ -3215,7 +3240,7 @@
     </w:p>
     <w:p>
       <w:pPr>
-        <w:pStyle w:val="1"/>
+        <w:pStyle w:val="28"/>
         <w:keepNext w:val="0"/>
         <w:keepLines w:val="0"/>
         <w:pageBreakBefore w:val="0"/>
@@ -3230,36 +3255,67 @@
         <w:snapToGrid w:val="0"/>
         <w:textAlignment w:val="baseline"/>
       </w:pPr>
-      <w:bookmarkStart w:id="12" w:name="_Toc13662"/>
+      <w:bookmarkStart w:id="11" w:name="_Toc19074"/>
       <w:r>
         <w:rPr>
           <w:rFonts w:hint="eastAsia"/>
           <w:lang w:val="en-US" w:eastAsia="zh-CN"/>
         </w:rPr>
         <w:t>定义与术语</w:t>
+      </w:r>
+      <w:bookmarkEnd w:id="11"/>
+    </w:p>
+    <w:p>
+      <w:pPr>
+        <w:pStyle w:val="30"/>
+        <w:bidi w:val="0"/>
+        <w:rPr>
+          <w:rFonts w:hint="eastAsia"/>
+        </w:rPr>
+      </w:pPr>
+      <w:bookmarkStart w:id="12" w:name="_Toc24797"/>
+      <w:r>
+        <w:rPr>
+          <w:rFonts w:hint="eastAsia"/>
+        </w:rPr>
+        <w:t>内部审核</w:t>
       </w:r>
       <w:bookmarkEnd w:id="12"/>
     </w:p>
     <w:p>
       <w:pPr>
-        <w:pStyle w:val="2"/>
+        <w:pStyle w:val="29"/>
+        <w:rPr>
+          <w:rFonts w:hint="eastAsia"/>
+        </w:rPr>
+      </w:pPr>
+      <w:r>
+        <w:rPr>
+          <w:rFonts w:hint="eastAsia"/>
+        </w:rPr>
+        <w:t>为获得审核证据并对其进行客观的评价，以确定满足审核准则的程度所进行的系统的、独立的并形成文件的过程。</w:t>
+      </w:r>
+    </w:p>
+    <w:p>
+      <w:pPr>
+        <w:pStyle w:val="30"/>
         <w:bidi w:val="0"/>
         <w:rPr>
           <w:rFonts w:hint="eastAsia"/>
         </w:rPr>
       </w:pPr>
-      <w:bookmarkStart w:id="13" w:name="_Toc32260"/>
-      <w:r>
-        <w:rPr>
-          <w:rFonts w:hint="eastAsia"/>
-        </w:rPr>
-        <w:t>内部审核</w:t>
+      <w:bookmarkStart w:id="13" w:name="_Toc20475"/>
+      <w:r>
+        <w:rPr>
+          <w:rFonts w:hint="eastAsia"/>
+        </w:rPr>
+        <w:t>不符合项</w:t>
       </w:r>
       <w:bookmarkEnd w:id="13"/>
     </w:p>
     <w:p>
       <w:pPr>
-        <w:pStyle w:val="a1"/>
+        <w:pStyle w:val="29"/>
         <w:rPr>
           <w:rFonts w:hint="eastAsia"/>
         </w:rPr>
@@ -3268,43 +3324,12 @@
         <w:rPr>
           <w:rFonts w:hint="eastAsia"/>
         </w:rPr>
-        <w:t>为获得审核证据并对其进行客观的评价，以确定满足审核准则的程度所进行的系统的、独立的并形成文件的过程。</w:t>
+        <w:t>未满足审核准则的要求。</w:t>
       </w:r>
     </w:p>
     <w:p>
       <w:pPr>
-        <w:pStyle w:val="2"/>
-        <w:bidi w:val="0"/>
-        <w:rPr>
-          <w:rFonts w:hint="eastAsia"/>
-        </w:rPr>
-      </w:pPr>
-      <w:bookmarkStart w:id="14" w:name="_Toc13630"/>
-      <w:r>
-        <w:rPr>
-          <w:rFonts w:hint="eastAsia"/>
-        </w:rPr>
-        <w:t>不符合项</w:t>
-      </w:r>
-      <w:bookmarkEnd w:id="14"/>
-    </w:p>
-    <w:p>
-      <w:pPr>
-        <w:pStyle w:val="a1"/>
-        <w:rPr>
-          <w:rFonts w:hint="eastAsia"/>
-        </w:rPr>
-      </w:pPr>
-      <w:r>
-        <w:rPr>
-          <w:rFonts w:hint="eastAsia"/>
-        </w:rPr>
-        <w:t>未满足审核准则的要求。</w:t>
-      </w:r>
-    </w:p>
-    <w:p>
-      <w:pPr>
-        <w:pStyle w:val="1"/>
+        <w:pStyle w:val="28"/>
         <w:keepNext w:val="0"/>
         <w:keepLines w:val="0"/>
         <w:pageBreakBefore w:val="0"/>
@@ -3323,38 +3348,105 @@
           <w:lang w:val="en-US" w:eastAsia="zh-CN"/>
         </w:rPr>
       </w:pPr>
-      <w:bookmarkStart w:id="15" w:name="_Toc7100"/>
+      <w:bookmarkStart w:id="14" w:name="_Toc17284"/>
       <w:r>
         <w:rPr>
           <w:rFonts w:hint="eastAsia"/>
           <w:lang w:val="en-US" w:eastAsia="zh-CN"/>
         </w:rPr>
         <w:t>管理内容与要求</w:t>
+      </w:r>
+      <w:bookmarkEnd w:id="14"/>
+    </w:p>
+    <w:p>
+      <w:pPr>
+        <w:pStyle w:val="30"/>
+        <w:bidi w:val="0"/>
+        <w:rPr>
+          <w:rFonts w:hint="eastAsia"/>
+          <w:lang w:val="en-US" w:eastAsia="zh-CN"/>
+        </w:rPr>
+      </w:pPr>
+      <w:bookmarkStart w:id="15" w:name="_Toc24559"/>
+      <w:r>
+        <w:rPr>
+          <w:rFonts w:hint="eastAsia"/>
+          <w:lang w:val="en-US" w:eastAsia="zh-CN"/>
+        </w:rPr>
+        <w:t>审核基本信息</w:t>
       </w:r>
       <w:bookmarkEnd w:id="15"/>
     </w:p>
     <w:p>
       <w:pPr>
-        <w:pStyle w:val="2"/>
+        <w:pStyle w:val="29"/>
+        <w:rPr>
+          <w:rFonts w:hint="eastAsia"/>
+          <w:lang w:val="en-US" w:eastAsia="zh-CN"/>
+        </w:rPr>
+      </w:pPr>
+      <w:r>
+        <w:rPr>
+          <w:rFonts w:hint="eastAsia"/>
+          <w:lang w:val="en-US" w:eastAsia="zh-CN"/>
+        </w:rPr>
+        <w:t>时间安排：2025.12.15-2025.12.16</w:t>
+      </w:r>
+    </w:p>
+    <w:p>
+      <w:pPr>
+        <w:pStyle w:val="29"/>
+        <w:rPr>
+          <w:rFonts w:hint="eastAsia"/>
+          <w:lang w:val="en-US" w:eastAsia="zh-CN"/>
+        </w:rPr>
+      </w:pPr>
+      <w:r>
+        <w:rPr>
+          <w:rFonts w:hint="eastAsia"/>
+          <w:lang w:val="en-US" w:eastAsia="zh-CN"/>
+        </w:rPr>
+        <w:t>首次会议：2025.12.15 9:30</w:t>
+      </w:r>
+    </w:p>
+    <w:p>
+      <w:pPr>
+        <w:pStyle w:val="29"/>
+        <w:rPr>
+          <w:rFonts w:hint="default"/>
+          <w:lang w:val="en-US" w:eastAsia="zh-CN"/>
+        </w:rPr>
+      </w:pPr>
+      <w:r>
+        <w:rPr>
+          <w:rFonts w:hint="eastAsia"/>
+          <w:lang w:val="en-US" w:eastAsia="zh-CN"/>
+        </w:rPr>
+        <w:t>末次会议：2025.12.16 17:30</w:t>
+      </w:r>
+    </w:p>
+    <w:p>
+      <w:pPr>
+        <w:pStyle w:val="30"/>
         <w:bidi w:val="0"/>
         <w:rPr>
           <w:rFonts w:hint="eastAsia"/>
           <w:lang w:val="en-US" w:eastAsia="zh-CN"/>
         </w:rPr>
       </w:pPr>
-      <w:bookmarkStart w:id="16" w:name="_Toc17583"/>
-      <w:r>
-        <w:rPr>
-          <w:rFonts w:hint="eastAsia"/>
-          <w:lang w:val="en-US" w:eastAsia="zh-CN"/>
-        </w:rPr>
-        <w:t>审核基本信息</w:t>
+      <w:bookmarkStart w:id="16" w:name="_Toc14471"/>
+      <w:r>
+        <w:rPr>
+          <w:rFonts w:hint="eastAsia"/>
+          <w:lang w:val="en-US" w:eastAsia="zh-CN"/>
+        </w:rPr>
+        <w:t>审核组成员</w:t>
       </w:r>
       <w:bookmarkEnd w:id="16"/>
     </w:p>
     <w:p>
       <w:pPr>
-        <w:pStyle w:val="a1"/>
+        <w:pStyle w:val="29"/>
         <w:rPr>
           <w:rFonts w:hint="eastAsia"/>
           <w:lang w:val="en-US" w:eastAsia="zh-CN"/>
@@ -3365,14 +3457,16 @@
           <w:rFonts w:hint="eastAsia"/>
           <w:lang w:val="en-US" w:eastAsia="zh-CN"/>
         </w:rPr>
-        <w:t>时间安排：2025.12.15-2025.12.16</w:t>
+        <w:t>审核组由组长和组员构成，组长由管代担任，运维部经理（A）、研发部经理（B）、人力部经理（C）、质量部经理（D）担任组员。审核组信息如表4-1所示</w:t>
       </w:r>
     </w:p>
     <w:p>
       <w:pPr>
-        <w:pStyle w:val="a1"/>
-        <w:rPr>
-          <w:rFonts w:hint="eastAsia"/>
+        <w:pStyle w:val="29"/>
+        <w:ind w:left="0" w:leftChars="0" w:right="0" w:rightChars="0" w:firstLine="0" w:firstLineChars="0"/>
+        <w:jc w:val="center"/>
+        <w:rPr>
+          <w:rFonts w:hint="default"/>
           <w:lang w:val="en-US" w:eastAsia="zh-CN"/>
         </w:rPr>
       </w:pPr>
@@ -3381,12 +3475,35 @@
           <w:rFonts w:hint="eastAsia"/>
           <w:lang w:val="en-US" w:eastAsia="zh-CN"/>
         </w:rPr>
-        <w:t>首次会议：2025.12.15 9:30</w:t>
+        <w:t>表</w:t>
+      </w:r>
+      <w:r>
+        <w:rPr>
+          <w:rFonts w:hint="eastAsia"/>
+          <w:lang w:val="en-US" w:eastAsia="zh-CN"/>
+        </w:rPr>
+        <w:fldChar w:fldCharType="begin"/>
+      </w:r>
+      <w:r>
+        <w:rPr>
+          <w:rFonts w:hint="eastAsia"/>
+          <w:lang w:val="en-US" w:eastAsia="zh-CN"/>
+        </w:rPr>
+        <w:instrText xml:space="preserve"> </w:instrText>
+      </w:r>
+      <w:r>
+        <w:rPr>
+          <w:rFonts w:hint="default"/>
+          <w:lang w:val="en-US" w:eastAsia="zh-CN"/>
+        </w:rPr>
+        <w:instrText xml:space="preserve"> STYLEREF "柴_标题1" \n \* Charformat</w:instrText>
       </w:r>
     </w:p>
     <w:p>
       <w:pPr>
-        <w:pStyle w:val="a1"/>
+        <w:pStyle w:val="29"/>
+        <w:ind w:left="0" w:leftChars="0" w:right="0" w:rightChars="0" w:firstLine="0" w:firstLineChars="0"/>
+        <w:jc w:val="center"/>
         <w:rPr>
           <w:rFonts w:hint="default"/>
           <w:lang w:val="en-US" w:eastAsia="zh-CN"/>
@@ -3397,147 +3514,55 @@
           <w:rFonts w:hint="eastAsia"/>
           <w:lang w:val="en-US" w:eastAsia="zh-CN"/>
         </w:rPr>
-        <w:t>末次会议：2025.12.16 17:30</w:t>
+        <w:fldChar w:fldCharType="separate"/>
+      </w:r>
+      <w:r>
+        <w:rPr>
+          <w:rFonts w:hint="default"/>
+          <w:lang w:val="en-US" w:eastAsia="zh-CN"/>
+        </w:rPr>
+        <w:t>4</w:t>
+      </w:r>
+      <w:r>
+        <w:rPr>
+          <w:rFonts w:hint="eastAsia"/>
+          <w:lang w:val="en-US" w:eastAsia="zh-CN"/>
+        </w:rPr>
+        <w:fldChar w:fldCharType="end"/>
+      </w:r>
+      <w:r>
+        <w:rPr>
+          <w:rFonts w:hint="eastAsia"/>
+          <w:lang w:val="en-US" w:eastAsia="zh-CN"/>
+        </w:rPr>
+        <w:t xml:space="preserve"> -</w:t>
+      </w:r>
+      <w:r>
+        <w:rPr>
+          <w:rFonts w:hint="eastAsia"/>
+          <w:lang w:val="en-US" w:eastAsia="zh-CN"/>
+        </w:rPr>
+        <w:fldChar w:fldCharType="begin"/>
+      </w:r>
+      <w:r>
+        <w:rPr>
+          <w:rFonts w:hint="eastAsia"/>
+          <w:lang w:val="en-US" w:eastAsia="zh-CN"/>
+        </w:rPr>
+        <w:instrText xml:space="preserve"> </w:instrText>
+      </w:r>
+      <w:r>
+        <w:rPr>
+          <w:rFonts w:hint="default"/>
+          <w:lang w:val="en-US" w:eastAsia="zh-CN"/>
+        </w:rPr>
+        <w:instrText xml:space="preserve">  SEQ 图表 \* ARABIC  \s 1</w:instrText>
       </w:r>
     </w:p>
     <w:p>
       <w:pPr>
-        <w:pStyle w:val="2"/>
-        <w:bidi w:val="0"/>
-        <w:rPr>
-          <w:rFonts w:hint="eastAsia"/>
-          <w:lang w:val="en-US" w:eastAsia="zh-CN"/>
-        </w:rPr>
-      </w:pPr>
-      <w:bookmarkStart w:id="17" w:name="_Toc29118"/>
-      <w:r>
-        <w:rPr>
-          <w:rFonts w:hint="eastAsia"/>
-          <w:lang w:val="en-US" w:eastAsia="zh-CN"/>
-        </w:rPr>
-        <w:t>审核组成员</w:t>
-      </w:r>
-      <w:bookmarkEnd w:id="17"/>
-    </w:p>
-    <w:p>
-      <w:pPr>
-        <w:pStyle w:val="a1"/>
-        <w:rPr>
-          <w:rFonts w:hint="eastAsia"/>
-          <w:lang w:val="en-US" w:eastAsia="zh-CN"/>
-        </w:rPr>
-      </w:pPr>
-      <w:r>
-        <w:rPr>
-          <w:rFonts w:hint="eastAsia"/>
-          <w:lang w:val="en-US" w:eastAsia="zh-CN"/>
-        </w:rPr>
-        <w:t>审核组由组长和组员构成，组长由管代担任，运维部经理（A）、研发部经理（B）、人力部经理（C）、质量部经理（D）担任组员。审核组信息如表4-1所示</w:t>
-      </w:r>
-    </w:p>
-    <w:p>
-      <w:pPr>
-        <w:pStyle w:val="a1"/>
-        <w:ind w:left="0" w:right="0" w:firstLine="0" w:leftChars="0" w:rightChars="0" w:firstLineChars="0"/>
-        <w:jc w:val="center"/>
-        <w:rPr>
-          <w:rFonts w:hint="default"/>
-          <w:lang w:val="en-US" w:eastAsia="zh-CN"/>
-        </w:rPr>
-      </w:pPr>
-      <w:r>
-        <w:rPr>
-          <w:rFonts w:hint="eastAsia"/>
-          <w:lang w:val="en-US" w:eastAsia="zh-CN"/>
-        </w:rPr>
-        <w:t>表</w:t>
-      </w:r>
-      <w:r>
-        <w:rPr>
-          <w:rFonts w:hint="eastAsia"/>
-          <w:lang w:val="en-US" w:eastAsia="zh-CN"/>
-        </w:rPr>
-        <w:fldChar w:fldCharType="begin"/>
-      </w:r>
-      <w:r>
-        <w:rPr>
-          <w:rFonts w:hint="eastAsia"/>
-          <w:lang w:val="en-US" w:eastAsia="zh-CN"/>
-        </w:rPr>
-        <w:instrText xml:space="preserve"> </w:instrText>
-      </w:r>
-      <w:r>
-        <w:rPr>
-          <w:rFonts w:hint="default"/>
-          <w:lang w:val="en-US" w:eastAsia="zh-CN"/>
-        </w:rPr>
-        <w:instrText xml:space="preserve"> STYLEREF "柴_标题1" \n \* Charformat</w:instrText>
-      </w:r>
-    </w:p>
-    <w:p>
-      <w:pPr>
-        <w:pStyle w:val="a1"/>
-        <w:ind w:left="0" w:right="0" w:firstLine="0" w:leftChars="0" w:rightChars="0" w:firstLineChars="0"/>
-        <w:jc w:val="center"/>
-        <w:rPr>
-          <w:rFonts w:hint="default"/>
-          <w:lang w:val="en-US" w:eastAsia="zh-CN"/>
-        </w:rPr>
-      </w:pPr>
-      <w:r>
-        <w:rPr>
-          <w:rFonts w:hint="eastAsia"/>
-          <w:lang w:val="en-US" w:eastAsia="zh-CN"/>
-        </w:rPr>
-        <w:fldChar w:fldCharType="separate"/>
-      </w:r>
-      <w:r>
-        <w:rPr>
-          <w:rFonts w:hint="default"/>
-          <w:lang w:val="en-US" w:eastAsia="zh-CN"/>
-        </w:rPr>
-        <w:t>4</w:t>
-      </w:r>
-      <w:r>
-        <w:rPr>
-          <w:rFonts w:hint="eastAsia"/>
-          <w:lang w:val="en-US" w:eastAsia="zh-CN"/>
-        </w:rPr>
-        <w:fldChar w:fldCharType="end"/>
-      </w:r>
-      <w:r>
-        <w:rPr>
-          <w:rFonts w:hint="eastAsia"/>
-          <w:lang w:val="en-US" w:eastAsia="zh-CN"/>
-        </w:rPr>
-        <w:t xml:space="preserve"> -</w:t>
-      </w:r>
-      <w:r>
-        <w:rPr>
-          <w:rFonts w:hint="eastAsia"/>
-          <w:lang w:val="en-US" w:eastAsia="zh-CN"/>
-        </w:rPr>
-        <w:fldChar w:fldCharType="begin"/>
-      </w:r>
-      <w:r>
-        <w:rPr>
-          <w:rFonts w:hint="eastAsia"/>
-          <w:lang w:val="en-US" w:eastAsia="zh-CN"/>
-        </w:rPr>
-        <w:instrText xml:space="preserve"> </w:instrText>
-      </w:r>
-      <w:r>
-        <w:rPr>
-          <w:rFonts w:hint="default"/>
-          <w:lang w:val="en-US" w:eastAsia="zh-CN"/>
-        </w:rPr>
-        <w:instrText xml:space="preserve">  SEQ 图表 \* ARABIC  \s 1</w:instrText>
-      </w:r>
-    </w:p>
-    <w:p>
-      <w:pPr>
-        <w:pStyle w:val="a1"/>
-        <w:ind w:left="0" w:right="0" w:firstLine="0" w:leftChars="0" w:rightChars="0" w:firstLineChars="0"/>
+        <w:pStyle w:val="29"/>
+        <w:ind w:left="0" w:leftChars="0" w:right="0" w:rightChars="0" w:firstLine="0" w:firstLineChars="0"/>
         <w:jc w:val="center"/>
         <w:rPr>
           <w:rFonts w:hint="eastAsia"/>
@@ -3575,17 +3600,18 @@
     </w:p>
     <w:tbl>
       <w:tblPr>
-        <w:tblStyle w:val="TableGrid"/>
+        <w:tblStyle w:val="21"/>
         <w:tblW w:w="0" w:type="auto"/>
         <w:jc w:val="center"/>
         <w:tblBorders>
-          <w:top w:val="single" w:sz="4" w:space="0" w:color="auto"/>
-          <w:left w:val="single" w:sz="4" w:space="0" w:color="auto"/>
-          <w:bottom w:val="single" w:sz="4" w:space="0" w:color="auto"/>
-          <w:right w:val="single" w:sz="4" w:space="0" w:color="auto"/>
-          <w:insideH w:val="single" w:sz="4" w:space="0" w:color="auto"/>
-          <w:insideV w:val="single" w:sz="4" w:space="0" w:color="auto"/>
+          <w:top w:val="single" w:color="auto" w:sz="4" w:space="0"/>
+          <w:left w:val="single" w:color="auto" w:sz="4" w:space="0"/>
+          <w:bottom w:val="single" w:color="auto" w:sz="4" w:space="0"/>
+          <w:right w:val="single" w:color="auto" w:sz="4" w:space="0"/>
+          <w:insideH w:val="single" w:color="auto" w:sz="4" w:space="0"/>
+          <w:insideV w:val="single" w:color="auto" w:sz="4" w:space="0"/>
         </w:tblBorders>
+        <w:tblLayout w:type="autofit"/>
         <w:tblCellMar>
           <w:top w:w="0" w:type="dxa"/>
           <w:left w:w="108" w:type="dxa"/>
@@ -3599,15 +3625,13 @@
       </w:tblGrid>
       <w:tr>
         <w:tblPrEx>
-          <w:tblW w:w="0" w:type="auto"/>
-          <w:jc w:val="center"/>
           <w:tblBorders>
-            <w:top w:val="single" w:sz="4" w:space="0" w:color="auto"/>
-            <w:left w:val="single" w:sz="4" w:space="0" w:color="auto"/>
-            <w:bottom w:val="single" w:sz="4" w:space="0" w:color="auto"/>
-            <w:right w:val="single" w:sz="4" w:space="0" w:color="auto"/>
-            <w:insideH w:val="single" w:sz="4" w:space="0" w:color="auto"/>
-            <w:insideV w:val="single" w:sz="4" w:space="0" w:color="auto"/>
+            <w:top w:val="single" w:color="auto" w:sz="4" w:space="0"/>
+            <w:left w:val="single" w:color="auto" w:sz="4" w:space="0"/>
+            <w:bottom w:val="single" w:color="auto" w:sz="4" w:space="0"/>
+            <w:right w:val="single" w:color="auto" w:sz="4" w:space="0"/>
+            <w:insideH w:val="single" w:color="auto" w:sz="4" w:space="0"/>
+            <w:insideV w:val="single" w:color="auto" w:sz="4" w:space="0"/>
           </w:tblBorders>
           <w:tblCellMar>
             <w:top w:w="0" w:type="dxa"/>
@@ -3617,7 +3641,7 @@
           </w:tblCellMar>
         </w:tblPrEx>
         <w:trPr>
-          <w:trHeight w:val="309"/>
+          <w:trHeight w:val="309" w:hRule="atLeast"/>
           <w:jc w:val="center"/>
         </w:trPr>
         <w:tc>
@@ -3626,9 +3650,9 @@
           </w:tcPr>
           <w:p>
             <w:pPr>
-              <w:pStyle w:val="a1"/>
+              <w:pStyle w:val="29"/>
               <w:widowControl w:val="0"/>
-              <w:ind w:left="0" w:right="0" w:firstLine="0" w:leftChars="0" w:rightChars="0" w:firstLineChars="0"/>
+              <w:ind w:left="0" w:leftChars="0" w:right="0" w:rightChars="0" w:firstLine="0" w:firstLineChars="0"/>
               <w:jc w:val="both"/>
               <w:rPr>
                 <w:rFonts w:hint="default"/>
@@ -3652,9 +3676,9 @@
           </w:tcPr>
           <w:p>
             <w:pPr>
-              <w:pStyle w:val="a1"/>
+              <w:pStyle w:val="29"/>
               <w:widowControl w:val="0"/>
-              <w:ind w:left="0" w:right="0" w:firstLine="0" w:leftChars="0" w:rightChars="0" w:firstLineChars="0"/>
+              <w:ind w:left="0" w:leftChars="0" w:right="0" w:rightChars="0" w:firstLine="0" w:firstLineChars="0"/>
               <w:jc w:val="both"/>
               <w:rPr>
                 <w:rFonts w:hint="default"/>
@@ -3664,19 +3688,27 @@
             </w:pPr>
             <w:r>
               <w:rPr>
-                <w:rFonts w:hint="default"/>
+                <w:rFonts w:hint="eastAsia"/>
                 <w:vertAlign w:val="baseline"/>
                 <w:lang w:val="en-US" w:eastAsia="zh-CN"/>
               </w:rPr>
-              <w:t>刘长凡</w:t>
-            </w:r>
+              <w:t>杨忠燃</w:t>
+            </w:r>
+            <w:bookmarkStart w:id="18" w:name="_GoBack"/>
+            <w:bookmarkEnd w:id="18"/>
           </w:p>
         </w:tc>
       </w:tr>
       <w:tr>
         <w:tblPrEx>
-          <w:tblW w:w="0" w:type="auto"/>
-          <w:jc w:val="center"/>
+          <w:tblBorders>
+            <w:top w:val="single" w:color="auto" w:sz="4" w:space="0"/>
+            <w:left w:val="single" w:color="auto" w:sz="4" w:space="0"/>
+            <w:bottom w:val="single" w:color="auto" w:sz="4" w:space="0"/>
+            <w:right w:val="single" w:color="auto" w:sz="4" w:space="0"/>
+            <w:insideH w:val="single" w:color="auto" w:sz="4" w:space="0"/>
+            <w:insideV w:val="single" w:color="auto" w:sz="4" w:space="0"/>
+          </w:tblBorders>
           <w:tblCellMar>
             <w:top w:w="0" w:type="dxa"/>
             <w:left w:w="108" w:type="dxa"/>
@@ -3685,7 +3717,7 @@
           </w:tblCellMar>
         </w:tblPrEx>
         <w:trPr>
-          <w:trHeight w:val="331"/>
+          <w:trHeight w:val="331" w:hRule="atLeast"/>
           <w:jc w:val="center"/>
         </w:trPr>
         <w:tc>
@@ -3694,9 +3726,9 @@
           </w:tcPr>
           <w:p>
             <w:pPr>
-              <w:pStyle w:val="a1"/>
+              <w:pStyle w:val="29"/>
               <w:widowControl w:val="0"/>
-              <w:ind w:left="0" w:right="0" w:firstLine="0" w:leftChars="0" w:rightChars="0" w:firstLineChars="0"/>
+              <w:ind w:left="0" w:leftChars="0" w:right="0" w:rightChars="0" w:firstLine="0" w:firstLineChars="0"/>
               <w:jc w:val="both"/>
               <w:rPr>
                 <w:rFonts w:hint="default"/>
@@ -3720,9 +3752,9 @@
           </w:tcPr>
           <w:p>
             <w:pPr>
-              <w:pStyle w:val="a1"/>
+              <w:pStyle w:val="29"/>
               <w:widowControl w:val="0"/>
-              <w:ind w:left="0" w:right="0" w:firstLine="0" w:leftChars="0" w:rightChars="0" w:firstLineChars="0"/>
+              <w:ind w:left="0" w:leftChars="0" w:right="0" w:rightChars="0" w:firstLine="0" w:firstLineChars="0"/>
               <w:jc w:val="both"/>
               <w:rPr>
                 <w:rFonts w:hint="default"/>
@@ -3744,14 +3776,14 @@
     </w:tbl>
     <w:p>
       <w:pPr>
-        <w:pStyle w:val="2"/>
+        <w:pStyle w:val="30"/>
         <w:bidi w:val="0"/>
         <w:rPr>
           <w:rFonts w:hint="default"/>
           <w:lang w:val="en-US" w:eastAsia="zh-CN"/>
         </w:rPr>
       </w:pPr>
-      <w:bookmarkStart w:id="18" w:name="_Toc31563"/>
+      <w:bookmarkStart w:id="17" w:name="_Toc11366"/>
       <w:r>
         <w:rPr>
           <w:rFonts w:hint="eastAsia"/>
@@ -3759,12 +3791,12 @@
         </w:rPr>
         <w:t>审核日程进度</w:t>
       </w:r>
-      <w:bookmarkEnd w:id="18"/>
+      <w:bookmarkEnd w:id="17"/>
     </w:p>
     <w:p>
       <w:pPr>
-        <w:pStyle w:val="a1"/>
-        <w:ind w:left="0" w:right="0" w:firstLine="0" w:leftChars="0" w:rightChars="0" w:firstLineChars="0"/>
+        <w:pStyle w:val="29"/>
+        <w:ind w:left="0" w:leftChars="0" w:right="0" w:rightChars="0" w:firstLine="0" w:firstLineChars="0"/>
         <w:jc w:val="center"/>
         <w:rPr>
           <w:rFonts w:hint="default"/>
@@ -3802,8 +3834,8 @@
     </w:p>
     <w:p>
       <w:pPr>
-        <w:pStyle w:val="a1"/>
-        <w:ind w:left="0" w:right="0" w:firstLine="0" w:leftChars="0" w:rightChars="0" w:firstLineChars="0"/>
+        <w:pStyle w:val="29"/>
+        <w:ind w:left="0" w:leftChars="0" w:right="0" w:rightChars="0" w:firstLine="0" w:firstLineChars="0"/>
         <w:jc w:val="center"/>
         <w:rPr>
           <w:rFonts w:hint="default"/>
@@ -3862,8 +3894,8 @@
     </w:p>
     <w:p>
       <w:pPr>
-        <w:pStyle w:val="a1"/>
-        <w:ind w:left="0" w:right="0" w:firstLine="0" w:leftChars="0" w:rightChars="0" w:firstLineChars="0"/>
+        <w:pStyle w:val="29"/>
+        <w:ind w:left="0" w:leftChars="0" w:right="0" w:rightChars="0" w:firstLine="0" w:firstLineChars="0"/>
         <w:jc w:val="center"/>
         <w:rPr>
           <w:rFonts w:hint="eastAsia"/>
@@ -3901,16 +3933,16 @@
     </w:p>
     <w:tbl>
       <w:tblPr>
-        <w:tblStyle w:val="TableNormal0"/>
+        <w:tblStyle w:val="26"/>
         <w:tblW w:w="9679" w:type="dxa"/>
         <w:tblInd w:w="2" w:type="dxa"/>
         <w:tblBorders>
-          <w:top w:val="single" w:sz="2" w:space="0" w:color="000000"/>
-          <w:left w:val="single" w:sz="2" w:space="0" w:color="000000"/>
-          <w:bottom w:val="single" w:sz="2" w:space="0" w:color="000000"/>
-          <w:right w:val="single" w:sz="2" w:space="0" w:color="000000"/>
-          <w:insideH w:val="single" w:sz="2" w:space="0" w:color="000000"/>
-          <w:insideV w:val="single" w:sz="2" w:space="0" w:color="000000"/>
+          <w:top w:val="single" w:color="000000" w:sz="2" w:space="0"/>
+          <w:left w:val="single" w:color="000000" w:sz="2" w:space="0"/>
+          <w:bottom w:val="single" w:color="000000" w:sz="2" w:space="0"/>
+          <w:right w:val="single" w:color="000000" w:sz="2" w:space="0"/>
+          <w:insideH w:val="single" w:color="000000" w:sz="2" w:space="0"/>
+          <w:insideV w:val="single" w:color="000000" w:sz="2" w:space="0"/>
         </w:tblBorders>
         <w:tblLayout w:type="fixed"/>
         <w:tblCellMar>
@@ -3929,17 +3961,14 @@
       </w:tblGrid>
       <w:tr>
         <w:tblPrEx>
-          <w:tblW w:w="9679" w:type="dxa"/>
-          <w:tblInd w:w="2" w:type="dxa"/>
           <w:tblBorders>
-            <w:top w:val="single" w:sz="2" w:space="0" w:color="000000"/>
-            <w:left w:val="single" w:sz="2" w:space="0" w:color="000000"/>
-            <w:bottom w:val="single" w:sz="2" w:space="0" w:color="000000"/>
-            <w:right w:val="single" w:sz="2" w:space="0" w:color="000000"/>
-            <w:insideH w:val="single" w:sz="2" w:space="0" w:color="000000"/>
-            <w:insideV w:val="single" w:sz="2" w:space="0" w:color="000000"/>
+            <w:top w:val="single" w:color="000000" w:sz="2" w:space="0"/>
+            <w:left w:val="single" w:color="000000" w:sz="2" w:space="0"/>
+            <w:bottom w:val="single" w:color="000000" w:sz="2" w:space="0"/>
+            <w:right w:val="single" w:color="000000" w:sz="2" w:space="0"/>
+            <w:insideH w:val="single" w:color="000000" w:sz="2" w:space="0"/>
+            <w:insideV w:val="single" w:color="000000" w:sz="2" w:space="0"/>
           </w:tblBorders>
-          <w:tblLayout w:type="fixed"/>
           <w:tblCellMar>
             <w:top w:w="0" w:type="dxa"/>
             <w:left w:w="0" w:type="dxa"/>
@@ -3948,7 +3977,7 @@
           </w:tblCellMar>
         </w:tblPrEx>
         <w:trPr>
-          <w:trHeight w:val="633"/>
+          <w:trHeight w:val="633" w:hRule="atLeast"/>
         </w:trPr>
         <w:tc>
           <w:tcPr>
@@ -3956,7 +3985,7 @@
           </w:tcPr>
           <w:p>
             <w:pPr>
-              <w:pStyle w:val="TableText"/>
+              <w:pStyle w:val="27"/>
               <w:spacing w:before="209" w:line="228" w:lineRule="auto"/>
               <w:jc w:val="center"/>
             </w:pPr>
@@ -3975,7 +4004,7 @@
           </w:tcPr>
           <w:p>
             <w:pPr>
-              <w:pStyle w:val="TableText"/>
+              <w:pStyle w:val="27"/>
               <w:spacing w:before="208" w:line="230" w:lineRule="auto"/>
               <w:jc w:val="center"/>
             </w:pPr>
@@ -3994,7 +4023,7 @@
           </w:tcPr>
           <w:p>
             <w:pPr>
-              <w:pStyle w:val="TableText"/>
+              <w:pStyle w:val="27"/>
               <w:spacing w:before="208" w:line="228" w:lineRule="auto"/>
               <w:jc w:val="center"/>
             </w:pPr>
@@ -4012,7 +4041,7 @@
           </w:tcPr>
           <w:p>
             <w:pPr>
-              <w:pStyle w:val="TableText"/>
+              <w:pStyle w:val="27"/>
               <w:spacing w:before="53" w:line="263" w:lineRule="auto"/>
               <w:ind w:right="316"/>
               <w:jc w:val="center"/>
@@ -4028,9 +4057,14 @@
       </w:tr>
       <w:tr>
         <w:tblPrEx>
-          <w:tblW w:w="9679" w:type="dxa"/>
-          <w:tblInd w:w="2" w:type="dxa"/>
-          <w:tblLayout w:type="fixed"/>
+          <w:tblBorders>
+            <w:top w:val="single" w:color="000000" w:sz="2" w:space="0"/>
+            <w:left w:val="single" w:color="000000" w:sz="2" w:space="0"/>
+            <w:bottom w:val="single" w:color="000000" w:sz="2" w:space="0"/>
+            <w:right w:val="single" w:color="000000" w:sz="2" w:space="0"/>
+            <w:insideH w:val="single" w:color="000000" w:sz="2" w:space="0"/>
+            <w:insideV w:val="single" w:color="000000" w:sz="2" w:space="0"/>
+          </w:tblBorders>
           <w:tblCellMar>
             <w:top w:w="0" w:type="dxa"/>
             <w:left w:w="0" w:type="dxa"/>
@@ -4039,7 +4073,7 @@
           </w:tblCellMar>
         </w:tblPrEx>
         <w:trPr>
-          <w:trHeight w:val="448"/>
+          <w:trHeight w:val="448" w:hRule="atLeast"/>
         </w:trPr>
         <w:tc>
           <w:tcPr>
@@ -4051,7 +4085,7 @@
           </w:tcPr>
           <w:p>
             <w:pPr>
-              <w:pStyle w:val="TableText"/>
+              <w:pStyle w:val="27"/>
               <w:spacing w:before="65" w:line="290" w:lineRule="auto"/>
               <w:ind w:left="113" w:right="324" w:rightChars="0"/>
               <w:jc w:val="both"/>
@@ -4070,12 +4104,12 @@
           </w:p>
           <w:p>
             <w:pPr>
-              <w:pStyle w:val="TableText"/>
+              <w:pStyle w:val="27"/>
               <w:spacing w:before="65" w:line="290" w:lineRule="auto"/>
               <w:ind w:left="113" w:right="324" w:rightChars="0"/>
               <w:jc w:val="both"/>
               <w:rPr>
-                <w:rFonts w:eastAsia="宋体" w:hint="default"/>
+                <w:rFonts w:hint="default" w:eastAsia="宋体"/>
                 <w:lang w:val="en-US" w:eastAsia="zh-CN"/>
               </w:rPr>
             </w:pPr>
@@ -4095,7 +4129,7 @@
           </w:tcPr>
           <w:p>
             <w:pPr>
-              <w:pStyle w:val="TableText"/>
+              <w:pStyle w:val="27"/>
               <w:spacing w:before="115" w:line="264" w:lineRule="exact"/>
               <w:ind w:left="181"/>
             </w:pPr>
@@ -4115,7 +4149,7 @@
           </w:tcPr>
           <w:p>
             <w:pPr>
-              <w:pStyle w:val="TableText"/>
+              <w:pStyle w:val="27"/>
               <w:spacing w:before="115" w:line="227" w:lineRule="auto"/>
               <w:ind w:left="1822"/>
             </w:pPr>
@@ -4133,7 +4167,7 @@
           </w:tcPr>
           <w:p>
             <w:pPr>
-              <w:pStyle w:val="TableText"/>
+              <w:pStyle w:val="27"/>
               <w:spacing w:before="115" w:line="229" w:lineRule="auto"/>
               <w:ind w:left="321"/>
             </w:pPr>
@@ -4145,9 +4179,14 @@
       </w:tr>
       <w:tr>
         <w:tblPrEx>
-          <w:tblW w:w="9679" w:type="dxa"/>
-          <w:tblInd w:w="2" w:type="dxa"/>
-          <w:tblLayout w:type="fixed"/>
+          <w:tblBorders>
+            <w:top w:val="single" w:color="000000" w:sz="2" w:space="0"/>
+            <w:left w:val="single" w:color="000000" w:sz="2" w:space="0"/>
+            <w:bottom w:val="single" w:color="000000" w:sz="2" w:space="0"/>
+            <w:right w:val="single" w:color="000000" w:sz="2" w:space="0"/>
+            <w:insideH w:val="single" w:color="000000" w:sz="2" w:space="0"/>
+            <w:insideV w:val="single" w:color="000000" w:sz="2" w:space="0"/>
+          </w:tblBorders>
           <w:tblCellMar>
             <w:top w:w="0" w:type="dxa"/>
             <w:left w:w="0" w:type="dxa"/>
@@ -4156,12 +4195,12 @@
           </w:tblCellMar>
         </w:tblPrEx>
         <w:trPr>
-          <w:trHeight w:val="1381"/>
+          <w:trHeight w:val="1381" w:hRule="atLeast"/>
         </w:trPr>
         <w:tc>
           <w:tcPr>
             <w:tcW w:w="966" w:type="dxa"/>
-            <w:vMerge/>
+            <w:vMerge w:val="continue"/>
             <w:tcBorders>
               <w:top w:val="nil"/>
               <w:bottom w:val="nil"/>
@@ -4183,7 +4222,7 @@
           </w:tcPr>
           <w:p>
             <w:pPr>
-              <w:pStyle w:val="TableText"/>
+              <w:pStyle w:val="27"/>
               <w:spacing w:before="72"/>
               <w:ind w:left="263"/>
               <w:rPr>
@@ -4208,7 +4247,7 @@
           </w:tcPr>
           <w:p>
             <w:pPr>
-              <w:pStyle w:val="TableText"/>
+              <w:pStyle w:val="27"/>
               <w:spacing w:before="65" w:line="228" w:lineRule="auto"/>
               <w:ind w:left="410"/>
               <w:rPr>
@@ -4226,11 +4265,11 @@
           </w:p>
           <w:p>
             <w:pPr>
-              <w:pStyle w:val="TableText"/>
+              <w:pStyle w:val="27"/>
               <w:spacing w:before="65" w:line="228" w:lineRule="auto"/>
               <w:ind w:left="410"/>
               <w:rPr>
-                <w:rFonts w:eastAsia="宋体" w:hint="eastAsia"/>
+                <w:rFonts w:hint="eastAsia" w:eastAsia="宋体"/>
                 <w:spacing w:val="5"/>
                 <w:lang w:val="en-US" w:eastAsia="zh-CN"/>
               </w:rPr>
@@ -4252,7 +4291,7 @@
           </w:tcPr>
           <w:p>
             <w:pPr>
-              <w:pStyle w:val="TableText"/>
+              <w:pStyle w:val="27"/>
               <w:spacing w:before="65" w:line="289" w:lineRule="auto"/>
               <w:ind w:left="112" w:right="102" w:firstLine="3"/>
             </w:pPr>
@@ -4295,11 +4334,11 @@
           </w:tcPr>
           <w:p>
             <w:pPr>
-              <w:pStyle w:val="TableText"/>
+              <w:pStyle w:val="27"/>
               <w:spacing w:before="65" w:line="228" w:lineRule="auto"/>
               <w:ind w:left="324"/>
               <w:rPr>
-                <w:rFonts w:eastAsia="宋体" w:hint="eastAsia"/>
+                <w:rFonts w:hint="eastAsia" w:eastAsia="宋体"/>
                 <w:lang w:eastAsia="zh-CN"/>
               </w:rPr>
             </w:pPr>
@@ -4315,9 +4354,14 @@
       </w:tr>
       <w:tr>
         <w:tblPrEx>
-          <w:tblW w:w="9679" w:type="dxa"/>
-          <w:tblInd w:w="2" w:type="dxa"/>
-          <w:tblLayout w:type="fixed"/>
+          <w:tblBorders>
+            <w:top w:val="single" w:color="000000" w:sz="2" w:space="0"/>
+            <w:left w:val="single" w:color="000000" w:sz="2" w:space="0"/>
+            <w:bottom w:val="single" w:color="000000" w:sz="2" w:space="0"/>
+            <w:right w:val="single" w:color="000000" w:sz="2" w:space="0"/>
+            <w:insideH w:val="single" w:color="000000" w:sz="2" w:space="0"/>
+            <w:insideV w:val="single" w:color="000000" w:sz="2" w:space="0"/>
+          </w:tblBorders>
           <w:tblCellMar>
             <w:top w:w="0" w:type="dxa"/>
             <w:left w:w="0" w:type="dxa"/>
@@ -4326,12 +4370,12 @@
           </w:tblCellMar>
         </w:tblPrEx>
         <w:trPr>
-          <w:trHeight w:val="1365"/>
+          <w:trHeight w:val="1365" w:hRule="atLeast"/>
         </w:trPr>
         <w:tc>
           <w:tcPr>
             <w:tcW w:w="966" w:type="dxa"/>
-            <w:vMerge/>
+            <w:vMerge w:val="continue"/>
             <w:tcBorders>
               <w:top w:val="nil"/>
               <w:bottom w:val="nil"/>
@@ -4353,7 +4397,7 @@
           </w:tcPr>
           <w:p>
             <w:pPr>
-              <w:pStyle w:val="TableText"/>
+              <w:pStyle w:val="27"/>
               <w:spacing w:before="72"/>
               <w:ind w:left="263"/>
               <w:rPr>
@@ -4378,7 +4422,7 @@
           </w:tcPr>
           <w:p>
             <w:pPr>
-              <w:pStyle w:val="TableText"/>
+              <w:pStyle w:val="27"/>
               <w:spacing w:before="65" w:line="289" w:lineRule="auto"/>
               <w:ind w:left="112" w:right="110" w:firstLine="2"/>
               <w:rPr>
@@ -4396,7 +4440,7 @@
           </w:p>
           <w:p>
             <w:pPr>
-              <w:pStyle w:val="TableText"/>
+              <w:pStyle w:val="27"/>
               <w:spacing w:before="65" w:line="289" w:lineRule="auto"/>
               <w:ind w:left="112" w:right="110" w:firstLine="2"/>
               <w:rPr>
@@ -4422,7 +4466,7 @@
           </w:tcPr>
           <w:p>
             <w:pPr>
-              <w:pStyle w:val="TableText"/>
+              <w:pStyle w:val="27"/>
               <w:spacing w:before="107" w:line="258" w:lineRule="auto"/>
               <w:ind w:left="110" w:right="108" w:firstLine="5"/>
             </w:pPr>
@@ -4465,7 +4509,7 @@
           </w:p>
           <w:p>
             <w:pPr>
-              <w:pStyle w:val="TableText"/>
+              <w:pStyle w:val="27"/>
               <w:spacing w:before="65" w:line="258" w:lineRule="auto"/>
               <w:ind w:left="110" w:right="189" w:firstLine="5"/>
             </w:pPr>
@@ -4484,11 +4528,11 @@
           </w:tcPr>
           <w:p>
             <w:pPr>
-              <w:pStyle w:val="TableText"/>
+              <w:pStyle w:val="27"/>
               <w:spacing w:before="65" w:line="228" w:lineRule="auto"/>
               <w:ind w:left="325"/>
               <w:rPr>
-                <w:rFonts w:eastAsia="宋体" w:hint="default"/>
+                <w:rFonts w:hint="default" w:eastAsia="宋体"/>
                 <w:lang w:val="en-US" w:eastAsia="zh-CN"/>
               </w:rPr>
             </w:pPr>
@@ -4504,9 +4548,14 @@
       </w:tr>
       <w:tr>
         <w:tblPrEx>
-          <w:tblW w:w="9679" w:type="dxa"/>
-          <w:tblInd w:w="2" w:type="dxa"/>
-          <w:tblLayout w:type="fixed"/>
+          <w:tblBorders>
+            <w:top w:val="single" w:color="000000" w:sz="2" w:space="0"/>
+            <w:left w:val="single" w:color="000000" w:sz="2" w:space="0"/>
+            <w:bottom w:val="single" w:color="000000" w:sz="2" w:space="0"/>
+            <w:right w:val="single" w:color="000000" w:sz="2" w:space="0"/>
+            <w:insideH w:val="single" w:color="000000" w:sz="2" w:space="0"/>
+            <w:insideV w:val="single" w:color="000000" w:sz="2" w:space="0"/>
+          </w:tblBorders>
           <w:tblCellMar>
             <w:top w:w="0" w:type="dxa"/>
             <w:left w:w="0" w:type="dxa"/>
@@ -4515,12 +4564,12 @@
           </w:tblCellMar>
         </w:tblPrEx>
         <w:trPr>
-          <w:trHeight w:val="1134"/>
+          <w:trHeight w:val="1134" w:hRule="atLeast"/>
         </w:trPr>
         <w:tc>
           <w:tcPr>
             <w:tcW w:w="966" w:type="dxa"/>
-            <w:vMerge/>
+            <w:vMerge w:val="continue"/>
             <w:tcBorders>
               <w:top w:val="nil"/>
             </w:tcBorders>
@@ -4541,7 +4590,7 @@
           </w:tcPr>
           <w:p>
             <w:pPr>
-              <w:pStyle w:val="TableText"/>
+              <w:pStyle w:val="27"/>
               <w:spacing w:before="72"/>
               <w:ind w:left="263"/>
               <w:rPr>
@@ -4566,11 +4615,11 @@
           </w:tcPr>
           <w:p>
             <w:pPr>
-              <w:pStyle w:val="TableText"/>
+              <w:pStyle w:val="27"/>
               <w:spacing w:before="65" w:line="228" w:lineRule="auto"/>
               <w:ind w:left="408"/>
               <w:rPr>
-                <w:rFonts w:eastAsia="宋体" w:hint="eastAsia"/>
+                <w:rFonts w:hint="eastAsia" w:eastAsia="宋体"/>
                 <w:lang w:eastAsia="zh-CN"/>
               </w:rPr>
             </w:pPr>
@@ -4591,7 +4640,7 @@
           </w:tcPr>
           <w:p>
             <w:pPr>
-              <w:pStyle w:val="TableText"/>
+              <w:pStyle w:val="27"/>
               <w:spacing w:before="305" w:line="289" w:lineRule="auto"/>
               <w:ind w:left="112" w:right="189" w:firstLine="3"/>
             </w:pPr>
@@ -4610,11 +4659,11 @@
           </w:tcPr>
           <w:p>
             <w:pPr>
-              <w:pStyle w:val="TableText"/>
+              <w:pStyle w:val="27"/>
               <w:spacing w:before="65" w:line="228" w:lineRule="auto"/>
               <w:ind w:left="323"/>
               <w:rPr>
-                <w:rFonts w:eastAsia="宋体" w:hint="eastAsia"/>
+                <w:rFonts w:hint="eastAsia" w:eastAsia="宋体"/>
                 <w:lang w:eastAsia="zh-CN"/>
               </w:rPr>
             </w:pPr>
@@ -4630,9 +4679,14 @@
       </w:tr>
       <w:tr>
         <w:tblPrEx>
-          <w:tblW w:w="9679" w:type="dxa"/>
-          <w:tblInd w:w="2" w:type="dxa"/>
-          <w:tblLayout w:type="fixed"/>
+          <w:tblBorders>
+            <w:top w:val="single" w:color="000000" w:sz="2" w:space="0"/>
+            <w:left w:val="single" w:color="000000" w:sz="2" w:space="0"/>
+            <w:bottom w:val="single" w:color="000000" w:sz="2" w:space="0"/>
+            <w:right w:val="single" w:color="000000" w:sz="2" w:space="0"/>
+            <w:insideH w:val="single" w:color="000000" w:sz="2" w:space="0"/>
+            <w:insideV w:val="single" w:color="000000" w:sz="2" w:space="0"/>
+          </w:tblBorders>
           <w:tblCellMar>
             <w:top w:w="0" w:type="dxa"/>
             <w:left w:w="0" w:type="dxa"/>
@@ -4641,7 +4695,7 @@
           </w:tblCellMar>
         </w:tblPrEx>
         <w:trPr>
-          <w:trHeight w:val="1135"/>
+          <w:trHeight w:val="1135" w:hRule="atLeast"/>
         </w:trPr>
         <w:tc>
           <w:tcPr>
@@ -4653,7 +4707,7 @@
           </w:tcPr>
           <w:p>
             <w:pPr>
-              <w:pStyle w:val="TableText"/>
+              <w:pStyle w:val="27"/>
               <w:spacing w:before="65" w:line="290" w:lineRule="auto"/>
               <w:ind w:left="113" w:right="324" w:rightChars="0"/>
               <w:jc w:val="both"/>
@@ -4672,12 +4726,12 @@
           </w:p>
           <w:p>
             <w:pPr>
-              <w:pStyle w:val="TableText"/>
+              <w:pStyle w:val="27"/>
               <w:spacing w:before="65" w:line="290" w:lineRule="auto"/>
               <w:ind w:left="113" w:right="324" w:rightChars="0"/>
               <w:jc w:val="both"/>
               <w:rPr>
-                <w:rFonts w:eastAsia="宋体" w:hint="default"/>
+                <w:rFonts w:hint="default" w:eastAsia="宋体"/>
                 <w:lang w:val="en-US" w:eastAsia="zh-CN"/>
               </w:rPr>
             </w:pPr>
@@ -4697,7 +4751,7 @@
           </w:tcPr>
           <w:p>
             <w:pPr>
-              <w:pStyle w:val="TableText"/>
+              <w:pStyle w:val="27"/>
               <w:spacing w:before="72"/>
               <w:ind w:left="263"/>
               <w:rPr>
@@ -4722,7 +4776,7 @@
           </w:tcPr>
           <w:p>
             <w:pPr>
-              <w:pStyle w:val="TableText"/>
+              <w:pStyle w:val="27"/>
               <w:spacing w:before="65" w:line="228" w:lineRule="auto"/>
               <w:ind w:left="407"/>
               <w:rPr>
@@ -4738,11 +4792,11 @@
           </w:p>
           <w:p>
             <w:pPr>
-              <w:pStyle w:val="TableText"/>
+              <w:pStyle w:val="27"/>
               <w:spacing w:before="65" w:line="228" w:lineRule="auto"/>
               <w:ind w:left="407"/>
               <w:rPr>
-                <w:rFonts w:eastAsia="宋体" w:hint="default"/>
+                <w:rFonts w:hint="default" w:eastAsia="宋体"/>
                 <w:spacing w:val="6"/>
                 <w:lang w:val="en-US" w:eastAsia="zh-CN"/>
               </w:rPr>
@@ -4764,7 +4818,7 @@
           </w:tcPr>
           <w:p>
             <w:pPr>
-              <w:pStyle w:val="TableText"/>
+              <w:pStyle w:val="27"/>
               <w:spacing w:before="65" w:line="289" w:lineRule="auto"/>
               <w:ind w:left="114" w:right="105" w:firstLine="1"/>
             </w:pPr>
@@ -4829,11 +4883,11 @@
           </w:tcPr>
           <w:p>
             <w:pPr>
-              <w:pStyle w:val="TableText"/>
+              <w:pStyle w:val="27"/>
               <w:spacing w:before="65" w:line="228" w:lineRule="auto"/>
               <w:ind w:left="325"/>
               <w:rPr>
-                <w:rFonts w:eastAsia="宋体" w:hint="eastAsia"/>
+                <w:rFonts w:hint="eastAsia" w:eastAsia="宋体"/>
                 <w:lang w:eastAsia="zh-CN"/>
               </w:rPr>
             </w:pPr>
@@ -4849,9 +4903,14 @@
       </w:tr>
       <w:tr>
         <w:tblPrEx>
-          <w:tblW w:w="9679" w:type="dxa"/>
-          <w:tblInd w:w="2" w:type="dxa"/>
-          <w:tblLayout w:type="fixed"/>
+          <w:tblBorders>
+            <w:top w:val="single" w:color="000000" w:sz="2" w:space="0"/>
+            <w:left w:val="single" w:color="000000" w:sz="2" w:space="0"/>
+            <w:bottom w:val="single" w:color="000000" w:sz="2" w:space="0"/>
+            <w:right w:val="single" w:color="000000" w:sz="2" w:space="0"/>
+            <w:insideH w:val="single" w:color="000000" w:sz="2" w:space="0"/>
+            <w:insideV w:val="single" w:color="000000" w:sz="2" w:space="0"/>
+          </w:tblBorders>
           <w:tblCellMar>
             <w:top w:w="0" w:type="dxa"/>
             <w:left w:w="0" w:type="dxa"/>
@@ -4860,12 +4919,12 @@
           </w:tblCellMar>
         </w:tblPrEx>
         <w:trPr>
-          <w:trHeight w:val="1564"/>
+          <w:trHeight w:val="1564" w:hRule="atLeast"/>
         </w:trPr>
         <w:tc>
           <w:tcPr>
             <w:tcW w:w="966" w:type="dxa"/>
-            <w:vMerge/>
+            <w:vMerge w:val="continue"/>
             <w:tcBorders>
               <w:top w:val="nil"/>
               <w:bottom w:val="nil"/>
@@ -4884,13 +4943,13 @@
           <w:tcPr>
             <w:tcW w:w="1749" w:type="dxa"/>
             <w:tcBorders>
-              <w:bottom w:val="single" w:sz="4" w:space="0" w:color="auto"/>
+              <w:bottom w:val="single" w:color="auto" w:sz="4" w:space="0"/>
             </w:tcBorders>
             <w:vAlign w:val="center"/>
           </w:tcPr>
           <w:p>
             <w:pPr>
-              <w:pStyle w:val="TableText"/>
+              <w:pStyle w:val="27"/>
               <w:spacing w:before="72"/>
               <w:ind w:left="263"/>
               <w:rPr>
@@ -4912,13 +4971,13 @@
           <w:tcPr>
             <w:tcW w:w="1734" w:type="dxa"/>
             <w:tcBorders>
-              <w:bottom w:val="single" w:sz="4" w:space="0" w:color="auto"/>
+              <w:bottom w:val="single" w:color="auto" w:sz="4" w:space="0"/>
             </w:tcBorders>
             <w:vAlign w:val="center"/>
           </w:tcPr>
           <w:p>
             <w:pPr>
-              <w:pStyle w:val="TableText"/>
+              <w:pStyle w:val="27"/>
               <w:spacing w:before="65" w:line="228" w:lineRule="auto"/>
               <w:ind w:left="407"/>
               <w:rPr>
@@ -4934,11 +4993,11 @@
           </w:p>
           <w:p>
             <w:pPr>
-              <w:pStyle w:val="TableText"/>
+              <w:pStyle w:val="27"/>
               <w:spacing w:before="65" w:line="228" w:lineRule="auto"/>
               <w:ind w:left="407"/>
               <w:rPr>
-                <w:rFonts w:eastAsia="宋体" w:hint="eastAsia"/>
+                <w:rFonts w:hint="eastAsia" w:eastAsia="宋体"/>
                 <w:spacing w:val="6"/>
                 <w:lang w:val="en-US" w:eastAsia="zh-CN"/>
               </w:rPr>
@@ -4957,13 +5016,13 @@
           <w:tcPr>
             <w:tcW w:w="3788" w:type="dxa"/>
             <w:tcBorders>
-              <w:bottom w:val="single" w:sz="4" w:space="0" w:color="auto"/>
+              <w:bottom w:val="single" w:color="auto" w:sz="4" w:space="0"/>
             </w:tcBorders>
             <w:vAlign w:val="center"/>
           </w:tcPr>
           <w:p>
             <w:pPr>
-              <w:pStyle w:val="TableText"/>
+              <w:pStyle w:val="27"/>
               <w:spacing w:before="53" w:line="268" w:lineRule="auto"/>
               <w:ind w:left="110" w:right="189" w:firstLine="5"/>
             </w:pPr>
@@ -5012,7 +5071,7 @@
           </w:p>
           <w:p>
             <w:pPr>
-              <w:pStyle w:val="TableText"/>
+              <w:pStyle w:val="27"/>
               <w:spacing w:before="65" w:line="258" w:lineRule="auto"/>
               <w:ind w:left="116" w:right="189" w:hanging="1"/>
             </w:pPr>
@@ -5034,13 +5093,13 @@
           <w:tcPr>
             <w:tcW w:w="1442" w:type="dxa"/>
             <w:tcBorders>
-              <w:bottom w:val="single" w:sz="4" w:space="0" w:color="auto"/>
+              <w:bottom w:val="single" w:color="auto" w:sz="4" w:space="0"/>
             </w:tcBorders>
             <w:vAlign w:val="center"/>
           </w:tcPr>
           <w:p>
             <w:pPr>
-              <w:pStyle w:val="TableText"/>
+              <w:pStyle w:val="27"/>
               <w:spacing w:before="65" w:line="228" w:lineRule="auto"/>
               <w:ind w:left="324"/>
             </w:pPr>
@@ -5056,9 +5115,14 @@
       </w:tr>
       <w:tr>
         <w:tblPrEx>
-          <w:tblW w:w="9679" w:type="dxa"/>
-          <w:tblInd w:w="2" w:type="dxa"/>
-          <w:tblLayout w:type="fixed"/>
+          <w:tblBorders>
+            <w:top w:val="single" w:color="000000" w:sz="2" w:space="0"/>
+            <w:left w:val="single" w:color="000000" w:sz="2" w:space="0"/>
+            <w:bottom w:val="single" w:color="000000" w:sz="2" w:space="0"/>
+            <w:right w:val="single" w:color="000000" w:sz="2" w:space="0"/>
+            <w:insideH w:val="single" w:color="000000" w:sz="2" w:space="0"/>
+            <w:insideV w:val="single" w:color="000000" w:sz="2" w:space="0"/>
+          </w:tblBorders>
           <w:tblCellMar>
             <w:top w:w="0" w:type="dxa"/>
             <w:left w:w="0" w:type="dxa"/>
@@ -5067,12 +5131,12 @@
           </w:tblCellMar>
         </w:tblPrEx>
         <w:trPr>
-          <w:trHeight w:val="1878"/>
+          <w:trHeight w:val="1878" w:hRule="atLeast"/>
         </w:trPr>
         <w:tc>
           <w:tcPr>
             <w:tcW w:w="966" w:type="dxa"/>
-            <w:vMerge/>
+            <w:vMerge w:val="continue"/>
             <w:tcBorders>
               <w:top w:val="nil"/>
               <w:bottom w:val="nil"/>
@@ -5091,18 +5155,18 @@
           <w:tcPr>
             <w:tcW w:w="1749" w:type="dxa"/>
             <w:tcBorders>
-              <w:top w:val="single" w:sz="4" w:space="0" w:color="auto"/>
+              <w:top w:val="single" w:color="auto" w:sz="4" w:space="0"/>
             </w:tcBorders>
             <w:shd w:val="clear" w:color="auto" w:fill="auto"/>
             <w:vAlign w:val="center"/>
           </w:tcPr>
           <w:p>
             <w:pPr>
-              <w:pStyle w:val="TableText"/>
+              <w:pStyle w:val="27"/>
               <w:spacing w:before="72"/>
               <w:ind w:left="263" w:leftChars="0"/>
               <w:rPr>
-                <w:rFonts w:ascii="宋体" w:eastAsia="宋体" w:hAnsi="宋体" w:cs="宋体"/>
+                <w:rFonts w:ascii="宋体" w:hAnsi="宋体" w:eastAsia="宋体" w:cs="宋体"/>
                 <w:snapToGrid w:val="0"/>
                 <w:color w:val="000000"/>
                 <w:kern w:val="0"/>
@@ -5125,13 +5189,13 @@
           <w:tcPr>
             <w:tcW w:w="1734" w:type="dxa"/>
             <w:tcBorders>
-              <w:top w:val="single" w:sz="4" w:space="0" w:color="auto"/>
+              <w:top w:val="single" w:color="auto" w:sz="4" w:space="0"/>
             </w:tcBorders>
             <w:vAlign w:val="center"/>
           </w:tcPr>
           <w:p>
             <w:pPr>
-              <w:pStyle w:val="TableText"/>
+              <w:pStyle w:val="27"/>
               <w:spacing w:before="65" w:line="228" w:lineRule="auto"/>
               <w:ind w:left="407"/>
             </w:pPr>
@@ -5147,12 +5211,12 @@
           <w:tcPr>
             <w:tcW w:w="3788" w:type="dxa"/>
             <w:tcBorders>
-              <w:top w:val="single" w:sz="4" w:space="0" w:color="auto"/>
+              <w:top w:val="single" w:color="auto" w:sz="4" w:space="0"/>
             </w:tcBorders>
           </w:tcPr>
           <w:p>
             <w:pPr>
-              <w:pStyle w:val="TableText"/>
+              <w:pStyle w:val="27"/>
               <w:spacing w:before="54" w:line="228" w:lineRule="auto"/>
               <w:ind w:left="115"/>
             </w:pPr>
@@ -5165,7 +5229,7 @@
           </w:p>
           <w:p>
             <w:pPr>
-              <w:pStyle w:val="TableText"/>
+              <w:pStyle w:val="27"/>
               <w:spacing w:before="66" w:line="257" w:lineRule="auto"/>
               <w:ind w:left="133" w:right="35" w:hanging="18"/>
             </w:pPr>
@@ -5184,7 +5248,7 @@
           </w:p>
           <w:p>
             <w:pPr>
-              <w:pStyle w:val="TableText"/>
+              <w:pStyle w:val="27"/>
               <w:spacing w:before="65" w:line="268" w:lineRule="auto"/>
               <w:ind w:left="115" w:right="108"/>
             </w:pPr>
@@ -5224,13 +5288,13 @@
           <w:tcPr>
             <w:tcW w:w="1442" w:type="dxa"/>
             <w:tcBorders>
-              <w:top w:val="single" w:sz="4" w:space="0" w:color="auto"/>
+              <w:top w:val="single" w:color="auto" w:sz="4" w:space="0"/>
             </w:tcBorders>
             <w:vAlign w:val="center"/>
           </w:tcPr>
           <w:p>
             <w:pPr>
-              <w:pStyle w:val="TableText"/>
+              <w:pStyle w:val="27"/>
               <w:spacing w:before="65" w:line="228" w:lineRule="auto"/>
               <w:jc w:val="center"/>
               <w:rPr>
@@ -5248,7 +5312,7 @@
           </w:p>
           <w:p>
             <w:pPr>
-              <w:pStyle w:val="TableText"/>
+              <w:pStyle w:val="27"/>
               <w:spacing w:before="65" w:line="228" w:lineRule="auto"/>
             </w:pPr>
           </w:p>
@@ -5256,9 +5320,14 @@
       </w:tr>
       <w:tr>
         <w:tblPrEx>
-          <w:tblW w:w="9679" w:type="dxa"/>
-          <w:tblInd w:w="2" w:type="dxa"/>
-          <w:tblLayout w:type="fixed"/>
+          <w:tblBorders>
+            <w:top w:val="single" w:color="000000" w:sz="2" w:space="0"/>
+            <w:left w:val="single" w:color="000000" w:sz="2" w:space="0"/>
+            <w:bottom w:val="single" w:color="000000" w:sz="2" w:space="0"/>
+            <w:right w:val="single" w:color="000000" w:sz="2" w:space="0"/>
+            <w:insideH w:val="single" w:color="000000" w:sz="2" w:space="0"/>
+            <w:insideV w:val="single" w:color="000000" w:sz="2" w:space="0"/>
+          </w:tblBorders>
           <w:tblCellMar>
             <w:top w:w="0" w:type="dxa"/>
             <w:left w:w="0" w:type="dxa"/>
@@ -5267,12 +5336,12 @@
           </w:tblCellMar>
         </w:tblPrEx>
         <w:trPr>
-          <w:trHeight w:val="637"/>
+          <w:trHeight w:val="637" w:hRule="atLeast"/>
         </w:trPr>
         <w:tc>
           <w:tcPr>
             <w:tcW w:w="966" w:type="dxa"/>
-            <w:vMerge/>
+            <w:vMerge w:val="continue"/>
             <w:tcBorders>
               <w:top w:val="nil"/>
             </w:tcBorders>
@@ -5293,7 +5362,7 @@
           </w:tcPr>
           <w:p>
             <w:pPr>
-              <w:pStyle w:val="TableText"/>
+              <w:pStyle w:val="27"/>
               <w:spacing w:before="300" w:line="264" w:lineRule="exact"/>
               <w:ind w:left="124"/>
             </w:pPr>
@@ -5313,7 +5382,7 @@
           </w:tcPr>
           <w:p>
             <w:pPr>
-              <w:pStyle w:val="TableText"/>
+              <w:pStyle w:val="27"/>
               <w:spacing w:before="300" w:line="227" w:lineRule="auto"/>
               <w:ind w:left="2249"/>
             </w:pPr>
@@ -5332,11 +5401,11 @@
           </w:tcPr>
           <w:p>
             <w:pPr>
-              <w:pStyle w:val="TableText"/>
+              <w:pStyle w:val="27"/>
               <w:spacing w:before="300" w:line="229" w:lineRule="auto"/>
               <w:ind w:left="321"/>
               <w:rPr>
-                <w:rFonts w:eastAsia="宋体" w:hint="eastAsia"/>
+                <w:rFonts w:hint="eastAsia" w:eastAsia="宋体"/>
                 <w:lang w:eastAsia="zh-CN"/>
               </w:rPr>
             </w:pPr>
@@ -5353,7 +5422,7 @@
     </w:tbl>
     <w:p>
       <w:pPr>
-        <w:pStyle w:val="a1"/>
+        <w:pStyle w:val="29"/>
         <w:rPr>
           <w:rFonts w:hint="default"/>
           <w:lang w:val="en-US" w:eastAsia="zh-CN"/>
@@ -5361,52 +5430,96 @@
       </w:pPr>
     </w:p>
     <w:sectPr>
-      <w:headerReference w:type="even" r:id="rId6"/>
-      <w:headerReference w:type="default" r:id="rId7"/>
-      <w:footerReference w:type="even" r:id="rId8"/>
-      <w:footerReference w:type="default" r:id="rId9"/>
-      <w:headerReference w:type="first" r:id="rId10"/>
-      <w:footerReference w:type="first" r:id="rId11"/>
+      <w:headerReference r:id="rId7" w:type="first"/>
+      <w:footerReference r:id="rId10" w:type="first"/>
+      <w:headerReference r:id="rId5" w:type="default"/>
+      <w:footerReference r:id="rId8" w:type="default"/>
+      <w:headerReference r:id="rId6" w:type="even"/>
+      <w:footerReference r:id="rId9" w:type="even"/>
       <w:pgSz w:w="11906" w:h="16838"/>
       <w:pgMar w:top="1417" w:right="1800" w:bottom="1440" w:left="1800" w:header="1140" w:footer="992" w:gutter="0"/>
-      <w:cols w:num="1" w:space="425"/>
+      <w:cols w:space="425" w:num="1"/>
       <w:docGrid w:type="lines" w:linePitch="312" w:charSpace="0"/>
     </w:sectPr>
   </w:body>
 </w:document>
 </file>
 
+<file path=word/endnotes.xml><?xml version="1.0" encoding="utf-8"?>
+<w:endnotes xmlns:wpc="http://schemas.microsoft.com/office/word/2010/wordprocessingCanvas" xmlns:mc="http://schemas.openxmlformats.org/markup-compatibility/2006" xmlns:o="urn:schemas-microsoft-com:office:office" xmlns:r="http://schemas.openxmlformats.org/officeDocument/2006/relationships" xmlns:m="http://schemas.openxmlformats.org/officeDocument/2006/math" xmlns:v="urn:schemas-microsoft-com:vml" xmlns:wp14="http://schemas.microsoft.com/office/word/2010/wordprocessingDrawing" xmlns:wp="http://schemas.openxmlformats.org/drawingml/2006/wordprocessingDrawing" xmlns:w="http://schemas.openxmlformats.org/wordprocessingml/2006/main" xmlns:w14="http://schemas.microsoft.com/office/word/2010/wordml" xmlns:w15="http://schemas.microsoft.com/office/word/2012/wordml" xmlns:w10="urn:schemas-microsoft-com:office:word" xmlns:wpg="http://schemas.microsoft.com/office/word/2010/wordprocessingGroup" xmlns:wpi="http://schemas.microsoft.com/office/word/2010/wordprocessingInk" xmlns:wne="http://schemas.microsoft.com/office/word/2006/wordml" xmlns:wps="http://schemas.microsoft.com/office/word/2010/wordprocessingShape" xmlns:wpsCustomData="http://www.wps.cn/officeDocument/2013/wpsCustomData" mc:Ignorable="w14 w15 wp14">
+  <w:endnote w:type="separator" w:id="0">
+    <w:p>
+      <w:pPr>
+        <w:spacing w:line="240" w:lineRule="auto"/>
+      </w:pPr>
+      <w:r>
+        <w:separator/>
+      </w:r>
+    </w:p>
+  </w:endnote>
+  <w:endnote w:type="continuationSeparator" w:id="1">
+    <w:p>
+      <w:pPr>
+        <w:spacing w:line="240" w:lineRule="auto"/>
+      </w:pPr>
+      <w:r>
+        <w:continuationSeparator/>
+      </w:r>
+    </w:p>
+  </w:endnote>
+</w:endnotes>
+</file>
+
 <file path=word/footer1.xml><?xml version="1.0" encoding="utf-8"?>
-<w:ftr xmlns:wpc="http://schemas.microsoft.com/office/word/2010/wordprocessingCanvas" xmlns:mc="http://schemas.openxmlformats.org/markup-compatibility/2006" xmlns:o="urn:schemas-microsoft-com:office:office" xmlns:r="http://schemas.openxmlformats.org/officeDocument/2006/relationships" xmlns:m="http://schemas.openxmlformats.org/officeDocument/2006/math" xmlns:v="urn:schemas-microsoft-com:vml" xmlns:wp14="http://schemas.microsoft.com/office/word/2010/wordprocessingDrawing" xmlns:wp="http://schemas.openxmlformats.org/drawingml/2006/wordprocessingDrawing" xmlns:w10="urn:schemas-microsoft-com:office:word" xmlns:w="http://schemas.openxmlformats.org/wordprocessingml/2006/main" xmlns:w14="http://schemas.microsoft.com/office/word/2010/wordml" xmlns:w15="http://schemas.microsoft.com/office/word/2012/wordml" xmlns:wne="http://schemas.microsoft.com/office/word/2006/wordml" xmlns:wpg="http://schemas.microsoft.com/office/word/2010/wordprocessingGroup" xmlns:wpi="http://schemas.microsoft.com/office/word/2010/wordprocessingInk" xmlns:wps="http://schemas.microsoft.com/office/word/2010/wordprocessingShape" mc:Ignorable="w14 w15 wp14">
+<w:ftr xmlns:wpc="http://schemas.microsoft.com/office/word/2010/wordprocessingCanvas" xmlns:mc="http://schemas.openxmlformats.org/markup-compatibility/2006" xmlns:o="urn:schemas-microsoft-com:office:office" xmlns:r="http://schemas.openxmlformats.org/officeDocument/2006/relationships" xmlns:m="http://schemas.openxmlformats.org/officeDocument/2006/math" xmlns:v="urn:schemas-microsoft-com:vml" xmlns:wp14="http://schemas.microsoft.com/office/word/2010/wordprocessingDrawing" xmlns:wp="http://schemas.openxmlformats.org/drawingml/2006/wordprocessingDrawing" xmlns:w10="urn:schemas-microsoft-com:office:word" xmlns:w="http://schemas.openxmlformats.org/wordprocessingml/2006/main" xmlns:w14="http://schemas.microsoft.com/office/word/2010/wordml" xmlns:w15="http://schemas.microsoft.com/office/word/2012/wordml" xmlns:wpg="http://schemas.microsoft.com/office/word/2010/wordprocessingGroup" xmlns:wpi="http://schemas.microsoft.com/office/word/2010/wordprocessingInk" xmlns:wne="http://schemas.microsoft.com/office/word/2006/wordml" xmlns:wps="http://schemas.microsoft.com/office/word/2010/wordprocessingShape" xmlns:wpsCustomData="http://www.wps.cn/officeDocument/2013/wpsCustomData" mc:Ignorable="w14 w15 wp14">
   <w:p/>
 </w:ftr>
 </file>
 
 <file path=word/footer2.xml><?xml version="1.0" encoding="utf-8"?>
-<w:ftr xmlns:wpc="http://schemas.microsoft.com/office/word/2010/wordprocessingCanvas" xmlns:mc="http://schemas.openxmlformats.org/markup-compatibility/2006" xmlns:o="urn:schemas-microsoft-com:office:office" xmlns:r="http://schemas.openxmlformats.org/officeDocument/2006/relationships" xmlns:m="http://schemas.openxmlformats.org/officeDocument/2006/math" xmlns:v="urn:schemas-microsoft-com:vml" xmlns:wp14="http://schemas.microsoft.com/office/word/2010/wordprocessingDrawing" xmlns:wp="http://schemas.openxmlformats.org/drawingml/2006/wordprocessingDrawing" xmlns:w10="urn:schemas-microsoft-com:office:word" xmlns:w="http://schemas.openxmlformats.org/wordprocessingml/2006/main" xmlns:w14="http://schemas.microsoft.com/office/word/2010/wordml" xmlns:w15="http://schemas.microsoft.com/office/word/2012/wordml" xmlns:wne="http://schemas.microsoft.com/office/word/2006/wordml" xmlns:wpg="http://schemas.microsoft.com/office/word/2010/wordprocessingGroup" xmlns:wpi="http://schemas.microsoft.com/office/word/2010/wordprocessingInk" xmlns:wps="http://schemas.microsoft.com/office/word/2010/wordprocessingShape" mc:Ignorable="w14 w15 wp14">
+<w:ftr xmlns:wpc="http://schemas.microsoft.com/office/word/2010/wordprocessingCanvas" xmlns:mc="http://schemas.openxmlformats.org/markup-compatibility/2006" xmlns:o="urn:schemas-microsoft-com:office:office" xmlns:r="http://schemas.openxmlformats.org/officeDocument/2006/relationships" xmlns:m="http://schemas.openxmlformats.org/officeDocument/2006/math" xmlns:v="urn:schemas-microsoft-com:vml" xmlns:wp14="http://schemas.microsoft.com/office/word/2010/wordprocessingDrawing" xmlns:wp="http://schemas.openxmlformats.org/drawingml/2006/wordprocessingDrawing" xmlns:w10="urn:schemas-microsoft-com:office:word" xmlns:w="http://schemas.openxmlformats.org/wordprocessingml/2006/main" xmlns:w14="http://schemas.microsoft.com/office/word/2010/wordml" xmlns:w15="http://schemas.microsoft.com/office/word/2012/wordml" xmlns:wpg="http://schemas.microsoft.com/office/word/2010/wordprocessingGroup" xmlns:wpi="http://schemas.microsoft.com/office/word/2010/wordprocessingInk" xmlns:wne="http://schemas.microsoft.com/office/word/2006/wordml" xmlns:wps="http://schemas.microsoft.com/office/word/2010/wordprocessingShape" xmlns:wpsCustomData="http://www.wps.cn/officeDocument/2013/wpsCustomData" mc:Ignorable="w14 w15 wp14">
   <w:p/>
 </w:ftr>
 </file>
 
 <file path=word/footer3.xml><?xml version="1.0" encoding="utf-8"?>
-<w:ftr xmlns:wpc="http://schemas.microsoft.com/office/word/2010/wordprocessingCanvas" xmlns:mc="http://schemas.openxmlformats.org/markup-compatibility/2006" xmlns:o="urn:schemas-microsoft-com:office:office" xmlns:r="http://schemas.openxmlformats.org/officeDocument/2006/relationships" xmlns:m="http://schemas.openxmlformats.org/officeDocument/2006/math" xmlns:v="urn:schemas-microsoft-com:vml" xmlns:wp14="http://schemas.microsoft.com/office/word/2010/wordprocessingDrawing" xmlns:wp="http://schemas.openxmlformats.org/drawingml/2006/wordprocessingDrawing" xmlns:w10="urn:schemas-microsoft-com:office:word" xmlns:w="http://schemas.openxmlformats.org/wordprocessingml/2006/main" xmlns:w14="http://schemas.microsoft.com/office/word/2010/wordml" xmlns:w15="http://schemas.microsoft.com/office/word/2012/wordml" xmlns:wne="http://schemas.microsoft.com/office/word/2006/wordml" xmlns:wpg="http://schemas.microsoft.com/office/word/2010/wordprocessingGroup" xmlns:wpi="http://schemas.microsoft.com/office/word/2010/wordprocessingInk" xmlns:wps="http://schemas.microsoft.com/office/word/2010/wordprocessingShape" mc:Ignorable="w14 w15 wp14">
+<w:ftr xmlns:wpc="http://schemas.microsoft.com/office/word/2010/wordprocessingCanvas" xmlns:mc="http://schemas.openxmlformats.org/markup-compatibility/2006" xmlns:o="urn:schemas-microsoft-com:office:office" xmlns:r="http://schemas.openxmlformats.org/officeDocument/2006/relationships" xmlns:m="http://schemas.openxmlformats.org/officeDocument/2006/math" xmlns:v="urn:schemas-microsoft-com:vml" xmlns:wp14="http://schemas.microsoft.com/office/word/2010/wordprocessingDrawing" xmlns:wp="http://schemas.openxmlformats.org/drawingml/2006/wordprocessingDrawing" xmlns:w10="urn:schemas-microsoft-com:office:word" xmlns:w="http://schemas.openxmlformats.org/wordprocessingml/2006/main" xmlns:w14="http://schemas.microsoft.com/office/word/2010/wordml" xmlns:w15="http://schemas.microsoft.com/office/word/2012/wordml" xmlns:wpg="http://schemas.microsoft.com/office/word/2010/wordprocessingGroup" xmlns:wpi="http://schemas.microsoft.com/office/word/2010/wordprocessingInk" xmlns:wne="http://schemas.microsoft.com/office/word/2006/wordml" xmlns:wps="http://schemas.microsoft.com/office/word/2010/wordprocessingShape" xmlns:wpsCustomData="http://www.wps.cn/officeDocument/2013/wpsCustomData" mc:Ignorable="w14 w15 wp14">
   <w:p/>
 </w:ftr>
 </file>
 
-<file path=word/header1.xml><?xml version="1.0" encoding="utf-8"?>
-<w:hdr xmlns:wpc="http://schemas.microsoft.com/office/word/2010/wordprocessingCanvas" xmlns:mc="http://schemas.openxmlformats.org/markup-compatibility/2006" xmlns:o="urn:schemas-microsoft-com:office:office" xmlns:r="http://schemas.openxmlformats.org/officeDocument/2006/relationships" xmlns:m="http://schemas.openxmlformats.org/officeDocument/2006/math" xmlns:v="urn:schemas-microsoft-com:vml" xmlns:wp14="http://schemas.microsoft.com/office/word/2010/wordprocessingDrawing" xmlns:wp="http://schemas.openxmlformats.org/drawingml/2006/wordprocessingDrawing" xmlns:w10="urn:schemas-microsoft-com:office:word" xmlns:w="http://schemas.openxmlformats.org/wordprocessingml/2006/main" xmlns:w14="http://schemas.microsoft.com/office/word/2010/wordml" xmlns:w15="http://schemas.microsoft.com/office/word/2012/wordml" xmlns:wne="http://schemas.microsoft.com/office/word/2006/wordml" xmlns:wpg="http://schemas.microsoft.com/office/word/2010/wordprocessingGroup" xmlns:wpi="http://schemas.microsoft.com/office/word/2010/wordprocessingInk" xmlns:wps="http://schemas.microsoft.com/office/word/2010/wordprocessingShape" mc:Ignorable="w14 w15 wp14">
-  <w:p/>
-</w:hdr>
+<file path=word/footnotes.xml><?xml version="1.0" encoding="utf-8"?>
+<w:footnotes xmlns:wpc="http://schemas.microsoft.com/office/word/2010/wordprocessingCanvas" xmlns:mc="http://schemas.openxmlformats.org/markup-compatibility/2006" xmlns:o="urn:schemas-microsoft-com:office:office" xmlns:r="http://schemas.openxmlformats.org/officeDocument/2006/relationships" xmlns:m="http://schemas.openxmlformats.org/officeDocument/2006/math" xmlns:v="urn:schemas-microsoft-com:vml" xmlns:wp14="http://schemas.microsoft.com/office/word/2010/wordprocessingDrawing" xmlns:wp="http://schemas.openxmlformats.org/drawingml/2006/wordprocessingDrawing" xmlns:w="http://schemas.openxmlformats.org/wordprocessingml/2006/main" xmlns:w14="http://schemas.microsoft.com/office/word/2010/wordml" xmlns:w15="http://schemas.microsoft.com/office/word/2012/wordml" xmlns:w10="urn:schemas-microsoft-com:office:word" xmlns:wpg="http://schemas.microsoft.com/office/word/2010/wordprocessingGroup" xmlns:wpi="http://schemas.microsoft.com/office/word/2010/wordprocessingInk" xmlns:wne="http://schemas.microsoft.com/office/word/2006/wordml" xmlns:wps="http://schemas.microsoft.com/office/word/2010/wordprocessingShape" xmlns:wpsCustomData="http://www.wps.cn/officeDocument/2013/wpsCustomData" mc:Ignorable="w14 w15 wp14">
+  <w:footnote w:type="separator" w:id="0">
+    <w:p>
+      <w:pPr>
+        <w:spacing w:line="360" w:lineRule="auto"/>
+      </w:pPr>
+      <w:r>
+        <w:separator/>
+      </w:r>
+    </w:p>
+  </w:footnote>
+  <w:footnote w:type="continuationSeparator" w:id="1">
+    <w:p>
+      <w:pPr>
+        <w:spacing w:line="360" w:lineRule="auto"/>
+      </w:pPr>
+      <w:r>
+        <w:continuationSeparator/>
+      </w:r>
+    </w:p>
+  </w:footnote>
+</w:footnotes>
 </file>
 
-<file path=word/header2.xml><?xml version="1.0" encoding="utf-8"?>
-<w:hdr xmlns:wpc="http://schemas.microsoft.com/office/word/2010/wordprocessingCanvas" xmlns:mc="http://schemas.openxmlformats.org/markup-compatibility/2006" xmlns:o="urn:schemas-microsoft-com:office:office" xmlns:r="http://schemas.openxmlformats.org/officeDocument/2006/relationships" xmlns:m="http://schemas.openxmlformats.org/officeDocument/2006/math" xmlns:v="urn:schemas-microsoft-com:vml" xmlns:wp14="http://schemas.microsoft.com/office/word/2010/wordprocessingDrawing" xmlns:wp="http://schemas.openxmlformats.org/drawingml/2006/wordprocessingDrawing" xmlns:w10="urn:schemas-microsoft-com:office:word" xmlns:w="http://schemas.openxmlformats.org/wordprocessingml/2006/main" xmlns:w14="http://schemas.microsoft.com/office/word/2010/wordml" xmlns:w15="http://schemas.microsoft.com/office/word/2012/wordml" xmlns:wne="http://schemas.microsoft.com/office/word/2006/wordml" xmlns:wpg="http://schemas.microsoft.com/office/word/2010/wordprocessingGroup" xmlns:wpi="http://schemas.microsoft.com/office/word/2010/wordprocessingInk" xmlns:wps="http://schemas.microsoft.com/office/word/2010/wordprocessingShape" mc:Ignorable="w14 w15 wp14">
+<file path=word/header1.xml><?xml version="1.0" encoding="utf-8"?>
+<w:hdr xmlns:wpc="http://schemas.microsoft.com/office/word/2010/wordprocessingCanvas" xmlns:mc="http://schemas.openxmlformats.org/markup-compatibility/2006" xmlns:o="urn:schemas-microsoft-com:office:office" xmlns:r="http://schemas.openxmlformats.org/officeDocument/2006/relationships" xmlns:m="http://schemas.openxmlformats.org/officeDocument/2006/math" xmlns:v="urn:schemas-microsoft-com:vml" xmlns:wp14="http://schemas.microsoft.com/office/word/2010/wordprocessingDrawing" xmlns:wp="http://schemas.openxmlformats.org/drawingml/2006/wordprocessingDrawing" xmlns:w10="urn:schemas-microsoft-com:office:word" xmlns:w="http://schemas.openxmlformats.org/wordprocessingml/2006/main" xmlns:w14="http://schemas.microsoft.com/office/word/2010/wordml" xmlns:w15="http://schemas.microsoft.com/office/word/2012/wordml" xmlns:wpg="http://schemas.microsoft.com/office/word/2010/wordprocessingGroup" xmlns:wpi="http://schemas.microsoft.com/office/word/2010/wordprocessingInk" xmlns:wne="http://schemas.microsoft.com/office/word/2006/wordml" xmlns:wps="http://schemas.microsoft.com/office/word/2010/wordprocessingShape" xmlns:wpsCustomData="http://www.wps.cn/officeDocument/2013/wpsCustomData" mc:Ignorable="w14 w15 wp14">
   <w:p>
     <w:pPr>
-      <w:pStyle w:val="Header"/>
+      <w:pStyle w:val="15"/>
       <w:pBdr>
-        <w:bottom w:val="single" w:sz="4" w:space="1" w:color="auto"/>
+        <w:bottom w:val="single" w:color="auto" w:sz="4" w:space="1"/>
       </w:pBdr>
       <w:tabs>
         <w:tab w:val="left" w:pos="335"/>
@@ -5414,27 +5527,27 @@
       </w:tabs>
       <w:jc w:val="right"/>
       <w:rPr>
-        <w:rFonts w:eastAsiaTheme="minorEastAsia" w:hint="eastAsia"/>
+        <w:rFonts w:hint="eastAsia" w:eastAsiaTheme="minorEastAsia"/>
         <w:lang w:eastAsia="zh-CN"/>
       </w:rPr>
     </w:pPr>
     <w:r>
       <w:rPr>
-        <w:rFonts w:eastAsiaTheme="minorEastAsia" w:hint="eastAsia"/>
+        <w:rFonts w:hint="eastAsia" w:eastAsiaTheme="minorEastAsia"/>
         <w:lang w:val="en-US" w:eastAsia="zh-CN"/>
       </w:rPr>
       <w:tab/>
     </w:r>
     <w:r>
       <w:rPr>
-        <w:rFonts w:eastAsiaTheme="minorEastAsia" w:hint="eastAsia"/>
+        <w:rFonts w:hint="eastAsia" w:eastAsiaTheme="minorEastAsia"/>
         <w:lang w:val="en-US" w:eastAsia="zh-CN"/>
       </w:rPr>
       <w:tab/>
     </w:r>
     <w:r>
       <w:rPr>
-        <w:rFonts w:eastAsiaTheme="minorEastAsia" w:hint="eastAsia"/>
+        <w:rFonts w:hint="eastAsia" w:eastAsiaTheme="minorEastAsia"/>
         <w:lang w:val="en-US" w:eastAsia="zh-CN"/>
       </w:rPr>
       <w:t>重庆市鹧鸪哨信息技术有限责任公司</w:t>
@@ -5443,22 +5556,28 @@
 </w:hdr>
 </file>
 
+<file path=word/header2.xml><?xml version="1.0" encoding="utf-8"?>
+<w:hdr xmlns:wpc="http://schemas.microsoft.com/office/word/2010/wordprocessingCanvas" xmlns:mc="http://schemas.openxmlformats.org/markup-compatibility/2006" xmlns:o="urn:schemas-microsoft-com:office:office" xmlns:r="http://schemas.openxmlformats.org/officeDocument/2006/relationships" xmlns:m="http://schemas.openxmlformats.org/officeDocument/2006/math" xmlns:v="urn:schemas-microsoft-com:vml" xmlns:wp14="http://schemas.microsoft.com/office/word/2010/wordprocessingDrawing" xmlns:wp="http://schemas.openxmlformats.org/drawingml/2006/wordprocessingDrawing" xmlns:w10="urn:schemas-microsoft-com:office:word" xmlns:w="http://schemas.openxmlformats.org/wordprocessingml/2006/main" xmlns:w14="http://schemas.microsoft.com/office/word/2010/wordml" xmlns:w15="http://schemas.microsoft.com/office/word/2012/wordml" xmlns:wpg="http://schemas.microsoft.com/office/word/2010/wordprocessingGroup" xmlns:wpi="http://schemas.microsoft.com/office/word/2010/wordprocessingInk" xmlns:wne="http://schemas.microsoft.com/office/word/2006/wordml" xmlns:wps="http://schemas.microsoft.com/office/word/2010/wordprocessingShape" xmlns:wpsCustomData="http://www.wps.cn/officeDocument/2013/wpsCustomData" mc:Ignorable="w14 w15 wp14">
+  <w:p/>
+</w:hdr>
+</file>
+
 <file path=word/header3.xml><?xml version="1.0" encoding="utf-8"?>
-<w:hdr xmlns:wpc="http://schemas.microsoft.com/office/word/2010/wordprocessingCanvas" xmlns:mc="http://schemas.openxmlformats.org/markup-compatibility/2006" xmlns:o="urn:schemas-microsoft-com:office:office" xmlns:r="http://schemas.openxmlformats.org/officeDocument/2006/relationships" xmlns:m="http://schemas.openxmlformats.org/officeDocument/2006/math" xmlns:v="urn:schemas-microsoft-com:vml" xmlns:wp14="http://schemas.microsoft.com/office/word/2010/wordprocessingDrawing" xmlns:wp="http://schemas.openxmlformats.org/drawingml/2006/wordprocessingDrawing" xmlns:w10="urn:schemas-microsoft-com:office:word" xmlns:w="http://schemas.openxmlformats.org/wordprocessingml/2006/main" xmlns:w14="http://schemas.microsoft.com/office/word/2010/wordml" xmlns:w15="http://schemas.microsoft.com/office/word/2012/wordml" xmlns:wne="http://schemas.microsoft.com/office/word/2006/wordml" xmlns:wpg="http://schemas.microsoft.com/office/word/2010/wordprocessingGroup" xmlns:wpi="http://schemas.microsoft.com/office/word/2010/wordprocessingInk" xmlns:wps="http://schemas.microsoft.com/office/word/2010/wordprocessingShape" mc:Ignorable="w14 w15 wp14">
+<w:hdr xmlns:wpc="http://schemas.microsoft.com/office/word/2010/wordprocessingCanvas" xmlns:mc="http://schemas.openxmlformats.org/markup-compatibility/2006" xmlns:o="urn:schemas-microsoft-com:office:office" xmlns:r="http://schemas.openxmlformats.org/officeDocument/2006/relationships" xmlns:m="http://schemas.openxmlformats.org/officeDocument/2006/math" xmlns:v="urn:schemas-microsoft-com:vml" xmlns:wp14="http://schemas.microsoft.com/office/word/2010/wordprocessingDrawing" xmlns:wp="http://schemas.openxmlformats.org/drawingml/2006/wordprocessingDrawing" xmlns:w10="urn:schemas-microsoft-com:office:word" xmlns:w="http://schemas.openxmlformats.org/wordprocessingml/2006/main" xmlns:w14="http://schemas.microsoft.com/office/word/2010/wordml" xmlns:w15="http://schemas.microsoft.com/office/word/2012/wordml" xmlns:wpg="http://schemas.microsoft.com/office/word/2010/wordprocessingGroup" xmlns:wpi="http://schemas.microsoft.com/office/word/2010/wordprocessingInk" xmlns:wne="http://schemas.microsoft.com/office/word/2006/wordml" xmlns:wps="http://schemas.microsoft.com/office/word/2010/wordprocessingShape" xmlns:wpsCustomData="http://www.wps.cn/officeDocument/2013/wpsCustomData" mc:Ignorable="w14 w15 wp14">
   <w:p/>
 </w:hdr>
 </file>
 
 <file path=word/numbering.xml><?xml version="1.0" encoding="utf-8"?>
-<w:numbering xmlns:wpc="http://schemas.microsoft.com/office/word/2010/wordprocessingCanvas" xmlns:mc="http://schemas.openxmlformats.org/markup-compatibility/2006" xmlns:o="urn:schemas-microsoft-com:office:office" xmlns:r="http://schemas.openxmlformats.org/officeDocument/2006/relationships" xmlns:m="http://schemas.openxmlformats.org/officeDocument/2006/math" xmlns:v="urn:schemas-microsoft-com:vml" xmlns:wp14="http://schemas.microsoft.com/office/word/2010/wordprocessingDrawing" xmlns:wp="http://schemas.openxmlformats.org/drawingml/2006/wordprocessingDrawing" xmlns:w10="urn:schemas-microsoft-com:office:word" xmlns:w="http://schemas.openxmlformats.org/wordprocessingml/2006/main" xmlns:w14="http://schemas.microsoft.com/office/word/2010/wordml" xmlns:w15="http://schemas.microsoft.com/office/word/2012/wordml" xmlns:wne="http://schemas.microsoft.com/office/word/2006/wordml" xmlns:wpg="http://schemas.microsoft.com/office/word/2010/wordprocessingGroup" xmlns:wpi="http://schemas.microsoft.com/office/word/2010/wordprocessingInk" xmlns:wps="http://schemas.microsoft.com/office/word/2010/wordprocessingShape" mc:Ignorable="w14 w15 wp14">
+<w:numbering xmlns:wpc="http://schemas.microsoft.com/office/word/2010/wordprocessingCanvas" xmlns:mc="http://schemas.openxmlformats.org/markup-compatibility/2006" xmlns:o="urn:schemas-microsoft-com:office:office" xmlns:r="http://schemas.openxmlformats.org/officeDocument/2006/relationships" xmlns:m="http://schemas.openxmlformats.org/officeDocument/2006/math" xmlns:v="urn:schemas-microsoft-com:vml" xmlns:wp14="http://schemas.microsoft.com/office/word/2010/wordprocessingDrawing" xmlns:wp="http://schemas.openxmlformats.org/drawingml/2006/wordprocessingDrawing" xmlns:w10="urn:schemas-microsoft-com:office:word" xmlns:w="http://schemas.openxmlformats.org/wordprocessingml/2006/main" xmlns:w14="http://schemas.microsoft.com/office/word/2010/wordml" xmlns:wpg="http://schemas.microsoft.com/office/word/2010/wordprocessingGroup" xmlns:wpi="http://schemas.microsoft.com/office/word/2010/wordprocessingInk" xmlns:wne="http://schemas.microsoft.com/office/word/2006/wordml" xmlns:wps="http://schemas.microsoft.com/office/word/2010/wordprocessingShape" xmlns:wpsCustomData="http://www.wps.cn/officeDocument/2013/wpsCustomData" mc:Ignorable="w14 wp14">
   <w:abstractNum w:abstractNumId="0">
     <w:nsid w:val="8E964DCE"/>
     <w:multiLevelType w:val="multilevel"/>
     <w:tmpl w:val="8E964DCE"/>
-    <w:lvl w:ilvl="0">
+    <w:lvl w:ilvl="0" w:tentative="0">
       <w:start w:val="1"/>
       <w:numFmt w:val="decimal"/>
-      <w:pStyle w:val="Heading1"/>
+      <w:pStyle w:val="2"/>
       <w:lvlText w:val="%1."/>
       <w:lvlJc w:val="left"/>
       <w:pPr>
@@ -5468,10 +5587,10 @@
         <w:rFonts w:hint="default"/>
       </w:rPr>
     </w:lvl>
-    <w:lvl w:ilvl="1">
+    <w:lvl w:ilvl="1" w:tentative="0">
       <w:start w:val="1"/>
       <w:numFmt w:val="decimal"/>
-      <w:pStyle w:val="Heading2"/>
+      <w:pStyle w:val="3"/>
       <w:lvlText w:val="%1.%2."/>
       <w:lvlJc w:val="left"/>
       <w:pPr>
@@ -5481,10 +5600,10 @@
         <w:rFonts w:hint="default"/>
       </w:rPr>
     </w:lvl>
-    <w:lvl w:ilvl="2">
+    <w:lvl w:ilvl="2" w:tentative="0">
       <w:start w:val="1"/>
       <w:numFmt w:val="decimal"/>
-      <w:pStyle w:val="Heading3"/>
+      <w:pStyle w:val="4"/>
       <w:lvlText w:val="%1.%2.%3."/>
       <w:lvlJc w:val="left"/>
       <w:pPr>
@@ -5494,10 +5613,10 @@
         <w:rFonts w:hint="default"/>
       </w:rPr>
     </w:lvl>
-    <w:lvl w:ilvl="3">
+    <w:lvl w:ilvl="3" w:tentative="0">
       <w:start w:val="1"/>
       <w:numFmt w:val="decimal"/>
-      <w:pStyle w:val="Heading4"/>
+      <w:pStyle w:val="5"/>
       <w:lvlText w:val="%1.%2.%3.%4."/>
       <w:lvlJc w:val="left"/>
       <w:pPr>
@@ -5507,10 +5626,10 @@
         <w:rFonts w:hint="default"/>
       </w:rPr>
     </w:lvl>
-    <w:lvl w:ilvl="4">
+    <w:lvl w:ilvl="4" w:tentative="0">
       <w:start w:val="1"/>
       <w:numFmt w:val="decimal"/>
-      <w:pStyle w:val="Heading5"/>
+      <w:pStyle w:val="6"/>
       <w:lvlText w:val="%1.%2.%3.%4.%5."/>
       <w:lvlJc w:val="left"/>
       <w:pPr>
@@ -5520,10 +5639,10 @@
         <w:rFonts w:hint="default"/>
       </w:rPr>
     </w:lvl>
-    <w:lvl w:ilvl="5">
+    <w:lvl w:ilvl="5" w:tentative="0">
       <w:start w:val="1"/>
       <w:numFmt w:val="decimal"/>
-      <w:pStyle w:val="Heading6"/>
+      <w:pStyle w:val="7"/>
       <w:lvlText w:val="%1.%2.%3.%4.%5.%6."/>
       <w:lvlJc w:val="left"/>
       <w:pPr>
@@ -5533,10 +5652,10 @@
         <w:rFonts w:hint="default"/>
       </w:rPr>
     </w:lvl>
-    <w:lvl w:ilvl="6">
+    <w:lvl w:ilvl="6" w:tentative="0">
       <w:start w:val="1"/>
       <w:numFmt w:val="decimal"/>
-      <w:pStyle w:val="Heading7"/>
+      <w:pStyle w:val="8"/>
       <w:lvlText w:val="%1.%2.%3.%4.%5.%6.%7."/>
       <w:lvlJc w:val="left"/>
       <w:pPr>
@@ -5546,10 +5665,10 @@
         <w:rFonts w:hint="default"/>
       </w:rPr>
     </w:lvl>
-    <w:lvl w:ilvl="7">
+    <w:lvl w:ilvl="7" w:tentative="0">
       <w:start w:val="1"/>
       <w:numFmt w:val="decimal"/>
-      <w:pStyle w:val="Heading8"/>
+      <w:pStyle w:val="9"/>
       <w:lvlText w:val="%1.%2.%3.%4.%5.%6.%7.%8."/>
       <w:lvlJc w:val="left"/>
       <w:pPr>
@@ -5559,10 +5678,10 @@
         <w:rFonts w:hint="default"/>
       </w:rPr>
     </w:lvl>
-    <w:lvl w:ilvl="8">
+    <w:lvl w:ilvl="8" w:tentative="0">
       <w:start w:val="1"/>
       <w:numFmt w:val="decimal"/>
-      <w:pStyle w:val="Heading9"/>
+      <w:pStyle w:val="10"/>
       <w:lvlText w:val="%1.%2.%3.%4.%5.%6.%7.%8.%9."/>
       <w:lvlJc w:val="left"/>
       <w:pPr>
@@ -5577,7 +5696,7 @@
     <w:nsid w:val="D2CB2888"/>
     <w:multiLevelType w:val="singleLevel"/>
     <w:tmpl w:val="D2CB2888"/>
-    <w:lvl w:ilvl="0">
+    <w:lvl w:ilvl="0" w:tentative="0">
       <w:start w:val="1"/>
       <w:numFmt w:val="decimal"/>
       <w:lvlText w:val="%1."/>
@@ -5600,267 +5719,269 @@
 </file>
 
 <file path=word/styles.xml><?xml version="1.0" encoding="utf-8"?>
-<w:styles xmlns:mc="http://schemas.openxmlformats.org/markup-compatibility/2006" xmlns:r="http://schemas.openxmlformats.org/officeDocument/2006/relationships" xmlns:w="http://schemas.openxmlformats.org/wordprocessingml/2006/main" xmlns:w14="http://schemas.microsoft.com/office/word/2010/wordml" xmlns:w15="http://schemas.microsoft.com/office/word/2012/wordml" mc:Ignorable="w14 w15">
+<w:styles xmlns:mc="http://schemas.openxmlformats.org/markup-compatibility/2006" xmlns:o="urn:schemas-microsoft-com:office:office" xmlns:r="http://schemas.openxmlformats.org/officeDocument/2006/relationships" xmlns:m="http://schemas.openxmlformats.org/officeDocument/2006/math" xmlns:v="urn:schemas-microsoft-com:vml" xmlns:w="http://schemas.openxmlformats.org/wordprocessingml/2006/main" xmlns:w14="http://schemas.microsoft.com/office/word/2010/wordml" xmlns:w10="urn:schemas-microsoft-com:office:word" xmlns:sl="http://schemas.openxmlformats.org/schemaLibrary/2006/main" xmlns:wpsCustomData="http://www.wps.cn/officeDocument/2013/wpsCustomData" mc:Ignorable="w14">
   <w:docDefaults>
     <w:rPrDefault>
       <w:rPr>
-        <w:rFonts w:ascii="Times New Roman" w:eastAsia="宋体" w:hAnsi="Times New Roman" w:cs="Times New Roman"/>
+        <w:rFonts w:ascii="Times New Roman" w:hAnsi="Times New Roman" w:eastAsia="宋体" w:cs="Times New Roman"/>
       </w:rPr>
     </w:rPrDefault>
     <w:pPrDefault/>
   </w:docDefaults>
-  <w:latentStyles w:defLockedState="0" w:defUIPriority="99" w:defSemiHidden="1" w:defUnhideWhenUsed="1" w:defQFormat="0" w:count="260">
-    <w:lsdException w:name="Normal" w:semiHidden="0" w:uiPriority="0" w:unhideWhenUsed="0" w:qFormat="1"/>
-    <w:lsdException w:name="heading 1" w:semiHidden="0" w:uiPriority="0" w:unhideWhenUsed="0" w:qFormat="1"/>
-    <w:lsdException w:name="heading 2" w:semiHidden="0" w:uiPriority="0" w:qFormat="1"/>
-    <w:lsdException w:name="heading 3" w:uiPriority="0" w:qFormat="1"/>
-    <w:lsdException w:name="heading 4" w:semiHidden="0" w:uiPriority="0" w:qFormat="1"/>
-    <w:lsdException w:name="heading 5" w:uiPriority="0" w:qFormat="1"/>
-    <w:lsdException w:name="heading 6" w:uiPriority="0" w:qFormat="1"/>
-    <w:lsdException w:name="heading 7" w:uiPriority="0" w:qFormat="1"/>
-    <w:lsdException w:name="heading 8" w:uiPriority="0" w:qFormat="1"/>
-    <w:lsdException w:name="heading 9" w:uiPriority="0" w:qFormat="1"/>
-    <w:lsdException w:name="index 1" w:semiHidden="0" w:uiPriority="0" w:unhideWhenUsed="0"/>
-    <w:lsdException w:name="index 2" w:semiHidden="0" w:uiPriority="0" w:unhideWhenUsed="0"/>
-    <w:lsdException w:name="index 3" w:semiHidden="0" w:uiPriority="0" w:unhideWhenUsed="0"/>
-    <w:lsdException w:name="index 4" w:semiHidden="0" w:uiPriority="0" w:unhideWhenUsed="0"/>
-    <w:lsdException w:name="index 5" w:semiHidden="0" w:uiPriority="0" w:unhideWhenUsed="0"/>
-    <w:lsdException w:name="index 6" w:semiHidden="0" w:uiPriority="0" w:unhideWhenUsed="0"/>
-    <w:lsdException w:name="index 7" w:semiHidden="0" w:uiPriority="0" w:unhideWhenUsed="0"/>
-    <w:lsdException w:name="index 8" w:semiHidden="0" w:uiPriority="0" w:unhideWhenUsed="0"/>
-    <w:lsdException w:name="index 9" w:semiHidden="0" w:uiPriority="0" w:unhideWhenUsed="0"/>
-    <w:lsdException w:name="toc 1" w:semiHidden="0" w:uiPriority="0" w:unhideWhenUsed="0" w:qFormat="1"/>
-    <w:lsdException w:name="toc 2" w:semiHidden="0" w:uiPriority="0" w:unhideWhenUsed="0" w:qFormat="1"/>
-    <w:lsdException w:name="toc 3" w:semiHidden="0" w:uiPriority="0" w:unhideWhenUsed="0" w:qFormat="1"/>
-    <w:lsdException w:name="toc 4" w:semiHidden="0" w:uiPriority="0" w:unhideWhenUsed="0"/>
-    <w:lsdException w:name="toc 5" w:semiHidden="0" w:uiPriority="0" w:unhideWhenUsed="0"/>
-    <w:lsdException w:name="toc 6" w:semiHidden="0" w:uiPriority="0" w:unhideWhenUsed="0"/>
-    <w:lsdException w:name="toc 7" w:semiHidden="0" w:uiPriority="0" w:unhideWhenUsed="0"/>
-    <w:lsdException w:name="toc 8" w:semiHidden="0" w:uiPriority="0" w:unhideWhenUsed="0"/>
-    <w:lsdException w:name="toc 9" w:semiHidden="0" w:uiPriority="0" w:unhideWhenUsed="0"/>
-    <w:lsdException w:name="Normal Indent" w:semiHidden="0" w:uiPriority="0" w:unhideWhenUsed="0"/>
-    <w:lsdException w:name="footnote text" w:semiHidden="0" w:uiPriority="0" w:unhideWhenUsed="0"/>
-    <w:lsdException w:name="annotation text" w:semiHidden="0" w:uiPriority="0" w:unhideWhenUsed="0" w:qFormat="1"/>
-    <w:lsdException w:name="header" w:semiHidden="0" w:uiPriority="0" w:unhideWhenUsed="0" w:qFormat="1"/>
-    <w:lsdException w:name="footer" w:semiHidden="0" w:uiPriority="0" w:unhideWhenUsed="0" w:qFormat="1"/>
-    <w:lsdException w:name="index heading" w:semiHidden="0" w:uiPriority="0" w:unhideWhenUsed="0"/>
-    <w:lsdException w:name="caption" w:uiPriority="0" w:qFormat="1"/>
-    <w:lsdException w:name="table of figures" w:semiHidden="0" w:uiPriority="0" w:unhideWhenUsed="0"/>
-    <w:lsdException w:name="envelope address" w:semiHidden="0" w:uiPriority="0" w:unhideWhenUsed="0"/>
-    <w:lsdException w:name="envelope return" w:semiHidden="0" w:uiPriority="0" w:unhideWhenUsed="0"/>
-    <w:lsdException w:name="footnote reference" w:semiHidden="0" w:uiPriority="0" w:unhideWhenUsed="0"/>
-    <w:lsdException w:name="annotation reference" w:semiHidden="0" w:uiPriority="0" w:unhideWhenUsed="0"/>
-    <w:lsdException w:name="line number" w:semiHidden="0" w:uiPriority="0" w:unhideWhenUsed="0"/>
-    <w:lsdException w:name="page number" w:semiHidden="0" w:uiPriority="0" w:unhideWhenUsed="0"/>
-    <w:lsdException w:name="endnote reference" w:semiHidden="0" w:uiPriority="0" w:unhideWhenUsed="0"/>
-    <w:lsdException w:name="endnote text" w:semiHidden="0" w:uiPriority="0" w:unhideWhenUsed="0"/>
-    <w:lsdException w:name="table of authorities" w:semiHidden="0" w:uiPriority="0" w:unhideWhenUsed="0"/>
-    <w:lsdException w:name="macro" w:semiHidden="0" w:uiPriority="0" w:unhideWhenUsed="0"/>
-    <w:lsdException w:name="toa heading" w:semiHidden="0" w:uiPriority="0" w:unhideWhenUsed="0"/>
-    <w:lsdException w:name="List" w:semiHidden="0" w:uiPriority="0" w:unhideWhenUsed="0"/>
-    <w:lsdException w:name="List Bullet" w:semiHidden="0" w:uiPriority="0" w:unhideWhenUsed="0"/>
-    <w:lsdException w:name="List Number" w:semiHidden="0" w:uiPriority="0" w:unhideWhenUsed="0"/>
-    <w:lsdException w:name="List 2" w:semiHidden="0" w:uiPriority="0" w:unhideWhenUsed="0"/>
-    <w:lsdException w:name="List 3" w:semiHidden="0" w:uiPriority="0" w:unhideWhenUsed="0"/>
-    <w:lsdException w:name="List 4" w:semiHidden="0" w:uiPriority="0" w:unhideWhenUsed="0"/>
-    <w:lsdException w:name="List 5" w:semiHidden="0" w:uiPriority="0" w:unhideWhenUsed="0"/>
-    <w:lsdException w:name="List Bullet 2" w:semiHidden="0" w:uiPriority="0" w:unhideWhenUsed="0"/>
-    <w:lsdException w:name="List Bullet 3" w:semiHidden="0" w:uiPriority="0" w:unhideWhenUsed="0"/>
-    <w:lsdException w:name="List Bullet 4" w:semiHidden="0" w:uiPriority="0" w:unhideWhenUsed="0"/>
-    <w:lsdException w:name="List Bullet 5" w:semiHidden="0" w:uiPriority="0" w:unhideWhenUsed="0"/>
-    <w:lsdException w:name="List Number 2" w:semiHidden="0" w:uiPriority="0" w:unhideWhenUsed="0"/>
-    <w:lsdException w:name="List Number 3" w:semiHidden="0" w:uiPriority="0" w:unhideWhenUsed="0"/>
-    <w:lsdException w:name="List Number 4" w:semiHidden="0" w:uiPriority="0" w:unhideWhenUsed="0"/>
-    <w:lsdException w:name="List Number 5" w:semiHidden="0" w:uiPriority="0" w:unhideWhenUsed="0"/>
-    <w:lsdException w:name="Title" w:semiHidden="0" w:uiPriority="0" w:unhideWhenUsed="0" w:qFormat="1"/>
-    <w:lsdException w:name="Closing" w:semiHidden="0" w:uiPriority="0" w:unhideWhenUsed="0"/>
-    <w:lsdException w:name="Signature" w:semiHidden="0" w:uiPriority="0" w:unhideWhenUsed="0"/>
-    <w:lsdException w:name="Default Paragraph Font" w:uiPriority="0" w:unhideWhenUsed="0" w:qFormat="1"/>
-    <w:lsdException w:name="Body Text" w:uiPriority="0" w:unhideWhenUsed="0" w:qFormat="1"/>
-    <w:lsdException w:name="Body Text Indent" w:semiHidden="0" w:uiPriority="0" w:unhideWhenUsed="0"/>
-    <w:lsdException w:name="List Continue" w:semiHidden="0" w:uiPriority="0" w:unhideWhenUsed="0"/>
-    <w:lsdException w:name="List Continue 2" w:semiHidden="0" w:uiPriority="0" w:unhideWhenUsed="0"/>
-    <w:lsdException w:name="List Continue 3" w:semiHidden="0" w:uiPriority="0" w:unhideWhenUsed="0"/>
-    <w:lsdException w:name="List Continue 4" w:semiHidden="0" w:uiPriority="0" w:unhideWhenUsed="0"/>
-    <w:lsdException w:name="List Continue 5" w:semiHidden="0" w:uiPriority="0" w:unhideWhenUsed="0"/>
-    <w:lsdException w:name="Message Header" w:semiHidden="0" w:uiPriority="0" w:unhideWhenUsed="0"/>
-    <w:lsdException w:name="Subtitle" w:semiHidden="0" w:uiPriority="0" w:unhideWhenUsed="0" w:qFormat="1"/>
-    <w:lsdException w:name="Salutation" w:semiHidden="0" w:uiPriority="0" w:unhideWhenUsed="0"/>
-    <w:lsdException w:name="Date" w:semiHidden="0" w:uiPriority="0" w:unhideWhenUsed="0"/>
-    <w:lsdException w:name="Body Text First Indent" w:semiHidden="0" w:uiPriority="0" w:unhideWhenUsed="0"/>
-    <w:lsdException w:name="Body Text First Indent 2" w:semiHidden="0" w:uiPriority="0" w:unhideWhenUsed="0"/>
-    <w:lsdException w:name="Body Text 2" w:semiHidden="0" w:uiPriority="0" w:unhideWhenUsed="0"/>
-    <w:lsdException w:name="Body Text 3" w:semiHidden="0" w:uiPriority="0" w:unhideWhenUsed="0"/>
-    <w:lsdException w:name="Body Text Indent 2" w:semiHidden="0" w:uiPriority="0" w:unhideWhenUsed="0"/>
-    <w:lsdException w:name="Body Text Indent 3" w:semiHidden="0" w:uiPriority="0" w:unhideWhenUsed="0"/>
-    <w:lsdException w:name="Block Text" w:semiHidden="0" w:uiPriority="0" w:unhideWhenUsed="0"/>
-    <w:lsdException w:name="Hyperlink" w:semiHidden="0" w:uiPriority="0" w:unhideWhenUsed="0"/>
-    <w:lsdException w:name="FollowedHyperlink" w:semiHidden="0" w:uiPriority="0" w:unhideWhenUsed="0"/>
-    <w:lsdException w:name="Strong" w:semiHidden="0" w:uiPriority="0" w:unhideWhenUsed="0" w:qFormat="1"/>
-    <w:lsdException w:name="Emphasis" w:semiHidden="0" w:uiPriority="0" w:unhideWhenUsed="0" w:qFormat="1"/>
-    <w:lsdException w:name="Document Map" w:semiHidden="0" w:uiPriority="0" w:unhideWhenUsed="0"/>
-    <w:lsdException w:name="Plain Text" w:semiHidden="0" w:uiPriority="0" w:unhideWhenUsed="0"/>
-    <w:lsdException w:name="E-mail Signature" w:semiHidden="0" w:uiPriority="0" w:unhideWhenUsed="0"/>
-    <w:lsdException w:name="Normal (Web)" w:semiHidden="0" w:uiPriority="0" w:unhideWhenUsed="0" w:qFormat="1"/>
-    <w:lsdException w:name="HTML Acronym" w:semiHidden="0" w:uiPriority="0" w:unhideWhenUsed="0"/>
-    <w:lsdException w:name="HTML Address" w:semiHidden="0" w:uiPriority="0" w:unhideWhenUsed="0"/>
-    <w:lsdException w:name="HTML Cite" w:semiHidden="0" w:uiPriority="0" w:unhideWhenUsed="0"/>
-    <w:lsdException w:name="HTML Code" w:semiHidden="0" w:uiPriority="0" w:unhideWhenUsed="0"/>
-    <w:lsdException w:name="HTML Definition" w:semiHidden="0" w:uiPriority="0" w:unhideWhenUsed="0"/>
-    <w:lsdException w:name="HTML Keyboard" w:semiHidden="0" w:uiPriority="0" w:unhideWhenUsed="0"/>
-    <w:lsdException w:name="HTML Preformatted" w:semiHidden="0" w:uiPriority="0" w:unhideWhenUsed="0"/>
-    <w:lsdException w:name="HTML Sample" w:semiHidden="0" w:uiPriority="0" w:unhideWhenUsed="0"/>
-    <w:lsdException w:name="HTML Typewriter" w:semiHidden="0" w:uiPriority="0" w:unhideWhenUsed="0"/>
-    <w:lsdException w:name="HTML Variable" w:semiHidden="0" w:uiPriority="0" w:unhideWhenUsed="0"/>
-    <w:lsdException w:name="Normal Table" w:uiPriority="0" w:unhideWhenUsed="0" w:qFormat="1"/>
-    <w:lsdException w:name="annotation subject" w:semiHidden="0" w:uiPriority="0" w:unhideWhenUsed="0"/>
-    <w:lsdException w:name="Table Simple 1" w:semiHidden="0" w:uiPriority="0" w:unhideWhenUsed="0"/>
-    <w:lsdException w:name="Table Simple 2" w:semiHidden="0" w:uiPriority="0" w:unhideWhenUsed="0"/>
-    <w:lsdException w:name="Table Simple 3" w:semiHidden="0" w:uiPriority="0" w:unhideWhenUsed="0"/>
-    <w:lsdException w:name="Table Classic 1" w:semiHidden="0" w:uiPriority="0" w:unhideWhenUsed="0"/>
-    <w:lsdException w:name="Table Classic 2" w:semiHidden="0" w:uiPriority="0" w:unhideWhenUsed="0"/>
-    <w:lsdException w:name="Table Classic 3" w:semiHidden="0" w:uiPriority="0" w:unhideWhenUsed="0"/>
-    <w:lsdException w:name="Table Classic 4" w:semiHidden="0" w:uiPriority="0" w:unhideWhenUsed="0"/>
-    <w:lsdException w:name="Table Colorful 1" w:semiHidden="0" w:uiPriority="0" w:unhideWhenUsed="0"/>
-    <w:lsdException w:name="Table Colorful 2" w:semiHidden="0" w:uiPriority="0" w:unhideWhenUsed="0"/>
-    <w:lsdException w:name="Table Colorful 3" w:semiHidden="0" w:uiPriority="0" w:unhideWhenUsed="0"/>
-    <w:lsdException w:name="Table Columns 1" w:semiHidden="0" w:uiPriority="0" w:unhideWhenUsed="0"/>
-    <w:lsdException w:name="Table Columns 2" w:semiHidden="0" w:uiPriority="0" w:unhideWhenUsed="0"/>
-    <w:lsdException w:name="Table Columns 3" w:semiHidden="0" w:uiPriority="0" w:unhideWhenUsed="0"/>
-    <w:lsdException w:name="Table Columns 4" w:semiHidden="0" w:uiPriority="0" w:unhideWhenUsed="0"/>
-    <w:lsdException w:name="Table Columns 5" w:semiHidden="0" w:uiPriority="0" w:unhideWhenUsed="0"/>
-    <w:lsdException w:name="Table Grid 1" w:semiHidden="0" w:uiPriority="0" w:unhideWhenUsed="0"/>
-    <w:lsdException w:name="Table Grid 2" w:semiHidden="0" w:uiPriority="0" w:unhideWhenUsed="0"/>
-    <w:lsdException w:name="Table Grid 3" w:semiHidden="0" w:uiPriority="0" w:unhideWhenUsed="0"/>
-    <w:lsdException w:name="Table Grid 4" w:semiHidden="0" w:uiPriority="0" w:unhideWhenUsed="0"/>
-    <w:lsdException w:name="Table Grid 5" w:semiHidden="0" w:uiPriority="0" w:unhideWhenUsed="0"/>
-    <w:lsdException w:name="Table Grid 6" w:semiHidden="0" w:uiPriority="0" w:unhideWhenUsed="0"/>
-    <w:lsdException w:name="Table Grid 7" w:semiHidden="0" w:uiPriority="0" w:unhideWhenUsed="0"/>
-    <w:lsdException w:name="Table Grid 8" w:semiHidden="0" w:uiPriority="0" w:unhideWhenUsed="0"/>
-    <w:lsdException w:name="Table List 1" w:semiHidden="0" w:uiPriority="0" w:unhideWhenUsed="0"/>
-    <w:lsdException w:name="Table List 2" w:semiHidden="0" w:uiPriority="0" w:unhideWhenUsed="0"/>
-    <w:lsdException w:name="Table List 3" w:semiHidden="0" w:uiPriority="0" w:unhideWhenUsed="0"/>
-    <w:lsdException w:name="Table List 4" w:semiHidden="0" w:uiPriority="0" w:unhideWhenUsed="0"/>
-    <w:lsdException w:name="Table List 5" w:semiHidden="0" w:uiPriority="0" w:unhideWhenUsed="0"/>
-    <w:lsdException w:name="Table List 6" w:semiHidden="0" w:uiPriority="0" w:unhideWhenUsed="0"/>
-    <w:lsdException w:name="Table List 7" w:semiHidden="0" w:uiPriority="0" w:unhideWhenUsed="0"/>
-    <w:lsdException w:name="Table List 8" w:semiHidden="0" w:uiPriority="0" w:unhideWhenUsed="0"/>
-    <w:lsdException w:name="Table 3D effects 1" w:semiHidden="0" w:uiPriority="0" w:unhideWhenUsed="0"/>
-    <w:lsdException w:name="Table 3D effects 2" w:semiHidden="0" w:uiPriority="0" w:unhideWhenUsed="0"/>
-    <w:lsdException w:name="Table 3D effects 3" w:semiHidden="0" w:uiPriority="0" w:unhideWhenUsed="0"/>
-    <w:lsdException w:name="Table Contemporary" w:semiHidden="0" w:uiPriority="0" w:unhideWhenUsed="0"/>
-    <w:lsdException w:name="Table Elegant" w:semiHidden="0" w:uiPriority="0" w:unhideWhenUsed="0"/>
-    <w:lsdException w:name="Table Professional" w:semiHidden="0" w:uiPriority="0" w:unhideWhenUsed="0"/>
-    <w:lsdException w:name="Table Subtle 1" w:semiHidden="0" w:uiPriority="0" w:unhideWhenUsed="0"/>
-    <w:lsdException w:name="Table Subtle 2" w:semiHidden="0" w:uiPriority="0" w:unhideWhenUsed="0"/>
-    <w:lsdException w:name="Table Web 1" w:semiHidden="0" w:uiPriority="0" w:unhideWhenUsed="0"/>
-    <w:lsdException w:name="Table Web 2" w:semiHidden="0" w:uiPriority="0" w:unhideWhenUsed="0"/>
-    <w:lsdException w:name="Table Web 3" w:semiHidden="0" w:uiPriority="0" w:unhideWhenUsed="0"/>
-    <w:lsdException w:name="Balloon Text" w:semiHidden="0" w:uiPriority="0" w:unhideWhenUsed="0"/>
-    <w:lsdException w:name="Table Grid" w:semiHidden="0" w:uiPriority="0" w:unhideWhenUsed="0" w:qFormat="1"/>
-    <w:lsdException w:name="Table Theme" w:semiHidden="0" w:uiPriority="0" w:unhideWhenUsed="0"/>
-    <w:lsdException w:name="Light Shading" w:semiHidden="0" w:uiPriority="60" w:unhideWhenUsed="0"/>
-    <w:lsdException w:name="Light List" w:semiHidden="0" w:uiPriority="61" w:unhideWhenUsed="0"/>
-    <w:lsdException w:name="Light Grid" w:semiHidden="0" w:uiPriority="62" w:unhideWhenUsed="0"/>
-    <w:lsdException w:name="Medium Shading 1" w:semiHidden="0" w:uiPriority="63" w:unhideWhenUsed="0"/>
-    <w:lsdException w:name="Medium Shading 2" w:semiHidden="0" w:uiPriority="64" w:unhideWhenUsed="0"/>
-    <w:lsdException w:name="Medium List 1" w:semiHidden="0" w:uiPriority="65" w:unhideWhenUsed="0"/>
-    <w:lsdException w:name="Medium List 2" w:semiHidden="0" w:uiPriority="66" w:unhideWhenUsed="0"/>
-    <w:lsdException w:name="Medium Grid 1" w:semiHidden="0" w:uiPriority="67" w:unhideWhenUsed="0"/>
-    <w:lsdException w:name="Medium Grid 2" w:semiHidden="0" w:uiPriority="68" w:unhideWhenUsed="0"/>
-    <w:lsdException w:name="Medium Grid 3" w:semiHidden="0" w:uiPriority="69" w:unhideWhenUsed="0"/>
-    <w:lsdException w:name="Dark List" w:semiHidden="0" w:uiPriority="70" w:unhideWhenUsed="0"/>
-    <w:lsdException w:name="Colorful Shading" w:semiHidden="0" w:uiPriority="71" w:unhideWhenUsed="0"/>
-    <w:lsdException w:name="Colorful List" w:semiHidden="0" w:uiPriority="72" w:unhideWhenUsed="0"/>
-    <w:lsdException w:name="Colorful Grid" w:semiHidden="0" w:uiPriority="73" w:unhideWhenUsed="0"/>
-    <w:lsdException w:name="Light Shading Accent 1" w:semiHidden="0" w:uiPriority="60" w:unhideWhenUsed="0"/>
-    <w:lsdException w:name="Light List Accent 1" w:semiHidden="0" w:uiPriority="61" w:unhideWhenUsed="0"/>
-    <w:lsdException w:name="Light Grid Accent 1" w:semiHidden="0" w:uiPriority="62" w:unhideWhenUsed="0"/>
-    <w:lsdException w:name="Medium Shading 1 Accent 1" w:semiHidden="0" w:uiPriority="63" w:unhideWhenUsed="0"/>
-    <w:lsdException w:name="Medium Shading 2 Accent 1" w:semiHidden="0" w:uiPriority="64" w:unhideWhenUsed="0"/>
-    <w:lsdException w:name="Medium List 1 Accent 1" w:semiHidden="0" w:uiPriority="65" w:unhideWhenUsed="0"/>
-    <w:lsdException w:name="Medium List 2 Accent 1" w:semiHidden="0" w:uiPriority="66" w:unhideWhenUsed="0"/>
-    <w:lsdException w:name="Medium Grid 1 Accent 1" w:semiHidden="0" w:uiPriority="67" w:unhideWhenUsed="0"/>
-    <w:lsdException w:name="Medium Grid 2 Accent 1" w:semiHidden="0" w:uiPriority="68" w:unhideWhenUsed="0"/>
-    <w:lsdException w:name="Medium Grid 3 Accent 1" w:semiHidden="0" w:uiPriority="69" w:unhideWhenUsed="0"/>
-    <w:lsdException w:name="Dark List Accent 1" w:semiHidden="0" w:uiPriority="70" w:unhideWhenUsed="0"/>
-    <w:lsdException w:name="Colorful Shading Accent 1" w:semiHidden="0" w:uiPriority="71" w:unhideWhenUsed="0"/>
-    <w:lsdException w:name="Colorful List Accent 1" w:semiHidden="0" w:uiPriority="72" w:unhideWhenUsed="0"/>
-    <w:lsdException w:name="Colorful Grid Accent 1" w:semiHidden="0" w:uiPriority="73" w:unhideWhenUsed="0"/>
-    <w:lsdException w:name="Light Shading Accent 2" w:semiHidden="0" w:uiPriority="60" w:unhideWhenUsed="0"/>
-    <w:lsdException w:name="Light List Accent 2" w:semiHidden="0" w:uiPriority="61" w:unhideWhenUsed="0"/>
-    <w:lsdException w:name="Light Grid Accent 2" w:semiHidden="0" w:uiPriority="62" w:unhideWhenUsed="0"/>
-    <w:lsdException w:name="Medium Shading 1 Accent 2" w:semiHidden="0" w:uiPriority="63" w:unhideWhenUsed="0"/>
-    <w:lsdException w:name="Medium Shading 2 Accent 2" w:semiHidden="0" w:uiPriority="64" w:unhideWhenUsed="0"/>
-    <w:lsdException w:name="Medium List 1 Accent 2" w:semiHidden="0" w:uiPriority="65" w:unhideWhenUsed="0"/>
-    <w:lsdException w:name="Medium List 2 Accent 2" w:semiHidden="0" w:uiPriority="66" w:unhideWhenUsed="0"/>
-    <w:lsdException w:name="Medium Grid 1 Accent 2" w:semiHidden="0" w:uiPriority="67" w:unhideWhenUsed="0"/>
-    <w:lsdException w:name="Medium Grid 2 Accent 2" w:semiHidden="0" w:uiPriority="68" w:unhideWhenUsed="0"/>
-    <w:lsdException w:name="Medium Grid 3 Accent 2" w:semiHidden="0" w:uiPriority="69" w:unhideWhenUsed="0"/>
-    <w:lsdException w:name="Dark List Accent 2" w:semiHidden="0" w:uiPriority="70" w:unhideWhenUsed="0"/>
-    <w:lsdException w:name="Colorful Shading Accent 2" w:semiHidden="0" w:uiPriority="71" w:unhideWhenUsed="0"/>
-    <w:lsdException w:name="Colorful List Accent 2" w:semiHidden="0" w:uiPriority="72" w:unhideWhenUsed="0"/>
-    <w:lsdException w:name="Colorful Grid Accent 2" w:semiHidden="0" w:uiPriority="73" w:unhideWhenUsed="0"/>
-    <w:lsdException w:name="Light Shading Accent 3" w:semiHidden="0" w:uiPriority="60" w:unhideWhenUsed="0"/>
-    <w:lsdException w:name="Light List Accent 3" w:semiHidden="0" w:uiPriority="61" w:unhideWhenUsed="0"/>
-    <w:lsdException w:name="Light Grid Accent 3" w:semiHidden="0" w:uiPriority="62" w:unhideWhenUsed="0"/>
-    <w:lsdException w:name="Medium Shading 1 Accent 3" w:semiHidden="0" w:uiPriority="63" w:unhideWhenUsed="0"/>
-    <w:lsdException w:name="Medium Shading 2 Accent 3" w:semiHidden="0" w:uiPriority="64" w:unhideWhenUsed="0"/>
-    <w:lsdException w:name="Medium List 1 Accent 3" w:semiHidden="0" w:uiPriority="65" w:unhideWhenUsed="0"/>
-    <w:lsdException w:name="Medium List 2 Accent 3" w:semiHidden="0" w:uiPriority="66" w:unhideWhenUsed="0"/>
-    <w:lsdException w:name="Medium Grid 1 Accent 3" w:semiHidden="0" w:uiPriority="67" w:unhideWhenUsed="0"/>
-    <w:lsdException w:name="Medium Grid 2 Accent 3" w:semiHidden="0" w:uiPriority="68" w:unhideWhenUsed="0"/>
-    <w:lsdException w:name="Medium Grid 3 Accent 3" w:semiHidden="0" w:uiPriority="69" w:unhideWhenUsed="0"/>
-    <w:lsdException w:name="Dark List Accent 3" w:semiHidden="0" w:uiPriority="70" w:unhideWhenUsed="0"/>
-    <w:lsdException w:name="Colorful Shading Accent 3" w:semiHidden="0" w:uiPriority="71" w:unhideWhenUsed="0"/>
-    <w:lsdException w:name="Colorful List Accent 3" w:semiHidden="0" w:uiPriority="72" w:unhideWhenUsed="0"/>
-    <w:lsdException w:name="Colorful Grid Accent 3" w:semiHidden="0" w:uiPriority="73" w:unhideWhenUsed="0"/>
-    <w:lsdException w:name="Light Shading Accent 4" w:semiHidden="0" w:uiPriority="60" w:unhideWhenUsed="0"/>
-    <w:lsdException w:name="Light List Accent 4" w:semiHidden="0" w:uiPriority="61" w:unhideWhenUsed="0"/>
-    <w:lsdException w:name="Light Grid Accent 4" w:semiHidden="0" w:uiPriority="62" w:unhideWhenUsed="0"/>
-    <w:lsdException w:name="Medium Shading 1 Accent 4" w:semiHidden="0" w:uiPriority="63" w:unhideWhenUsed="0"/>
-    <w:lsdException w:name="Medium Shading 2 Accent 4" w:semiHidden="0" w:uiPriority="64" w:unhideWhenUsed="0"/>
-    <w:lsdException w:name="Medium List 1 Accent 4" w:semiHidden="0" w:uiPriority="65" w:unhideWhenUsed="0"/>
-    <w:lsdException w:name="Medium List 2 Accent 4" w:semiHidden="0" w:uiPriority="66" w:unhideWhenUsed="0"/>
-    <w:lsdException w:name="Medium Grid 1 Accent 4" w:semiHidden="0" w:uiPriority="67" w:unhideWhenUsed="0"/>
-    <w:lsdException w:name="Medium Grid 2 Accent 4" w:semiHidden="0" w:uiPriority="68" w:unhideWhenUsed="0"/>
-    <w:lsdException w:name="Medium Grid 3 Accent 4" w:semiHidden="0" w:uiPriority="69" w:unhideWhenUsed="0"/>
-    <w:lsdException w:name="Dark List Accent 4" w:semiHidden="0" w:uiPriority="70" w:unhideWhenUsed="0"/>
-    <w:lsdException w:name="Colorful Shading Accent 4" w:semiHidden="0" w:uiPriority="71" w:unhideWhenUsed="0"/>
-    <w:lsdException w:name="Colorful List Accent 4" w:semiHidden="0" w:uiPriority="72" w:unhideWhenUsed="0"/>
-    <w:lsdException w:name="Colorful Grid Accent 4" w:semiHidden="0" w:uiPriority="73" w:unhideWhenUsed="0"/>
-    <w:lsdException w:name="Light Shading Accent 5" w:semiHidden="0" w:uiPriority="60" w:unhideWhenUsed="0"/>
-    <w:lsdException w:name="Light List Accent 5" w:semiHidden="0" w:uiPriority="61" w:unhideWhenUsed="0"/>
-    <w:lsdException w:name="Light Grid Accent 5" w:semiHidden="0" w:uiPriority="62" w:unhideWhenUsed="0"/>
-    <w:lsdException w:name="Medium Shading 1 Accent 5" w:semiHidden="0" w:uiPriority="63" w:unhideWhenUsed="0"/>
-    <w:lsdException w:name="Medium Shading 2 Accent 5" w:semiHidden="0" w:uiPriority="64" w:unhideWhenUsed="0"/>
-    <w:lsdException w:name="Medium List 1 Accent 5" w:semiHidden="0" w:uiPriority="65" w:unhideWhenUsed="0"/>
-    <w:lsdException w:name="Medium List 2 Accent 5" w:semiHidden="0" w:uiPriority="66" w:unhideWhenUsed="0"/>
-    <w:lsdException w:name="Medium Grid 1 Accent 5" w:semiHidden="0" w:uiPriority="67" w:unhideWhenUsed="0"/>
-    <w:lsdException w:name="Medium Grid 2 Accent 5" w:semiHidden="0" w:uiPriority="68" w:unhideWhenUsed="0"/>
-    <w:lsdException w:name="Medium Grid 3 Accent 5" w:semiHidden="0" w:uiPriority="69" w:unhideWhenUsed="0"/>
-    <w:lsdException w:name="Dark List Accent 5" w:semiHidden="0" w:uiPriority="70" w:unhideWhenUsed="0"/>
-    <w:lsdException w:name="Colorful Shading Accent 5" w:semiHidden="0" w:uiPriority="71" w:unhideWhenUsed="0"/>
-    <w:lsdException w:name="Colorful List Accent 5" w:semiHidden="0" w:uiPriority="72" w:unhideWhenUsed="0"/>
-    <w:lsdException w:name="Colorful Grid Accent 5" w:semiHidden="0" w:uiPriority="73" w:unhideWhenUsed="0"/>
-    <w:lsdException w:name="Light Shading Accent 6" w:semiHidden="0" w:uiPriority="60" w:unhideWhenUsed="0"/>
-    <w:lsdException w:name="Light List Accent 6" w:semiHidden="0" w:uiPriority="61" w:unhideWhenUsed="0"/>
-    <w:lsdException w:name="Light Grid Accent 6" w:semiHidden="0" w:uiPriority="62" w:unhideWhenUsed="0"/>
-    <w:lsdException w:name="Medium Shading 1 Accent 6" w:semiHidden="0" w:uiPriority="63" w:unhideWhenUsed="0"/>
-    <w:lsdException w:name="Medium Shading 2 Accent 6" w:semiHidden="0" w:uiPriority="64" w:unhideWhenUsed="0"/>
-    <w:lsdException w:name="Medium List 1 Accent 6" w:semiHidden="0" w:uiPriority="65" w:unhideWhenUsed="0"/>
-    <w:lsdException w:name="Medium List 2 Accent 6" w:semiHidden="0" w:uiPriority="66" w:unhideWhenUsed="0"/>
-    <w:lsdException w:name="Medium Grid 1 Accent 6" w:semiHidden="0" w:uiPriority="67" w:unhideWhenUsed="0"/>
-    <w:lsdException w:name="Medium Grid 2 Accent 6" w:semiHidden="0" w:uiPriority="68" w:unhideWhenUsed="0"/>
-    <w:lsdException w:name="Medium Grid 3 Accent 6" w:semiHidden="0" w:uiPriority="69" w:unhideWhenUsed="0"/>
-    <w:lsdException w:name="Dark List Accent 6" w:semiHidden="0" w:uiPriority="70" w:unhideWhenUsed="0"/>
-    <w:lsdException w:name="Colorful Shading Accent 6" w:semiHidden="0" w:uiPriority="71" w:unhideWhenUsed="0"/>
-    <w:lsdException w:name="Colorful List Accent 6" w:semiHidden="0" w:uiPriority="72" w:unhideWhenUsed="0"/>
-    <w:lsdException w:name="Colorful Grid Accent 6" w:semiHidden="0" w:uiPriority="73" w:unhideWhenUsed="0"/>
+  <w:latentStyles w:count="260" w:defQFormat="0" w:defUnhideWhenUsed="1" w:defSemiHidden="1" w:defUIPriority="99" w:defLockedState="0">
+    <w:lsdException w:qFormat="1" w:unhideWhenUsed="0" w:uiPriority="0" w:semiHidden="0" w:name="Normal"/>
+    <w:lsdException w:qFormat="1" w:unhideWhenUsed="0" w:uiPriority="0" w:semiHidden="0" w:name="heading 1"/>
+    <w:lsdException w:qFormat="1" w:uiPriority="0" w:semiHidden="0" w:name="heading 2"/>
+    <w:lsdException w:qFormat="1" w:uiPriority="0" w:name="heading 3"/>
+    <w:lsdException w:qFormat="1" w:uiPriority="0" w:semiHidden="0" w:name="heading 4"/>
+    <w:lsdException w:qFormat="1" w:uiPriority="0" w:name="heading 5"/>
+    <w:lsdException w:qFormat="1" w:uiPriority="0" w:name="heading 6"/>
+    <w:lsdException w:qFormat="1" w:uiPriority="0" w:name="heading 7"/>
+    <w:lsdException w:qFormat="1" w:uiPriority="0" w:name="heading 8"/>
+    <w:lsdException w:qFormat="1" w:uiPriority="0" w:name="heading 9"/>
+    <w:lsdException w:unhideWhenUsed="0" w:uiPriority="0" w:semiHidden="0" w:name="index 1"/>
+    <w:lsdException w:unhideWhenUsed="0" w:uiPriority="0" w:semiHidden="0" w:name="index 2"/>
+    <w:lsdException w:unhideWhenUsed="0" w:uiPriority="0" w:semiHidden="0" w:name="index 3"/>
+    <w:lsdException w:unhideWhenUsed="0" w:uiPriority="0" w:semiHidden="0" w:name="index 4"/>
+    <w:lsdException w:unhideWhenUsed="0" w:uiPriority="0" w:semiHidden="0" w:name="index 5"/>
+    <w:lsdException w:unhideWhenUsed="0" w:uiPriority="0" w:semiHidden="0" w:name="index 6"/>
+    <w:lsdException w:unhideWhenUsed="0" w:uiPriority="0" w:semiHidden="0" w:name="index 7"/>
+    <w:lsdException w:unhideWhenUsed="0" w:uiPriority="0" w:semiHidden="0" w:name="index 8"/>
+    <w:lsdException w:unhideWhenUsed="0" w:uiPriority="0" w:semiHidden="0" w:name="index 9"/>
+    <w:lsdException w:qFormat="1" w:unhideWhenUsed="0" w:uiPriority="0" w:semiHidden="0" w:name="toc 1"/>
+    <w:lsdException w:qFormat="1" w:unhideWhenUsed="0" w:uiPriority="0" w:semiHidden="0" w:name="toc 2"/>
+    <w:lsdException w:qFormat="1" w:unhideWhenUsed="0" w:uiPriority="0" w:semiHidden="0" w:name="toc 3"/>
+    <w:lsdException w:unhideWhenUsed="0" w:uiPriority="0" w:semiHidden="0" w:name="toc 4"/>
+    <w:lsdException w:unhideWhenUsed="0" w:uiPriority="0" w:semiHidden="0" w:name="toc 5"/>
+    <w:lsdException w:unhideWhenUsed="0" w:uiPriority="0" w:semiHidden="0" w:name="toc 6"/>
+    <w:lsdException w:unhideWhenUsed="0" w:uiPriority="0" w:semiHidden="0" w:name="toc 7"/>
+    <w:lsdException w:unhideWhenUsed="0" w:uiPriority="0" w:semiHidden="0" w:name="toc 8"/>
+    <w:lsdException w:unhideWhenUsed="0" w:uiPriority="0" w:semiHidden="0" w:name="toc 9"/>
+    <w:lsdException w:unhideWhenUsed="0" w:uiPriority="0" w:semiHidden="0" w:name="Normal Indent"/>
+    <w:lsdException w:unhideWhenUsed="0" w:uiPriority="0" w:semiHidden="0" w:name="footnote text"/>
+    <w:lsdException w:qFormat="1" w:unhideWhenUsed="0" w:uiPriority="0" w:semiHidden="0" w:name="annotation text"/>
+    <w:lsdException w:qFormat="1" w:unhideWhenUsed="0" w:uiPriority="0" w:semiHidden="0" w:name="header"/>
+    <w:lsdException w:qFormat="1" w:unhideWhenUsed="0" w:uiPriority="0" w:semiHidden="0" w:name="footer"/>
+    <w:lsdException w:unhideWhenUsed="0" w:uiPriority="0" w:semiHidden="0" w:name="index heading"/>
+    <w:lsdException w:qFormat="1" w:uiPriority="0" w:name="caption"/>
+    <w:lsdException w:unhideWhenUsed="0" w:uiPriority="0" w:semiHidden="0" w:name="table of figures"/>
+    <w:lsdException w:unhideWhenUsed="0" w:uiPriority="0" w:semiHidden="0" w:name="envelope address"/>
+    <w:lsdException w:unhideWhenUsed="0" w:uiPriority="0" w:semiHidden="0" w:name="envelope return"/>
+    <w:lsdException w:unhideWhenUsed="0" w:uiPriority="0" w:semiHidden="0" w:name="footnote reference"/>
+    <w:lsdException w:unhideWhenUsed="0" w:uiPriority="0" w:semiHidden="0" w:name="annotation reference"/>
+    <w:lsdException w:unhideWhenUsed="0" w:uiPriority="0" w:semiHidden="0" w:name="line number"/>
+    <w:lsdException w:unhideWhenUsed="0" w:uiPriority="0" w:semiHidden="0" w:name="page number"/>
+    <w:lsdException w:unhideWhenUsed="0" w:uiPriority="0" w:semiHidden="0" w:name="endnote reference"/>
+    <w:lsdException w:unhideWhenUsed="0" w:uiPriority="0" w:semiHidden="0" w:name="endnote text"/>
+    <w:lsdException w:unhideWhenUsed="0" w:uiPriority="0" w:semiHidden="0" w:name="table of authorities"/>
+    <w:lsdException w:unhideWhenUsed="0" w:uiPriority="0" w:semiHidden="0" w:name="macro"/>
+    <w:lsdException w:unhideWhenUsed="0" w:uiPriority="0" w:semiHidden="0" w:name="toa heading"/>
+    <w:lsdException w:unhideWhenUsed="0" w:uiPriority="0" w:semiHidden="0" w:name="List"/>
+    <w:lsdException w:unhideWhenUsed="0" w:uiPriority="0" w:semiHidden="0" w:name="List Bullet"/>
+    <w:lsdException w:unhideWhenUsed="0" w:uiPriority="0" w:semiHidden="0" w:name="List Number"/>
+    <w:lsdException w:unhideWhenUsed="0" w:uiPriority="0" w:semiHidden="0" w:name="List 2"/>
+    <w:lsdException w:unhideWhenUsed="0" w:uiPriority="0" w:semiHidden="0" w:name="List 3"/>
+    <w:lsdException w:unhideWhenUsed="0" w:uiPriority="0" w:semiHidden="0" w:name="List 4"/>
+    <w:lsdException w:unhideWhenUsed="0" w:uiPriority="0" w:semiHidden="0" w:name="List 5"/>
+    <w:lsdException w:unhideWhenUsed="0" w:uiPriority="0" w:semiHidden="0" w:name="List Bullet 2"/>
+    <w:lsdException w:unhideWhenUsed="0" w:uiPriority="0" w:semiHidden="0" w:name="List Bullet 3"/>
+    <w:lsdException w:unhideWhenUsed="0" w:uiPriority="0" w:semiHidden="0" w:name="List Bullet 4"/>
+    <w:lsdException w:unhideWhenUsed="0" w:uiPriority="0" w:semiHidden="0" w:name="List Bullet 5"/>
+    <w:lsdException w:unhideWhenUsed="0" w:uiPriority="0" w:semiHidden="0" w:name="List Number 2"/>
+    <w:lsdException w:unhideWhenUsed="0" w:uiPriority="0" w:semiHidden="0" w:name="List Number 3"/>
+    <w:lsdException w:unhideWhenUsed="0" w:uiPriority="0" w:semiHidden="0" w:name="List Number 4"/>
+    <w:lsdException w:unhideWhenUsed="0" w:uiPriority="0" w:semiHidden="0" w:name="List Number 5"/>
+    <w:lsdException w:qFormat="1" w:unhideWhenUsed="0" w:uiPriority="0" w:semiHidden="0" w:name="Title"/>
+    <w:lsdException w:unhideWhenUsed="0" w:uiPriority="0" w:semiHidden="0" w:name="Closing"/>
+    <w:lsdException w:unhideWhenUsed="0" w:uiPriority="0" w:semiHidden="0" w:name="Signature"/>
+    <w:lsdException w:qFormat="1" w:unhideWhenUsed="0" w:uiPriority="0" w:name="Default Paragraph Font"/>
+    <w:lsdException w:qFormat="1" w:unhideWhenUsed="0" w:uiPriority="0" w:name="Body Text"/>
+    <w:lsdException w:unhideWhenUsed="0" w:uiPriority="0" w:semiHidden="0" w:name="Body Text Indent"/>
+    <w:lsdException w:unhideWhenUsed="0" w:uiPriority="0" w:semiHidden="0" w:name="List Continue"/>
+    <w:lsdException w:unhideWhenUsed="0" w:uiPriority="0" w:semiHidden="0" w:name="List Continue 2"/>
+    <w:lsdException w:unhideWhenUsed="0" w:uiPriority="0" w:semiHidden="0" w:name="List Continue 3"/>
+    <w:lsdException w:unhideWhenUsed="0" w:uiPriority="0" w:semiHidden="0" w:name="List Continue 4"/>
+    <w:lsdException w:unhideWhenUsed="0" w:uiPriority="0" w:semiHidden="0" w:name="List Continue 5"/>
+    <w:lsdException w:unhideWhenUsed="0" w:uiPriority="0" w:semiHidden="0" w:name="Message Header"/>
+    <w:lsdException w:qFormat="1" w:unhideWhenUsed="0" w:uiPriority="0" w:semiHidden="0" w:name="Subtitle"/>
+    <w:lsdException w:unhideWhenUsed="0" w:uiPriority="0" w:semiHidden="0" w:name="Salutation"/>
+    <w:lsdException w:unhideWhenUsed="0" w:uiPriority="0" w:semiHidden="0" w:name="Date"/>
+    <w:lsdException w:unhideWhenUsed="0" w:uiPriority="0" w:semiHidden="0" w:name="Body Text First Indent"/>
+    <w:lsdException w:unhideWhenUsed="0" w:uiPriority="0" w:semiHidden="0" w:name="Body Text First Indent 2"/>
+    <w:lsdException w:uiPriority="99" w:name="Note Heading"/>
+    <w:lsdException w:unhideWhenUsed="0" w:uiPriority="0" w:semiHidden="0" w:name="Body Text 2"/>
+    <w:lsdException w:unhideWhenUsed="0" w:uiPriority="0" w:semiHidden="0" w:name="Body Text 3"/>
+    <w:lsdException w:unhideWhenUsed="0" w:uiPriority="0" w:semiHidden="0" w:name="Body Text Indent 2"/>
+    <w:lsdException w:unhideWhenUsed="0" w:uiPriority="0" w:semiHidden="0" w:name="Body Text Indent 3"/>
+    <w:lsdException w:unhideWhenUsed="0" w:uiPriority="0" w:semiHidden="0" w:name="Block Text"/>
+    <w:lsdException w:unhideWhenUsed="0" w:uiPriority="0" w:semiHidden="0" w:name="Hyperlink"/>
+    <w:lsdException w:unhideWhenUsed="0" w:uiPriority="0" w:semiHidden="0" w:name="FollowedHyperlink"/>
+    <w:lsdException w:qFormat="1" w:unhideWhenUsed="0" w:uiPriority="0" w:semiHidden="0" w:name="Strong"/>
+    <w:lsdException w:qFormat="1" w:unhideWhenUsed="0" w:uiPriority="0" w:semiHidden="0" w:name="Emphasis"/>
+    <w:lsdException w:unhideWhenUsed="0" w:uiPriority="0" w:semiHidden="0" w:name="Document Map"/>
+    <w:lsdException w:unhideWhenUsed="0" w:uiPriority="0" w:semiHidden="0" w:name="Plain Text"/>
+    <w:lsdException w:unhideWhenUsed="0" w:uiPriority="0" w:semiHidden="0" w:name="E-mail Signature"/>
+    <w:lsdException w:qFormat="1" w:unhideWhenUsed="0" w:uiPriority="0" w:semiHidden="0" w:name="Normal (Web)"/>
+    <w:lsdException w:unhideWhenUsed="0" w:uiPriority="0" w:semiHidden="0" w:name="HTML Acronym"/>
+    <w:lsdException w:unhideWhenUsed="0" w:uiPriority="0" w:semiHidden="0" w:name="HTML Address"/>
+    <w:lsdException w:unhideWhenUsed="0" w:uiPriority="0" w:semiHidden="0" w:name="HTML Cite"/>
+    <w:lsdException w:unhideWhenUsed="0" w:uiPriority="0" w:semiHidden="0" w:name="HTML Code"/>
+    <w:lsdException w:unhideWhenUsed="0" w:uiPriority="0" w:semiHidden="0" w:name="HTML Definition"/>
+    <w:lsdException w:unhideWhenUsed="0" w:uiPriority="0" w:semiHidden="0" w:name="HTML Keyboard"/>
+    <w:lsdException w:unhideWhenUsed="0" w:uiPriority="0" w:semiHidden="0" w:name="HTML Preformatted"/>
+    <w:lsdException w:unhideWhenUsed="0" w:uiPriority="0" w:semiHidden="0" w:name="HTML Sample"/>
+    <w:lsdException w:unhideWhenUsed="0" w:uiPriority="0" w:semiHidden="0" w:name="HTML Typewriter"/>
+    <w:lsdException w:unhideWhenUsed="0" w:uiPriority="0" w:semiHidden="0" w:name="HTML Variable"/>
+    <w:lsdException w:qFormat="1" w:unhideWhenUsed="0" w:uiPriority="0" w:name="Normal Table"/>
+    <w:lsdException w:unhideWhenUsed="0" w:uiPriority="0" w:semiHidden="0" w:name="annotation subject"/>
+    <w:lsdException w:unhideWhenUsed="0" w:uiPriority="0" w:semiHidden="0" w:name="Table Simple 1"/>
+    <w:lsdException w:unhideWhenUsed="0" w:uiPriority="0" w:semiHidden="0" w:name="Table Simple 2"/>
+    <w:lsdException w:unhideWhenUsed="0" w:uiPriority="0" w:semiHidden="0" w:name="Table Simple 3"/>
+    <w:lsdException w:unhideWhenUsed="0" w:uiPriority="0" w:semiHidden="0" w:name="Table Classic 1"/>
+    <w:lsdException w:unhideWhenUsed="0" w:uiPriority="0" w:semiHidden="0" w:name="Table Classic 2"/>
+    <w:lsdException w:unhideWhenUsed="0" w:uiPriority="0" w:semiHidden="0" w:name="Table Classic 3"/>
+    <w:lsdException w:unhideWhenUsed="0" w:uiPriority="0" w:semiHidden="0" w:name="Table Classic 4"/>
+    <w:lsdException w:unhideWhenUsed="0" w:uiPriority="0" w:semiHidden="0" w:name="Table Colorful 1"/>
+    <w:lsdException w:unhideWhenUsed="0" w:uiPriority="0" w:semiHidden="0" w:name="Table Colorful 2"/>
+    <w:lsdException w:unhideWhenUsed="0" w:uiPriority="0" w:semiHidden="0" w:name="Table Colorful 3"/>
+    <w:lsdException w:unhideWhenUsed="0" w:uiPriority="0" w:semiHidden="0" w:name="Table Columns 1"/>
+    <w:lsdException w:unhideWhenUsed="0" w:uiPriority="0" w:semiHidden="0" w:name="Table Columns 2"/>
+    <w:lsdException w:unhideWhenUsed="0" w:uiPriority="0" w:semiHidden="0" w:name="Table Columns 3"/>
+    <w:lsdException w:unhideWhenUsed="0" w:uiPriority="0" w:semiHidden="0" w:name="Table Columns 4"/>
+    <w:lsdException w:unhideWhenUsed="0" w:uiPriority="0" w:semiHidden="0" w:name="Table Columns 5"/>
+    <w:lsdException w:unhideWhenUsed="0" w:uiPriority="0" w:semiHidden="0" w:name="Table Grid 1"/>
+    <w:lsdException w:unhideWhenUsed="0" w:uiPriority="0" w:semiHidden="0" w:name="Table Grid 2"/>
+    <w:lsdException w:unhideWhenUsed="0" w:uiPriority="0" w:semiHidden="0" w:name="Table Grid 3"/>
+    <w:lsdException w:unhideWhenUsed="0" w:uiPriority="0" w:semiHidden="0" w:name="Table Grid 4"/>
+    <w:lsdException w:unhideWhenUsed="0" w:uiPriority="0" w:semiHidden="0" w:name="Table Grid 5"/>
+    <w:lsdException w:unhideWhenUsed="0" w:uiPriority="0" w:semiHidden="0" w:name="Table Grid 6"/>
+    <w:lsdException w:unhideWhenUsed="0" w:uiPriority="0" w:semiHidden="0" w:name="Table Grid 7"/>
+    <w:lsdException w:unhideWhenUsed="0" w:uiPriority="0" w:semiHidden="0" w:name="Table Grid 8"/>
+    <w:lsdException w:unhideWhenUsed="0" w:uiPriority="0" w:semiHidden="0" w:name="Table List 1"/>
+    <w:lsdException w:unhideWhenUsed="0" w:uiPriority="0" w:semiHidden="0" w:name="Table List 2"/>
+    <w:lsdException w:unhideWhenUsed="0" w:uiPriority="0" w:semiHidden="0" w:name="Table List 3"/>
+    <w:lsdException w:unhideWhenUsed="0" w:uiPriority="0" w:semiHidden="0" w:name="Table List 4"/>
+    <w:lsdException w:unhideWhenUsed="0" w:uiPriority="0" w:semiHidden="0" w:name="Table List 5"/>
+    <w:lsdException w:unhideWhenUsed="0" w:uiPriority="0" w:semiHidden="0" w:name="Table List 6"/>
+    <w:lsdException w:unhideWhenUsed="0" w:uiPriority="0" w:semiHidden="0" w:name="Table List 7"/>
+    <w:lsdException w:unhideWhenUsed="0" w:uiPriority="0" w:semiHidden="0" w:name="Table List 8"/>
+    <w:lsdException w:unhideWhenUsed="0" w:uiPriority="0" w:semiHidden="0" w:name="Table 3D effects 1"/>
+    <w:lsdException w:unhideWhenUsed="0" w:uiPriority="0" w:semiHidden="0" w:name="Table 3D effects 2"/>
+    <w:lsdException w:unhideWhenUsed="0" w:uiPriority="0" w:semiHidden="0" w:name="Table 3D effects 3"/>
+    <w:lsdException w:unhideWhenUsed="0" w:uiPriority="0" w:semiHidden="0" w:name="Table Contemporary"/>
+    <w:lsdException w:unhideWhenUsed="0" w:uiPriority="0" w:semiHidden="0" w:name="Table Elegant"/>
+    <w:lsdException w:unhideWhenUsed="0" w:uiPriority="0" w:semiHidden="0" w:name="Table Professional"/>
+    <w:lsdException w:unhideWhenUsed="0" w:uiPriority="0" w:semiHidden="0" w:name="Table Subtle 1"/>
+    <w:lsdException w:unhideWhenUsed="0" w:uiPriority="0" w:semiHidden="0" w:name="Table Subtle 2"/>
+    <w:lsdException w:unhideWhenUsed="0" w:uiPriority="0" w:semiHidden="0" w:name="Table Web 1"/>
+    <w:lsdException w:unhideWhenUsed="0" w:uiPriority="0" w:semiHidden="0" w:name="Table Web 2"/>
+    <w:lsdException w:unhideWhenUsed="0" w:uiPriority="0" w:semiHidden="0" w:name="Table Web 3"/>
+    <w:lsdException w:unhideWhenUsed="0" w:uiPriority="0" w:semiHidden="0" w:name="Balloon Text"/>
+    <w:lsdException w:qFormat="1" w:unhideWhenUsed="0" w:uiPriority="0" w:semiHidden="0" w:name="Table Grid"/>
+    <w:lsdException w:unhideWhenUsed="0" w:uiPriority="0" w:semiHidden="0" w:name="Table Theme"/>
+    <w:lsdException w:unhideWhenUsed="0" w:uiPriority="60" w:semiHidden="0" w:name="Light Shading"/>
+    <w:lsdException w:unhideWhenUsed="0" w:uiPriority="61" w:semiHidden="0" w:name="Light List"/>
+    <w:lsdException w:unhideWhenUsed="0" w:uiPriority="62" w:semiHidden="0" w:name="Light Grid"/>
+    <w:lsdException w:unhideWhenUsed="0" w:uiPriority="63" w:semiHidden="0" w:name="Medium Shading 1"/>
+    <w:lsdException w:unhideWhenUsed="0" w:uiPriority="64" w:semiHidden="0" w:name="Medium Shading 2"/>
+    <w:lsdException w:unhideWhenUsed="0" w:uiPriority="65" w:semiHidden="0" w:name="Medium List 1"/>
+    <w:lsdException w:unhideWhenUsed="0" w:uiPriority="66" w:semiHidden="0" w:name="Medium List 2"/>
+    <w:lsdException w:unhideWhenUsed="0" w:uiPriority="67" w:semiHidden="0" w:name="Medium Grid 1"/>
+    <w:lsdException w:unhideWhenUsed="0" w:uiPriority="68" w:semiHidden="0" w:name="Medium Grid 2"/>
+    <w:lsdException w:unhideWhenUsed="0" w:uiPriority="69" w:semiHidden="0" w:name="Medium Grid 3"/>
+    <w:lsdException w:unhideWhenUsed="0" w:uiPriority="70" w:semiHidden="0" w:name="Dark List"/>
+    <w:lsdException w:unhideWhenUsed="0" w:uiPriority="71" w:semiHidden="0" w:name="Colorful Shading"/>
+    <w:lsdException w:unhideWhenUsed="0" w:uiPriority="72" w:semiHidden="0" w:name="Colorful List"/>
+    <w:lsdException w:unhideWhenUsed="0" w:uiPriority="73" w:semiHidden="0" w:name="Colorful Grid"/>
+    <w:lsdException w:unhideWhenUsed="0" w:uiPriority="60" w:semiHidden="0" w:name="Light Shading Accent 1"/>
+    <w:lsdException w:unhideWhenUsed="0" w:uiPriority="61" w:semiHidden="0" w:name="Light List Accent 1"/>
+    <w:lsdException w:unhideWhenUsed="0" w:uiPriority="62" w:semiHidden="0" w:name="Light Grid Accent 1"/>
+    <w:lsdException w:unhideWhenUsed="0" w:uiPriority="63" w:semiHidden="0" w:name="Medium Shading 1 Accent 1"/>
+    <w:lsdException w:unhideWhenUsed="0" w:uiPriority="64" w:semiHidden="0" w:name="Medium Shading 2 Accent 1"/>
+    <w:lsdException w:unhideWhenUsed="0" w:uiPriority="65" w:semiHidden="0" w:name="Medium List 1 Accent 1"/>
+    <w:lsdException w:unhideWhenUsed="0" w:uiPriority="66" w:semiHidden="0" w:name="Medium List 2 Accent 1"/>
+    <w:lsdException w:unhideWhenUsed="0" w:uiPriority="67" w:semiHidden="0" w:name="Medium Grid 1 Accent 1"/>
+    <w:lsdException w:unhideWhenUsed="0" w:uiPriority="68" w:semiHidden="0" w:name="Medium Grid 2 Accent 1"/>
+    <w:lsdException w:unhideWhenUsed="0" w:uiPriority="69" w:semiHidden="0" w:name="Medium Grid 3 Accent 1"/>
+    <w:lsdException w:unhideWhenUsed="0" w:uiPriority="70" w:semiHidden="0" w:name="Dark List Accent 1"/>
+    <w:lsdException w:unhideWhenUsed="0" w:uiPriority="71" w:semiHidden="0" w:name="Colorful Shading Accent 1"/>
+    <w:lsdException w:unhideWhenUsed="0" w:uiPriority="72" w:semiHidden="0" w:name="Colorful List Accent 1"/>
+    <w:lsdException w:unhideWhenUsed="0" w:uiPriority="73" w:semiHidden="0" w:name="Colorful Grid Accent 1"/>
+    <w:lsdException w:unhideWhenUsed="0" w:uiPriority="60" w:semiHidden="0" w:name="Light Shading Accent 2"/>
+    <w:lsdException w:unhideWhenUsed="0" w:uiPriority="61" w:semiHidden="0" w:name="Light List Accent 2"/>
+    <w:lsdException w:unhideWhenUsed="0" w:uiPriority="62" w:semiHidden="0" w:name="Light Grid Accent 2"/>
+    <w:lsdException w:unhideWhenUsed="0" w:uiPriority="63" w:semiHidden="0" w:name="Medium Shading 1 Accent 2"/>
+    <w:lsdException w:unhideWhenUsed="0" w:uiPriority="64" w:semiHidden="0" w:name="Medium Shading 2 Accent 2"/>
+    <w:lsdException w:unhideWhenUsed="0" w:uiPriority="65" w:semiHidden="0" w:name="Medium List 1 Accent 2"/>
+    <w:lsdException w:unhideWhenUsed="0" w:uiPriority="66" w:semiHidden="0" w:name="Medium List 2 Accent 2"/>
+    <w:lsdException w:unhideWhenUsed="0" w:uiPriority="67" w:semiHidden="0" w:name="Medium Grid 1 Accent 2"/>
+    <w:lsdException w:unhideWhenUsed="0" w:uiPriority="68" w:semiHidden="0" w:name="Medium Grid 2 Accent 2"/>
+    <w:lsdException w:unhideWhenUsed="0" w:uiPriority="69" w:semiHidden="0" w:name="Medium Grid 3 Accent 2"/>
+    <w:lsdException w:unhideWhenUsed="0" w:uiPriority="70" w:semiHidden="0" w:name="Dark List Accent 2"/>
+    <w:lsdException w:unhideWhenUsed="0" w:uiPriority="71" w:semiHidden="0" w:name="Colorful Shading Accent 2"/>
+    <w:lsdException w:unhideWhenUsed="0" w:uiPriority="72" w:semiHidden="0" w:name="Colorful List Accent 2"/>
+    <w:lsdException w:unhideWhenUsed="0" w:uiPriority="73" w:semiHidden="0" w:name="Colorful Grid Accent 2"/>
+    <w:lsdException w:unhideWhenUsed="0" w:uiPriority="60" w:semiHidden="0" w:name="Light Shading Accent 3"/>
+    <w:lsdException w:unhideWhenUsed="0" w:uiPriority="61" w:semiHidden="0" w:name="Light List Accent 3"/>
+    <w:lsdException w:unhideWhenUsed="0" w:uiPriority="62" w:semiHidden="0" w:name="Light Grid Accent 3"/>
+    <w:lsdException w:unhideWhenUsed="0" w:uiPriority="63" w:semiHidden="0" w:name="Medium Shading 1 Accent 3"/>
+    <w:lsdException w:unhideWhenUsed="0" w:uiPriority="64" w:semiHidden="0" w:name="Medium Shading 2 Accent 3"/>
+    <w:lsdException w:unhideWhenUsed="0" w:uiPriority="65" w:semiHidden="0" w:name="Medium List 1 Accent 3"/>
+    <w:lsdException w:unhideWhenUsed="0" w:uiPriority="66" w:semiHidden="0" w:name="Medium List 2 Accent 3"/>
+    <w:lsdException w:unhideWhenUsed="0" w:uiPriority="67" w:semiHidden="0" w:name="Medium Grid 1 Accent 3"/>
+    <w:lsdException w:unhideWhenUsed="0" w:uiPriority="68" w:semiHidden="0" w:name="Medium Grid 2 Accent 3"/>
+    <w:lsdException w:unhideWhenUsed="0" w:uiPriority="69" w:semiHidden="0" w:name="Medium Grid 3 Accent 3"/>
+    <w:lsdException w:unhideWhenUsed="0" w:uiPriority="70" w:semiHidden="0" w:name="Dark List Accent 3"/>
+    <w:lsdException w:unhideWhenUsed="0" w:uiPriority="71" w:semiHidden="0" w:name="Colorful Shading Accent 3"/>
+    <w:lsdException w:unhideWhenUsed="0" w:uiPriority="72" w:semiHidden="0" w:name="Colorful List Accent 3"/>
+    <w:lsdException w:unhideWhenUsed="0" w:uiPriority="73" w:semiHidden="0" w:name="Colorful Grid Accent 3"/>
+    <w:lsdException w:unhideWhenUsed="0" w:uiPriority="60" w:semiHidden="0" w:name="Light Shading Accent 4"/>
+    <w:lsdException w:unhideWhenUsed="0" w:uiPriority="61" w:semiHidden="0" w:name="Light List Accent 4"/>
+    <w:lsdException w:unhideWhenUsed="0" w:uiPriority="62" w:semiHidden="0" w:name="Light Grid Accent 4"/>
+    <w:lsdException w:unhideWhenUsed="0" w:uiPriority="63" w:semiHidden="0" w:name="Medium Shading 1 Accent 4"/>
+    <w:lsdException w:unhideWhenUsed="0" w:uiPriority="64" w:semiHidden="0" w:name="Medium Shading 2 Accent 4"/>
+    <w:lsdException w:unhideWhenUsed="0" w:uiPriority="65" w:semiHidden="0" w:name="Medium List 1 Accent 4"/>
+    <w:lsdException w:unhideWhenUsed="0" w:uiPriority="66" w:semiHidden="0" w:name="Medium List 2 Accent 4"/>
+    <w:lsdException w:unhideWhenUsed="0" w:uiPriority="67" w:semiHidden="0" w:name="Medium Grid 1 Accent 4"/>
+    <w:lsdException w:unhideWhenUsed="0" w:uiPriority="68" w:semiHidden="0" w:name="Medium Grid 2 Accent 4"/>
+    <w:lsdException w:unhideWhenUsed="0" w:uiPriority="69" w:semiHidden="0" w:name="Medium Grid 3 Accent 4"/>
+    <w:lsdException w:unhideWhenUsed="0" w:uiPriority="70" w:semiHidden="0" w:name="Dark List Accent 4"/>
+    <w:lsdException w:unhideWhenUsed="0" w:uiPriority="71" w:semiHidden="0" w:name="Colorful Shading Accent 4"/>
+    <w:lsdException w:unhideWhenUsed="0" w:uiPriority="72" w:semiHidden="0" w:name="Colorful List Accent 4"/>
+    <w:lsdException w:unhideWhenUsed="0" w:uiPriority="73" w:semiHidden="0" w:name="Colorful Grid Accent 4"/>
+    <w:lsdException w:unhideWhenUsed="0" w:uiPriority="60" w:semiHidden="0" w:name="Light Shading Accent 5"/>
+    <w:lsdException w:unhideWhenUsed="0" w:uiPriority="61" w:semiHidden="0" w:name="Light List Accent 5"/>
+    <w:lsdException w:unhideWhenUsed="0" w:uiPriority="62" w:semiHidden="0" w:name="Light Grid Accent 5"/>
+    <w:lsdException w:unhideWhenUsed="0" w:uiPriority="63" w:semiHidden="0" w:name="Medium Shading 1 Accent 5"/>
+    <w:lsdException w:unhideWhenUsed="0" w:uiPriority="64" w:semiHidden="0" w:name="Medium Shading 2 Accent 5"/>
+    <w:lsdException w:unhideWhenUsed="0" w:uiPriority="65" w:semiHidden="0" w:name="Medium List 1 Accent 5"/>
+    <w:lsdException w:unhideWhenUsed="0" w:uiPriority="66" w:semiHidden="0" w:name="Medium List 2 Accent 5"/>
+    <w:lsdException w:unhideWhenUsed="0" w:uiPriority="67" w:semiHidden="0" w:name="Medium Grid 1 Accent 5"/>
+    <w:lsdException w:unhideWhenUsed="0" w:uiPriority="68" w:semiHidden="0" w:name="Medium Grid 2 Accent 5"/>
+    <w:lsdException w:unhideWhenUsed="0" w:uiPriority="69" w:semiHidden="0" w:name="Medium Grid 3 Accent 5"/>
+    <w:lsdException w:unhideWhenUsed="0" w:uiPriority="70" w:semiHidden="0" w:name="Dark List Accent 5"/>
+    <w:lsdException w:unhideWhenUsed="0" w:uiPriority="71" w:semiHidden="0" w:name="Colorful Shading Accent 5"/>
+    <w:lsdException w:unhideWhenUsed="0" w:uiPriority="72" w:semiHidden="0" w:name="Colorful List Accent 5"/>
+    <w:lsdException w:unhideWhenUsed="0" w:uiPriority="73" w:semiHidden="0" w:name="Colorful Grid Accent 5"/>
+    <w:lsdException w:unhideWhenUsed="0" w:uiPriority="60" w:semiHidden="0" w:name="Light Shading Accent 6"/>
+    <w:lsdException w:unhideWhenUsed="0" w:uiPriority="61" w:semiHidden="0" w:name="Light List Accent 6"/>
+    <w:lsdException w:unhideWhenUsed="0" w:uiPriority="62" w:semiHidden="0" w:name="Light Grid Accent 6"/>
+    <w:lsdException w:unhideWhenUsed="0" w:uiPriority="63" w:semiHidden="0" w:name="Medium Shading 1 Accent 6"/>
+    <w:lsdException w:unhideWhenUsed="0" w:uiPriority="64" w:semiHidden="0" w:name="Medium Shading 2 Accent 6"/>
+    <w:lsdException w:unhideWhenUsed="0" w:uiPriority="65" w:semiHidden="0" w:name="Medium List 1 Accent 6"/>
+    <w:lsdException w:unhideWhenUsed="0" w:uiPriority="66" w:semiHidden="0" w:name="Medium List 2 Accent 6"/>
+    <w:lsdException w:unhideWhenUsed="0" w:uiPriority="67" w:semiHidden="0" w:name="Medium Grid 1 Accent 6"/>
+    <w:lsdException w:unhideWhenUsed="0" w:uiPriority="68" w:semiHidden="0" w:name="Medium Grid 2 Accent 6"/>
+    <w:lsdException w:unhideWhenUsed="0" w:uiPriority="69" w:semiHidden="0" w:name="Medium Grid 3 Accent 6"/>
+    <w:lsdException w:unhideWhenUsed="0" w:uiPriority="70" w:semiHidden="0" w:name="Dark List Accent 6"/>
+    <w:lsdException w:unhideWhenUsed="0" w:uiPriority="71" w:semiHidden="0" w:name="Colorful Shading Accent 6"/>
+    <w:lsdException w:unhideWhenUsed="0" w:uiPriority="72" w:semiHidden="0" w:name="Colorful List Accent 6"/>
+    <w:lsdException w:unhideWhenUsed="0" w:uiPriority="73" w:semiHidden="0" w:name="Colorful Grid Accent 6"/>
   </w:latentStyles>
-  <w:style w:type="paragraph" w:default="1" w:styleId="Normal">
+  <w:style w:type="paragraph" w:default="1" w:styleId="1">
     <w:name w:val="Normal"/>
     <w:qFormat/>
+    <w:uiPriority w:val="0"/>
     <w:pPr>
       <w:kinsoku w:val="0"/>
       <w:autoSpaceDE w:val="0"/>
@@ -5872,7 +5993,7 @@
       <w:textAlignment w:val="baseline"/>
     </w:pPr>
     <w:rPr>
-      <w:rFonts w:ascii="Arial" w:eastAsia="宋体" w:hAnsi="Arial" w:cs="Arial"/>
+      <w:rFonts w:ascii="Arial" w:hAnsi="Arial" w:eastAsia="宋体" w:cs="Arial"/>
       <w:snapToGrid w:val="0"/>
       <w:color w:val="000000"/>
       <w:kern w:val="0"/>
@@ -5881,11 +6002,12 @@
       <w:lang w:val="en-US" w:eastAsia="en-US" w:bidi="ar-SA"/>
     </w:rPr>
   </w:style>
-  <w:style w:type="paragraph" w:styleId="Heading1">
+  <w:style w:type="paragraph" w:styleId="2">
     <w:name w:val="heading 1"/>
-    <w:basedOn w:val="Normal"/>
-    <w:next w:val="Normal"/>
+    <w:basedOn w:val="1"/>
+    <w:next w:val="1"/>
     <w:qFormat/>
+    <w:uiPriority w:val="0"/>
     <w:pPr>
       <w:keepNext/>
       <w:keepLines/>
@@ -5903,12 +6025,13 @@
       <w:sz w:val="44"/>
     </w:rPr>
   </w:style>
-  <w:style w:type="paragraph" w:styleId="Heading2">
+  <w:style w:type="paragraph" w:styleId="3">
     <w:name w:val="heading 2"/>
-    <w:basedOn w:val="Normal"/>
-    <w:next w:val="Normal"/>
+    <w:basedOn w:val="1"/>
+    <w:next w:val="1"/>
     <w:unhideWhenUsed/>
     <w:qFormat/>
+    <w:uiPriority w:val="0"/>
     <w:pPr>
       <w:keepNext/>
       <w:keepLines/>
@@ -5921,18 +6044,19 @@
       <w:outlineLvl w:val="1"/>
     </w:pPr>
     <w:rPr>
-      <w:rFonts w:ascii="Arial" w:eastAsia="黑体" w:hAnsi="Arial"/>
+      <w:rFonts w:ascii="Arial" w:hAnsi="Arial" w:eastAsia="黑体"/>
       <w:b/>
       <w:sz w:val="32"/>
     </w:rPr>
   </w:style>
-  <w:style w:type="paragraph" w:styleId="Heading3">
+  <w:style w:type="paragraph" w:styleId="4">
     <w:name w:val="heading 3"/>
-    <w:basedOn w:val="Normal"/>
-    <w:next w:val="Normal"/>
+    <w:basedOn w:val="1"/>
+    <w:next w:val="1"/>
     <w:semiHidden/>
     <w:unhideWhenUsed/>
     <w:qFormat/>
+    <w:uiPriority w:val="0"/>
     <w:pPr>
       <w:keepNext/>
       <w:keepLines/>
@@ -5949,12 +6073,13 @@
       <w:sz w:val="32"/>
     </w:rPr>
   </w:style>
-  <w:style w:type="paragraph" w:styleId="Heading4">
+  <w:style w:type="paragraph" w:styleId="5">
     <w:name w:val="heading 4"/>
-    <w:basedOn w:val="Normal"/>
-    <w:next w:val="Normal"/>
+    <w:basedOn w:val="1"/>
+    <w:next w:val="1"/>
     <w:unhideWhenUsed/>
     <w:qFormat/>
+    <w:uiPriority w:val="0"/>
     <w:pPr>
       <w:keepNext/>
       <w:keepLines/>
@@ -5967,18 +6092,19 @@
       <w:outlineLvl w:val="3"/>
     </w:pPr>
     <w:rPr>
-      <w:rFonts w:ascii="Arial" w:eastAsia="黑体" w:hAnsi="Arial"/>
+      <w:rFonts w:ascii="Arial" w:hAnsi="Arial" w:eastAsia="黑体"/>
       <w:b/>
       <w:sz w:val="28"/>
     </w:rPr>
   </w:style>
-  <w:style w:type="paragraph" w:styleId="Heading5">
+  <w:style w:type="paragraph" w:styleId="6">
     <w:name w:val="heading 5"/>
-    <w:basedOn w:val="Normal"/>
-    <w:next w:val="Normal"/>
+    <w:basedOn w:val="1"/>
+    <w:next w:val="1"/>
     <w:semiHidden/>
     <w:unhideWhenUsed/>
     <w:qFormat/>
+    <w:uiPriority w:val="0"/>
     <w:pPr>
       <w:keepNext/>
       <w:keepLines/>
@@ -5995,13 +6121,14 @@
       <w:sz w:val="28"/>
     </w:rPr>
   </w:style>
-  <w:style w:type="paragraph" w:styleId="Heading6">
+  <w:style w:type="paragraph" w:styleId="7">
     <w:name w:val="heading 6"/>
-    <w:basedOn w:val="Normal"/>
-    <w:next w:val="Normal"/>
+    <w:basedOn w:val="1"/>
+    <w:next w:val="1"/>
     <w:semiHidden/>
     <w:unhideWhenUsed/>
     <w:qFormat/>
+    <w:uiPriority w:val="0"/>
     <w:pPr>
       <w:keepNext/>
       <w:keepLines/>
@@ -6014,18 +6141,19 @@
       <w:outlineLvl w:val="5"/>
     </w:pPr>
     <w:rPr>
-      <w:rFonts w:ascii="Arial" w:eastAsia="黑体" w:hAnsi="Arial"/>
+      <w:rFonts w:ascii="Arial" w:hAnsi="Arial" w:eastAsia="黑体"/>
       <w:b/>
       <w:sz w:val="24"/>
     </w:rPr>
   </w:style>
-  <w:style w:type="paragraph" w:styleId="Heading7">
+  <w:style w:type="paragraph" w:styleId="8">
     <w:name w:val="heading 7"/>
-    <w:basedOn w:val="Normal"/>
-    <w:next w:val="Normal"/>
+    <w:basedOn w:val="1"/>
+    <w:next w:val="1"/>
     <w:semiHidden/>
     <w:unhideWhenUsed/>
     <w:qFormat/>
+    <w:uiPriority w:val="0"/>
     <w:pPr>
       <w:keepNext/>
       <w:keepLines/>
@@ -6042,13 +6170,14 @@
       <w:sz w:val="24"/>
     </w:rPr>
   </w:style>
-  <w:style w:type="paragraph" w:styleId="Heading8">
+  <w:style w:type="paragraph" w:styleId="9">
     <w:name w:val="heading 8"/>
-    <w:basedOn w:val="Normal"/>
-    <w:next w:val="Normal"/>
+    <w:basedOn w:val="1"/>
+    <w:next w:val="1"/>
     <w:semiHidden/>
     <w:unhideWhenUsed/>
     <w:qFormat/>
+    <w:uiPriority w:val="0"/>
     <w:pPr>
       <w:keepNext/>
       <w:keepLines/>
@@ -6061,17 +6190,18 @@
       <w:outlineLvl w:val="7"/>
     </w:pPr>
     <w:rPr>
-      <w:rFonts w:ascii="Arial" w:eastAsia="黑体" w:hAnsi="Arial"/>
+      <w:rFonts w:ascii="Arial" w:hAnsi="Arial" w:eastAsia="黑体"/>
       <w:sz w:val="24"/>
     </w:rPr>
   </w:style>
-  <w:style w:type="paragraph" w:styleId="Heading9">
+  <w:style w:type="paragraph" w:styleId="10">
     <w:name w:val="heading 9"/>
-    <w:basedOn w:val="Normal"/>
-    <w:next w:val="Normal"/>
+    <w:basedOn w:val="1"/>
+    <w:next w:val="1"/>
     <w:semiHidden/>
     <w:unhideWhenUsed/>
     <w:qFormat/>
+    <w:uiPriority w:val="0"/>
     <w:pPr>
       <w:keepNext/>
       <w:keepLines/>
@@ -6084,19 +6214,21 @@
       <w:outlineLvl w:val="8"/>
     </w:pPr>
     <w:rPr>
-      <w:rFonts w:ascii="Arial" w:eastAsia="黑体" w:hAnsi="Arial"/>
+      <w:rFonts w:ascii="Arial" w:hAnsi="Arial" w:eastAsia="黑体"/>
       <w:sz w:val="21"/>
     </w:rPr>
   </w:style>
-  <w:style w:type="character" w:default="1" w:styleId="DefaultParagraphFont">
+  <w:style w:type="character" w:default="1" w:styleId="22">
     <w:name w:val="Default Paragraph Font"/>
     <w:semiHidden/>
     <w:qFormat/>
+    <w:uiPriority w:val="0"/>
   </w:style>
-  <w:style w:type="table" w:default="1" w:styleId="TableNormal">
+  <w:style w:type="table" w:default="1" w:styleId="20">
     <w:name w:val="Normal Table"/>
     <w:semiHidden/>
     <w:qFormat/>
+    <w:uiPriority w:val="0"/>
     <w:tblPr>
       <w:tblCellMar>
         <w:top w:w="0" w:type="dxa"/>
@@ -6106,39 +6238,43 @@
       </w:tblCellMar>
     </w:tblPr>
   </w:style>
-  <w:style w:type="paragraph" w:styleId="CommentText">
+  <w:style w:type="paragraph" w:styleId="11">
     <w:name w:val="annotation text"/>
-    <w:basedOn w:val="Normal"/>
+    <w:basedOn w:val="1"/>
     <w:qFormat/>
+    <w:uiPriority w:val="0"/>
     <w:pPr>
       <w:jc w:val="left"/>
     </w:pPr>
   </w:style>
-  <w:style w:type="paragraph" w:styleId="BodyText">
+  <w:style w:type="paragraph" w:styleId="12">
     <w:name w:val="Body Text"/>
-    <w:basedOn w:val="Normal"/>
+    <w:basedOn w:val="1"/>
     <w:semiHidden/>
     <w:qFormat/>
+    <w:uiPriority w:val="0"/>
     <w:rPr>
-      <w:rFonts w:ascii="Arial" w:eastAsia="Arial" w:hAnsi="Arial" w:cs="Arial"/>
+      <w:rFonts w:ascii="Arial" w:hAnsi="Arial" w:eastAsia="Arial" w:cs="Arial"/>
       <w:sz w:val="21"/>
       <w:szCs w:val="21"/>
       <w:lang w:val="en-US" w:eastAsia="en-US" w:bidi="ar-SA"/>
     </w:rPr>
   </w:style>
-  <w:style w:type="paragraph" w:styleId="TOC3">
+  <w:style w:type="paragraph" w:styleId="13">
     <w:name w:val="toc 3"/>
-    <w:basedOn w:val="Normal"/>
-    <w:next w:val="Normal"/>
+    <w:basedOn w:val="1"/>
+    <w:next w:val="1"/>
     <w:qFormat/>
+    <w:uiPriority w:val="0"/>
     <w:pPr>
       <w:ind w:left="840" w:leftChars="400"/>
     </w:pPr>
   </w:style>
-  <w:style w:type="paragraph" w:styleId="Footer">
+  <w:style w:type="paragraph" w:styleId="14">
     <w:name w:val="footer"/>
-    <w:basedOn w:val="Normal"/>
+    <w:basedOn w:val="1"/>
     <w:qFormat/>
+    <w:uiPriority w:val="0"/>
     <w:pPr>
       <w:tabs>
         <w:tab w:val="center" w:pos="4153"/>
@@ -6151,16 +6287,17 @@
       <w:sz w:val="18"/>
     </w:rPr>
   </w:style>
-  <w:style w:type="paragraph" w:styleId="Header">
+  <w:style w:type="paragraph" w:styleId="15">
     <w:name w:val="header"/>
-    <w:basedOn w:val="Normal"/>
+    <w:basedOn w:val="1"/>
     <w:qFormat/>
+    <w:uiPriority w:val="0"/>
     <w:pPr>
       <w:pBdr>
-        <w:top w:val="nil"/>
-        <w:left w:val="nil"/>
-        <w:bottom w:val="nil"/>
-        <w:right w:val="nil"/>
+        <w:top w:val="none" w:color="auto" w:sz="0" w:space="0"/>
+        <w:left w:val="none" w:color="auto" w:sz="0" w:space="0"/>
+        <w:bottom w:val="none" w:color="auto" w:sz="0" w:space="0"/>
+        <w:right w:val="none" w:color="auto" w:sz="0" w:space="0"/>
       </w:pBdr>
       <w:tabs>
         <w:tab w:val="center" w:pos="4153"/>
@@ -6175,37 +6312,41 @@
       <w:sz w:val="18"/>
     </w:rPr>
   </w:style>
-  <w:style w:type="paragraph" w:styleId="TOC1">
+  <w:style w:type="paragraph" w:styleId="16">
     <w:name w:val="toc 1"/>
-    <w:basedOn w:val="Normal"/>
-    <w:next w:val="Normal"/>
+    <w:basedOn w:val="1"/>
+    <w:next w:val="1"/>
     <w:qFormat/>
+    <w:uiPriority w:val="0"/>
     <w:rPr>
-      <w:rFonts w:ascii="Arial" w:eastAsia="Microsoft JhengHei" w:hAnsi="Arial"/>
+      <w:rFonts w:ascii="Arial" w:hAnsi="Arial" w:eastAsia="Microsoft JhengHei"/>
       <w:sz w:val="24"/>
     </w:rPr>
   </w:style>
-  <w:style w:type="paragraph" w:styleId="TOC2">
+  <w:style w:type="paragraph" w:styleId="17">
     <w:name w:val="toc 2"/>
-    <w:basedOn w:val="Normal"/>
-    <w:next w:val="Normal"/>
+    <w:basedOn w:val="1"/>
+    <w:next w:val="1"/>
     <w:qFormat/>
+    <w:uiPriority w:val="0"/>
     <w:pPr>
       <w:ind w:left="420" w:leftChars="200"/>
     </w:pPr>
   </w:style>
-  <w:style w:type="paragraph" w:styleId="NormalWeb">
+  <w:style w:type="paragraph" w:styleId="18">
     <w:name w:val="Normal (Web)"/>
-    <w:basedOn w:val="Normal"/>
+    <w:basedOn w:val="1"/>
     <w:qFormat/>
+    <w:uiPriority w:val="0"/>
     <w:rPr>
       <w:sz w:val="24"/>
     </w:rPr>
   </w:style>
-  <w:style w:type="paragraph" w:styleId="Title">
+  <w:style w:type="paragraph" w:styleId="19">
     <w:name w:val="Title"/>
-    <w:basedOn w:val="Normal"/>
+    <w:basedOn w:val="1"/>
     <w:qFormat/>
+    <w:uiPriority w:val="0"/>
     <w:pPr>
       <w:spacing w:before="240" w:beforeLines="0" w:beforeAutospacing="0" w:after="60" w:afterLines="0" w:afterAutospacing="0"/>
       <w:jc w:val="center"/>
@@ -6217,68 +6358,73 @@
       <w:sz w:val="32"/>
     </w:rPr>
   </w:style>
-  <w:style w:type="table" w:styleId="TableGrid">
+  <w:style w:type="table" w:styleId="21">
     <w:name w:val="Table Grid"/>
-    <w:basedOn w:val="TableNormal"/>
+    <w:basedOn w:val="20"/>
     <w:qFormat/>
+    <w:uiPriority w:val="0"/>
     <w:pPr>
       <w:widowControl w:val="0"/>
       <w:jc w:val="both"/>
     </w:pPr>
     <w:tblPr>
       <w:tblBorders>
-        <w:top w:val="single" w:sz="4" w:space="0" w:color="auto"/>
-        <w:left w:val="single" w:sz="4" w:space="0" w:color="auto"/>
-        <w:bottom w:val="single" w:sz="4" w:space="0" w:color="auto"/>
-        <w:right w:val="single" w:sz="4" w:space="0" w:color="auto"/>
-        <w:insideH w:val="single" w:sz="4" w:space="0" w:color="auto"/>
-        <w:insideV w:val="single" w:sz="4" w:space="0" w:color="auto"/>
+        <w:top w:val="single" w:color="auto" w:sz="4" w:space="0"/>
+        <w:left w:val="single" w:color="auto" w:sz="4" w:space="0"/>
+        <w:bottom w:val="single" w:color="auto" w:sz="4" w:space="0"/>
+        <w:right w:val="single" w:color="auto" w:sz="4" w:space="0"/>
+        <w:insideH w:val="single" w:color="auto" w:sz="4" w:space="0"/>
+        <w:insideV w:val="single" w:color="auto" w:sz="4" w:space="0"/>
       </w:tblBorders>
     </w:tblPr>
   </w:style>
-  <w:style w:type="character" w:styleId="Strong">
+  <w:style w:type="character" w:styleId="23">
     <w:name w:val="Strong"/>
-    <w:basedOn w:val="DefaultParagraphFont"/>
+    <w:basedOn w:val="22"/>
     <w:qFormat/>
+    <w:uiPriority w:val="0"/>
     <w:rPr>
       <w:b/>
     </w:rPr>
   </w:style>
-  <w:style w:type="paragraph" w:customStyle="1" w:styleId="a">
+  <w:style w:type="paragraph" w:customStyle="1" w:styleId="24">
     <w:name w:val="柴_公司名"/>
-    <w:basedOn w:val="Title"/>
+    <w:basedOn w:val="19"/>
     <w:qFormat/>
+    <w:uiPriority w:val="0"/>
     <w:pPr>
       <w:spacing w:after="600" w:afterLines="600"/>
     </w:pPr>
     <w:rPr>
-      <w:rFonts w:ascii="宋体" w:eastAsia="宋体" w:hAnsi="宋体" w:cs="宋体" w:hint="eastAsia"/>
+      <w:rFonts w:hint="eastAsia" w:ascii="宋体" w:hAnsi="宋体" w:eastAsia="宋体" w:cs="宋体"/>
       <w:bCs/>
       <w:spacing w:val="-6"/>
       <w:sz w:val="52"/>
       <w:szCs w:val="52"/>
     </w:rPr>
   </w:style>
-  <w:style w:type="paragraph" w:customStyle="1" w:styleId="a0">
+  <w:style w:type="paragraph" w:customStyle="1" w:styleId="25">
     <w:name w:val="柴_文档名"/>
-    <w:basedOn w:val="Title"/>
+    <w:basedOn w:val="19"/>
     <w:qFormat/>
+    <w:uiPriority w:val="0"/>
     <w:pPr>
       <w:spacing w:after="900" w:afterLines="900"/>
     </w:pPr>
     <w:rPr>
-      <w:rFonts w:ascii="黑体" w:eastAsia="黑体" w:hAnsi="黑体" w:cs="黑体"/>
+      <w:rFonts w:ascii="黑体" w:hAnsi="黑体" w:eastAsia="黑体" w:cs="黑体"/>
       <w:bCs/>
       <w:spacing w:val="-7"/>
       <w:sz w:val="52"/>
       <w:szCs w:val="52"/>
     </w:rPr>
   </w:style>
-  <w:style w:type="table" w:customStyle="1" w:styleId="TableNormal0">
+  <w:style w:type="table" w:customStyle="1" w:styleId="26">
     <w:name w:val="Table Normal_0"/>
     <w:semiHidden/>
     <w:unhideWhenUsed/>
     <w:qFormat/>
+    <w:uiPriority w:val="0"/>
     <w:tblPr>
       <w:tblCellMar>
         <w:top w:w="0" w:type="dxa"/>
@@ -6288,81 +6434,87 @@
       </w:tblCellMar>
     </w:tblPr>
   </w:style>
-  <w:style w:type="paragraph" w:customStyle="1" w:styleId="TableText">
+  <w:style w:type="paragraph" w:customStyle="1" w:styleId="27">
     <w:name w:val="Table Text"/>
-    <w:basedOn w:val="Normal"/>
+    <w:basedOn w:val="1"/>
     <w:semiHidden/>
     <w:qFormat/>
+    <w:uiPriority w:val="0"/>
     <w:rPr>
-      <w:rFonts w:ascii="宋体" w:eastAsia="宋体" w:hAnsi="宋体" w:cs="宋体"/>
+      <w:rFonts w:ascii="宋体" w:hAnsi="宋体" w:eastAsia="宋体" w:cs="宋体"/>
       <w:sz w:val="21"/>
       <w:szCs w:val="21"/>
       <w:lang w:val="en-US" w:eastAsia="en-US" w:bidi="ar-SA"/>
     </w:rPr>
   </w:style>
-  <w:style w:type="paragraph" w:customStyle="1" w:styleId="1">
+  <w:style w:type="paragraph" w:customStyle="1" w:styleId="28">
     <w:name w:val="柴_标题1"/>
-    <w:basedOn w:val="Heading1"/>
-    <w:next w:val="a1"/>
-    <w:link w:val="1Char"/>
+    <w:basedOn w:val="2"/>
+    <w:next w:val="29"/>
+    <w:link w:val="38"/>
     <w:qFormat/>
+    <w:uiPriority w:val="0"/>
     <w:pPr>
       <w:spacing w:before="100" w:after="90" w:line="360" w:lineRule="auto"/>
     </w:pPr>
     <w:rPr>
-      <w:rFonts w:ascii="Arial" w:eastAsia="宋体" w:hAnsi="Arial"/>
+      <w:rFonts w:ascii="Arial" w:hAnsi="Arial" w:eastAsia="宋体"/>
       <w:sz w:val="32"/>
     </w:rPr>
   </w:style>
-  <w:style w:type="paragraph" w:customStyle="1" w:styleId="a1">
+  <w:style w:type="paragraph" w:customStyle="1" w:styleId="29">
     <w:name w:val="柴_正文"/>
-    <w:basedOn w:val="BodyText"/>
-    <w:link w:val="Char"/>
+    <w:basedOn w:val="12"/>
+    <w:link w:val="42"/>
     <w:qFormat/>
+    <w:uiPriority w:val="0"/>
     <w:pPr>
       <w:spacing w:line="360" w:lineRule="auto"/>
       <w:ind w:firstLine="470" w:firstLineChars="200"/>
     </w:pPr>
     <w:rPr>
-      <w:rFonts w:ascii="Arial" w:eastAsia="宋体" w:hAnsi="Arial"/>
+      <w:rFonts w:ascii="Arial" w:hAnsi="Arial" w:eastAsia="宋体"/>
       <w:sz w:val="24"/>
       <w:lang w:eastAsia="zh-CN"/>
     </w:rPr>
   </w:style>
-  <w:style w:type="paragraph" w:customStyle="1" w:styleId="2">
+  <w:style w:type="paragraph" w:customStyle="1" w:styleId="30">
     <w:name w:val="柴_标题2"/>
-    <w:basedOn w:val="Heading2"/>
-    <w:next w:val="a1"/>
+    <w:basedOn w:val="3"/>
+    <w:next w:val="29"/>
     <w:qFormat/>
+    <w:uiPriority w:val="0"/>
     <w:pPr>
       <w:spacing w:line="360" w:lineRule="auto"/>
     </w:pPr>
     <w:rPr>
-      <w:rFonts w:ascii="Arial" w:eastAsia="宋体" w:hAnsi="Arial"/>
+      <w:rFonts w:ascii="Arial" w:hAnsi="Arial" w:eastAsia="宋体"/>
       <w:sz w:val="28"/>
     </w:rPr>
   </w:style>
-  <w:style w:type="paragraph" w:customStyle="1" w:styleId="3">
+  <w:style w:type="paragraph" w:customStyle="1" w:styleId="31">
     <w:name w:val="柴_标题3"/>
-    <w:basedOn w:val="Heading3"/>
-    <w:next w:val="a1"/>
+    <w:basedOn w:val="4"/>
+    <w:next w:val="29"/>
     <w:qFormat/>
+    <w:uiPriority w:val="0"/>
     <w:pPr>
       <w:spacing w:line="360" w:lineRule="auto"/>
       <w:ind w:left="0" w:firstLine="472" w:firstLineChars="200"/>
     </w:pPr>
     <w:rPr>
-      <w:rFonts w:ascii="宋体" w:eastAsia="宋体" w:hAnsi="宋体" w:cs="宋体"/>
+      <w:rFonts w:ascii="宋体" w:hAnsi="宋体" w:eastAsia="宋体" w:cs="宋体"/>
       <w:spacing w:val="-2"/>
       <w:sz w:val="24"/>
       <w:szCs w:val="24"/>
     </w:rPr>
   </w:style>
-  <w:style w:type="paragraph" w:customStyle="1" w:styleId="a2">
+  <w:style w:type="paragraph" w:customStyle="1" w:styleId="32">
     <w:name w:val="柴_目录"/>
-    <w:basedOn w:val="Normal"/>
-    <w:next w:val="BodyText"/>
+    <w:basedOn w:val="1"/>
+    <w:next w:val="12"/>
     <w:qFormat/>
+    <w:uiPriority w:val="0"/>
     <w:pPr>
       <w:tabs>
         <w:tab w:val="right" w:leader="dot" w:pos="8442"/>
@@ -6370,59 +6522,64 @@
       <w:ind w:left="0" w:leftChars="0"/>
     </w:pPr>
     <w:rPr>
-      <w:rFonts w:ascii="Arial" w:eastAsia="Microsoft JhengHei" w:hAnsi="Arial"/>
+      <w:rFonts w:ascii="Arial" w:hAnsi="Arial" w:eastAsia="Microsoft JhengHei"/>
       <w:sz w:val="24"/>
     </w:rPr>
   </w:style>
-  <w:style w:type="paragraph" w:customStyle="1" w:styleId="WPSOffice1">
+  <w:style w:type="paragraph" w:customStyle="1" w:styleId="33">
     <w:name w:val="WPSOffice手动目录 1"/>
     <w:qFormat/>
+    <w:uiPriority w:val="0"/>
     <w:pPr>
       <w:ind w:leftChars="0"/>
     </w:pPr>
     <w:rPr>
-      <w:rFonts w:ascii="Times New Roman" w:eastAsia="宋体" w:hAnsi="Times New Roman" w:cs="Times New Roman"/>
+      <w:rFonts w:ascii="Times New Roman" w:hAnsi="Times New Roman" w:eastAsia="宋体" w:cs="Times New Roman"/>
       <w:sz w:val="20"/>
       <w:szCs w:val="20"/>
     </w:rPr>
   </w:style>
-  <w:style w:type="paragraph" w:customStyle="1" w:styleId="WPSOffice2">
+  <w:style w:type="paragraph" w:customStyle="1" w:styleId="34">
     <w:name w:val="WPSOffice手动目录 2"/>
     <w:qFormat/>
+    <w:uiPriority w:val="0"/>
     <w:pPr>
       <w:ind w:leftChars="200"/>
     </w:pPr>
     <w:rPr>
-      <w:rFonts w:ascii="Times New Roman" w:eastAsia="宋体" w:hAnsi="Times New Roman" w:cs="Times New Roman"/>
+      <w:rFonts w:ascii="Times New Roman" w:hAnsi="Times New Roman" w:eastAsia="宋体" w:cs="Times New Roman"/>
       <w:sz w:val="20"/>
       <w:szCs w:val="20"/>
     </w:rPr>
   </w:style>
-  <w:style w:type="paragraph" w:customStyle="1" w:styleId="WPSOffice3">
+  <w:style w:type="paragraph" w:customStyle="1" w:styleId="35">
     <w:name w:val="WPSOffice手动目录 3"/>
     <w:qFormat/>
+    <w:uiPriority w:val="0"/>
     <w:pPr>
       <w:ind w:leftChars="400"/>
     </w:pPr>
     <w:rPr>
-      <w:rFonts w:ascii="Times New Roman" w:eastAsia="宋体" w:hAnsi="Times New Roman" w:cs="Times New Roman"/>
+      <w:rFonts w:ascii="Times New Roman" w:hAnsi="Times New Roman" w:eastAsia="宋体" w:cs="Times New Roman"/>
       <w:sz w:val="20"/>
       <w:szCs w:val="20"/>
     </w:rPr>
   </w:style>
-  <w:style w:type="paragraph" w:customStyle="1" w:styleId="Compact">
+  <w:style w:type="paragraph" w:customStyle="1" w:styleId="36">
     <w:name w:val="Compact"/>
-    <w:basedOn w:val="BodyText"/>
+    <w:basedOn w:val="12"/>
     <w:qFormat/>
+    <w:uiPriority w:val="0"/>
     <w:pPr>
       <w:spacing w:before="36" w:after="36"/>
     </w:pPr>
   </w:style>
-  <w:style w:type="table" w:customStyle="1" w:styleId="Table">
+  <w:style w:type="table" w:customStyle="1" w:styleId="37">
     <w:name w:val="Table"/>
     <w:semiHidden/>
     <w:unhideWhenUsed/>
     <w:qFormat/>
+    <w:uiPriority w:val="0"/>
     <w:tblPr>
       <w:tblCellMar>
         <w:top w:w="0" w:type="dxa"/>
@@ -6434,26 +6591,28 @@
     <w:tblStylePr w:type="firstRow">
       <w:tcPr>
         <w:tcBorders>
-          <w:bottom w:val="single" w:sz="0" w:space="0" w:color="auto"/>
+          <w:bottom w:val="single" w:color="auto" w:sz="0" w:space="0"/>
         </w:tcBorders>
         <w:vAlign w:val="bottom"/>
       </w:tcPr>
     </w:tblStylePr>
   </w:style>
-  <w:style w:type="character" w:customStyle="1" w:styleId="1Char">
+  <w:style w:type="character" w:customStyle="1" w:styleId="38">
     <w:name w:val="柴_标题1 Char"/>
-    <w:link w:val="1"/>
+    <w:link w:val="28"/>
     <w:qFormat/>
+    <w:uiPriority w:val="0"/>
     <w:rPr>
-      <w:rFonts w:ascii="Arial" w:eastAsia="宋体" w:hAnsi="Arial"/>
+      <w:rFonts w:ascii="Arial" w:hAnsi="Arial" w:eastAsia="宋体"/>
       <w:sz w:val="32"/>
     </w:rPr>
   </w:style>
-  <w:style w:type="table" w:customStyle="1" w:styleId="TableNormal1">
+  <w:style w:type="table" w:customStyle="1" w:styleId="39">
     <w:name w:val="Table Normal_1"/>
     <w:semiHidden/>
     <w:unhideWhenUsed/>
     <w:qFormat/>
+    <w:uiPriority w:val="0"/>
     <w:tblPr>
       <w:tblCellMar>
         <w:top w:w="0" w:type="dxa"/>
@@ -6463,10 +6622,11 @@
       </w:tblCellMar>
     </w:tblPr>
   </w:style>
-  <w:style w:type="paragraph" w:customStyle="1" w:styleId="a3">
+  <w:style w:type="paragraph" w:customStyle="1" w:styleId="40">
     <w:name w:val="柴_正文_无缩进"/>
-    <w:basedOn w:val="Normal"/>
+    <w:basedOn w:val="1"/>
     <w:qFormat/>
+    <w:uiPriority w:val="0"/>
     <w:pPr>
       <w:ind w:firstLine="0" w:firstLineChars="0"/>
     </w:pPr>
@@ -6476,29 +6636,31 @@
       <w:lang w:eastAsia="zh-CN"/>
     </w:rPr>
   </w:style>
-  <w:style w:type="paragraph" w:customStyle="1" w:styleId="4">
+  <w:style w:type="paragraph" w:customStyle="1" w:styleId="41">
     <w:name w:val="柴_标题4"/>
-    <w:basedOn w:val="Heading4"/>
-    <w:next w:val="Normal"/>
+    <w:basedOn w:val="5"/>
+    <w:next w:val="1"/>
     <w:qFormat/>
+    <w:uiPriority w:val="0"/>
     <w:pPr>
       <w:widowControl w:val="0"/>
       <w:spacing w:before="160" w:line="360" w:lineRule="auto"/>
-      <w:ind w:left="981" w:hanging="862" w:leftChars="300"/>
+      <w:ind w:left="981" w:leftChars="300" w:hanging="862"/>
     </w:pPr>
     <w:rPr>
-      <w:rFonts w:ascii="Calibri" w:eastAsia="宋体" w:hAnsi="Calibri" w:cs="宋体" w:hint="eastAsia"/>
+      <w:rFonts w:hint="eastAsia" w:ascii="Calibri" w:hAnsi="Calibri" w:eastAsia="宋体" w:cs="宋体"/>
       <w:sz w:val="24"/>
       <w:szCs w:val="24"/>
       <w:lang w:eastAsia="zh-CN" w:bidi="zh-CN"/>
     </w:rPr>
   </w:style>
-  <w:style w:type="character" w:customStyle="1" w:styleId="Char">
+  <w:style w:type="character" w:customStyle="1" w:styleId="42">
     <w:name w:val="柴_正文 Char"/>
-    <w:link w:val="a1"/>
+    <w:link w:val="29"/>
     <w:qFormat/>
+    <w:uiPriority w:val="0"/>
     <w:rPr>
-      <w:rFonts w:ascii="Arial" w:eastAsia="宋体" w:hAnsi="Arial"/>
+      <w:rFonts w:ascii="Arial" w:hAnsi="Arial" w:eastAsia="宋体"/>
       <w:sz w:val="24"/>
       <w:lang w:eastAsia="zh-CN"/>
     </w:rPr>
